--- a/template.docx
+++ b/template.docx
@@ -1,34 +1,34 @@
 
 <file path=word/document.xml><?xml version="1.0" encoding="utf-8"?>
-<w:document xmlns:mc="http://schemas.openxmlformats.org/markup-compatibility/2006" xmlns:ve="http://schemas.openxmlformats.org/markup-compatibility/2006" xmlns:o="urn:schemas-microsoft-com:office:office" xmlns:r="http://schemas.openxmlformats.org/officeDocument/2006/relationships" xmlns:m="http://schemas.openxmlformats.org/officeDocument/2006/math" xmlns:v="urn:schemas-microsoft-com:vml" xmlns:wp="http://schemas.openxmlformats.org/drawingml/2006/wordprocessingDrawing" xmlns:w10="urn:schemas-microsoft-com:office:word" xmlns:w="http://schemas.openxmlformats.org/wordprocessingml/2006/main" xmlns:wne="http://schemas.microsoft.com/office/word/2006/wordml" xmlns:a="http://schemas.openxmlformats.org/drawingml/2006/main" xmlns:pic="http://schemas.openxmlformats.org/drawingml/2006/picture" xmlns:wpg="http://schemas.microsoft.com/office/word/2010/wordprocessingGroup" xmlns:wps="http://schemas.microsoft.com/office/word/2010/wordprocessingShape" xmlns:w14="http://schemas.microsoft.com/office/word/2010/wordml" mc:Ignorable="w14" xml:space="preserve">
+<w:document xmlns:wpc="http://schemas.microsoft.com/office/word/2010/wordprocessingCanvas" xmlns:cx="http://schemas.microsoft.com/office/drawing/2014/chartex" xmlns:cx1="http://schemas.microsoft.com/office/drawing/2015/9/8/chartex" xmlns:cx2="http://schemas.microsoft.com/office/drawing/2015/10/21/chartex" xmlns:cx3="http://schemas.microsoft.com/office/drawing/2016/5/9/chartex" xmlns:cx4="http://schemas.microsoft.com/office/drawing/2016/5/10/chartex" xmlns:cx5="http://schemas.microsoft.com/office/drawing/2016/5/11/chartex" xmlns:cx6="http://schemas.microsoft.com/office/drawing/2016/5/12/chartex" xmlns:cx7="http://schemas.microsoft.com/office/drawing/2016/5/13/chartex" xmlns:cx8="http://schemas.microsoft.com/office/drawing/2016/5/14/chartex" xmlns:mc="http://schemas.openxmlformats.org/markup-compatibility/2006" xmlns:m="http://schemas.openxmlformats.org/officeDocument/2006/math" xmlns:aink="http://schemas.microsoft.com/office/drawing/2016/ink" xmlns:am3d="http://schemas.microsoft.com/office/drawing/2017/model3d" xmlns:oel="http://schemas.microsoft.com/office/2019/extlst" xmlns:r="http://schemas.openxmlformats.org/officeDocument/2006/relationships" xmlns:wp14="http://schemas.microsoft.com/office/word/2010/wordprocessingDrawing" xmlns:wp="http://schemas.openxmlformats.org/drawingml/2006/wordprocessingDrawing" xmlns:wpg="http://schemas.microsoft.com/office/word/2010/wordprocessingGroup" xmlns:wpi="http://schemas.microsoft.com/office/word/2010/wordprocessingInk" xmlns:wps="http://schemas.microsoft.com/office/word/2010/wordprocessingShape" xmlns:o="urn:schemas-microsoft-com:office:office" xmlns:v="urn:schemas-microsoft-com:vml" xmlns:w10="urn:schemas-microsoft-com:office:word" xmlns:w="http://schemas.openxmlformats.org/wordprocessingml/2006/main" xmlns:w14="http://schemas.microsoft.com/office/word/2010/wordml" xmlns:w15="http://schemas.microsoft.com/office/word/2012/wordml" xmlns:w16cex="http://schemas.microsoft.com/office/word/2018/wordml/cex" xmlns:w16cid="http://schemas.microsoft.com/office/word/2016/wordml/cid" xmlns:w16="http://schemas.microsoft.com/office/word/2018/wordml" xmlns:w16sdtdh="http://schemas.microsoft.com/office/word/2020/wordml/sdtdatahash" xmlns:w16sdtfl="http://schemas.microsoft.com/office/word/2024/wordml/sdtformatlock" xmlns:w16se="http://schemas.microsoft.com/office/word/2015/wordml/symex" xmlns:w16du="http://schemas.microsoft.com/office/word/2023/wordml/word16du" xmlns:wne="http://schemas.microsoft.com/office/word/2006/wordml" mc:Ignorable="w14 w15 w16se w16cid w16 w16cex w16sdtdh w16sdtfl w16du wp14">
   <w:body>
     <w:p>
       <w:pPr>
         <w:tabs>
-          <w:tab w:pos="8606" w:val="left" w:leader="none"/>
+          <w:tab w:val="left" w:pos="8606"/>
         </w:tabs>
-        <w:spacing w:line="240" w:lineRule="auto"/>
-        <w:ind w:left="612" w:right="0" w:firstLine="0"/>
+        <w:ind w:left="612"/>
         <w:rPr>
           <w:sz w:val="20"/>
         </w:rPr>
       </w:pPr>
       <w:r>
         <w:rPr>
+          <w:noProof/>
           <w:position w:val="2"/>
           <w:sz w:val="20"/>
         </w:rPr>
         <w:drawing>
-          <wp:inline distT="0" distB="0" distL="0" distR="0">
+          <wp:inline distT="0" distB="0" distL="0" distR="0" wp14:anchorId="4BC28118" wp14:editId="7FDF63C9">
             <wp:extent cx="830322" cy="465867"/>
             <wp:effectExtent l="0" t="0" r="0" b="0"/>
             <wp:docPr id="1" name="Image 1"/>
             <wp:cNvGraphicFramePr>
-              <a:graphicFrameLocks/>
+              <a:graphicFrameLocks xmlns:a="http://schemas.openxmlformats.org/drawingml/2006/main"/>
             </wp:cNvGraphicFramePr>
-            <a:graphic>
+            <a:graphic xmlns:a="http://schemas.openxmlformats.org/drawingml/2006/main">
               <a:graphicData uri="http://schemas.openxmlformats.org/drawingml/2006/picture">
-                <pic:pic>
+                <pic:pic xmlns:pic="http://schemas.openxmlformats.org/drawingml/2006/picture">
                   <pic:nvPicPr>
                     <pic:cNvPr id="1" name="Image 1"/>
                     <pic:cNvPicPr/>
@@ -59,29 +59,24 @@
           <w:position w:val="2"/>
           <w:sz w:val="20"/>
         </w:rPr>
-      </w:r>
-      <w:r>
-        <w:rPr>
-          <w:position w:val="2"/>
+        <w:tab/>
+      </w:r>
+      <w:r>
+        <w:rPr>
+          <w:noProof/>
           <w:sz w:val="20"/>
         </w:rPr>
-        <w:tab/>
-      </w:r>
-      <w:r>
-        <w:rPr>
-          <w:sz w:val="20"/>
-        </w:rPr>
         <w:drawing>
-          <wp:inline distT="0" distB="0" distL="0" distR="0">
+          <wp:inline distT="0" distB="0" distL="0" distR="0" wp14:anchorId="38040FB4" wp14:editId="0EDB45A2">
             <wp:extent cx="1012001" cy="475488"/>
             <wp:effectExtent l="0" t="0" r="0" b="0"/>
             <wp:docPr id="2" name="Image 2"/>
             <wp:cNvGraphicFramePr>
-              <a:graphicFrameLocks/>
+              <a:graphicFrameLocks xmlns:a="http://schemas.openxmlformats.org/drawingml/2006/main"/>
             </wp:cNvGraphicFramePr>
-            <a:graphic>
+            <a:graphic xmlns:a="http://schemas.openxmlformats.org/drawingml/2006/main">
               <a:graphicData uri="http://schemas.openxmlformats.org/drawingml/2006/picture">
-                <pic:pic>
+                <pic:pic xmlns:pic="http://schemas.openxmlformats.org/drawingml/2006/picture">
                   <pic:nvPicPr>
                     <pic:cNvPr id="2" name="Image 2"/>
                     <pic:cNvPicPr/>
@@ -107,355 +102,39 @@
           </wp:inline>
         </w:drawing>
       </w:r>
-      <w:r>
-        <w:rPr>
-          <w:sz w:val="20"/>
-        </w:rPr>
-      </w:r>
     </w:p>
     <w:p>
       <w:pPr>
-        <w:spacing w:line="240" w:lineRule="auto" w:before="82"/>
-        <w:rPr>
-          <w:sz w:val="20"/>
-        </w:rPr>
+        <w:spacing w:after="40"/>
+        <w:jc w:val="center"/>
       </w:pPr>
       <w:r>
         <w:rPr>
-          <w:sz w:val="20"/>
-        </w:rPr>
-        <mc:AlternateContent>
-          <mc:Choice Requires="wps">
-            <w:drawing>
-              <wp:anchor distT="0" distB="0" distL="0" distR="0" allowOverlap="1" layoutInCell="1" locked="0" behindDoc="1" simplePos="0" relativeHeight="487587840">
-                <wp:simplePos x="0" y="0"/>
-                <wp:positionH relativeFrom="page">
-                  <wp:posOffset>354965</wp:posOffset>
-                </wp:positionH>
-                <wp:positionV relativeFrom="paragraph">
-                  <wp:posOffset>213486</wp:posOffset>
-                </wp:positionV>
-                <wp:extent cx="6840220" cy="655320"/>
-                <wp:effectExtent l="0" t="0" r="0" b="0"/>
-                <wp:wrapTopAndBottom/>
-                <wp:docPr id="3" name="Group 3"/>
-                <wp:cNvGraphicFramePr>
-                  <a:graphicFrameLocks/>
-                </wp:cNvGraphicFramePr>
-                <a:graphic>
-                  <a:graphicData uri="http://schemas.microsoft.com/office/word/2010/wordprocessingGroup">
-                    <wpg:wgp>
-                      <wpg:cNvPr id="3" name="Group 3"/>
-                      <wpg:cNvGrpSpPr/>
-                      <wpg:grpSpPr>
-                        <a:xfrm>
-                          <a:off x="0" y="0"/>
-                          <a:ext cx="6840220" cy="655320"/>
-                          <a:chExt cx="6840220" cy="655320"/>
-                        </a:xfrm>
-                      </wpg:grpSpPr>
-                      <wps:wsp>
-                        <wps:cNvPr id="4" name="Graphic 4"/>
-                        <wps:cNvSpPr/>
-                        <wps:spPr>
-                          <a:xfrm>
-                            <a:off x="0" y="0"/>
-                            <a:ext cx="6840220" cy="655320"/>
-                          </a:xfrm>
-                          <a:custGeom>
-                            <a:avLst/>
-                            <a:gdLst/>
-                            <a:ahLst/>
-                            <a:cxnLst/>
-                            <a:rect l="l" t="t" r="r" b="b"/>
-                            <a:pathLst>
-                              <a:path w="6840220" h="655320">
-                                <a:moveTo>
-                                  <a:pt x="6802119" y="0"/>
-                                </a:moveTo>
-                                <a:lnTo>
-                                  <a:pt x="38100" y="0"/>
-                                </a:lnTo>
-                                <a:lnTo>
-                                  <a:pt x="2539" y="24129"/>
-                                </a:lnTo>
-                                <a:lnTo>
-                                  <a:pt x="0" y="38100"/>
-                                </a:lnTo>
-                                <a:lnTo>
-                                  <a:pt x="0" y="617220"/>
-                                </a:lnTo>
-                                <a:lnTo>
-                                  <a:pt x="24130" y="652779"/>
-                                </a:lnTo>
-                                <a:lnTo>
-                                  <a:pt x="38100" y="655320"/>
-                                </a:lnTo>
-                                <a:lnTo>
-                                  <a:pt x="6805294" y="655320"/>
-                                </a:lnTo>
-                                <a:lnTo>
-                                  <a:pt x="6819264" y="651509"/>
-                                </a:lnTo>
-                                <a:lnTo>
-                                  <a:pt x="6830059" y="643254"/>
-                                </a:lnTo>
-                                <a:lnTo>
-                                  <a:pt x="6837044" y="631190"/>
-                                </a:lnTo>
-                                <a:lnTo>
-                                  <a:pt x="6840219" y="617220"/>
-                                </a:lnTo>
-                                <a:lnTo>
-                                  <a:pt x="6840219" y="38100"/>
-                                </a:lnTo>
-                                <a:lnTo>
-                                  <a:pt x="6816089" y="3175"/>
-                                </a:lnTo>
-                                <a:lnTo>
-                                  <a:pt x="6802119" y="0"/>
-                                </a:lnTo>
-                                <a:close/>
-                              </a:path>
-                            </a:pathLst>
-                          </a:custGeom>
-                          <a:solidFill>
-                            <a:srgbClr val="E3E6EB"/>
-                          </a:solidFill>
-                        </wps:spPr>
-                        <wps:bodyPr wrap="square" lIns="0" tIns="0" rIns="0" bIns="0" rtlCol="0">
-                          <a:prstTxWarp prst="textNoShape">
-                            <a:avLst/>
-                          </a:prstTxWarp>
-                          <a:noAutofit/>
-                        </wps:bodyPr>
-                      </wps:wsp>
-                      <wps:wsp>
-                        <wps:cNvPr id="5" name="Textbox 5"/>
-                        <wps:cNvSpPr txBox="1"/>
-                        <wps:spPr>
-                          <a:xfrm>
-                            <a:off x="0" y="0"/>
-                            <a:ext cx="6840220" cy="655320"/>
-                          </a:xfrm>
-                          <a:prstGeom prst="rect">
-                            <a:avLst/>
-                          </a:prstGeom>
-                        </wps:spPr>
-                        <wps:txbx>
-                          <w:txbxContent>
-                            <w:p>
-                              <w:pPr>
-                                <w:spacing w:before="101"/>
-                                <w:ind w:left="3571" w:right="3612" w:firstLine="0"/>
-                                <w:jc w:val="center"/>
-                                <w:rPr>
-                                  <w:b/>
-                                  <w:sz w:val="27"/>
-                                </w:rPr>
-                              </w:pPr>
-                              <w:r>
-                                <w:rPr>
-                                  <w:b/>
-                                  <w:color w:val="364150"/>
-                                  <w:w w:val="105"/>
-                                  <w:sz w:val="27"/>
-                                </w:rPr>
-                                <w:t>SITE</w:t>
-                              </w:r>
-                              <w:r>
-                                <w:rPr>
-                                  <w:b/>
-                                  <w:color w:val="364150"/>
-                                  <w:spacing w:val="51"/>
-                                  <w:w w:val="105"/>
-                                  <w:sz w:val="27"/>
-                                </w:rPr>
-                                <w:t> </w:t>
-                              </w:r>
-                              <w:r>
-                                <w:rPr>
-                                  <w:b/>
-                                  <w:color w:val="364150"/>
-                                  <w:w w:val="105"/>
-                                  <w:sz w:val="27"/>
-                                </w:rPr>
-                                <w:t>VISIT</w:t>
-                              </w:r>
-                              <w:r>
-                                <w:rPr>
-                                  <w:b/>
-                                  <w:color w:val="364150"/>
-                                  <w:spacing w:val="50"/>
-                                  <w:w w:val="105"/>
-                                  <w:sz w:val="27"/>
-                                </w:rPr>
-                                <w:t> </w:t>
-                              </w:r>
-                              <w:r>
-                                <w:rPr>
-                                  <w:b/>
-                                  <w:color w:val="364150"/>
-                                  <w:spacing w:val="-2"/>
-                                  <w:w w:val="105"/>
-                                  <w:sz w:val="27"/>
-                                </w:rPr>
-                                <w:t>SHEET</w:t>
-                              </w:r>
-                            </w:p>
-                            <w:p>
-                              <w:pPr>
-                                <w:spacing w:line="218" w:lineRule="auto" w:before="128"/>
-                                <w:ind w:left="3571" w:right="3533" w:firstLine="0"/>
-                                <w:jc w:val="center"/>
-                                <w:rPr>
-                                  <w:sz w:val="21"/>
-                                </w:rPr>
-                              </w:pPr>
-                              <w:r>
-                                <w:rPr>
-                                  <w:color w:val="6B7180"/>
-                                  <w:w w:val="115"/>
-                                  <w:sz w:val="21"/>
-                                </w:rPr>
-                                <w:t>Elevator Assessment &amp; RF / LTE </w:t>
-                              </w:r>
-                              <w:r>
-                                <w:rPr>
-                                  <w:color w:val="6B7180"/>
-                                  <w:spacing w:val="-4"/>
-                                  <w:w w:val="115"/>
-                                  <w:sz w:val="21"/>
-                                </w:rPr>
-                                <w:t>Scan</w:t>
-                              </w:r>
-                            </w:p>
-                          </w:txbxContent>
-                        </wps:txbx>
-                        <wps:bodyPr wrap="square" lIns="0" tIns="0" rIns="0" bIns="0" rtlCol="0">
-                          <a:noAutofit/>
-                        </wps:bodyPr>
-                      </wps:wsp>
-                    </wpg:wgp>
-                  </a:graphicData>
-                </a:graphic>
-              </wp:anchor>
-            </w:drawing>
-          </mc:Choice>
-          <mc:Fallback>
-            <w:pict>
-              <v:group style="position:absolute;margin-left:27.950001pt;margin-top:16.809999pt;width:538.6pt;height:51.6pt;mso-position-horizontal-relative:page;mso-position-vertical-relative:paragraph;z-index:-15728640;mso-wrap-distance-left:0;mso-wrap-distance-right:0" id="docshapegroup1" coordorigin="559,336" coordsize="10772,1032">
-                <v:shape style="position:absolute;left:559;top:336;width:10772;height:1032" id="docshape2" coordorigin="559,336" coordsize="10772,1032" path="m11271,336l619,336,563,374,559,396,559,1308,597,1364,619,1368,11276,1368,11298,1362,11315,1349,11326,1330,11331,1308,11331,396,11293,341,11271,336xe" filled="true" fillcolor="#e3e6eb" stroked="false">
-                  <v:path arrowok="t"/>
-                  <v:fill type="solid"/>
-                </v:shape>
-                <v:shapetype id="_x0000_t202" o:spt="202" coordsize="21600,21600" path="m,l,21600r21600,l21600,xe">
-                  <v:stroke joinstyle="miter"/>
-                  <v:path gradientshapeok="t" o:connecttype="rect"/>
-                </v:shapetype>
-                <v:shape style="position:absolute;left:559;top:336;width:10772;height:1032" type="#_x0000_t202" id="docshape3" filled="false" stroked="false">
-                  <v:textbox inset="0,0,0,0">
-                    <w:txbxContent>
-                      <w:p>
-                        <w:pPr>
-                          <w:spacing w:before="101"/>
-                          <w:ind w:left="3571" w:right="3612" w:firstLine="0"/>
-                          <w:jc w:val="center"/>
-                          <w:rPr>
-                            <w:b/>
-                            <w:sz w:val="27"/>
-                          </w:rPr>
-                        </w:pPr>
-                        <w:r>
-                          <w:rPr>
-                            <w:b/>
-                            <w:color w:val="364150"/>
-                            <w:w w:val="105"/>
-                            <w:sz w:val="27"/>
-                          </w:rPr>
-                          <w:t>SITE</w:t>
-                        </w:r>
-                        <w:r>
-                          <w:rPr>
-                            <w:b/>
-                            <w:color w:val="364150"/>
-                            <w:spacing w:val="51"/>
-                            <w:w w:val="105"/>
-                            <w:sz w:val="27"/>
-                          </w:rPr>
-                          <w:t> </w:t>
-                        </w:r>
-                        <w:r>
-                          <w:rPr>
-                            <w:b/>
-                            <w:color w:val="364150"/>
-                            <w:w w:val="105"/>
-                            <w:sz w:val="27"/>
-                          </w:rPr>
-                          <w:t>VISIT</w:t>
-                        </w:r>
-                        <w:r>
-                          <w:rPr>
-                            <w:b/>
-                            <w:color w:val="364150"/>
-                            <w:spacing w:val="50"/>
-                            <w:w w:val="105"/>
-                            <w:sz w:val="27"/>
-                          </w:rPr>
-                          <w:t> </w:t>
-                        </w:r>
-                        <w:r>
-                          <w:rPr>
-                            <w:b/>
-                            <w:color w:val="364150"/>
-                            <w:spacing w:val="-2"/>
-                            <w:w w:val="105"/>
-                            <w:sz w:val="27"/>
-                          </w:rPr>
-                          <w:t>SHEET</w:t>
-                        </w:r>
-                      </w:p>
-                      <w:p>
-                        <w:pPr>
-                          <w:spacing w:line="218" w:lineRule="auto" w:before="128"/>
-                          <w:ind w:left="3571" w:right="3533" w:firstLine="0"/>
-                          <w:jc w:val="center"/>
-                          <w:rPr>
-                            <w:sz w:val="21"/>
-                          </w:rPr>
-                        </w:pPr>
-                        <w:r>
-                          <w:rPr>
-                            <w:color w:val="6B7180"/>
-                            <w:w w:val="115"/>
-                            <w:sz w:val="21"/>
-                          </w:rPr>
-                          <w:t>Elevator Assessment &amp; RF / LTE </w:t>
-                        </w:r>
-                        <w:r>
-                          <w:rPr>
-                            <w:color w:val="6B7180"/>
-                            <w:spacing w:val="-4"/>
-                            <w:w w:val="115"/>
-                            <w:sz w:val="21"/>
-                          </w:rPr>
-                          <w:t>Scan</w:t>
-                        </w:r>
-                      </w:p>
-                    </w:txbxContent>
-                  </v:textbox>
-                  <w10:wrap type="none"/>
-                </v:shape>
-                <w10:wrap type="topAndBottom"/>
-              </v:group>
-            </w:pict>
-          </mc:Fallback>
-        </mc:AlternateContent>
+          <w:b/>
+          <w:sz w:val="36"/>
+        </w:rPr>
+        <w:t>SITE VISIT SHEET</w:t>
       </w:r>
     </w:p>
     <w:p>
       <w:pPr>
-        <w:spacing w:line="240" w:lineRule="auto" w:before="3" w:after="1"/>
+        <w:jc w:val="center"/>
+      </w:pPr>
+      <w:r>
+        <w:t>Elevator Assessment &amp; LTE / RF Scan</w:t>
+      </w:r>
+    </w:p>
+    <w:p>
+      <w:pPr>
+        <w:spacing w:before="82"/>
+        <w:rPr>
+          <w:sz w:val="20"/>
+        </w:rPr>
+      </w:pPr>
+    </w:p>
+    <w:p>
+      <w:pPr>
+        <w:spacing w:before="3" w:after="1"/>
         <w:rPr>
           <w:sz w:val="20"/>
         </w:rPr>
@@ -464,7 +143,6 @@
     <w:tbl>
       <w:tblPr>
         <w:tblW w:w="0" w:type="auto"/>
-        <w:jc w:val="left"/>
         <w:tblInd w:w="151" w:type="dxa"/>
         <w:tblBorders>
           <w:top w:val="single" w:sz="6" w:space="0" w:color="D1D3DB"/>
@@ -476,12 +154,10 @@
         </w:tblBorders>
         <w:tblLayout w:type="fixed"/>
         <w:tblCellMar>
-          <w:top w:w="0" w:type="dxa"/>
           <w:left w:w="0" w:type="dxa"/>
-          <w:bottom w:w="0" w:type="dxa"/>
           <w:right w:w="0" w:type="dxa"/>
         </w:tblCellMar>
-        <w:tblLook w:val="01E0"/>
+        <w:tblLook w:val="01E0" w:firstRow="1" w:lastRow="1" w:firstColumn="1" w:lastColumn="1" w:noHBand="0" w:noVBand="0"/>
       </w:tblPr>
       <w:tblGrid>
         <w:gridCol w:w="2364"/>
@@ -491,7 +167,7 @@
       </w:tblGrid>
       <w:tr>
         <w:trPr>
-          <w:trHeight w:val="309" w:hRule="atLeast"/>
+          <w:trHeight w:val="309"/>
         </w:trPr>
         <w:tc>
           <w:tcPr>
@@ -523,7 +199,7 @@
                 <w:w w:val="135"/>
                 <w:sz w:val="18"/>
               </w:rPr>
-              <w:t> </w:t>
+              <w:t xml:space="preserve"> </w:t>
             </w:r>
             <w:r>
               <w:rPr>
@@ -566,7 +242,7 @@
                 <w:w w:val="130"/>
                 <w:sz w:val="18"/>
               </w:rPr>
-              <w:t> </w:t>
+              <w:t xml:space="preserve"> </w:t>
             </w:r>
             <w:r>
               <w:rPr>
@@ -634,7 +310,7 @@
       </w:tr>
       <w:tr>
         <w:trPr>
-          <w:trHeight w:val="309" w:hRule="atLeast"/>
+          <w:trHeight w:val="309"/>
         </w:trPr>
         <w:tc>
           <w:tcPr>
@@ -649,7 +325,32 @@
               </w:rPr>
             </w:pPr>
             <w:r>
+              <w:rPr>
+                <w:sz w:val="20"/>
+              </w:rPr>
               <w:t>{doc_ref}</w:t>
+            </w:r>
+            <w:proofErr w:type="spellStart"/>
+            <w:r>
+              <w:rPr>
+                <w:b/>
+                <w:w w:val="135"/>
+                <w:sz w:val="18"/>
+              </w:rPr>
+            </w:r>
+            <w:r>
+              <w:rPr>
+                <w:b/>
+                <w:spacing w:val="-5"/>
+                <w:w w:val="135"/>
+                <w:sz w:val="18"/>
+              </w:rPr>
+            </w:r>
+            <w:proofErr w:type="spellEnd"/>
+            <w:r>
+              <w:rPr>
+                <w:sz w:val="20"/>
+              </w:rPr>
             </w:r>
           </w:p>
         </w:tc>
@@ -674,6 +375,30 @@
               </w:rPr>
               <w:t>{prepared_by}</w:t>
             </w:r>
+            <w:proofErr w:type="spellStart"/>
+            <w:r>
+              <w:rPr>
+                <w:b/>
+                <w:w w:val="130"/>
+                <w:sz w:val="18"/>
+              </w:rPr>
+            </w:r>
+            <w:r>
+              <w:rPr>
+                <w:b/>
+                <w:spacing w:val="-7"/>
+                <w:w w:val="130"/>
+                <w:sz w:val="18"/>
+              </w:rPr>
+            </w:r>
+            <w:proofErr w:type="spellEnd"/>
+            <w:r>
+              <w:rPr>
+                <w:color w:val="1F2836"/>
+                <w:spacing w:val="-2"/>
+                <w:sz w:val="18"/>
+              </w:rPr>
+            </w:r>
           </w:p>
         </w:tc>
         <w:tc>
@@ -696,13 +421,6 @@
               </w:rPr>
               <w:t>{date}</w:t>
             </w:r>
-            <w:r>
-              <w:rPr>
-                <w:color w:val="1F2836"/>
-                <w:spacing w:val="-4"/>
-                <w:sz w:val="18"/>
-              </w:rPr>
-            </w:r>
           </w:p>
         </w:tc>
         <w:tc>
@@ -718,6 +436,9 @@
               </w:rPr>
             </w:pPr>
             <w:r>
+              <w:rPr>
+                <w:sz w:val="20"/>
+              </w:rPr>
               <w:t>{version}</w:t>
             </w:r>
           </w:p>
@@ -726,7 +447,7 @@
     </w:tbl>
     <w:p>
       <w:pPr>
-        <w:spacing w:line="240" w:lineRule="auto" w:before="1" w:after="1"/>
+        <w:spacing w:before="1" w:after="1"/>
         <w:rPr>
           <w:sz w:val="9"/>
         </w:rPr>
@@ -735,7 +456,6 @@
     <w:tbl>
       <w:tblPr>
         <w:tblW w:w="0" w:type="auto"/>
-        <w:jc w:val="left"/>
         <w:tblInd w:w="151" w:type="dxa"/>
         <w:tblBorders>
           <w:top w:val="single" w:sz="6" w:space="0" w:color="D1D3DB"/>
@@ -747,12 +467,10 @@
         </w:tblBorders>
         <w:tblLayout w:type="fixed"/>
         <w:tblCellMar>
-          <w:top w:w="0" w:type="dxa"/>
           <w:left w:w="0" w:type="dxa"/>
-          <w:bottom w:w="0" w:type="dxa"/>
           <w:right w:w="0" w:type="dxa"/>
         </w:tblCellMar>
-        <w:tblLook w:val="01E0"/>
+        <w:tblLook w:val="01E0" w:firstRow="1" w:lastRow="1" w:firstColumn="1" w:lastColumn="1" w:noHBand="0" w:noVBand="0"/>
       </w:tblPr>
       <w:tblGrid>
         <w:gridCol w:w="2364"/>
@@ -760,7 +478,7 @@
       </w:tblGrid>
       <w:tr>
         <w:trPr>
-          <w:trHeight w:val="308" w:hRule="atLeast"/>
+          <w:trHeight w:val="308"/>
         </w:trPr>
         <w:tc>
           <w:tcPr>
@@ -792,24 +510,7 @@
                 <w:w w:val="130"/>
                 <w:sz w:val="18"/>
               </w:rPr>
-              <w:t> </w:t>
-            </w:r>
-            <w:r>
-              <w:rPr>
-                <w:b/>
-                <w:w w:val="130"/>
-                <w:sz w:val="18"/>
-              </w:rPr>
-              <w:t>/</w:t>
-            </w:r>
-            <w:r>
-              <w:rPr>
-                <w:b/>
-                <w:spacing w:val="12"/>
-                <w:w w:val="130"/>
-                <w:sz w:val="18"/>
-              </w:rPr>
-              <w:t> </w:t>
+              <w:t xml:space="preserve"> </w:t>
             </w:r>
             <w:r>
               <w:rPr>
@@ -842,17 +543,26 @@
               </w:rPr>
               <w:t>{project}</w:t>
             </w:r>
+            <w:proofErr w:type="spellStart"/>
+            <w:r>
+              <w:rPr>
+                <w:b/>
+                <w:w w:val="130"/>
+                <w:sz w:val="18"/>
+              </w:rPr>
+            </w:r>
+            <w:r>
+              <w:rPr>
+                <w:b/>
+                <w:spacing w:val="-2"/>
+                <w:w w:val="130"/>
+                <w:sz w:val="18"/>
+              </w:rPr>
+            </w:r>
+            <w:proofErr w:type="spellEnd"/>
             <w:r>
               <w:rPr>
                 <w:color w:val="1F2836"/>
-                <w:spacing w:val="4"/>
-                <w:sz w:val="18"/>
-              </w:rPr>
-            </w:r>
-            <w:r>
-              <w:rPr>
-                <w:color w:val="1F2836"/>
-                <w:spacing w:val="-2"/>
                 <w:sz w:val="18"/>
               </w:rPr>
             </w:r>
@@ -861,7 +571,7 @@
       </w:tr>
       <w:tr>
         <w:trPr>
-          <w:trHeight w:val="308" w:hRule="atLeast"/>
+          <w:trHeight w:val="308"/>
         </w:trPr>
         <w:tc>
           <w:tcPr>
@@ -893,7 +603,7 @@
                 <w:w w:val="135"/>
                 <w:sz w:val="18"/>
               </w:rPr>
-              <w:t> </w:t>
+              <w:t xml:space="preserve"> </w:t>
             </w:r>
             <w:r>
               <w:rPr>
@@ -928,14 +638,16 @@
               </w:rPr>
               <w:t>{site_name}</w:t>
             </w:r>
+            <w:proofErr w:type="spellStart"/>
             <w:r>
               <w:rPr>
                 <w:color w:val="1F2836"/>
-                <w:spacing w:val="21"/>
+                <w:spacing w:val="-2"/>
                 <w:w w:val="110"/>
                 <w:sz w:val="18"/>
               </w:rPr>
             </w:r>
+            <w:proofErr w:type="spellEnd"/>
             <w:r>
               <w:rPr>
                 <w:color w:val="1F2836"/>
@@ -949,7 +661,7 @@
       </w:tr>
       <w:tr>
         <w:trPr>
-          <w:trHeight w:val="309" w:hRule="atLeast"/>
+          <w:trHeight w:val="309"/>
         </w:trPr>
         <w:tc>
           <w:tcPr>
@@ -1003,7 +715,7 @@
       </w:tr>
       <w:tr>
         <w:trPr>
-          <w:trHeight w:val="309" w:hRule="atLeast"/>
+          <w:trHeight w:val="309"/>
         </w:trPr>
         <w:tc>
           <w:tcPr>
@@ -1036,7 +748,7 @@
                 <w:w w:val="130"/>
                 <w:sz w:val="18"/>
               </w:rPr>
-              <w:t> </w:t>
+              <w:t xml:space="preserve"> </w:t>
             </w:r>
             <w:r>
               <w:rPr>
@@ -1070,14 +782,7 @@
               </w:rPr>
               <w:t>{address}</w:t>
             </w:r>
-            <w:r>
-              <w:rPr>
-                <w:color w:val="1F2836"/>
-                <w:spacing w:val="24"/>
-                <w:w w:val="120"/>
-                <w:sz w:val="18"/>
-              </w:rPr>
-            </w:r>
+            <w:proofErr w:type="spellStart"/>
             <w:r>
               <w:rPr>
                 <w:color w:val="1F2836"/>
@@ -1085,14 +790,7 @@
                 <w:sz w:val="18"/>
               </w:rPr>
             </w:r>
-            <w:r>
-              <w:rPr>
-                <w:color w:val="1F2836"/>
-                <w:spacing w:val="10"/>
-                <w:w w:val="120"/>
-                <w:sz w:val="18"/>
-              </w:rPr>
-            </w:r>
+            <w:proofErr w:type="spellEnd"/>
             <w:r>
               <w:rPr>
                 <w:color w:val="1F2836"/>
@@ -1100,28 +798,12 @@
                 <w:sz w:val="18"/>
               </w:rPr>
             </w:r>
-            <w:r>
-              <w:rPr>
-                <w:color w:val="1F2836"/>
-                <w:spacing w:val="14"/>
-                <w:w w:val="120"/>
-                <w:sz w:val="18"/>
-              </w:rPr>
-            </w:r>
-            <w:r>
-              <w:rPr>
-                <w:color w:val="1F2836"/>
-                <w:spacing w:val="-2"/>
-                <w:w w:val="120"/>
-                <w:sz w:val="18"/>
-              </w:rPr>
-            </w:r>
           </w:p>
         </w:tc>
       </w:tr>
       <w:tr>
         <w:trPr>
-          <w:trHeight w:val="294" w:hRule="atLeast"/>
+          <w:trHeight w:val="451"/>
         </w:trPr>
         <w:tc>
           <w:tcPr>
@@ -1131,7 +813,7 @@
           <w:p>
             <w:pPr>
               <w:pStyle w:val="TableParagraph"/>
-              <w:spacing w:line="193" w:lineRule="exact" w:before="82"/>
+              <w:spacing w:before="82" w:line="193" w:lineRule="exact"/>
               <w:ind w:left="95"/>
               <w:rPr>
                 <w:b/>
@@ -1153,7 +835,7 @@
                 <w:w w:val="130"/>
                 <w:sz w:val="18"/>
               </w:rPr>
-              <w:t> </w:t>
+              <w:t xml:space="preserve"> </w:t>
             </w:r>
             <w:r>
               <w:rPr>
@@ -1170,7 +852,7 @@
                 <w:w w:val="130"/>
                 <w:sz w:val="18"/>
               </w:rPr>
-              <w:t> </w:t>
+              <w:t xml:space="preserve"> </w:t>
             </w:r>
             <w:r>
               <w:rPr>
@@ -1179,24 +861,6 @@
                 <w:sz w:val="18"/>
               </w:rPr>
               <w:t>Pin</w:t>
-            </w:r>
-            <w:r>
-              <w:rPr>
-                <w:b/>
-                <w:spacing w:val="4"/>
-                <w:w w:val="130"/>
-                <w:sz w:val="18"/>
-              </w:rPr>
-              <w:t> </w:t>
-            </w:r>
-            <w:r>
-              <w:rPr>
-                <w:b/>
-                <w:spacing w:val="-10"/>
-                <w:w w:val="130"/>
-                <w:sz w:val="18"/>
-              </w:rPr>
-              <w:t>/</w:t>
             </w:r>
           </w:p>
         </w:tc>
@@ -1210,32 +874,27 @@
           <w:p>
             <w:pPr>
               <w:pStyle w:val="TableParagraph"/>
-              <w:spacing w:line="193" w:lineRule="exact" w:before="82"/>
+              <w:spacing w:before="82" w:line="193" w:lineRule="exact"/>
               <w:ind w:left="7"/>
               <w:rPr>
                 <w:sz w:val="18"/>
               </w:rPr>
             </w:pPr>
-            <w:hyperlink r:id="rId7">
-              <w:r>
-                <w:rPr>
-                  <w:color w:val="0000FF"/>
-                  <w:spacing w:val="-2"/>
-                  <w:sz w:val="18"/>
-                </w:rPr>
-                <w:t>https://maps.app.goo.gl/5B4bjdy4qXLkAKTa7</w:t>
-              </w:r>
-            </w:hyperlink>
             <w:r>
               <w:t>{maps_link}</w:t>
             </w:r>
+            <w:proofErr w:type="spellStart"/>
+            <w:r/>
+            <w:proofErr w:type="spellEnd"/>
+            <w:r/>
+            <w:hyperlink r:id="rId7"/>
           </w:p>
         </w:tc>
       </w:tr>
     </w:tbl>
     <w:p>
       <w:pPr>
-        <w:spacing w:line="240" w:lineRule="auto" w:before="27"/>
+        <w:spacing w:before="27"/>
         <w:rPr>
           <w:sz w:val="19"/>
         </w:rPr>
@@ -1249,18 +908,19 @@
           <w:numId w:val="1"/>
         </w:numPr>
         <w:tabs>
-          <w:tab w:pos="417" w:val="left" w:leader="none"/>
+          <w:tab w:val="left" w:pos="417"/>
         </w:tabs>
-        <w:spacing w:line="240" w:lineRule="auto" w:before="1" w:after="0"/>
-        <w:ind w:left="417" w:right="0" w:hanging="274"/>
-        <w:jc w:val="left"/>
+        <w:spacing w:before="1"/>
+        <w:ind w:left="417" w:hanging="274"/>
       </w:pPr>
       <w:r>
-        <w:rPr/>
+        <w:rPr>
+          <w:noProof/>
+        </w:rPr>
         <mc:AlternateContent>
           <mc:Choice Requires="wps">
             <w:drawing>
-              <wp:anchor distT="0" distB="0" distL="0" distR="0" allowOverlap="1" layoutInCell="1" locked="0" behindDoc="0" simplePos="0" relativeHeight="15729152">
+              <wp:anchor distT="0" distB="0" distL="0" distR="0" simplePos="0" relativeHeight="15729152" behindDoc="0" locked="0" layoutInCell="1" allowOverlap="1" wp14:anchorId="7B923121" wp14:editId="3273A6EA">
                 <wp:simplePos x="0" y="0"/>
                 <wp:positionH relativeFrom="page">
                   <wp:posOffset>360045</wp:posOffset>
@@ -1273,13 +933,14 @@
                 <wp:wrapNone/>
                 <wp:docPr id="6" name="Graphic 6"/>
                 <wp:cNvGraphicFramePr>
-                  <a:graphicFrameLocks/>
+                  <a:graphicFrameLocks xmlns:a="http://schemas.openxmlformats.org/drawingml/2006/main"/>
                 </wp:cNvGraphicFramePr>
-                <a:graphic>
+                <a:graphic xmlns:a="http://schemas.openxmlformats.org/drawingml/2006/main">
                   <a:graphicData uri="http://schemas.microsoft.com/office/word/2010/wordprocessingShape">
                     <wps:wsp>
-                      <wps:cNvPr id="6" name="Graphic 6"/>
-                      <wps:cNvSpPr/>
+                      <wps:cNvSpPr>
+                        <a:spLocks/>
+                      </wps:cNvSpPr>
                       <wps:spPr>
                         <a:xfrm>
                           <a:off x="0" y="0"/>
@@ -1292,7 +953,7 @@
                           <a:cxnLst/>
                           <a:rect l="l" t="t" r="r" b="b"/>
                           <a:pathLst>
-                            <a:path w="6840220" h="0">
+                            <a:path w="6840220">
                               <a:moveTo>
                                 <a:pt x="0" y="0"/>
                               </a:moveTo>
@@ -1323,10 +984,10 @@
           </mc:Choice>
           <mc:Fallback>
             <w:pict>
-              <v:line style="position:absolute;mso-position-horizontal-relative:page;mso-position-vertical-relative:paragraph;z-index:15729152" from="28.35pt,15.695923pt" to="566.950pt,15.695923pt" stroked="true" strokeweight=".85pt" strokecolor="#d1d3db">
-                <v:stroke dashstyle="solid"/>
-                <w10:wrap type="none"/>
-              </v:line>
+              <v:shape w14:anchorId="421111B2" id="Graphic 6" o:spid="_x0000_s1026" style="position:absolute;margin-left:28.35pt;margin-top:15.7pt;width:538.6pt;height:.1pt;z-index:15729152;visibility:visible;mso-wrap-style:square;mso-wrap-distance-left:0;mso-wrap-distance-top:0;mso-wrap-distance-right:0;mso-wrap-distance-bottom:0;mso-position-horizontal:absolute;mso-position-horizontal-relative:page;mso-position-vertical:absolute;mso-position-vertical-relative:text;v-text-anchor:top" coordsize="6840220,1270" o:gfxdata="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" path="m,l6840220,e" filled="f" strokecolor="#d1d3db" strokeweight=".85pt">
+                <v:path arrowok="t"/>
+                <w10:wrap anchorx="page"/>
+              </v:shape>
             </w:pict>
           </mc:Fallback>
         </mc:AlternateContent>
@@ -1344,7 +1005,7 @@
           <w:spacing w:val="30"/>
           <w:w w:val="130"/>
         </w:rPr>
-        <w:t> </w:t>
+        <w:t xml:space="preserve"> </w:t>
       </w:r>
       <w:r>
         <w:rPr>
@@ -1359,7 +1020,7 @@
           <w:spacing w:val="29"/>
           <w:w w:val="130"/>
         </w:rPr>
-        <w:t> </w:t>
+        <w:t xml:space="preserve"> </w:t>
       </w:r>
       <w:r>
         <w:rPr>
@@ -1372,7 +1033,7 @@
     </w:p>
     <w:p>
       <w:pPr>
-        <w:spacing w:line="240" w:lineRule="auto" w:before="78"/>
+        <w:spacing w:before="78"/>
         <w:rPr>
           <w:b/>
           <w:sz w:val="19"/>
@@ -1387,11 +1048,9 @@
           <w:numId w:val="1"/>
         </w:numPr>
         <w:tabs>
-          <w:tab w:pos="526" w:val="left" w:leader="none"/>
+          <w:tab w:val="left" w:pos="526"/>
         </w:tabs>
-        <w:spacing w:line="240" w:lineRule="auto" w:before="0" w:after="0"/>
-        <w:ind w:left="526" w:right="0" w:hanging="383"/>
-        <w:jc w:val="left"/>
+        <w:ind w:left="526" w:hanging="383"/>
         <w:rPr>
           <w:b/>
           <w:sz w:val="18"/>
@@ -1400,12 +1059,13 @@
       <w:r>
         <w:rPr>
           <w:b/>
+          <w:noProof/>
           <w:sz w:val="18"/>
         </w:rPr>
         <mc:AlternateContent>
           <mc:Choice Requires="wps">
             <w:drawing>
-              <wp:anchor distT="0" distB="0" distL="0" distR="0" allowOverlap="1" layoutInCell="1" locked="0" behindDoc="0" simplePos="0" relativeHeight="15729664">
+              <wp:anchor distT="0" distB="0" distL="0" distR="0" simplePos="0" relativeHeight="15729664" behindDoc="0" locked="0" layoutInCell="1" allowOverlap="1" wp14:anchorId="19D73674" wp14:editId="7050B2A4">
                 <wp:simplePos x="0" y="0"/>
                 <wp:positionH relativeFrom="page">
                   <wp:posOffset>360045</wp:posOffset>
@@ -1418,13 +1078,14 @@
                 <wp:wrapNone/>
                 <wp:docPr id="7" name="Graphic 7"/>
                 <wp:cNvGraphicFramePr>
-                  <a:graphicFrameLocks/>
+                  <a:graphicFrameLocks xmlns:a="http://schemas.openxmlformats.org/drawingml/2006/main"/>
                 </wp:cNvGraphicFramePr>
-                <a:graphic>
+                <a:graphic xmlns:a="http://schemas.openxmlformats.org/drawingml/2006/main">
                   <a:graphicData uri="http://schemas.microsoft.com/office/word/2010/wordprocessingShape">
                     <wps:wsp>
-                      <wps:cNvPr id="7" name="Graphic 7"/>
-                      <wps:cNvSpPr/>
+                      <wps:cNvSpPr>
+                        <a:spLocks/>
+                      </wps:cNvSpPr>
                       <wps:spPr>
                         <a:xfrm>
                           <a:off x="0" y="0"/>
@@ -1437,7 +1098,7 @@
                           <a:cxnLst/>
                           <a:rect l="l" t="t" r="r" b="b"/>
                           <a:pathLst>
-                            <a:path w="6840220" h="0">
+                            <a:path w="6840220">
                               <a:moveTo>
                                 <a:pt x="0" y="0"/>
                               </a:moveTo>
@@ -1468,10 +1129,10 @@
           </mc:Choice>
           <mc:Fallback>
             <w:pict>
-              <v:line style="position:absolute;mso-position-horizontal-relative:page;mso-position-vertical-relative:paragraph;z-index:15729664" from="28.35pt,14.497778pt" to="566.950pt,14.497778pt" stroked="true" strokeweight=".85pt" strokecolor="#d1d3db">
-                <v:stroke dashstyle="solid"/>
-                <w10:wrap type="none"/>
-              </v:line>
+              <v:shape w14:anchorId="224E991D" id="Graphic 7" o:spid="_x0000_s1026" style="position:absolute;margin-left:28.35pt;margin-top:14.5pt;width:538.6pt;height:.1pt;z-index:15729664;visibility:visible;mso-wrap-style:square;mso-wrap-distance-left:0;mso-wrap-distance-top:0;mso-wrap-distance-right:0;mso-wrap-distance-bottom:0;mso-position-horizontal:absolute;mso-position-horizontal-relative:page;mso-position-vertical:absolute;mso-position-vertical-relative:text;v-text-anchor:top" coordsize="6840220,1270" o:gfxdata="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" path="m,l6840220,e" filled="f" strokecolor="#d1d3db" strokeweight=".85pt">
+                <v:path arrowok="t"/>
+                <w10:wrap anchorx="page"/>
+              </v:shape>
             </w:pict>
           </mc:Fallback>
         </mc:AlternateContent>
@@ -1493,7 +1154,7 @@
           <w:w w:val="135"/>
           <w:sz w:val="18"/>
         </w:rPr>
-        <w:t> </w:t>
+        <w:t xml:space="preserve"> </w:t>
       </w:r>
       <w:r>
         <w:rPr>
@@ -1508,7 +1169,7 @@
     </w:p>
     <w:p>
       <w:pPr>
-        <w:spacing w:line="240" w:lineRule="auto" w:before="0" w:after="1"/>
+        <w:spacing w:after="1"/>
         <w:rPr>
           <w:b/>
           <w:sz w:val="20"/>
@@ -1518,7 +1179,6 @@
     <w:tbl>
       <w:tblPr>
         <w:tblW w:w="0" w:type="auto"/>
-        <w:jc w:val="left"/>
         <w:tblInd w:w="151" w:type="dxa"/>
         <w:tblBorders>
           <w:top w:val="single" w:sz="6" w:space="0" w:color="D1D3DB"/>
@@ -1530,12 +1190,10 @@
         </w:tblBorders>
         <w:tblLayout w:type="fixed"/>
         <w:tblCellMar>
-          <w:top w:w="0" w:type="dxa"/>
           <w:left w:w="0" w:type="dxa"/>
-          <w:bottom w:w="0" w:type="dxa"/>
           <w:right w:w="0" w:type="dxa"/>
         </w:tblCellMar>
-        <w:tblLook w:val="01E0"/>
+        <w:tblLook w:val="01E0" w:firstRow="1" w:lastRow="1" w:firstColumn="1" w:lastColumn="1" w:noHBand="0" w:noVBand="0"/>
       </w:tblPr>
       <w:tblGrid>
         <w:gridCol w:w="9559"/>
@@ -1543,7 +1201,7 @@
       </w:tblGrid>
       <w:tr>
         <w:trPr>
-          <w:trHeight w:val="388" w:hRule="atLeast"/>
+          <w:trHeight w:val="388"/>
         </w:trPr>
         <w:tc>
           <w:tcPr>
@@ -1575,7 +1233,7 @@
                 <w:w w:val="130"/>
                 <w:sz w:val="15"/>
               </w:rPr>
-              <w:t> </w:t>
+              <w:t xml:space="preserve"> </w:t>
             </w:r>
             <w:r>
               <w:rPr>
@@ -1592,7 +1250,7 @@
                 <w:w w:val="130"/>
                 <w:sz w:val="15"/>
               </w:rPr>
-              <w:t> </w:t>
+              <w:t xml:space="preserve"> </w:t>
             </w:r>
             <w:r>
               <w:rPr>
@@ -1609,7 +1267,7 @@
                 <w:w w:val="130"/>
                 <w:sz w:val="15"/>
               </w:rPr>
-              <w:t> </w:t>
+              <w:t xml:space="preserve"> </w:t>
             </w:r>
             <w:r>
               <w:rPr>
@@ -1626,7 +1284,7 @@
                 <w:w w:val="130"/>
                 <w:sz w:val="15"/>
               </w:rPr>
-              <w:t> </w:t>
+              <w:t xml:space="preserve"> </w:t>
             </w:r>
             <w:r>
               <w:rPr>
@@ -1643,7 +1301,7 @@
                 <w:w w:val="130"/>
                 <w:sz w:val="15"/>
               </w:rPr>
-              <w:t> </w:t>
+              <w:t xml:space="preserve"> </w:t>
             </w:r>
             <w:r>
               <w:rPr>
@@ -1660,7 +1318,7 @@
                 <w:w w:val="130"/>
                 <w:sz w:val="15"/>
               </w:rPr>
-              <w:t> </w:t>
+              <w:t xml:space="preserve"> </w:t>
             </w:r>
             <w:r>
               <w:rPr>
@@ -1677,7 +1335,7 @@
                 <w:w w:val="130"/>
                 <w:sz w:val="15"/>
               </w:rPr>
-              <w:t> </w:t>
+              <w:t xml:space="preserve"> </w:t>
             </w:r>
             <w:r>
               <w:rPr>
@@ -1694,7 +1352,7 @@
                 <w:w w:val="130"/>
                 <w:sz w:val="15"/>
               </w:rPr>
-              <w:t> </w:t>
+              <w:t xml:space="preserve"> </w:t>
             </w:r>
             <w:r>
               <w:rPr>
@@ -1738,7 +1396,7 @@
       </w:tr>
       <w:tr>
         <w:trPr>
-          <w:trHeight w:val="390" w:hRule="atLeast"/>
+          <w:trHeight w:val="390"/>
         </w:trPr>
         <w:tc>
           <w:tcPr>
@@ -1770,7 +1428,7 @@
                 <w:w w:val="125"/>
                 <w:sz w:val="15"/>
               </w:rPr>
-              <w:t> </w:t>
+              <w:t xml:space="preserve"> </w:t>
             </w:r>
             <w:r>
               <w:rPr>
@@ -1787,7 +1445,7 @@
                 <w:w w:val="125"/>
                 <w:sz w:val="15"/>
               </w:rPr>
-              <w:t> </w:t>
+              <w:t xml:space="preserve"> </w:t>
             </w:r>
             <w:r>
               <w:rPr>
@@ -1804,7 +1462,7 @@
                 <w:w w:val="125"/>
                 <w:sz w:val="15"/>
               </w:rPr>
-              <w:t> </w:t>
+              <w:t xml:space="preserve"> </w:t>
             </w:r>
             <w:r>
               <w:rPr>
@@ -1821,7 +1479,7 @@
                 <w:w w:val="125"/>
                 <w:sz w:val="15"/>
               </w:rPr>
-              <w:t> </w:t>
+              <w:t xml:space="preserve"> </w:t>
             </w:r>
             <w:r>
               <w:rPr>
@@ -1838,7 +1496,7 @@
                 <w:w w:val="125"/>
                 <w:sz w:val="15"/>
               </w:rPr>
-              <w:t> </w:t>
+              <w:t xml:space="preserve"> </w:t>
             </w:r>
             <w:r>
               <w:rPr>
@@ -1855,7 +1513,7 @@
                 <w:w w:val="125"/>
                 <w:sz w:val="15"/>
               </w:rPr>
-              <w:t> </w:t>
+              <w:t xml:space="preserve"> </w:t>
             </w:r>
             <w:r>
               <w:rPr>
@@ -1872,7 +1530,7 @@
                 <w:w w:val="125"/>
                 <w:sz w:val="15"/>
               </w:rPr>
-              <w:t> </w:t>
+              <w:t xml:space="preserve"> </w:t>
             </w:r>
             <w:r>
               <w:rPr>
@@ -1916,7 +1574,7 @@
       </w:tr>
       <w:tr>
         <w:trPr>
-          <w:trHeight w:val="390" w:hRule="atLeast"/>
+          <w:trHeight w:val="390"/>
         </w:trPr>
         <w:tc>
           <w:tcPr>
@@ -1948,7 +1606,7 @@
                 <w:w w:val="125"/>
                 <w:sz w:val="15"/>
               </w:rPr>
-              <w:t> </w:t>
+              <w:t xml:space="preserve"> </w:t>
             </w:r>
             <w:r>
               <w:rPr>
@@ -1965,7 +1623,7 @@
                 <w:w w:val="125"/>
                 <w:sz w:val="15"/>
               </w:rPr>
-              <w:t> </w:t>
+              <w:t xml:space="preserve"> </w:t>
             </w:r>
             <w:r>
               <w:rPr>
@@ -1982,7 +1640,7 @@
                 <w:w w:val="125"/>
                 <w:sz w:val="15"/>
               </w:rPr>
-              <w:t> </w:t>
+              <w:t xml:space="preserve"> </w:t>
             </w:r>
             <w:r>
               <w:rPr>
@@ -1999,7 +1657,7 @@
                 <w:w w:val="125"/>
                 <w:sz w:val="15"/>
               </w:rPr>
-              <w:t> </w:t>
+              <w:t xml:space="preserve"> </w:t>
             </w:r>
             <w:r>
               <w:rPr>
@@ -2016,7 +1674,7 @@
                 <w:w w:val="125"/>
                 <w:sz w:val="15"/>
               </w:rPr>
-              <w:t> </w:t>
+              <w:t xml:space="preserve"> </w:t>
             </w:r>
             <w:r>
               <w:rPr>
@@ -2033,7 +1691,7 @@
                 <w:w w:val="125"/>
                 <w:sz w:val="15"/>
               </w:rPr>
-              <w:t> </w:t>
+              <w:t xml:space="preserve"> </w:t>
             </w:r>
             <w:r>
               <w:rPr>
@@ -2050,7 +1708,7 @@
                 <w:w w:val="125"/>
                 <w:sz w:val="15"/>
               </w:rPr>
-              <w:t> </w:t>
+              <w:t xml:space="preserve"> </w:t>
             </w:r>
             <w:r>
               <w:rPr>
@@ -2094,7 +1752,7 @@
       </w:tr>
       <w:tr>
         <w:trPr>
-          <w:trHeight w:val="390" w:hRule="atLeast"/>
+          <w:trHeight w:val="390"/>
         </w:trPr>
         <w:tc>
           <w:tcPr>
@@ -2126,7 +1784,7 @@
                 <w:w w:val="130"/>
                 <w:sz w:val="15"/>
               </w:rPr>
-              <w:t> </w:t>
+              <w:t xml:space="preserve"> </w:t>
             </w:r>
             <w:r>
               <w:rPr>
@@ -2143,7 +1801,7 @@
                 <w:w w:val="130"/>
                 <w:sz w:val="15"/>
               </w:rPr>
-              <w:t> </w:t>
+              <w:t xml:space="preserve"> </w:t>
             </w:r>
             <w:r>
               <w:rPr>
@@ -2160,7 +1818,7 @@
                 <w:w w:val="130"/>
                 <w:sz w:val="15"/>
               </w:rPr>
-              <w:t> </w:t>
+              <w:t xml:space="preserve"> </w:t>
             </w:r>
             <w:r>
               <w:rPr>
@@ -2177,7 +1835,7 @@
                 <w:w w:val="130"/>
                 <w:sz w:val="15"/>
               </w:rPr>
-              <w:t> </w:t>
+              <w:t xml:space="preserve"> </w:t>
             </w:r>
             <w:r>
               <w:rPr>
@@ -2194,7 +1852,7 @@
                 <w:w w:val="130"/>
                 <w:sz w:val="15"/>
               </w:rPr>
-              <w:t> </w:t>
+              <w:t xml:space="preserve"> </w:t>
             </w:r>
             <w:r>
               <w:rPr>
@@ -2211,7 +1869,7 @@
                 <w:w w:val="130"/>
                 <w:sz w:val="15"/>
               </w:rPr>
-              <w:t> </w:t>
+              <w:t xml:space="preserve"> </w:t>
             </w:r>
             <w:r>
               <w:rPr>
@@ -2228,7 +1886,7 @@
                 <w:w w:val="130"/>
                 <w:sz w:val="15"/>
               </w:rPr>
-              <w:t> </w:t>
+              <w:t xml:space="preserve"> </w:t>
             </w:r>
             <w:r>
               <w:rPr>
@@ -2245,7 +1903,7 @@
                 <w:w w:val="130"/>
                 <w:sz w:val="15"/>
               </w:rPr>
-              <w:t> </w:t>
+              <w:t xml:space="preserve"> </w:t>
             </w:r>
             <w:r>
               <w:rPr>
@@ -2262,7 +1920,7 @@
                 <w:w w:val="130"/>
                 <w:sz w:val="15"/>
               </w:rPr>
-              <w:t> </w:t>
+              <w:t xml:space="preserve"> </w:t>
             </w:r>
             <w:r>
               <w:rPr>
@@ -2279,7 +1937,7 @@
                 <w:w w:val="130"/>
                 <w:sz w:val="15"/>
               </w:rPr>
-              <w:t> </w:t>
+              <w:t xml:space="preserve"> </w:t>
             </w:r>
             <w:r>
               <w:rPr>
@@ -2296,7 +1954,7 @@
                 <w:w w:val="130"/>
                 <w:sz w:val="15"/>
               </w:rPr>
-              <w:t> </w:t>
+              <w:t xml:space="preserve"> </w:t>
             </w:r>
             <w:r>
               <w:rPr>
@@ -2313,7 +1971,7 @@
                 <w:w w:val="130"/>
                 <w:sz w:val="15"/>
               </w:rPr>
-              <w:t> </w:t>
+              <w:t xml:space="preserve"> </w:t>
             </w:r>
             <w:r>
               <w:rPr>
@@ -2357,7 +2015,7 @@
       </w:tr>
       <w:tr>
         <w:trPr>
-          <w:trHeight w:val="388" w:hRule="atLeast"/>
+          <w:trHeight w:val="388"/>
         </w:trPr>
         <w:tc>
           <w:tcPr>
@@ -2389,7 +2047,7 @@
                 <w:w w:val="130"/>
                 <w:sz w:val="15"/>
               </w:rPr>
-              <w:t> </w:t>
+              <w:t xml:space="preserve"> </w:t>
             </w:r>
             <w:r>
               <w:rPr>
@@ -2406,7 +2064,7 @@
                 <w:w w:val="130"/>
                 <w:sz w:val="15"/>
               </w:rPr>
-              <w:t> </w:t>
+              <w:t xml:space="preserve"> </w:t>
             </w:r>
             <w:r>
               <w:rPr>
@@ -2423,7 +2081,7 @@
                 <w:w w:val="130"/>
                 <w:sz w:val="15"/>
               </w:rPr>
-              <w:t> </w:t>
+              <w:t xml:space="preserve"> </w:t>
             </w:r>
             <w:r>
               <w:rPr>
@@ -2440,7 +2098,7 @@
                 <w:w w:val="130"/>
                 <w:sz w:val="15"/>
               </w:rPr>
-              <w:t> </w:t>
+              <w:t xml:space="preserve"> </w:t>
             </w:r>
             <w:r>
               <w:rPr>
@@ -2457,7 +2115,7 @@
                 <w:w w:val="130"/>
                 <w:sz w:val="15"/>
               </w:rPr>
-              <w:t> </w:t>
+              <w:t xml:space="preserve"> </w:t>
             </w:r>
             <w:r>
               <w:rPr>
@@ -2474,7 +2132,7 @@
                 <w:w w:val="130"/>
                 <w:sz w:val="15"/>
               </w:rPr>
-              <w:t> </w:t>
+              <w:t xml:space="preserve"> </w:t>
             </w:r>
             <w:r>
               <w:rPr>
@@ -2491,7 +2149,7 @@
                 <w:w w:val="130"/>
                 <w:sz w:val="15"/>
               </w:rPr>
-              <w:t> </w:t>
+              <w:t xml:space="preserve"> </w:t>
             </w:r>
             <w:r>
               <w:rPr>
@@ -2508,7 +2166,7 @@
                 <w:w w:val="130"/>
                 <w:sz w:val="15"/>
               </w:rPr>
-              <w:t> </w:t>
+              <w:t xml:space="preserve"> </w:t>
             </w:r>
             <w:r>
               <w:rPr>
@@ -2525,7 +2183,7 @@
                 <w:w w:val="130"/>
                 <w:sz w:val="15"/>
               </w:rPr>
-              <w:t> </w:t>
+              <w:t xml:space="preserve"> </w:t>
             </w:r>
             <w:r>
               <w:rPr>
@@ -2542,7 +2200,7 @@
                 <w:w w:val="130"/>
                 <w:sz w:val="15"/>
               </w:rPr>
-              <w:t> </w:t>
+              <w:t xml:space="preserve"> </w:t>
             </w:r>
             <w:r>
               <w:rPr>
@@ -2586,7 +2244,7 @@
       </w:tr>
       <w:tr>
         <w:trPr>
-          <w:trHeight w:val="390" w:hRule="atLeast"/>
+          <w:trHeight w:val="390"/>
         </w:trPr>
         <w:tc>
           <w:tcPr>
@@ -2618,7 +2276,7 @@
                 <w:w w:val="135"/>
                 <w:sz w:val="15"/>
               </w:rPr>
-              <w:t> </w:t>
+              <w:t xml:space="preserve"> </w:t>
             </w:r>
             <w:r>
               <w:rPr>
@@ -2635,7 +2293,7 @@
                 <w:w w:val="135"/>
                 <w:sz w:val="15"/>
               </w:rPr>
-              <w:t> </w:t>
+              <w:t xml:space="preserve"> </w:t>
             </w:r>
             <w:r>
               <w:rPr>
@@ -2652,7 +2310,7 @@
                 <w:w w:val="135"/>
                 <w:sz w:val="15"/>
               </w:rPr>
-              <w:t> </w:t>
+              <w:t xml:space="preserve"> </w:t>
             </w:r>
             <w:r>
               <w:rPr>
@@ -2669,15 +2327,25 @@
                 <w:w w:val="135"/>
                 <w:sz w:val="15"/>
               </w:rPr>
-              <w:t> </w:t>
-            </w:r>
+              <w:t xml:space="preserve"> </w:t>
+            </w:r>
+            <w:proofErr w:type="spellStart"/>
             <w:r>
               <w:rPr>
                 <w:b/>
                 <w:w w:val="135"/>
                 <w:sz w:val="15"/>
               </w:rPr>
-              <w:t>trunking,</w:t>
+              <w:t>trunking</w:t>
+            </w:r>
+            <w:proofErr w:type="spellEnd"/>
+            <w:r>
+              <w:rPr>
+                <w:b/>
+                <w:w w:val="135"/>
+                <w:sz w:val="15"/>
+              </w:rPr>
+              <w:t>,</w:t>
             </w:r>
             <w:r>
               <w:rPr>
@@ -2686,7 +2354,7 @@
                 <w:w w:val="135"/>
                 <w:sz w:val="15"/>
               </w:rPr>
-              <w:t> risers)</w:t>
+              <w:t xml:space="preserve"> risers)</w:t>
             </w:r>
           </w:p>
         </w:tc>
@@ -2721,7 +2389,7 @@
       </w:tr>
       <w:tr>
         <w:trPr>
-          <w:trHeight w:val="390" w:hRule="atLeast"/>
+          <w:trHeight w:val="390"/>
         </w:trPr>
         <w:tc>
           <w:tcPr>
@@ -2753,7 +2421,7 @@
                 <w:w w:val="130"/>
                 <w:sz w:val="15"/>
               </w:rPr>
-              <w:t> </w:t>
+              <w:t xml:space="preserve"> </w:t>
             </w:r>
             <w:r>
               <w:rPr>
@@ -2770,7 +2438,7 @@
                 <w:w w:val="130"/>
                 <w:sz w:val="15"/>
               </w:rPr>
-              <w:t> </w:t>
+              <w:t xml:space="preserve"> </w:t>
             </w:r>
             <w:r>
               <w:rPr>
@@ -2787,7 +2455,7 @@
                 <w:w w:val="130"/>
                 <w:sz w:val="15"/>
               </w:rPr>
-              <w:t> </w:t>
+              <w:t xml:space="preserve"> </w:t>
             </w:r>
             <w:r>
               <w:rPr>
@@ -2804,7 +2472,7 @@
                 <w:w w:val="130"/>
                 <w:sz w:val="15"/>
               </w:rPr>
-              <w:t> </w:t>
+              <w:t xml:space="preserve"> </w:t>
             </w:r>
             <w:r>
               <w:rPr>
@@ -2849,7 +2517,7 @@
     </w:tbl>
     <w:p>
       <w:pPr>
-        <w:spacing w:line="240" w:lineRule="auto" w:before="1" w:after="1"/>
+        <w:spacing w:before="1" w:after="1"/>
         <w:rPr>
           <w:b/>
           <w:sz w:val="11"/>
@@ -2859,7 +2527,6 @@
     <w:tbl>
       <w:tblPr>
         <w:tblW w:w="0" w:type="auto"/>
-        <w:jc w:val="left"/>
         <w:tblInd w:w="151" w:type="dxa"/>
         <w:tblBorders>
           <w:top w:val="single" w:sz="6" w:space="0" w:color="D1D3DB"/>
@@ -2871,12 +2538,10 @@
         </w:tblBorders>
         <w:tblLayout w:type="fixed"/>
         <w:tblCellMar>
-          <w:top w:w="0" w:type="dxa"/>
           <w:left w:w="0" w:type="dxa"/>
-          <w:bottom w:w="0" w:type="dxa"/>
           <w:right w:w="0" w:type="dxa"/>
         </w:tblCellMar>
-        <w:tblLook w:val="01E0"/>
+        <w:tblLook w:val="01E0" w:firstRow="1" w:lastRow="1" w:firstColumn="1" w:lastColumn="1" w:noHBand="0" w:noVBand="0"/>
       </w:tblPr>
       <w:tblGrid>
         <w:gridCol w:w="9559"/>
@@ -2884,7 +2549,7 @@
       </w:tblGrid>
       <w:tr>
         <w:trPr>
-          <w:trHeight w:val="390" w:hRule="atLeast"/>
+          <w:trHeight w:val="390"/>
         </w:trPr>
         <w:tc>
           <w:tcPr>
@@ -2916,7 +2581,7 @@
                 <w:w w:val="130"/>
                 <w:sz w:val="15"/>
               </w:rPr>
-              <w:t> </w:t>
+              <w:t xml:space="preserve"> </w:t>
             </w:r>
             <w:r>
               <w:rPr>
@@ -2933,7 +2598,7 @@
                 <w:w w:val="130"/>
                 <w:sz w:val="15"/>
               </w:rPr>
-              <w:t> </w:t>
+              <w:t xml:space="preserve"> </w:t>
             </w:r>
             <w:r>
               <w:rPr>
@@ -2977,7 +2642,7 @@
       </w:tr>
       <w:tr>
         <w:trPr>
-          <w:trHeight w:val="390" w:hRule="atLeast"/>
+          <w:trHeight w:val="390"/>
         </w:trPr>
         <w:tc>
           <w:tcPr>
@@ -3009,7 +2674,7 @@
                 <w:w w:val="130"/>
                 <w:sz w:val="15"/>
               </w:rPr>
-              <w:t> </w:t>
+              <w:t xml:space="preserve"> </w:t>
             </w:r>
             <w:r>
               <w:rPr>
@@ -3026,7 +2691,7 @@
                 <w:w w:val="130"/>
                 <w:sz w:val="15"/>
               </w:rPr>
-              <w:t> </w:t>
+              <w:t xml:space="preserve"> </w:t>
             </w:r>
             <w:r>
               <w:rPr>
@@ -3043,7 +2708,7 @@
                 <w:w w:val="130"/>
                 <w:sz w:val="15"/>
               </w:rPr>
-              <w:t> </w:t>
+              <w:t xml:space="preserve"> </w:t>
             </w:r>
             <w:r>
               <w:rPr>
@@ -3087,7 +2752,7 @@
       </w:tr>
       <w:tr>
         <w:trPr>
-          <w:trHeight w:val="390" w:hRule="atLeast"/>
+          <w:trHeight w:val="390"/>
         </w:trPr>
         <w:tc>
           <w:tcPr>
@@ -3119,7 +2784,7 @@
                 <w:w w:val="135"/>
                 <w:sz w:val="15"/>
               </w:rPr>
-              <w:t> </w:t>
+              <w:t xml:space="preserve"> </w:t>
             </w:r>
             <w:r>
               <w:rPr>
@@ -3136,7 +2801,7 @@
                 <w:w w:val="135"/>
                 <w:sz w:val="15"/>
               </w:rPr>
-              <w:t> </w:t>
+              <w:t xml:space="preserve"> </w:t>
             </w:r>
             <w:r>
               <w:rPr>
@@ -3153,7 +2818,7 @@
                 <w:w w:val="135"/>
                 <w:sz w:val="15"/>
               </w:rPr>
-              <w:t> </w:t>
+              <w:t xml:space="preserve"> </w:t>
             </w:r>
             <w:r>
               <w:rPr>
@@ -3170,7 +2835,7 @@
                 <w:w w:val="135"/>
                 <w:sz w:val="15"/>
               </w:rPr>
-              <w:t> </w:t>
+              <w:t xml:space="preserve"> </w:t>
             </w:r>
             <w:r>
               <w:rPr>
@@ -3187,7 +2852,7 @@
                 <w:w w:val="135"/>
                 <w:sz w:val="15"/>
               </w:rPr>
-              <w:t> </w:t>
+              <w:t xml:space="preserve"> </w:t>
             </w:r>
             <w:r>
               <w:rPr>
@@ -3204,7 +2869,7 @@
                 <w:w w:val="135"/>
                 <w:sz w:val="15"/>
               </w:rPr>
-              <w:t> </w:t>
+              <w:t xml:space="preserve"> </w:t>
             </w:r>
             <w:r>
               <w:rPr>
@@ -3248,7 +2913,7 @@
       </w:tr>
       <w:tr>
         <w:trPr>
-          <w:trHeight w:val="388" w:hRule="atLeast"/>
+          <w:trHeight w:val="388"/>
         </w:trPr>
         <w:tc>
           <w:tcPr>
@@ -3280,7 +2945,7 @@
                 <w:w w:val="130"/>
                 <w:sz w:val="15"/>
               </w:rPr>
-              <w:t> </w:t>
+              <w:t xml:space="preserve"> </w:t>
             </w:r>
             <w:r>
               <w:rPr>
@@ -3297,7 +2962,7 @@
                 <w:w w:val="130"/>
                 <w:sz w:val="15"/>
               </w:rPr>
-              <w:t> </w:t>
+              <w:t xml:space="preserve"> </w:t>
             </w:r>
             <w:r>
               <w:rPr>
@@ -3314,7 +2979,7 @@
                 <w:w w:val="130"/>
                 <w:sz w:val="15"/>
               </w:rPr>
-              <w:t> </w:t>
+              <w:t xml:space="preserve"> </w:t>
             </w:r>
             <w:r>
               <w:rPr>
@@ -3331,7 +2996,7 @@
                 <w:w w:val="130"/>
                 <w:sz w:val="15"/>
               </w:rPr>
-              <w:t> </w:t>
+              <w:t xml:space="preserve"> </w:t>
             </w:r>
             <w:r>
               <w:rPr>
@@ -3348,7 +3013,7 @@
                 <w:w w:val="130"/>
                 <w:sz w:val="15"/>
               </w:rPr>
-              <w:t> </w:t>
+              <w:t xml:space="preserve"> </w:t>
             </w:r>
             <w:r>
               <w:rPr>
@@ -3365,7 +3030,7 @@
                 <w:w w:val="130"/>
                 <w:sz w:val="15"/>
               </w:rPr>
-              <w:t> </w:t>
+              <w:t xml:space="preserve"> </w:t>
             </w:r>
             <w:r>
               <w:rPr>
@@ -3409,7 +3074,7 @@
       </w:tr>
       <w:tr>
         <w:trPr>
-          <w:trHeight w:val="390" w:hRule="atLeast"/>
+          <w:trHeight w:val="390"/>
         </w:trPr>
         <w:tc>
           <w:tcPr>
@@ -3441,7 +3106,7 @@
                 <w:w w:val="130"/>
                 <w:sz w:val="15"/>
               </w:rPr>
-              <w:t> </w:t>
+              <w:t xml:space="preserve"> </w:t>
             </w:r>
             <w:r>
               <w:rPr>
@@ -3458,7 +3123,7 @@
                 <w:w w:val="130"/>
                 <w:sz w:val="15"/>
               </w:rPr>
-              <w:t> </w:t>
+              <w:t xml:space="preserve"> </w:t>
             </w:r>
             <w:r>
               <w:rPr>
@@ -3475,7 +3140,7 @@
                 <w:w w:val="130"/>
                 <w:sz w:val="15"/>
               </w:rPr>
-              <w:t> </w:t>
+              <w:t xml:space="preserve"> </w:t>
             </w:r>
             <w:r>
               <w:rPr>
@@ -3492,7 +3157,7 @@
                 <w:w w:val="130"/>
                 <w:sz w:val="15"/>
               </w:rPr>
-              <w:t> </w:t>
+              <w:t xml:space="preserve"> </w:t>
             </w:r>
             <w:r>
               <w:rPr>
@@ -3509,7 +3174,7 @@
                 <w:w w:val="130"/>
                 <w:sz w:val="15"/>
               </w:rPr>
-              <w:t> </w:t>
+              <w:t xml:space="preserve"> </w:t>
             </w:r>
             <w:r>
               <w:rPr>
@@ -3553,7 +3218,7 @@
       </w:tr>
       <w:tr>
         <w:trPr>
-          <w:trHeight w:val="391" w:hRule="atLeast"/>
+          <w:trHeight w:val="391"/>
         </w:trPr>
         <w:tc>
           <w:tcPr>
@@ -3585,7 +3250,7 @@
                 <w:w w:val="130"/>
                 <w:sz w:val="15"/>
               </w:rPr>
-              <w:t> </w:t>
+              <w:t xml:space="preserve"> </w:t>
             </w:r>
             <w:r>
               <w:rPr>
@@ -3602,7 +3267,7 @@
                 <w:w w:val="130"/>
                 <w:sz w:val="15"/>
               </w:rPr>
-              <w:t> </w:t>
+              <w:t xml:space="preserve"> </w:t>
             </w:r>
             <w:r>
               <w:rPr>
@@ -3619,7 +3284,7 @@
                 <w:w w:val="130"/>
                 <w:sz w:val="15"/>
               </w:rPr>
-              <w:t> </w:t>
+              <w:t xml:space="preserve"> </w:t>
             </w:r>
             <w:r>
               <w:rPr>
@@ -3636,7 +3301,7 @@
                 <w:w w:val="130"/>
                 <w:sz w:val="15"/>
               </w:rPr>
-              <w:t> </w:t>
+              <w:t xml:space="preserve"> </w:t>
             </w:r>
             <w:r>
               <w:rPr>
@@ -3681,7 +3346,17 @@
     </w:tbl>
     <w:p>
       <w:pPr>
-        <w:spacing w:line="240" w:lineRule="auto" w:before="0"/>
+        <w:rPr>
+          <w:b/>
+          <w:sz w:val="18"/>
+        </w:rPr>
+      </w:pPr>
+      <w:r>
+        <w:t xml:space="preserve">{checklist_note}</w:t>
+      </w:r>
+    </w:p>
+    <w:p>
+      <w:pPr>
         <w:rPr>
           <w:b/>
           <w:sz w:val="18"/>
@@ -3690,7 +3365,6 @@
     </w:p>
     <w:p>
       <w:pPr>
-        <w:spacing w:line="240" w:lineRule="auto" w:before="0"/>
         <w:rPr>
           <w:b/>
           <w:sz w:val="18"/>
@@ -3699,7 +3373,6 @@
     </w:p>
     <w:p>
       <w:pPr>
-        <w:spacing w:line="240" w:lineRule="auto" w:before="0"/>
         <w:rPr>
           <w:b/>
           <w:sz w:val="18"/>
@@ -3708,7 +3381,7 @@
     </w:p>
     <w:p>
       <w:pPr>
-        <w:spacing w:line="240" w:lineRule="auto" w:before="45"/>
+        <w:spacing w:before="45"/>
         <w:rPr>
           <w:b/>
           <w:sz w:val="18"/>
@@ -3723,1048 +3396,18 @@
           <w:numId w:val="1"/>
         </w:numPr>
         <w:tabs>
-          <w:tab w:pos="420" w:val="left" w:leader="none"/>
+          <w:tab w:val="left" w:pos="420"/>
         </w:tabs>
-        <w:spacing w:line="240" w:lineRule="auto" w:before="0" w:after="0"/>
-        <w:ind w:left="420" w:right="0" w:hanging="277"/>
-        <w:jc w:val="left"/>
+        <w:ind w:left="420" w:hanging="277"/>
       </w:pPr>
       <w:r>
-        <w:rPr/>
+        <w:rPr>
+          <w:noProof/>
+        </w:rPr>
         <mc:AlternateContent>
           <mc:Choice Requires="wps">
             <w:drawing>
-              <wp:anchor distT="0" distB="0" distL="0" distR="0" allowOverlap="1" layoutInCell="1" locked="0" behindDoc="0" simplePos="0" relativeHeight="15730176">
-                <wp:simplePos x="0" y="0"/>
-                <wp:positionH relativeFrom="page">
-                  <wp:posOffset>360045</wp:posOffset>
-                </wp:positionH>
-                <wp:positionV relativeFrom="paragraph">
-                  <wp:posOffset>-463886</wp:posOffset>
-                </wp:positionV>
-                <wp:extent cx="6840220" cy="304800"/>
-                <wp:effectExtent l="0" t="0" r="0" b="0"/>
-                <wp:wrapNone/>
-                <wp:docPr id="8" name="Group 8"/>
-                <wp:cNvGraphicFramePr>
-                  <a:graphicFrameLocks/>
-                </wp:cNvGraphicFramePr>
-                <a:graphic>
-                  <a:graphicData uri="http://schemas.microsoft.com/office/word/2010/wordprocessingGroup">
-                    <wpg:wgp>
-                      <wpg:cNvPr id="8" name="Group 8"/>
-                      <wpg:cNvGrpSpPr/>
-                      <wpg:grpSpPr>
-                        <a:xfrm>
-                          <a:off x="0" y="0"/>
-                          <a:ext cx="6840220" cy="304800"/>
-                          <a:chExt cx="6840220" cy="304800"/>
-                        </a:xfrm>
-                      </wpg:grpSpPr>
-                      <wps:wsp>
-                        <wps:cNvPr id="9" name="Graphic 9"/>
-                        <wps:cNvSpPr/>
-                        <wps:spPr>
-                          <a:xfrm>
-                            <a:off x="0" y="0"/>
-                            <a:ext cx="6840220" cy="304800"/>
-                          </a:xfrm>
-                          <a:custGeom>
-                            <a:avLst/>
-                            <a:gdLst/>
-                            <a:ahLst/>
-                            <a:cxnLst/>
-                            <a:rect l="l" t="t" r="r" b="b"/>
-                            <a:pathLst>
-                              <a:path w="6840220" h="304800">
-                                <a:moveTo>
-                                  <a:pt x="6802120" y="0"/>
-                                </a:moveTo>
-                                <a:lnTo>
-                                  <a:pt x="38100" y="0"/>
-                                </a:lnTo>
-                                <a:lnTo>
-                                  <a:pt x="2539" y="24130"/>
-                                </a:lnTo>
-                                <a:lnTo>
-                                  <a:pt x="0" y="38100"/>
-                                </a:lnTo>
-                                <a:lnTo>
-                                  <a:pt x="0" y="266700"/>
-                                </a:lnTo>
-                                <a:lnTo>
-                                  <a:pt x="24129" y="302260"/>
-                                </a:lnTo>
-                                <a:lnTo>
-                                  <a:pt x="38100" y="304800"/>
-                                </a:lnTo>
-                                <a:lnTo>
-                                  <a:pt x="6805295" y="304800"/>
-                                </a:lnTo>
-                                <a:lnTo>
-                                  <a:pt x="6819264" y="300990"/>
-                                </a:lnTo>
-                                <a:lnTo>
-                                  <a:pt x="6830059" y="292735"/>
-                                </a:lnTo>
-                                <a:lnTo>
-                                  <a:pt x="6837045" y="280670"/>
-                                </a:lnTo>
-                                <a:lnTo>
-                                  <a:pt x="6840220" y="266700"/>
-                                </a:lnTo>
-                                <a:lnTo>
-                                  <a:pt x="6840220" y="38100"/>
-                                </a:lnTo>
-                                <a:lnTo>
-                                  <a:pt x="6816089" y="2540"/>
-                                </a:lnTo>
-                                <a:lnTo>
-                                  <a:pt x="6802120" y="0"/>
-                                </a:lnTo>
-                                <a:close/>
-                              </a:path>
-                            </a:pathLst>
-                          </a:custGeom>
-                          <a:solidFill>
-                            <a:srgbClr val="F7F8FA"/>
-                          </a:solidFill>
-                        </wps:spPr>
-                        <wps:bodyPr wrap="square" lIns="0" tIns="0" rIns="0" bIns="0" rtlCol="0">
-                          <a:prstTxWarp prst="textNoShape">
-                            <a:avLst/>
-                          </a:prstTxWarp>
-                          <a:noAutofit/>
-                        </wps:bodyPr>
-                      </wps:wsp>
-                      <wps:wsp>
-                        <wps:cNvPr id="10" name="Graphic 10"/>
-                        <wps:cNvSpPr/>
-                        <wps:spPr>
-                          <a:xfrm>
-                            <a:off x="0" y="0"/>
-                            <a:ext cx="6840220" cy="304800"/>
-                          </a:xfrm>
-                          <a:custGeom>
-                            <a:avLst/>
-                            <a:gdLst/>
-                            <a:ahLst/>
-                            <a:cxnLst/>
-                            <a:rect l="l" t="t" r="r" b="b"/>
-                            <a:pathLst>
-                              <a:path w="6840220" h="304800">
-                                <a:moveTo>
-                                  <a:pt x="6840220" y="38100"/>
-                                </a:moveTo>
-                                <a:lnTo>
-                                  <a:pt x="6839585" y="34925"/>
-                                </a:lnTo>
-                                <a:lnTo>
-                                  <a:pt x="6835775" y="20955"/>
-                                </a:lnTo>
-                                <a:lnTo>
-                                  <a:pt x="6830695" y="14312"/>
-                                </a:lnTo>
-                                <a:lnTo>
-                                  <a:pt x="6830695" y="38100"/>
-                                </a:lnTo>
-                                <a:lnTo>
-                                  <a:pt x="6830695" y="266700"/>
-                                </a:lnTo>
-                                <a:lnTo>
-                                  <a:pt x="6826885" y="280670"/>
-                                </a:lnTo>
-                                <a:lnTo>
-                                  <a:pt x="6817360" y="290830"/>
-                                </a:lnTo>
-                                <a:lnTo>
-                                  <a:pt x="6804660" y="295275"/>
-                                </a:lnTo>
-                                <a:lnTo>
-                                  <a:pt x="38100" y="295275"/>
-                                </a:lnTo>
-                                <a:lnTo>
-                                  <a:pt x="24130" y="292100"/>
-                                </a:lnTo>
-                                <a:lnTo>
-                                  <a:pt x="14605" y="282575"/>
-                                </a:lnTo>
-                                <a:lnTo>
-                                  <a:pt x="9525" y="269240"/>
-                                </a:lnTo>
-                                <a:lnTo>
-                                  <a:pt x="9525" y="38100"/>
-                                </a:lnTo>
-                                <a:lnTo>
-                                  <a:pt x="12700" y="24765"/>
-                                </a:lnTo>
-                                <a:lnTo>
-                                  <a:pt x="22225" y="14605"/>
-                                </a:lnTo>
-                                <a:lnTo>
-                                  <a:pt x="35560" y="9525"/>
-                                </a:lnTo>
-                                <a:lnTo>
-                                  <a:pt x="6802120" y="9525"/>
-                                </a:lnTo>
-                                <a:lnTo>
-                                  <a:pt x="6815455" y="13335"/>
-                                </a:lnTo>
-                                <a:lnTo>
-                                  <a:pt x="6825615" y="22225"/>
-                                </a:lnTo>
-                                <a:lnTo>
-                                  <a:pt x="6830060" y="35560"/>
-                                </a:lnTo>
-                                <a:lnTo>
-                                  <a:pt x="6830695" y="38100"/>
-                                </a:lnTo>
-                                <a:lnTo>
-                                  <a:pt x="6830695" y="14312"/>
-                                </a:lnTo>
-                                <a:lnTo>
-                                  <a:pt x="6827520" y="10160"/>
-                                </a:lnTo>
-                                <a:lnTo>
-                                  <a:pt x="6816090" y="2540"/>
-                                </a:lnTo>
-                                <a:lnTo>
-                                  <a:pt x="6802120" y="0"/>
-                                </a:lnTo>
-                                <a:lnTo>
-                                  <a:pt x="34290" y="0"/>
-                                </a:lnTo>
-                                <a:lnTo>
-                                  <a:pt x="20955" y="4445"/>
-                                </a:lnTo>
-                                <a:lnTo>
-                                  <a:pt x="10160" y="12700"/>
-                                </a:lnTo>
-                                <a:lnTo>
-                                  <a:pt x="2540" y="24130"/>
-                                </a:lnTo>
-                                <a:lnTo>
-                                  <a:pt x="0" y="38100"/>
-                                </a:lnTo>
-                                <a:lnTo>
-                                  <a:pt x="0" y="266700"/>
-                                </a:lnTo>
-                                <a:lnTo>
-                                  <a:pt x="0" y="270510"/>
-                                </a:lnTo>
-                                <a:lnTo>
-                                  <a:pt x="3810" y="283845"/>
-                                </a:lnTo>
-                                <a:lnTo>
-                                  <a:pt x="12065" y="294640"/>
-                                </a:lnTo>
-                                <a:lnTo>
-                                  <a:pt x="24130" y="302260"/>
-                                </a:lnTo>
-                                <a:lnTo>
-                                  <a:pt x="38100" y="304800"/>
-                                </a:lnTo>
-                                <a:lnTo>
-                                  <a:pt x="6802120" y="304800"/>
-                                </a:lnTo>
-                                <a:lnTo>
-                                  <a:pt x="6819265" y="300990"/>
-                                </a:lnTo>
-                                <a:lnTo>
-                                  <a:pt x="6840220" y="266700"/>
-                                </a:lnTo>
-                                <a:lnTo>
-                                  <a:pt x="6840220" y="38100"/>
-                                </a:lnTo>
-                                <a:close/>
-                              </a:path>
-                            </a:pathLst>
-                          </a:custGeom>
-                          <a:solidFill>
-                            <a:srgbClr val="D1D3DB"/>
-                          </a:solidFill>
-                        </wps:spPr>
-                        <wps:bodyPr wrap="square" lIns="0" tIns="0" rIns="0" bIns="0" rtlCol="0">
-                          <a:prstTxWarp prst="textNoShape">
-                            <a:avLst/>
-                          </a:prstTxWarp>
-                          <a:noAutofit/>
-                        </wps:bodyPr>
-                      </wps:wsp>
-                      <wps:wsp>
-                        <wps:cNvPr id="11" name="Textbox 11"/>
-                        <wps:cNvSpPr txBox="1"/>
-                        <wps:spPr>
-                          <a:xfrm>
-                            <a:off x="0" y="0"/>
-                            <a:ext cx="6840220" cy="304800"/>
-                          </a:xfrm>
-                          <a:prstGeom prst="rect">
-                            <a:avLst/>
-                          </a:prstGeom>
-                        </wps:spPr>
-                        <wps:txbx>
-                          <w:txbxContent>
-                            <w:p>
-                              <w:pPr>
-                                <w:spacing w:before="151"/>
-                                <w:ind w:left="196" w:right="0" w:firstLine="0"/>
-                                <w:jc w:val="left"/>
-                                <w:rPr>
-                                  <w:sz w:val="15"/>
-                                </w:rPr>
-                              </w:pPr>
-                              <w:r>
-                                <w:rPr>
-                                  <w:color w:val="1F2836"/>
-                                  <w:w w:val="115"/>
-                                  <w:sz w:val="15"/>
-                                </w:rPr>
-                                <w:t>The</w:t>
-                              </w:r>
-                              <w:r>
-                                <w:rPr>
-                                  <w:color w:val="1F2836"/>
-                                  <w:spacing w:val="10"/>
-                                  <w:w w:val="115"/>
-                                  <w:sz w:val="15"/>
-                                </w:rPr>
-                                <w:t> </w:t>
-                              </w:r>
-                              <w:r>
-                                <w:rPr>
-                                  <w:color w:val="1F2836"/>
-                                  <w:w w:val="115"/>
-                                  <w:sz w:val="15"/>
-                                </w:rPr>
-                                <w:t>Backside</w:t>
-                              </w:r>
-                              <w:r>
-                                <w:rPr>
-                                  <w:color w:val="1F2836"/>
-                                  <w:spacing w:val="11"/>
-                                  <w:w w:val="115"/>
-                                  <w:sz w:val="15"/>
-                                </w:rPr>
-                                <w:t> </w:t>
-                              </w:r>
-                              <w:r>
-                                <w:rPr>
-                                  <w:color w:val="1F2836"/>
-                                  <w:w w:val="115"/>
-                                  <w:sz w:val="15"/>
-                                </w:rPr>
-                                <w:t>wall</w:t>
-                              </w:r>
-                              <w:r>
-                                <w:rPr>
-                                  <w:color w:val="1F2836"/>
-                                  <w:spacing w:val="9"/>
-                                  <w:w w:val="115"/>
-                                  <w:sz w:val="15"/>
-                                </w:rPr>
-                                <w:t> </w:t>
-                              </w:r>
-                              <w:r>
-                                <w:rPr>
-                                  <w:color w:val="1F2836"/>
-                                  <w:w w:val="115"/>
-                                  <w:sz w:val="15"/>
-                                </w:rPr>
-                                <w:t>is</w:t>
-                              </w:r>
-                              <w:r>
-                                <w:rPr>
-                                  <w:color w:val="1F2836"/>
-                                  <w:spacing w:val="9"/>
-                                  <w:w w:val="115"/>
-                                  <w:sz w:val="15"/>
-                                </w:rPr>
-                                <w:t> </w:t>
-                              </w:r>
-                              <w:r>
-                                <w:rPr>
-                                  <w:color w:val="1F2836"/>
-                                  <w:w w:val="115"/>
-                                  <w:sz w:val="15"/>
-                                </w:rPr>
-                                <w:t>41cm</w:t>
-                              </w:r>
-                              <w:r>
-                                <w:rPr>
-                                  <w:color w:val="1F2836"/>
-                                  <w:spacing w:val="33"/>
-                                  <w:w w:val="115"/>
-                                  <w:sz w:val="15"/>
-                                </w:rPr>
-                                <w:t> </w:t>
-                              </w:r>
-                              <w:r>
-                                <w:rPr>
-                                  <w:color w:val="1F2836"/>
-                                  <w:w w:val="115"/>
-                                  <w:sz w:val="15"/>
-                                </w:rPr>
-                                <w:t>distance</w:t>
-                              </w:r>
-                              <w:r>
-                                <w:rPr>
-                                  <w:color w:val="1F2836"/>
-                                  <w:spacing w:val="8"/>
-                                  <w:w w:val="115"/>
-                                  <w:sz w:val="15"/>
-                                </w:rPr>
-                                <w:t> </w:t>
-                              </w:r>
-                              <w:r>
-                                <w:rPr>
-                                  <w:color w:val="1F2836"/>
-                                  <w:w w:val="115"/>
-                                  <w:sz w:val="15"/>
-                                </w:rPr>
-                                <w:t>and</w:t>
-                              </w:r>
-                              <w:r>
-                                <w:rPr>
-                                  <w:color w:val="1F2836"/>
-                                  <w:spacing w:val="36"/>
-                                  <w:w w:val="115"/>
-                                  <w:sz w:val="15"/>
-                                </w:rPr>
-                                <w:t> </w:t>
-                              </w:r>
-                              <w:r>
-                                <w:rPr>
-                                  <w:color w:val="1F2836"/>
-                                  <w:w w:val="115"/>
-                                  <w:sz w:val="15"/>
-                                </w:rPr>
-                                <w:t>Right</w:t>
-                              </w:r>
-                              <w:r>
-                                <w:rPr>
-                                  <w:color w:val="1F2836"/>
-                                  <w:spacing w:val="3"/>
-                                  <w:w w:val="115"/>
-                                  <w:sz w:val="15"/>
-                                </w:rPr>
-                                <w:t> </w:t>
-                              </w:r>
-                              <w:r>
-                                <w:rPr>
-                                  <w:color w:val="1F2836"/>
-                                  <w:w w:val="115"/>
-                                  <w:sz w:val="15"/>
-                                </w:rPr>
-                                <w:t>side</w:t>
-                              </w:r>
-                              <w:r>
-                                <w:rPr>
-                                  <w:color w:val="1F2836"/>
-                                  <w:spacing w:val="11"/>
-                                  <w:w w:val="115"/>
-                                  <w:sz w:val="15"/>
-                                </w:rPr>
-                                <w:t> </w:t>
-                              </w:r>
-                              <w:r>
-                                <w:rPr>
-                                  <w:color w:val="1F2836"/>
-                                  <w:w w:val="115"/>
-                                  <w:sz w:val="15"/>
-                                </w:rPr>
-                                <w:t>is</w:t>
-                              </w:r>
-                              <w:r>
-                                <w:rPr>
-                                  <w:color w:val="1F2836"/>
-                                  <w:spacing w:val="17"/>
-                                  <w:w w:val="115"/>
-                                  <w:sz w:val="15"/>
-                                </w:rPr>
-                                <w:t> </w:t>
-                              </w:r>
-                              <w:r>
-                                <w:rPr>
-                                  <w:color w:val="1F2836"/>
-                                  <w:w w:val="115"/>
-                                  <w:sz w:val="15"/>
-                                </w:rPr>
-                                <w:t>45</w:t>
-                              </w:r>
-                              <w:r>
-                                <w:rPr>
-                                  <w:color w:val="1F2836"/>
-                                  <w:spacing w:val="37"/>
-                                  <w:w w:val="115"/>
-                                  <w:sz w:val="15"/>
-                                </w:rPr>
-                                <w:t> </w:t>
-                              </w:r>
-                              <w:r>
-                                <w:rPr>
-                                  <w:color w:val="1F2836"/>
-                                  <w:w w:val="115"/>
-                                  <w:sz w:val="15"/>
-                                </w:rPr>
-                                <w:t>cm.</w:t>
-                              </w:r>
-                              <w:r>
-                                <w:rPr>
-                                  <w:color w:val="1F2836"/>
-                                  <w:spacing w:val="42"/>
-                                  <w:w w:val="115"/>
-                                  <w:sz w:val="15"/>
-                                </w:rPr>
-                                <w:t> </w:t>
-                              </w:r>
-                              <w:r>
-                                <w:rPr>
-                                  <w:color w:val="1F2836"/>
-                                  <w:w w:val="115"/>
-                                  <w:sz w:val="15"/>
-                                </w:rPr>
-                                <w:t>And</w:t>
-                              </w:r>
-                              <w:r>
-                                <w:rPr>
-                                  <w:color w:val="1F2836"/>
-                                  <w:spacing w:val="13"/>
-                                  <w:w w:val="115"/>
-                                  <w:sz w:val="15"/>
-                                </w:rPr>
-                                <w:t> </w:t>
-                              </w:r>
-                              <w:r>
-                                <w:rPr>
-                                  <w:color w:val="1F2836"/>
-                                  <w:w w:val="115"/>
-                                  <w:sz w:val="15"/>
-                                </w:rPr>
-                                <w:t>RF</w:t>
-                              </w:r>
-                              <w:r>
-                                <w:rPr>
-                                  <w:color w:val="1F2836"/>
-                                  <w:spacing w:val="17"/>
-                                  <w:w w:val="115"/>
-                                  <w:sz w:val="15"/>
-                                </w:rPr>
-                                <w:t> </w:t>
-                              </w:r>
-                              <w:r>
-                                <w:rPr>
-                                  <w:color w:val="1F2836"/>
-                                  <w:w w:val="115"/>
-                                  <w:sz w:val="15"/>
-                                </w:rPr>
-                                <w:t>will</w:t>
-                              </w:r>
-                              <w:r>
-                                <w:rPr>
-                                  <w:color w:val="1F2836"/>
-                                  <w:spacing w:val="25"/>
-                                  <w:w w:val="115"/>
-                                  <w:sz w:val="15"/>
-                                </w:rPr>
-                                <w:t> </w:t>
-                              </w:r>
-                              <w:r>
-                                <w:rPr>
-                                  <w:color w:val="1F2836"/>
-                                  <w:w w:val="115"/>
-                                  <w:sz w:val="15"/>
-                                </w:rPr>
-                                <w:t>be</w:t>
-                              </w:r>
-                              <w:r>
-                                <w:rPr>
-                                  <w:color w:val="1F2836"/>
-                                  <w:spacing w:val="26"/>
-                                  <w:w w:val="115"/>
-                                  <w:sz w:val="15"/>
-                                </w:rPr>
-                                <w:t> </w:t>
-                              </w:r>
-                              <w:r>
-                                <w:rPr>
-                                  <w:color w:val="1F2836"/>
-                                  <w:w w:val="115"/>
-                                  <w:sz w:val="15"/>
-                                </w:rPr>
-                                <w:t>fixed</w:t>
-                              </w:r>
-                              <w:r>
-                                <w:rPr>
-                                  <w:color w:val="1F2836"/>
-                                  <w:spacing w:val="1"/>
-                                  <w:w w:val="115"/>
-                                  <w:sz w:val="15"/>
-                                </w:rPr>
-                                <w:t> </w:t>
-                              </w:r>
-                              <w:r>
-                                <w:rPr>
-                                  <w:color w:val="1F2836"/>
-                                  <w:w w:val="115"/>
-                                  <w:sz w:val="15"/>
-                                </w:rPr>
-                                <w:t>to</w:t>
-                              </w:r>
-                              <w:r>
-                                <w:rPr>
-                                  <w:color w:val="1F2836"/>
-                                  <w:spacing w:val="19"/>
-                                  <w:w w:val="115"/>
-                                  <w:sz w:val="15"/>
-                                </w:rPr>
-                                <w:t> </w:t>
-                              </w:r>
-                              <w:r>
-                                <w:rPr>
-                                  <w:color w:val="1F2836"/>
-                                  <w:w w:val="115"/>
-                                  <w:sz w:val="15"/>
-                                </w:rPr>
-                                <w:t>right</w:t>
-                              </w:r>
-                              <w:r>
-                                <w:rPr>
-                                  <w:color w:val="1F2836"/>
-                                  <w:spacing w:val="10"/>
-                                  <w:w w:val="115"/>
-                                  <w:sz w:val="15"/>
-                                </w:rPr>
-                                <w:t> </w:t>
-                              </w:r>
-                              <w:r>
-                                <w:rPr>
-                                  <w:color w:val="1F2836"/>
-                                  <w:w w:val="115"/>
-                                  <w:sz w:val="15"/>
-                                </w:rPr>
-                                <w:t>side</w:t>
-                              </w:r>
-                              <w:r>
-                                <w:rPr>
-                                  <w:color w:val="1F2836"/>
-                                  <w:spacing w:val="9"/>
-                                  <w:w w:val="115"/>
-                                  <w:sz w:val="15"/>
-                                </w:rPr>
-                                <w:t> </w:t>
-                              </w:r>
-                              <w:r>
-                                <w:rPr>
-                                  <w:color w:val="1F2836"/>
-                                  <w:spacing w:val="-4"/>
-                                  <w:w w:val="115"/>
-                                  <w:sz w:val="15"/>
-                                </w:rPr>
-                                <w:t>wall</w:t>
-                              </w:r>
-                            </w:p>
-                          </w:txbxContent>
-                        </wps:txbx>
-                        <wps:bodyPr wrap="square" lIns="0" tIns="0" rIns="0" bIns="0" rtlCol="0">
-                          <a:noAutofit/>
-                        </wps:bodyPr>
-                      </wps:wsp>
-                    </wpg:wgp>
-                  </a:graphicData>
-                </a:graphic>
-              </wp:anchor>
-            </w:drawing>
-          </mc:Choice>
-          <mc:Fallback>
-            <w:pict>
-              <v:group style="position:absolute;margin-left:28.35pt;margin-top:-36.526485pt;width:538.6pt;height:24pt;mso-position-horizontal-relative:page;mso-position-vertical-relative:paragraph;z-index:15730176" id="docshapegroup4" coordorigin="567,-731" coordsize="10772,480">
-                <v:shape style="position:absolute;left:567;top:-731;width:10772;height:480" id="docshape5" coordorigin="567,-731" coordsize="10772,480" path="m11279,-731l627,-731,571,-693,567,-671,567,-311,605,-255,627,-251,11284,-251,11306,-257,11323,-270,11334,-289,11339,-311,11339,-671,11301,-727,11279,-731xe" filled="true" fillcolor="#f7f8fa" stroked="false">
-                  <v:path arrowok="t"/>
-                  <v:fill type="solid"/>
-                </v:shape>
-                <v:shape style="position:absolute;left:567;top:-731;width:10772;height:480" id="docshape6" coordorigin="567,-731" coordsize="10772,480" path="m11339,-671l11338,-676,11332,-698,11324,-708,11324,-671,11324,-311,11318,-289,11303,-273,11283,-266,627,-266,605,-271,590,-286,582,-307,582,-671,587,-692,602,-708,623,-716,11279,-716,11300,-710,11316,-696,11323,-675,11324,-671,11324,-708,11319,-715,11301,-727,11279,-731,621,-731,600,-724,583,-711,571,-693,567,-671,567,-311,567,-305,573,-284,586,-267,605,-255,627,-251,11279,-251,11306,-257,11339,-311,11339,-671xe" filled="true" fillcolor="#d1d3db" stroked="false">
-                  <v:path arrowok="t"/>
-                  <v:fill type="solid"/>
-                </v:shape>
-                <v:shape style="position:absolute;left:567;top:-731;width:10772;height:480" type="#_x0000_t202" id="docshape7" filled="false" stroked="false">
-                  <v:textbox inset="0,0,0,0">
-                    <w:txbxContent>
-                      <w:p>
-                        <w:pPr>
-                          <w:spacing w:before="151"/>
-                          <w:ind w:left="196" w:right="0" w:firstLine="0"/>
-                          <w:jc w:val="left"/>
-                          <w:rPr>
-                            <w:sz w:val="15"/>
-                          </w:rPr>
-                        </w:pPr>
-                        <w:r>
-                          <w:rPr>
-                            <w:color w:val="1F2836"/>
-                            <w:w w:val="115"/>
-                            <w:sz w:val="15"/>
-                          </w:rPr>
-                          <w:t>The</w:t>
-                        </w:r>
-                        <w:r>
-                          <w:rPr>
-                            <w:color w:val="1F2836"/>
-                            <w:spacing w:val="10"/>
-                            <w:w w:val="115"/>
-                            <w:sz w:val="15"/>
-                          </w:rPr>
-                          <w:t> </w:t>
-                        </w:r>
-                        <w:r>
-                          <w:rPr>
-                            <w:color w:val="1F2836"/>
-                            <w:w w:val="115"/>
-                            <w:sz w:val="15"/>
-                          </w:rPr>
-                          <w:t>Backside</w:t>
-                        </w:r>
-                        <w:r>
-                          <w:rPr>
-                            <w:color w:val="1F2836"/>
-                            <w:spacing w:val="11"/>
-                            <w:w w:val="115"/>
-                            <w:sz w:val="15"/>
-                          </w:rPr>
-                          <w:t> </w:t>
-                        </w:r>
-                        <w:r>
-                          <w:rPr>
-                            <w:color w:val="1F2836"/>
-                            <w:w w:val="115"/>
-                            <w:sz w:val="15"/>
-                          </w:rPr>
-                          <w:t>wall</w:t>
-                        </w:r>
-                        <w:r>
-                          <w:rPr>
-                            <w:color w:val="1F2836"/>
-                            <w:spacing w:val="9"/>
-                            <w:w w:val="115"/>
-                            <w:sz w:val="15"/>
-                          </w:rPr>
-                          <w:t> </w:t>
-                        </w:r>
-                        <w:r>
-                          <w:rPr>
-                            <w:color w:val="1F2836"/>
-                            <w:w w:val="115"/>
-                            <w:sz w:val="15"/>
-                          </w:rPr>
-                          <w:t>is</w:t>
-                        </w:r>
-                        <w:r>
-                          <w:rPr>
-                            <w:color w:val="1F2836"/>
-                            <w:spacing w:val="9"/>
-                            <w:w w:val="115"/>
-                            <w:sz w:val="15"/>
-                          </w:rPr>
-                          <w:t> </w:t>
-                        </w:r>
-                        <w:r>
-                          <w:rPr>
-                            <w:color w:val="1F2836"/>
-                            <w:w w:val="115"/>
-                            <w:sz w:val="15"/>
-                          </w:rPr>
-                          <w:t>41cm</w:t>
-                        </w:r>
-                        <w:r>
-                          <w:rPr>
-                            <w:color w:val="1F2836"/>
-                            <w:spacing w:val="33"/>
-                            <w:w w:val="115"/>
-                            <w:sz w:val="15"/>
-                          </w:rPr>
-                          <w:t> </w:t>
-                        </w:r>
-                        <w:r>
-                          <w:rPr>
-                            <w:color w:val="1F2836"/>
-                            <w:w w:val="115"/>
-                            <w:sz w:val="15"/>
-                          </w:rPr>
-                          <w:t>distance</w:t>
-                        </w:r>
-                        <w:r>
-                          <w:rPr>
-                            <w:color w:val="1F2836"/>
-                            <w:spacing w:val="8"/>
-                            <w:w w:val="115"/>
-                            <w:sz w:val="15"/>
-                          </w:rPr>
-                          <w:t> </w:t>
-                        </w:r>
-                        <w:r>
-                          <w:rPr>
-                            <w:color w:val="1F2836"/>
-                            <w:w w:val="115"/>
-                            <w:sz w:val="15"/>
-                          </w:rPr>
-                          <w:t>and</w:t>
-                        </w:r>
-                        <w:r>
-                          <w:rPr>
-                            <w:color w:val="1F2836"/>
-                            <w:spacing w:val="36"/>
-                            <w:w w:val="115"/>
-                            <w:sz w:val="15"/>
-                          </w:rPr>
-                          <w:t> </w:t>
-                        </w:r>
-                        <w:r>
-                          <w:rPr>
-                            <w:color w:val="1F2836"/>
-                            <w:w w:val="115"/>
-                            <w:sz w:val="15"/>
-                          </w:rPr>
-                          <w:t>Right</w:t>
-                        </w:r>
-                        <w:r>
-                          <w:rPr>
-                            <w:color w:val="1F2836"/>
-                            <w:spacing w:val="3"/>
-                            <w:w w:val="115"/>
-                            <w:sz w:val="15"/>
-                          </w:rPr>
-                          <w:t> </w:t>
-                        </w:r>
-                        <w:r>
-                          <w:rPr>
-                            <w:color w:val="1F2836"/>
-                            <w:w w:val="115"/>
-                            <w:sz w:val="15"/>
-                          </w:rPr>
-                          <w:t>side</w:t>
-                        </w:r>
-                        <w:r>
-                          <w:rPr>
-                            <w:color w:val="1F2836"/>
-                            <w:spacing w:val="11"/>
-                            <w:w w:val="115"/>
-                            <w:sz w:val="15"/>
-                          </w:rPr>
-                          <w:t> </w:t>
-                        </w:r>
-                        <w:r>
-                          <w:rPr>
-                            <w:color w:val="1F2836"/>
-                            <w:w w:val="115"/>
-                            <w:sz w:val="15"/>
-                          </w:rPr>
-                          <w:t>is</w:t>
-                        </w:r>
-                        <w:r>
-                          <w:rPr>
-                            <w:color w:val="1F2836"/>
-                            <w:spacing w:val="17"/>
-                            <w:w w:val="115"/>
-                            <w:sz w:val="15"/>
-                          </w:rPr>
-                          <w:t> </w:t>
-                        </w:r>
-                        <w:r>
-                          <w:rPr>
-                            <w:color w:val="1F2836"/>
-                            <w:w w:val="115"/>
-                            <w:sz w:val="15"/>
-                          </w:rPr>
-                          <w:t>45</w:t>
-                        </w:r>
-                        <w:r>
-                          <w:rPr>
-                            <w:color w:val="1F2836"/>
-                            <w:spacing w:val="37"/>
-                            <w:w w:val="115"/>
-                            <w:sz w:val="15"/>
-                          </w:rPr>
-                          <w:t> </w:t>
-                        </w:r>
-                        <w:r>
-                          <w:rPr>
-                            <w:color w:val="1F2836"/>
-                            <w:w w:val="115"/>
-                            <w:sz w:val="15"/>
-                          </w:rPr>
-                          <w:t>cm.</w:t>
-                        </w:r>
-                        <w:r>
-                          <w:rPr>
-                            <w:color w:val="1F2836"/>
-                            <w:spacing w:val="42"/>
-                            <w:w w:val="115"/>
-                            <w:sz w:val="15"/>
-                          </w:rPr>
-                          <w:t> </w:t>
-                        </w:r>
-                        <w:r>
-                          <w:rPr>
-                            <w:color w:val="1F2836"/>
-                            <w:w w:val="115"/>
-                            <w:sz w:val="15"/>
-                          </w:rPr>
-                          <w:t>And</w:t>
-                        </w:r>
-                        <w:r>
-                          <w:rPr>
-                            <w:color w:val="1F2836"/>
-                            <w:spacing w:val="13"/>
-                            <w:w w:val="115"/>
-                            <w:sz w:val="15"/>
-                          </w:rPr>
-                          <w:t> </w:t>
-                        </w:r>
-                        <w:r>
-                          <w:rPr>
-                            <w:color w:val="1F2836"/>
-                            <w:w w:val="115"/>
-                            <w:sz w:val="15"/>
-                          </w:rPr>
-                          <w:t>RF</w:t>
-                        </w:r>
-                        <w:r>
-                          <w:rPr>
-                            <w:color w:val="1F2836"/>
-                            <w:spacing w:val="17"/>
-                            <w:w w:val="115"/>
-                            <w:sz w:val="15"/>
-                          </w:rPr>
-                          <w:t> </w:t>
-                        </w:r>
-                        <w:r>
-                          <w:rPr>
-                            <w:color w:val="1F2836"/>
-                            <w:w w:val="115"/>
-                            <w:sz w:val="15"/>
-                          </w:rPr>
-                          <w:t>will</w:t>
-                        </w:r>
-                        <w:r>
-                          <w:rPr>
-                            <w:color w:val="1F2836"/>
-                            <w:spacing w:val="25"/>
-                            <w:w w:val="115"/>
-                            <w:sz w:val="15"/>
-                          </w:rPr>
-                          <w:t> </w:t>
-                        </w:r>
-                        <w:r>
-                          <w:rPr>
-                            <w:color w:val="1F2836"/>
-                            <w:w w:val="115"/>
-                            <w:sz w:val="15"/>
-                          </w:rPr>
-                          <w:t>be</w:t>
-                        </w:r>
-                        <w:r>
-                          <w:rPr>
-                            <w:color w:val="1F2836"/>
-                            <w:spacing w:val="26"/>
-                            <w:w w:val="115"/>
-                            <w:sz w:val="15"/>
-                          </w:rPr>
-                          <w:t> </w:t>
-                        </w:r>
-                        <w:r>
-                          <w:rPr>
-                            <w:color w:val="1F2836"/>
-                            <w:w w:val="115"/>
-                            <w:sz w:val="15"/>
-                          </w:rPr>
-                          <w:t>fixed</w:t>
-                        </w:r>
-                        <w:r>
-                          <w:rPr>
-                            <w:color w:val="1F2836"/>
-                            <w:spacing w:val="1"/>
-                            <w:w w:val="115"/>
-                            <w:sz w:val="15"/>
-                          </w:rPr>
-                          <w:t> </w:t>
-                        </w:r>
-                        <w:r>
-                          <w:rPr>
-                            <w:color w:val="1F2836"/>
-                            <w:w w:val="115"/>
-                            <w:sz w:val="15"/>
-                          </w:rPr>
-                          <w:t>to</w:t>
-                        </w:r>
-                        <w:r>
-                          <w:rPr>
-                            <w:color w:val="1F2836"/>
-                            <w:spacing w:val="19"/>
-                            <w:w w:val="115"/>
-                            <w:sz w:val="15"/>
-                          </w:rPr>
-                          <w:t> </w:t>
-                        </w:r>
-                        <w:r>
-                          <w:rPr>
-                            <w:color w:val="1F2836"/>
-                            <w:w w:val="115"/>
-                            <w:sz w:val="15"/>
-                          </w:rPr>
-                          <w:t>right</w:t>
-                        </w:r>
-                        <w:r>
-                          <w:rPr>
-                            <w:color w:val="1F2836"/>
-                            <w:spacing w:val="10"/>
-                            <w:w w:val="115"/>
-                            <w:sz w:val="15"/>
-                          </w:rPr>
-                          <w:t> </w:t>
-                        </w:r>
-                        <w:r>
-                          <w:rPr>
-                            <w:color w:val="1F2836"/>
-                            <w:w w:val="115"/>
-                            <w:sz w:val="15"/>
-                          </w:rPr>
-                          <w:t>side</w:t>
-                        </w:r>
-                        <w:r>
-                          <w:rPr>
-                            <w:color w:val="1F2836"/>
-                            <w:spacing w:val="9"/>
-                            <w:w w:val="115"/>
-                            <w:sz w:val="15"/>
-                          </w:rPr>
-                          <w:t> </w:t>
-                        </w:r>
-                        <w:r>
-                          <w:rPr>
-                            <w:color w:val="1F2836"/>
-                            <w:spacing w:val="-4"/>
-                            <w:w w:val="115"/>
-                            <w:sz w:val="15"/>
-                          </w:rPr>
-                          <w:t>wall</w:t>
-                        </w:r>
-                      </w:p>
-                    </w:txbxContent>
-                  </v:textbox>
-                  <w10:wrap type="none"/>
-                </v:shape>
-                <w10:wrap type="none"/>
-              </v:group>
-            </w:pict>
-          </mc:Fallback>
-        </mc:AlternateContent>
-      </w:r>
-      <w:r>
-        <w:rPr/>
-        <mc:AlternateContent>
-          <mc:Choice Requires="wps">
-            <w:drawing>
-              <wp:anchor distT="0" distB="0" distL="0" distR="0" allowOverlap="1" layoutInCell="1" locked="0" behindDoc="0" simplePos="0" relativeHeight="15730688">
+              <wp:anchor distT="0" distB="0" distL="0" distR="0" simplePos="0" relativeHeight="15730688" behindDoc="0" locked="0" layoutInCell="1" allowOverlap="1" wp14:anchorId="5C70FAEB" wp14:editId="78C3AFAB">
                 <wp:simplePos x="0" y="0"/>
                 <wp:positionH relativeFrom="page">
                   <wp:posOffset>360045</wp:posOffset>
@@ -4777,13 +3420,14 @@
                 <wp:wrapNone/>
                 <wp:docPr id="12" name="Graphic 12"/>
                 <wp:cNvGraphicFramePr>
-                  <a:graphicFrameLocks/>
+                  <a:graphicFrameLocks xmlns:a="http://schemas.openxmlformats.org/drawingml/2006/main"/>
                 </wp:cNvGraphicFramePr>
-                <a:graphic>
+                <a:graphic xmlns:a="http://schemas.openxmlformats.org/drawingml/2006/main">
                   <a:graphicData uri="http://schemas.microsoft.com/office/word/2010/wordprocessingShape">
                     <wps:wsp>
-                      <wps:cNvPr id="12" name="Graphic 12"/>
-                      <wps:cNvSpPr/>
+                      <wps:cNvSpPr>
+                        <a:spLocks/>
+                      </wps:cNvSpPr>
                       <wps:spPr>
                         <a:xfrm>
                           <a:off x="0" y="0"/>
@@ -4796,7 +3440,7 @@
                           <a:cxnLst/>
                           <a:rect l="l" t="t" r="r" b="b"/>
                           <a:pathLst>
-                            <a:path w="6840220" h="0">
+                            <a:path w="6840220">
                               <a:moveTo>
                                 <a:pt x="0" y="0"/>
                               </a:moveTo>
@@ -4827,10 +3471,10 @@
           </mc:Choice>
           <mc:Fallback>
             <w:pict>
-              <v:line style="position:absolute;mso-position-horizontal-relative:page;mso-position-vertical-relative:paragraph;z-index:15730688" from="28.35pt,16.473516pt" to="566.950pt,16.473516pt" stroked="true" strokeweight=".85pt" strokecolor="#d1d3db">
-                <v:stroke dashstyle="solid"/>
-                <w10:wrap type="none"/>
-              </v:line>
+              <v:shape w14:anchorId="547AF28D" id="Graphic 12" o:spid="_x0000_s1026" style="position:absolute;margin-left:28.35pt;margin-top:16.45pt;width:538.6pt;height:.1pt;z-index:15730688;visibility:visible;mso-wrap-style:square;mso-wrap-distance-left:0;mso-wrap-distance-top:0;mso-wrap-distance-right:0;mso-wrap-distance-bottom:0;mso-position-horizontal:absolute;mso-position-horizontal-relative:page;mso-position-vertical:absolute;mso-position-vertical-relative:text;v-text-anchor:top" coordsize="6840220,1270" o:gfxdata="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" path="m,l6840220,e" filled="f" strokecolor="#d1d3db" strokeweight=".85pt">
+                <v:path arrowok="t"/>
+                <w10:wrap anchorx="page"/>
+              </v:shape>
             </w:pict>
           </mc:Fallback>
         </mc:AlternateContent>
@@ -4848,7 +3492,7 @@
           <w:spacing w:val="-7"/>
           <w:w w:val="130"/>
         </w:rPr>
-        <w:t> </w:t>
+        <w:t xml:space="preserve"> </w:t>
       </w:r>
       <w:r>
         <w:rPr>
@@ -4863,7 +3507,7 @@
           <w:spacing w:val="13"/>
           <w:w w:val="130"/>
         </w:rPr>
-        <w:t> </w:t>
+        <w:t xml:space="preserve"> </w:t>
       </w:r>
       <w:r>
         <w:rPr>
@@ -4878,7 +3522,7 @@
           <w:spacing w:val="-9"/>
           <w:w w:val="130"/>
         </w:rPr>
-        <w:t> </w:t>
+        <w:t xml:space="preserve"> </w:t>
       </w:r>
       <w:r>
         <w:rPr>
@@ -4891,7 +3535,7 @@
     </w:p>
     <w:p>
       <w:pPr>
-        <w:spacing w:line="240" w:lineRule="auto" w:before="17" w:after="1"/>
+        <w:spacing w:before="17" w:after="1"/>
         <w:rPr>
           <w:b/>
           <w:sz w:val="20"/>
@@ -4901,7 +3545,6 @@
     <w:tbl>
       <w:tblPr>
         <w:tblW w:w="0" w:type="auto"/>
-        <w:jc w:val="left"/>
         <w:tblInd w:w="151" w:type="dxa"/>
         <w:tblBorders>
           <w:top w:val="single" w:sz="6" w:space="0" w:color="D1D3DB"/>
@@ -4913,12 +3556,10 @@
         </w:tblBorders>
         <w:tblLayout w:type="fixed"/>
         <w:tblCellMar>
-          <w:top w:w="0" w:type="dxa"/>
           <w:left w:w="0" w:type="dxa"/>
-          <w:bottom w:w="0" w:type="dxa"/>
           <w:right w:w="0" w:type="dxa"/>
         </w:tblCellMar>
-        <w:tblLook w:val="01E0"/>
+        <w:tblLook w:val="01E0" w:firstRow="1" w:lastRow="1" w:firstColumn="1" w:lastColumn="1" w:noHBand="0" w:noVBand="0"/>
       </w:tblPr>
       <w:tblGrid>
         <w:gridCol w:w="3013"/>
@@ -4926,7 +3567,7 @@
       </w:tblGrid>
       <w:tr>
         <w:trPr>
-          <w:trHeight w:val="388" w:hRule="atLeast"/>
+          <w:trHeight w:val="388"/>
         </w:trPr>
         <w:tc>
           <w:tcPr>
@@ -4958,7 +3599,7 @@
                 <w:w w:val="120"/>
                 <w:sz w:val="18"/>
               </w:rPr>
-              <w:t> </w:t>
+              <w:t xml:space="preserve"> </w:t>
             </w:r>
             <w:r>
               <w:rPr>
@@ -4992,12 +3633,28 @@
               </w:rPr>
               <w:t>{elev_oem}</w:t>
             </w:r>
+            <w:proofErr w:type="spellStart"/>
+            <w:r>
+              <w:rPr>
+                <w:color w:val="1F2836"/>
+                <w:spacing w:val="-2"/>
+                <w:sz w:val="18"/>
+              </w:rPr>
+            </w:r>
+            <w:proofErr w:type="spellEnd"/>
+            <w:r>
+              <w:rPr>
+                <w:color w:val="1F2836"/>
+                <w:spacing w:val="-2"/>
+                <w:sz w:val="18"/>
+              </w:rPr>
+            </w:r>
           </w:p>
         </w:tc>
       </w:tr>
       <w:tr>
         <w:trPr>
-          <w:trHeight w:val="390" w:hRule="atLeast"/>
+          <w:trHeight w:val="390"/>
         </w:trPr>
         <w:tc>
           <w:tcPr>
@@ -5029,7 +3686,7 @@
                 <w:w w:val="125"/>
                 <w:sz w:val="18"/>
               </w:rPr>
-              <w:t> </w:t>
+              <w:t xml:space="preserve"> </w:t>
             </w:r>
             <w:r>
               <w:rPr>
@@ -5046,7 +3703,7 @@
                 <w:w w:val="125"/>
                 <w:sz w:val="18"/>
               </w:rPr>
-              <w:t> </w:t>
+              <w:t xml:space="preserve"> </w:t>
             </w:r>
             <w:r>
               <w:rPr>
@@ -5063,7 +3720,7 @@
                 <w:w w:val="125"/>
                 <w:sz w:val="18"/>
               </w:rPr>
-              <w:t> </w:t>
+              <w:t xml:space="preserve"> </w:t>
             </w:r>
             <w:r>
               <w:rPr>
@@ -5095,15 +3752,25 @@
               </w:rPr>
               <w:t>{elev_model}</w:t>
             </w:r>
-            <w:r>
-              <w:rPr>
+            <w:proofErr w:type="spellStart"/>
+            <w:r>
+              <w:rPr>
+                <w:b/>
+                <w:w w:val="125"/>
+                <w:sz w:val="18"/>
+              </w:rPr>
+            </w:r>
+            <w:r>
+              <w:rPr>
+                <w:b/>
                 <w:spacing w:val="-2"/>
+                <w:w w:val="125"/>
                 <w:sz w:val="18"/>
               </w:rPr>
             </w:r>
-            <w:r>
-              <w:rPr>
-                <w:spacing w:val="-10"/>
+            <w:proofErr w:type="spellEnd"/>
+            <w:r>
+              <w:rPr>
                 <w:sz w:val="18"/>
               </w:rPr>
             </w:r>
@@ -5112,7 +3779,7 @@
       </w:tr>
       <w:tr>
         <w:trPr>
-          <w:trHeight w:val="599" w:hRule="atLeast"/>
+          <w:trHeight w:val="599"/>
         </w:trPr>
         <w:tc>
           <w:tcPr>
@@ -5122,7 +3789,7 @@
           <w:p>
             <w:pPr>
               <w:pStyle w:val="TableParagraph"/>
-              <w:spacing w:line="250" w:lineRule="atLeast" w:before="64"/>
+              <w:spacing w:before="64" w:line="250" w:lineRule="atLeast"/>
               <w:ind w:left="155" w:right="403"/>
               <w:rPr>
                 <w:b/>
@@ -5144,7 +3811,7 @@
                 <w:w w:val="125"/>
                 <w:sz w:val="18"/>
               </w:rPr>
-              <w:t> </w:t>
+              <w:t xml:space="preserve"> </w:t>
             </w:r>
             <w:r>
               <w:rPr>
@@ -5152,23 +3819,7 @@
                 <w:w w:val="125"/>
                 <w:sz w:val="18"/>
               </w:rPr>
-              <w:t>ID</w:t>
-            </w:r>
-            <w:r>
-              <w:rPr>
-                <w:b/>
-                <w:w w:val="125"/>
-                <w:sz w:val="18"/>
-              </w:rPr>
-              <w:t> (mention elevator bank</w:t>
-            </w:r>
-            <w:r>
-              <w:rPr>
-                <w:b/>
-                <w:w w:val="125"/>
-                <w:sz w:val="18"/>
-              </w:rPr>
-              <w:t> if</w:t>
+              <w:t>ID (mention elevator bank if</w:t>
             </w:r>
           </w:p>
         </w:tc>
@@ -5194,11 +3845,34 @@
               </w:rPr>
               <w:t>{elev_id}</w:t>
             </w:r>
+            <w:proofErr w:type="spellStart"/>
+            <w:r>
+              <w:rPr>
+                <w:b/>
+                <w:w w:val="125"/>
+                <w:sz w:val="18"/>
+              </w:rPr>
+            </w:r>
+            <w:r>
+              <w:rPr>
+                <w:b/>
+                <w:w w:val="125"/>
+                <w:sz w:val="18"/>
+              </w:rPr>
+            </w:r>
+            <w:r>
+              <w:rPr>
+                <w:b/>
+                <w:w w:val="125"/>
+                <w:sz w:val="18"/>
+              </w:rPr>
+            </w:r>
+            <w:proofErr w:type="spellEnd"/>
             <w:r>
               <w:rPr>
                 <w:color w:val="1F2836"/>
-                <w:spacing w:val="-7"/>
-                <w:w w:val="115"/>
+                <w:spacing w:val="-2"/>
+                <w:w w:val="95"/>
                 <w:sz w:val="18"/>
               </w:rPr>
             </w:r>
@@ -5207,7 +3881,7 @@
       </w:tr>
       <w:tr>
         <w:trPr>
-          <w:trHeight w:val="551" w:hRule="atLeast"/>
+          <w:trHeight w:val="551"/>
         </w:trPr>
         <w:tc>
           <w:tcPr>
@@ -5230,7 +3904,7 @@
                 <w:w w:val="125"/>
                 <w:sz w:val="18"/>
               </w:rPr>
-              <w:t>Elevator Maintenance </w:t>
+              <w:t xml:space="preserve">Elevator Maintenance </w:t>
             </w:r>
             <w:r>
               <w:rPr>
@@ -5265,12 +3939,37 @@
               </w:rPr>
               <w:t>{elev_maint}</w:t>
             </w:r>
+            <w:proofErr w:type="spellStart"/>
+            <w:r>
+              <w:rPr>
+                <w:b/>
+                <w:w w:val="125"/>
+                <w:sz w:val="18"/>
+              </w:rPr>
+            </w:r>
+            <w:r>
+              <w:rPr>
+                <w:b/>
+                <w:spacing w:val="-2"/>
+                <w:w w:val="125"/>
+                <w:sz w:val="18"/>
+              </w:rPr>
+            </w:r>
+            <w:proofErr w:type="spellEnd"/>
+            <w:r>
+              <w:rPr>
+                <w:b/>
+                <w:spacing w:val="-2"/>
+                <w:w w:val="125"/>
+                <w:sz w:val="18"/>
+              </w:rPr>
+            </w:r>
           </w:p>
         </w:tc>
       </w:tr>
       <w:tr>
         <w:trPr>
-          <w:trHeight w:val="599" w:hRule="atLeast"/>
+          <w:trHeight w:val="599"/>
         </w:trPr>
         <w:tc>
           <w:tcPr>
@@ -5280,7 +3979,7 @@
           <w:p>
             <w:pPr>
               <w:pStyle w:val="TableParagraph"/>
-              <w:spacing w:line="250" w:lineRule="atLeast" w:before="64"/>
+              <w:spacing w:before="64" w:line="250" w:lineRule="atLeast"/>
               <w:ind w:left="155" w:right="403"/>
               <w:rPr>
                 <w:b/>
@@ -5293,23 +3992,7 @@
                 <w:w w:val="125"/>
                 <w:sz w:val="18"/>
               </w:rPr>
-              <w:t>Available</w:t>
-            </w:r>
-            <w:r>
-              <w:rPr>
-                <w:b/>
-                <w:w w:val="125"/>
-                <w:sz w:val="18"/>
-              </w:rPr>
-              <w:t> Plug</w:t>
-            </w:r>
-            <w:r>
-              <w:rPr>
-                <w:b/>
-                <w:w w:val="125"/>
-                <w:sz w:val="18"/>
-              </w:rPr>
-              <w:t> Point(s) </w:t>
+              <w:t xml:space="preserve">Available Plug Point(s) </w:t>
             </w:r>
             <w:r>
               <w:rPr>
@@ -5317,23 +4000,7 @@
                 <w:w w:val="130"/>
                 <w:sz w:val="18"/>
               </w:rPr>
-              <w:t>on</w:t>
-            </w:r>
-            <w:r>
-              <w:rPr>
-                <w:b/>
-                <w:w w:val="130"/>
-                <w:sz w:val="18"/>
-              </w:rPr>
-              <w:t> top of the</w:t>
-            </w:r>
-            <w:r>
-              <w:rPr>
-                <w:b/>
-                <w:w w:val="130"/>
-                <w:sz w:val="18"/>
-              </w:rPr>
-              <w:t> elevator</w:t>
+              <w:t>on top of the elevator</w:t>
             </w:r>
           </w:p>
         </w:tc>
@@ -5344,7 +4011,7 @@
           <w:p>
             <w:pPr>
               <w:pStyle w:val="TableParagraph"/>
-              <w:spacing w:line="250" w:lineRule="atLeast" w:before="64"/>
+              <w:spacing w:before="64" w:line="250" w:lineRule="atLeast"/>
               <w:ind w:left="155" w:right="90"/>
               <w:rPr>
                 <w:sz w:val="18"/>
@@ -5358,181 +4025,98 @@
               </w:rPr>
               <w:t>{plug_points}</w:t>
             </w:r>
-            <w:r>
-              <w:rPr>
-                <w:color w:val="1F2836"/>
-                <w:spacing w:val="-9"/>
+            <w:proofErr w:type="spellStart"/>
+            <w:r>
+              <w:rPr>
+                <w:b/>
                 <w:w w:val="125"/>
                 <w:sz w:val="18"/>
               </w:rPr>
             </w:r>
-            <w:r>
-              <w:rPr>
-                <w:color w:val="1F2836"/>
+            <w:proofErr w:type="spellEnd"/>
+            <w:r>
+              <w:rPr>
+                <w:b/>
                 <w:w w:val="125"/>
                 <w:sz w:val="18"/>
               </w:rPr>
             </w:r>
-            <w:r>
-              <w:rPr>
-                <w:color w:val="1F2836"/>
-                <w:spacing w:val="-6"/>
-                <w:w w:val="125"/>
+            <w:proofErr w:type="spellStart"/>
+            <w:r>
+              <w:rPr>
+                <w:b/>
+                <w:w w:val="130"/>
                 <w:sz w:val="18"/>
               </w:rPr>
             </w:r>
             <w:r>
               <w:rPr>
-                <w:color w:val="1F2836"/>
-                <w:w w:val="125"/>
+                <w:b/>
+                <w:w w:val="130"/>
                 <w:sz w:val="18"/>
               </w:rPr>
             </w:r>
             <w:r>
               <w:rPr>
-                <w:color w:val="1F2836"/>
-                <w:spacing w:val="-1"/>
-                <w:w w:val="125"/>
+                <w:b/>
+                <w:w w:val="130"/>
                 <w:sz w:val="18"/>
               </w:rPr>
             </w:r>
             <w:r>
               <w:rPr>
-                <w:color w:val="1F2836"/>
-                <w:w w:val="125"/>
+                <w:b/>
+                <w:w w:val="130"/>
                 <w:sz w:val="18"/>
               </w:rPr>
             </w:r>
             <w:r>
               <w:rPr>
-                <w:color w:val="1F2836"/>
-                <w:spacing w:val="-9"/>
-                <w:w w:val="125"/>
+                <w:b/>
+                <w:w w:val="130"/>
                 <w:sz w:val="18"/>
               </w:rPr>
             </w:r>
             <w:r>
               <w:rPr>
-                <w:color w:val="1F2836"/>
-                <w:w w:val="125"/>
+                <w:b/>
+                <w:w w:val="130"/>
                 <w:sz w:val="18"/>
               </w:rPr>
             </w:r>
             <w:r>
               <w:rPr>
-                <w:color w:val="1F2836"/>
-                <w:spacing w:val="-7"/>
-                <w:w w:val="125"/>
+                <w:b/>
+                <w:w w:val="130"/>
                 <w:sz w:val="18"/>
               </w:rPr>
             </w:r>
             <w:r>
               <w:rPr>
-                <w:color w:val="1F2836"/>
-                <w:w w:val="125"/>
+                <w:b/>
+                <w:w w:val="130"/>
                 <w:sz w:val="18"/>
               </w:rPr>
             </w:r>
             <w:r>
               <w:rPr>
-                <w:color w:val="1F2836"/>
-                <w:spacing w:val="-8"/>
-                <w:w w:val="125"/>
+                <w:b/>
+                <w:w w:val="130"/>
                 <w:sz w:val="18"/>
               </w:rPr>
             </w:r>
             <w:r>
               <w:rPr>
-                <w:color w:val="1F2836"/>
-                <w:w w:val="125"/>
+                <w:b/>
+                <w:w w:val="130"/>
                 <w:sz w:val="18"/>
               </w:rPr>
             </w:r>
-            <w:r>
-              <w:rPr>
-                <w:color w:val="1F2836"/>
-                <w:w w:val="125"/>
-                <w:sz w:val="18"/>
-              </w:rPr>
-            </w:r>
-            <w:r>
-              <w:rPr>
-                <w:color w:val="1F2836"/>
-                <w:spacing w:val="29"/>
-                <w:w w:val="125"/>
-                <w:sz w:val="18"/>
-              </w:rPr>
-            </w:r>
-            <w:r>
-              <w:rPr>
-                <w:color w:val="1F2836"/>
-                <w:w w:val="125"/>
-                <w:sz w:val="18"/>
-              </w:rPr>
-            </w:r>
-            <w:r>
-              <w:rPr>
-                <w:color w:val="1F2836"/>
-                <w:spacing w:val="-10"/>
-                <w:w w:val="125"/>
-                <w:sz w:val="18"/>
-              </w:rPr>
-            </w:r>
-            <w:r>
-              <w:rPr>
-                <w:color w:val="1F2836"/>
-                <w:w w:val="125"/>
-                <w:sz w:val="18"/>
-              </w:rPr>
-            </w:r>
-            <w:r>
-              <w:rPr>
-                <w:color w:val="1F2836"/>
-                <w:w w:val="125"/>
-                <w:sz w:val="18"/>
-              </w:rPr>
-            </w:r>
-            <w:r>
-              <w:rPr>
-                <w:color w:val="1F2836"/>
-                <w:w w:val="125"/>
-                <w:sz w:val="18"/>
-              </w:rPr>
-            </w:r>
-            <w:r>
-              <w:rPr>
-                <w:color w:val="1F2836"/>
-                <w:w w:val="125"/>
-                <w:sz w:val="18"/>
-              </w:rPr>
-            </w:r>
-            <w:r>
-              <w:rPr>
-                <w:color w:val="1F2836"/>
-                <w:spacing w:val="-9"/>
-                <w:w w:val="125"/>
-                <w:sz w:val="18"/>
-              </w:rPr>
-            </w:r>
-            <w:r>
-              <w:rPr>
-                <w:color w:val="1F2836"/>
-                <w:w w:val="125"/>
-                <w:sz w:val="18"/>
-              </w:rPr>
-            </w:r>
-            <w:r>
-              <w:rPr>
-                <w:color w:val="1F2836"/>
-                <w:spacing w:val="40"/>
-                <w:w w:val="125"/>
-                <w:sz w:val="18"/>
-              </w:rPr>
-            </w:r>
-            <w:r>
-              <w:rPr>
-                <w:color w:val="1F2836"/>
-                <w:w w:val="125"/>
+            <w:proofErr w:type="spellEnd"/>
+            <w:r>
+              <w:rPr>
+                <w:b/>
+                <w:w w:val="130"/>
                 <w:sz w:val="18"/>
               </w:rPr>
             </w:r>
@@ -5542,7 +4126,7 @@
     </w:tbl>
     <w:p>
       <w:pPr>
-        <w:spacing w:line="240" w:lineRule="auto" w:before="29"/>
+        <w:spacing w:before="29"/>
         <w:rPr>
           <w:b/>
           <w:sz w:val="19"/>
@@ -5551,8 +4135,7 @@
     </w:p>
     <w:p>
       <w:pPr>
-        <w:spacing w:before="0"/>
-        <w:ind w:left="3123" w:right="2986" w:firstLine="0"/>
+        <w:ind w:left="3123" w:right="2986"/>
         <w:jc w:val="center"/>
         <w:rPr>
           <w:sz w:val="13"/>
@@ -5573,7 +4156,7 @@
           <w:w w:val="125"/>
           <w:sz w:val="13"/>
         </w:rPr>
-        <w:t> </w:t>
+        <w:t xml:space="preserve"> </w:t>
       </w:r>
       <w:r>
         <w:rPr>
@@ -5590,7 +4173,7 @@
           <w:w w:val="125"/>
           <w:sz w:val="13"/>
         </w:rPr>
-        <w:t> </w:t>
+        <w:t xml:space="preserve"> </w:t>
       </w:r>
       <w:r>
         <w:rPr>
@@ -5607,7 +4190,7 @@
           <w:w w:val="125"/>
           <w:sz w:val="13"/>
         </w:rPr>
-        <w:t> </w:t>
+        <w:t xml:space="preserve"> </w:t>
       </w:r>
       <w:r>
         <w:rPr>
@@ -5621,7 +4204,6 @@
     </w:p>
     <w:p>
       <w:pPr>
-        <w:spacing w:after="0"/>
         <w:jc w:val="center"/>
         <w:rPr>
           <w:sz w:val="13"/>
@@ -5629,7 +4211,8 @@
         <w:sectPr>
           <w:type w:val="continuous"/>
           <w:pgSz w:w="11930" w:h="16850"/>
-          <w:pgMar w:top="380" w:bottom="280" w:left="425" w:right="566"/>
+          <w:pgMar w:top="380" w:right="566" w:bottom="280" w:left="425" w:header="720" w:footer="720" w:gutter="0"/>
+          <w:cols w:space="720"/>
         </w:sectPr>
       </w:pPr>
     </w:p>
@@ -5640,11 +4223,14 @@
         <w:ind w:right="2852"/>
       </w:pPr>
       <w:r>
-        <w:rPr/>
+        <w:rPr>
+          <w:noProof/>
+        </w:rPr>
+        <w:lastRenderedPageBreak/>
         <mc:AlternateContent>
-          <mc:Choice Requires="wps">
+          <mc:Choice Requires="wpg">
             <w:drawing>
-              <wp:anchor distT="0" distB="0" distL="0" distR="0" allowOverlap="1" layoutInCell="1" locked="0" behindDoc="1" simplePos="0" relativeHeight="486007296">
+              <wp:anchor distT="0" distB="0" distL="0" distR="0" simplePos="0" relativeHeight="486007296" behindDoc="1" locked="0" layoutInCell="1" allowOverlap="1" wp14:anchorId="257930B3" wp14:editId="354E080A">
                 <wp:simplePos x="0" y="0"/>
                 <wp:positionH relativeFrom="page">
                   <wp:posOffset>356615</wp:posOffset>
@@ -5657,17 +4243,19 @@
                 <wp:wrapNone/>
                 <wp:docPr id="13" name="Group 13"/>
                 <wp:cNvGraphicFramePr>
-                  <a:graphicFrameLocks/>
+                  <a:graphicFrameLocks xmlns:a="http://schemas.openxmlformats.org/drawingml/2006/main"/>
                 </wp:cNvGraphicFramePr>
-                <a:graphic>
+                <a:graphic xmlns:a="http://schemas.openxmlformats.org/drawingml/2006/main">
                   <a:graphicData uri="http://schemas.microsoft.com/office/word/2010/wordprocessingGroup">
                     <wpg:wgp>
-                      <wpg:cNvPr id="13" name="Group 13"/>
-                      <wpg:cNvGrpSpPr/>
+                      <wpg:cNvGrpSpPr>
+                        <a:grpSpLocks/>
+                      </wpg:cNvGrpSpPr>
                       <wpg:grpSpPr>
                         <a:xfrm>
                           <a:off x="0" y="0"/>
                           <a:ext cx="7098665" cy="6567805"/>
+                          <a:chOff x="0" y="0"/>
                           <a:chExt cx="7098665" cy="6567805"/>
                         </a:xfrm>
                       </wpg:grpSpPr>
@@ -6241,7 +4829,7 @@
                           <a:noAutofit/>
                         </wps:bodyPr>
                       </wps:wsp>
-                      <pic:pic>
+                      <pic:pic xmlns:pic="http://schemas.openxmlformats.org/drawingml/2006/picture">
                         <pic:nvPicPr>
                           <pic:cNvPr id="20" name="Image 20"/>
                           <pic:cNvPicPr/>
@@ -6445,7 +5033,7 @@
                           <a:noAutofit/>
                         </wps:bodyPr>
                       </wps:wsp>
-                      <pic:pic>
+                      <pic:pic xmlns:pic="http://schemas.openxmlformats.org/drawingml/2006/picture">
                         <pic:nvPicPr>
                           <pic:cNvPr id="25" name="Image 25"/>
                           <pic:cNvPicPr/>
@@ -6560,66 +5148,82 @@
           </mc:Choice>
           <mc:Fallback>
             <w:pict>
-              <v:group style="position:absolute;margin-left:28.08pt;margin-top:13.199978pt;width:558.950pt;height:517.15pt;mso-position-horizontal-relative:page;mso-position-vertical-relative:page;z-index:-17309184" id="docshapegroup8" coordorigin="562,264" coordsize="11179,10343">
-                <v:shape style="position:absolute;left:5041;top:1277;width:4836;height:3582" id="docshape9" coordorigin="5041,1277" coordsize="4836,3582" path="m5041,1457l9877,1457,9877,1277,5041,1277,5041,1457xm5041,4859l5220,4859,5220,1457,5041,1457,5041,4859xm9697,4859l9877,4859,9877,1457,9697,1457,9697,4859xm5220,3068l9697,3068,9697,2889,5220,2889,5220,3068xe" filled="false" stroked="true" strokeweight=".9pt" strokecolor="#000000">
+              <v:group w14:anchorId="7E0E507D" id="Group 13" o:spid="_x0000_s1026" style="position:absolute;margin-left:28.1pt;margin-top:13.2pt;width:558.95pt;height:517.15pt;z-index:-17309184;mso-wrap-distance-left:0;mso-wrap-distance-right:0;mso-position-horizontal-relative:page;mso-position-vertical-relative:page" coordsize="70986,65678" o:gfxdata="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">
+                <v:shape id="Graphic 14" o:spid="_x0000_s1027" style="position:absolute;left:28444;top:6432;width:30708;height:22746;visibility:visible;mso-wrap-style:square;v-text-anchor:top" coordsize="3070860,2274570" o:gfxdata="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" path="m,114300r3070860,l3070860,,,,,114300xem,2274570r113664,l113664,114300,,114300,,2274570xem2956560,2274570r114300,l3070860,114300r-114300,l2956560,2274570xem113664,1137285r2842896,l2956560,1023620r-2842896,l113664,1137285xe" filled="f" strokeweight=".9pt">
                   <v:path arrowok="t"/>
-                  <v:stroke dashstyle="solid"/>
                 </v:shape>
-                <v:shape style="position:absolute;left:5041;top:847;width:4836;height:4012" id="docshape10" coordorigin="5041,847" coordsize="4836,4012" path="m5578,3068l5578,4859m5506,3068l5650,3068m5506,4859l5650,4859m5578,2889l5578,1457m5650,2889l5506,2889m5650,1457l5506,1457m5041,919l9877,919m5041,991l5041,847m9877,991l9877,847e" filled="false" stroked="true" strokeweight=".75pt" strokecolor="#1563be">
+                <v:shape id="Graphic 15" o:spid="_x0000_s1028" style="position:absolute;left:28444;top:3702;width:30708;height:25476;visibility:visible;mso-wrap-style:square;v-text-anchor:top" coordsize="3070860,2547620" o:gfxdata="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" path="m340994,1410335r,1137285em295275,1410335r91439,em295275,2547620r91439,em340994,1296670r,-909320em386714,1296670r-91439,em386714,387350r-91439,em,45720r3070860,em,91440l,em3070860,91440r,-91440e" filled="f" strokecolor="#1563be">
                   <v:path arrowok="t"/>
-                  <v:stroke dashstyle="solid"/>
                 </v:shape>
-                <v:rect style="position:absolute;left:573;top:660;width:2999;height:4960" id="docshape11" filled="true" fillcolor="#eeeeee" stroked="false">
-                  <v:fill type="solid"/>
-                </v:rect>
-                <v:shape style="position:absolute;left:561;top:645;width:10774;height:4974" id="docshape12" coordorigin="562,646" coordsize="10774,4974" path="m576,646l562,646,562,660,562,5619,576,5619,576,660,576,646xm3612,646l3589,646,3575,646,576,646,576,660,3575,660,3575,5619,3589,5619,3589,660,3612,660,3612,646xm11335,646l11321,646,11235,646,11235,660,11321,660,11321,5619,11335,5619,11335,660,11335,646xe" filled="true" fillcolor="#d1d3db" stroked="false">
+                <v:shape id="Graphic 16" o:spid="_x0000_s1029" style="position:absolute;left:76;top:2514;width:19043;height:31496;visibility:visible;mso-wrap-style:square;v-text-anchor:top" coordsize="1904364,3149600" o:gfxdata="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" path="m1904111,l,,,3149219r1904111,l1904111,xe" fillcolor="#eee" stroked="f">
                   <v:path arrowok="t"/>
-                  <v:fill type="solid"/>
                 </v:shape>
-                <v:rect style="position:absolute;left:573;top:5633;width:2999;height:4959" id="docshape13" filled="true" fillcolor="#eeeeee" stroked="false">
-                  <v:fill type="solid"/>
-                </v:rect>
-                <v:shape style="position:absolute;left:561;top:5619;width:10774;height:4988" id="docshape14" coordorigin="562,5619" coordsize="10774,4988" path="m576,10593l562,10593,562,10607,576,10607,576,10593xm576,5619l562,5619,562,5634,562,10593,576,10593,576,5634,576,5619xm11335,10593l11321,10593,3589,10593,3575,10593,576,10593,576,10607,3575,10607,3589,10607,11321,10607,11335,10607,11335,10593xm11335,5619l11321,5619,3589,5619,3575,5619,576,5619,576,5634,3575,5634,3575,10593,3589,10593,3589,5634,11321,5634,11321,10593,11335,10593,11335,5634,11335,5619xe" filled="true" fillcolor="#d1d3db" stroked="false">
+                <v:shape id="Graphic 17" o:spid="_x0000_s1030" style="position:absolute;top:2423;width:68414;height:31585;visibility:visible;mso-wrap-style:square;v-text-anchor:top" coordsize="6841490,3158490" o:gfxdata="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" path="m9131,l,,,9144,,3158363r9131,l9131,9144,9131,xem1937004,r-14605,l1913255,,9144,r,9144l1913255,9144r,3149219l1922399,3158363r,-3149219l1937004,9144r,-9144xem6841236,r-9144,l6777609,r,9144l6832092,9144r,3149219l6841236,3158363r,-3149219l6841236,xe" fillcolor="#d1d3db" stroked="f">
                   <v:path arrowok="t"/>
-                  <v:fill type="solid"/>
                 </v:shape>
-                <v:shape style="position:absolute;left:3573;top:556;width:7721;height:212" type="#_x0000_t75" id="docshape15" stroked="false">
-                  <v:imagedata r:id="rId8" o:title=""/>
+                <v:shape id="Graphic 18" o:spid="_x0000_s1031" style="position:absolute;left:76;top:34098;width:19043;height:31489;visibility:visible;mso-wrap-style:square;v-text-anchor:top" coordsize="1904364,3148965" o:gfxdata="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" path="m1904111,l,,,3148838r1904111,l1904111,xe" fillcolor="#eee" stroked="f">
+                  <v:path arrowok="t"/>
                 </v:shape>
-                <v:line style="position:absolute" from="3642,641" to="11205,617" stroked="true" strokeweight="3pt" strokecolor="#000000">
-                  <v:stroke dashstyle="solid"/>
-                </v:line>
-                <v:rect style="position:absolute;left:7964;top:269;width:884;height:365" id="docshape16" filled="true" fillcolor="#ffffff" stroked="false">
-                  <v:fill type="solid"/>
-                </v:rect>
-                <v:rect style="position:absolute;left:7964;top:269;width:884;height:365" id="docshape17" filled="false" stroked="true" strokeweight=".5pt" strokecolor="#000000">
-                  <v:stroke dashstyle="solid"/>
-                </v:rect>
-                <v:rect style="position:absolute;left:11370;top:2175;width:365;height:884" id="docshape18" filled="false" stroked="true" strokeweight=".5pt" strokecolor="#000000">
-                  <v:stroke dashstyle="solid"/>
-                </v:rect>
-                <v:shape style="position:absolute;left:11095;top:624;width:205;height:4306" type="#_x0000_t75" id="docshape19" stroked="false">
-                  <v:imagedata r:id="rId9" o:title=""/>
+                <v:shape id="Graphic 19" o:spid="_x0000_s1032" style="position:absolute;top:34006;width:68414;height:31674;visibility:visible;mso-wrap-style:square;v-text-anchor:top" coordsize="6841490,3167380" o:gfxdata="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" path="m9131,3157982r-9131,l,3167113r9131,l9131,3157982xem9131,l,,,9131,,3157969r9131,l9131,9131,9131,xem6841236,3157982r-9144,l1922399,3157982r-9144,l9144,3157982r,9131l1913255,3167113r9144,l6832092,3167113r9144,l6841236,3157982xem6841236,r-9144,l1922399,r-9144,l9144,r,9131l1913255,9131r,3148838l1922399,3157969r,-3148838l6832092,9131r,3148838l6841236,3157969r,-3148838l6841236,xe" fillcolor="#d1d3db" stroked="f">
+                  <v:path arrowok="t"/>
                 </v:shape>
-                <v:line style="position:absolute" from="11193,654" to="11210,4804" stroked="true" strokeweight="3.0pt" strokecolor="#000000">
-                  <v:stroke dashstyle="solid"/>
-                </v:line>
-                <v:shape style="position:absolute;left:9692;top:641;width:1518;height:1247" id="docshape20" coordorigin="9692,641" coordsize="1518,1247" path="m9886,1887l11210,1887m9692,641l9704,1234e" filled="false" stroked="true" strokeweight=".75pt" strokecolor="#497dba">
+                <v:shapetype id="_x0000_t75" coordsize="21600,21600" o:spt="75" o:preferrelative="t" path="m@4@5l@4@11@9@11@9@5xe" filled="f" stroked="f">
+                  <v:stroke joinstyle="miter"/>
+                  <v:formulas>
+                    <v:f eqn="if lineDrawn pixelLineWidth 0"/>
+                    <v:f eqn="sum @0 1 0"/>
+                    <v:f eqn="sum 0 0 @1"/>
+                    <v:f eqn="prod @2 1 2"/>
+                    <v:f eqn="prod @3 21600 pixelWidth"/>
+                    <v:f eqn="prod @3 21600 pixelHeight"/>
+                    <v:f eqn="sum @0 0 1"/>
+                    <v:f eqn="prod @6 1 2"/>
+                    <v:f eqn="prod @7 21600 pixelWidth"/>
+                    <v:f eqn="sum @8 21600 0"/>
+                    <v:f eqn="prod @7 21600 pixelHeight"/>
+                    <v:f eqn="sum @10 21600 0"/>
+                  </v:formulas>
+                  <v:path o:extrusionok="f" gradientshapeok="t" o:connecttype="rect"/>
+                  <o:lock v:ext="edit" aspectratio="t"/>
+                </v:shapetype>
+                <v:shape id="Image 20" o:spid="_x0000_s1033" type="#_x0000_t75" style="position:absolute;left:19126;top:1859;width:49027;height:1341;visibility:visible;mso-wrap-style:square" o:gfxdata="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">
+                  <v:imagedata r:id="rId10" o:title=""/>
+                </v:shape>
+                <v:shape id="Graphic 21" o:spid="_x0000_s1034" style="position:absolute;left:19560;top:2241;width:48025;height:152;visibility:visible;mso-wrap-style:square;v-text-anchor:top" coordsize="4802505,15240" o:gfxdata="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" path="m,15240l4802505,e" filled="f" strokeweight="3pt">
                   <v:path arrowok="t"/>
-                  <v:stroke dashstyle="solid"/>
                 </v:shape>
-                <w10:wrap type="none"/>
+                <v:shape id="Graphic 22" o:spid="_x0000_s1035" style="position:absolute;left:47005;top:31;width:5613;height:2318;visibility:visible;mso-wrap-style:square;v-text-anchor:top" coordsize="561340,231775" o:gfxdata="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" path="m561339,l,,,231775r561339,l561339,xe" stroked="f">
+                  <v:path arrowok="t"/>
+                </v:shape>
+                <v:shape id="Graphic 23" o:spid="_x0000_s1036" style="position:absolute;left:47005;top:31;width:5613;height:2318;visibility:visible;mso-wrap-style:square;v-text-anchor:top" coordsize="561340,231775" o:gfxdata="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" path="m,231775r561339,l561339,,,,,231775xe" filled="f" strokeweight=".5pt">
+                  <v:path arrowok="t"/>
+                </v:shape>
+                <v:shape id="Graphic 24" o:spid="_x0000_s1037" style="position:absolute;left:68633;top:12134;width:2318;height:5614;visibility:visible;mso-wrap-style:square;v-text-anchor:top" coordsize="231775,561340" o:gfxdata="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" path="m,561340r231775,l231775,,,,,561340xe" filled="f" strokeweight=".5pt">
+                  <v:path arrowok="t"/>
+                </v:shape>
+                <v:shape id="Image 25" o:spid="_x0000_s1038" type="#_x0000_t75" style="position:absolute;left:66888;top:2286;width:1296;height:27340;visibility:visible;mso-wrap-style:square" o:gfxdata="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">
+                  <v:imagedata r:id="rId11" o:title=""/>
+                </v:shape>
+                <v:shape id="Graphic 26" o:spid="_x0000_s1039" style="position:absolute;left:67509;top:2476;width:108;height:26353;visibility:visible;mso-wrap-style:square;v-text-anchor:top" coordsize="10795,2635250" o:gfxdata="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" path="m,l10795,2635250e" filled="f" strokeweight="1.0583mm">
+                  <v:path arrowok="t"/>
+                </v:shape>
+                <v:shape id="Graphic 27" o:spid="_x0000_s1040" style="position:absolute;left:57978;top:2393;width:9639;height:7919;visibility:visible;mso-wrap-style:square;v-text-anchor:top" coordsize="963930,791845" o:gfxdata="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" path="m123189,791464r840740,em,l7619,376554e" filled="f" strokecolor="#497dba">
+                  <v:path arrowok="t"/>
+                </v:shape>
+                <w10:wrap anchorx="page" anchory="page"/>
               </v:group>
             </w:pict>
           </mc:Fallback>
         </mc:AlternateContent>
       </w:r>
       <w:r>
-        <w:rPr/>
+        <w:rPr>
+          <w:noProof/>
+        </w:rPr>
         <mc:AlternateContent>
           <mc:Choice Requires="wps">
             <w:drawing>
-              <wp:anchor distT="0" distB="0" distL="0" distR="0" allowOverlap="1" layoutInCell="1" locked="0" behindDoc="0" simplePos="0" relativeHeight="15733760">
+              <wp:anchor distT="0" distB="0" distL="0" distR="0" simplePos="0" relativeHeight="15733760" behindDoc="0" locked="0" layoutInCell="1" allowOverlap="1" wp14:anchorId="0D972647" wp14:editId="7AA41F92">
                 <wp:simplePos x="0" y="0"/>
                 <wp:positionH relativeFrom="page">
                   <wp:posOffset>7246436</wp:posOffset>
@@ -6632,13 +5236,14 @@
                 <wp:wrapNone/>
                 <wp:docPr id="28" name="Textbox 28"/>
                 <wp:cNvGraphicFramePr>
-                  <a:graphicFrameLocks/>
+                  <a:graphicFrameLocks xmlns:a="http://schemas.openxmlformats.org/drawingml/2006/main"/>
                 </wp:cNvGraphicFramePr>
-                <a:graphic>
+                <a:graphic xmlns:a="http://schemas.openxmlformats.org/drawingml/2006/main">
                   <a:graphicData uri="http://schemas.microsoft.com/office/word/2010/wordprocessingShape">
                     <wps:wsp>
-                      <wps:cNvPr id="28" name="Textbox 28"/>
-                      <wps:cNvSpPr txBox="1"/>
+                      <wps:cNvSpPr txBox="1">
+                        <a:spLocks/>
+                      </wps:cNvSpPr>
                       <wps:spPr>
                         <a:xfrm>
                           <a:off x="0" y="0"/>
@@ -6653,8 +5258,7 @@
                           <w:p>
                             <w:pPr>
                               <w:spacing w:before="10"/>
-                              <w:ind w:left="20" w:right="0" w:firstLine="0"/>
-                              <w:jc w:val="left"/>
+                              <w:ind w:left="20"/>
                               <w:rPr>
                                 <w:sz w:val="20"/>
                               </w:rPr>
@@ -6669,7 +5273,7 @@
                           </w:p>
                         </w:txbxContent>
                       </wps:txbx>
-                      <wps:bodyPr wrap="square" lIns="0" tIns="0" rIns="0" bIns="0" rtlCol="0" vert="vert">
+                      <wps:bodyPr vert="vert" wrap="square" lIns="0" tIns="0" rIns="0" bIns="0" rtlCol="0">
                         <a:noAutofit/>
                       </wps:bodyPr>
                     </wps:wsp>
@@ -6680,14 +5284,17 @@
           </mc:Choice>
           <mc:Fallback>
             <w:pict>
-              <v:shape style="position:absolute;margin-left:570.585571pt;margin-top:115.159981pt;width:13.05pt;height:21.35pt;mso-position-horizontal-relative:page;mso-position-vertical-relative:page;z-index:15733760" type="#_x0000_t202" id="docshape21" filled="false" stroked="false">
-                <v:textbox inset="0,0,0,0" style="layout-flow:vertical">
+              <v:shapetype w14:anchorId="0D972647" id="_x0000_t202" coordsize="21600,21600" o:spt="202" path="m,l,21600r21600,l21600,xe">
+                <v:stroke joinstyle="miter"/>
+                <v:path gradientshapeok="t" o:connecttype="rect"/>
+              </v:shapetype>
+              <v:shape id="Textbox 28" o:spid="_x0000_s1026" type="#_x0000_t202" style="position:absolute;left:0;text-align:left;margin-left:570.6pt;margin-top:115.15pt;width:13.05pt;height:21.35pt;z-index:15733760;visibility:visible;mso-wrap-style:square;mso-wrap-distance-left:0;mso-wrap-distance-top:0;mso-wrap-distance-right:0;mso-wrap-distance-bottom:0;mso-position-horizontal:absolute;mso-position-horizontal-relative:page;mso-position-vertical:absolute;mso-position-vertical-relative:page;v-text-anchor:top" o:gfxdata="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" filled="f" stroked="f">
+                <v:textbox style="layout-flow:vertical" inset="0,0,0,0">
                   <w:txbxContent>
                     <w:p>
                       <w:pPr>
                         <w:spacing w:before="10"/>
-                        <w:ind w:left="20" w:right="0" w:firstLine="0"/>
-                        <w:jc w:val="left"/>
+                        <w:ind w:left="20"/>
                         <w:rPr>
                           <w:sz w:val="20"/>
                         </w:rPr>
@@ -6702,7 +5309,7 @@
                     </w:p>
                   </w:txbxContent>
                 </v:textbox>
-                <w10:wrap type="none"/>
+                <w10:wrap anchorx="page" anchory="page"/>
               </v:shape>
             </w:pict>
           </mc:Fallback>
@@ -6717,7 +5324,7 @@
     </w:p>
     <w:p>
       <w:pPr>
-        <w:spacing w:line="240" w:lineRule="auto" w:before="16"/>
+        <w:spacing w:before="16"/>
         <w:rPr>
           <w:sz w:val="15"/>
         </w:rPr>
@@ -6725,9 +5332,7 @@
     </w:p>
     <w:p>
       <w:pPr>
-        <w:spacing w:before="0"/>
-        <w:ind w:left="299" w:right="0" w:firstLine="0"/>
-        <w:jc w:val="left"/>
+        <w:ind w:left="299"/>
         <w:rPr>
           <w:b/>
           <w:sz w:val="15"/>
@@ -6749,7 +5354,7 @@
           <w:w w:val="120"/>
           <w:sz w:val="15"/>
         </w:rPr>
-        <w:t> </w:t>
+        <w:t xml:space="preserve"> </w:t>
       </w:r>
       <w:r>
         <w:rPr>
@@ -6764,11 +5369,10 @@
     <w:p>
       <w:pPr>
         <w:tabs>
-          <w:tab w:pos="9332" w:val="left" w:leader="none"/>
+          <w:tab w:val="left" w:pos="9332"/>
         </w:tabs>
         <w:spacing w:before="14"/>
-        <w:ind w:left="6975" w:right="0" w:firstLine="0"/>
-        <w:jc w:val="left"/>
+        <w:ind w:left="6975"/>
         <w:rPr>
           <w:b/>
           <w:sz w:val="13"/>
@@ -6805,7 +5409,6 @@
     </w:p>
     <w:p>
       <w:pPr>
-        <w:spacing w:line="240" w:lineRule="auto" w:before="0"/>
         <w:rPr>
           <w:b/>
           <w:sz w:val="20"/>
@@ -6814,7 +5417,6 @@
     </w:p>
     <w:p>
       <w:pPr>
-        <w:spacing w:line="240" w:lineRule="auto" w:before="0"/>
         <w:rPr>
           <w:b/>
           <w:sz w:val="20"/>
@@ -6823,7 +5425,7 @@
     </w:p>
     <w:p>
       <w:pPr>
-        <w:spacing w:line="240" w:lineRule="auto" w:before="29"/>
+        <w:spacing w:before="29"/>
         <w:rPr>
           <w:b/>
           <w:sz w:val="20"/>
@@ -6837,11 +5439,13 @@
         <w:ind w:right="627"/>
       </w:pPr>
       <w:r>
-        <w:rPr/>
+        <w:rPr>
+          <w:noProof/>
+        </w:rPr>
         <mc:AlternateContent>
           <mc:Choice Requires="wps">
             <w:drawing>
-              <wp:anchor distT="0" distB="0" distL="0" distR="0" allowOverlap="1" layoutInCell="1" locked="0" behindDoc="1" simplePos="0" relativeHeight="486007808">
+              <wp:anchor distT="0" distB="0" distL="0" distR="0" simplePos="0" relativeHeight="486007808" behindDoc="1" locked="0" layoutInCell="1" allowOverlap="1" wp14:anchorId="055C2392" wp14:editId="3ACD515C">
                 <wp:simplePos x="0" y="0"/>
                 <wp:positionH relativeFrom="page">
                   <wp:posOffset>2927985</wp:posOffset>
@@ -6854,13 +5458,14 @@
                 <wp:wrapNone/>
                 <wp:docPr id="29" name="Graphic 29"/>
                 <wp:cNvGraphicFramePr>
-                  <a:graphicFrameLocks/>
+                  <a:graphicFrameLocks xmlns:a="http://schemas.openxmlformats.org/drawingml/2006/main"/>
                 </wp:cNvGraphicFramePr>
-                <a:graphic>
+                <a:graphic xmlns:a="http://schemas.openxmlformats.org/drawingml/2006/main">
                   <a:graphicData uri="http://schemas.microsoft.com/office/word/2010/wordprocessingShape">
                     <wps:wsp>
-                      <wps:cNvPr id="29" name="Graphic 29"/>
-                      <wps:cNvSpPr/>
+                      <wps:cNvSpPr>
+                        <a:spLocks/>
+                      </wps:cNvSpPr>
                       <wps:spPr>
                         <a:xfrm>
                           <a:off x="0" y="0"/>
@@ -6920,10 +5525,9 @@
           </mc:Choice>
           <mc:Fallback>
             <w:pict>
-              <v:shape style="position:absolute;margin-left:230.550003pt;margin-top:-27.108994pt;width:7.2pt;height:179.1pt;mso-position-horizontal-relative:page;mso-position-vertical-relative:paragraph;z-index:-17308672" id="docshape22" coordorigin="4611,-542" coordsize="144,3582" path="m4683,-542l4683,3040m4611,-542l4755,-542m4611,3040l4755,3040e" filled="false" stroked="true" strokeweight=".75pt" strokecolor="#1563be">
+              <v:shape w14:anchorId="1ACD3086" id="Graphic 29" o:spid="_x0000_s1026" style="position:absolute;margin-left:230.55pt;margin-top:-27.1pt;width:7.2pt;height:179.1pt;z-index:-17308672;visibility:visible;mso-wrap-style:square;mso-wrap-distance-left:0;mso-wrap-distance-top:0;mso-wrap-distance-right:0;mso-wrap-distance-bottom:0;mso-position-horizontal:absolute;mso-position-horizontal-relative:page;mso-position-vertical:absolute;mso-position-vertical-relative:text;v-text-anchor:top" coordsize="91440,2274570" o:gfxdata="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" path="m45719,r,2274570em,l91439,em,2274570r91439,e" filled="f" strokecolor="#1563be">
                 <v:path arrowok="t"/>
-                <v:stroke dashstyle="solid"/>
-                <w10:wrap type="none"/>
+                <w10:wrap anchorx="page"/>
               </v:shape>
             </w:pict>
           </mc:Fallback>
@@ -6938,8 +5542,8 @@
     </w:p>
     <w:p>
       <w:pPr>
-        <w:spacing w:line="148" w:lineRule="exact" w:before="0"/>
-        <w:ind w:left="3123" w:right="3460" w:firstLine="0"/>
+        <w:spacing w:line="148" w:lineRule="exact"/>
+        <w:ind w:left="3123" w:right="3460"/>
         <w:jc w:val="center"/>
         <w:rPr>
           <w:b/>
@@ -6959,7 +5563,6 @@
     </w:p>
     <w:p>
       <w:pPr>
-        <w:spacing w:line="240" w:lineRule="auto" w:before="0"/>
         <w:rPr>
           <w:b/>
           <w:sz w:val="13"/>
@@ -6968,7 +5571,6 @@
     </w:p>
     <w:p>
       <w:pPr>
-        <w:spacing w:line="240" w:lineRule="auto" w:before="0"/>
         <w:rPr>
           <w:b/>
           <w:sz w:val="13"/>
@@ -6977,7 +5579,6 @@
     </w:p>
     <w:p>
       <w:pPr>
-        <w:spacing w:line="240" w:lineRule="auto" w:before="0"/>
         <w:rPr>
           <w:b/>
           <w:sz w:val="13"/>
@@ -6986,7 +5587,7 @@
     </w:p>
     <w:p>
       <w:pPr>
-        <w:spacing w:line="240" w:lineRule="auto" w:before="60"/>
+        <w:spacing w:before="60"/>
         <w:rPr>
           <w:b/>
           <w:sz w:val="13"/>
@@ -6996,11 +5597,9 @@
     <w:p>
       <w:pPr>
         <w:tabs>
-          <w:tab w:pos="9611" w:val="left" w:leader="none"/>
+          <w:tab w:val="left" w:pos="9611"/>
         </w:tabs>
-        <w:spacing w:before="0"/>
-        <w:ind w:left="4049" w:right="0" w:firstLine="0"/>
-        <w:jc w:val="left"/>
+        <w:ind w:left="4049"/>
         <w:rPr>
           <w:b/>
           <w:sz w:val="13"/>
@@ -7042,32 +5641,33 @@
           <w:position w:val="10"/>
           <w:sz w:val="13"/>
         </w:rPr>
-        <w:t> </w:t>
+        <w:t xml:space="preserve"> </w:t>
       </w:r>
       <w:r>
         <w:rPr>
           <w:b/>
+          <w:noProof/>
           <w:color w:val="1563BE"/>
           <w:spacing w:val="3"/>
           <w:sz w:val="13"/>
         </w:rPr>
         <w:drawing>
-          <wp:inline distT="0" distB="0" distL="0" distR="0">
+          <wp:inline distT="0" distB="0" distL="0" distR="0" wp14:anchorId="71B70E89" wp14:editId="16B58EFD">
             <wp:extent cx="91440" cy="123190"/>
             <wp:effectExtent l="0" t="0" r="0" b="0"/>
             <wp:docPr id="30" name="Image 30"/>
             <wp:cNvGraphicFramePr>
-              <a:graphicFrameLocks/>
+              <a:graphicFrameLocks xmlns:a="http://schemas.openxmlformats.org/drawingml/2006/main"/>
             </wp:cNvGraphicFramePr>
-            <a:graphic>
+            <a:graphic xmlns:a="http://schemas.openxmlformats.org/drawingml/2006/main">
               <a:graphicData uri="http://schemas.openxmlformats.org/drawingml/2006/picture">
-                <pic:pic>
+                <pic:pic xmlns:pic="http://schemas.openxmlformats.org/drawingml/2006/picture">
                   <pic:nvPicPr>
                     <pic:cNvPr id="30" name="Image 30"/>
                     <pic:cNvPicPr/>
                   </pic:nvPicPr>
                   <pic:blipFill>
-                    <a:blip r:embed="rId10" cstate="print"/>
+                    <a:blip r:embed="rId12" cstate="print"/>
                     <a:stretch>
                       <a:fillRect/>
                     </a:stretch>
@@ -7087,18 +5687,9 @@
           </wp:inline>
         </w:drawing>
       </w:r>
-      <w:r>
-        <w:rPr>
-          <w:b/>
-          <w:color w:val="1563BE"/>
-          <w:spacing w:val="3"/>
-          <w:sz w:val="13"/>
-        </w:rPr>
-      </w:r>
     </w:p>
     <w:p>
       <w:pPr>
-        <w:spacing w:line="240" w:lineRule="auto" w:before="0"/>
         <w:rPr>
           <w:b/>
           <w:sz w:val="13"/>
@@ -7107,7 +5698,6 @@
     </w:p>
     <w:p>
       <w:pPr>
-        <w:spacing w:line="240" w:lineRule="auto" w:before="0"/>
         <w:rPr>
           <w:b/>
           <w:sz w:val="13"/>
@@ -7116,7 +5706,6 @@
     </w:p>
     <w:p>
       <w:pPr>
-        <w:spacing w:line="240" w:lineRule="auto" w:before="0"/>
         <w:rPr>
           <w:b/>
           <w:sz w:val="13"/>
@@ -7125,7 +5714,7 @@
     </w:p>
     <w:p>
       <w:pPr>
-        <w:spacing w:line="240" w:lineRule="auto" w:before="145"/>
+        <w:spacing w:before="145"/>
         <w:rPr>
           <w:b/>
           <w:sz w:val="13"/>
@@ -7134,8 +5723,7 @@
     </w:p>
     <w:p>
       <w:pPr>
-        <w:spacing w:before="0"/>
-        <w:ind w:left="0" w:right="935" w:firstLine="0"/>
+        <w:ind w:right="935"/>
         <w:jc w:val="center"/>
         <w:rPr>
           <w:b/>
@@ -7155,7 +5743,6 @@
     </w:p>
     <w:p>
       <w:pPr>
-        <w:spacing w:line="240" w:lineRule="auto" w:before="0"/>
         <w:rPr>
           <w:b/>
           <w:sz w:val="13"/>
@@ -7164,7 +5751,6 @@
     </w:p>
     <w:p>
       <w:pPr>
-        <w:spacing w:line="240" w:lineRule="auto" w:before="0"/>
         <w:rPr>
           <w:b/>
           <w:sz w:val="13"/>
@@ -7173,7 +5759,6 @@
     </w:p>
     <w:p>
       <w:pPr>
-        <w:spacing w:line="240" w:lineRule="auto" w:before="0"/>
         <w:rPr>
           <w:b/>
           <w:sz w:val="13"/>
@@ -7182,7 +5767,6 @@
     </w:p>
     <w:p>
       <w:pPr>
-        <w:spacing w:line="240" w:lineRule="auto" w:before="0"/>
         <w:rPr>
           <w:b/>
           <w:sz w:val="13"/>
@@ -7191,7 +5775,6 @@
     </w:p>
     <w:p>
       <w:pPr>
-        <w:spacing w:line="240" w:lineRule="auto" w:before="0"/>
         <w:rPr>
           <w:b/>
           <w:sz w:val="13"/>
@@ -7200,7 +5783,6 @@
     </w:p>
     <w:p>
       <w:pPr>
-        <w:spacing w:line="240" w:lineRule="auto" w:before="0"/>
         <w:rPr>
           <w:b/>
           <w:sz w:val="13"/>
@@ -7209,7 +5791,7 @@
     </w:p>
     <w:p>
       <w:pPr>
-        <w:spacing w:line="240" w:lineRule="auto" w:before="101"/>
+        <w:spacing w:before="101"/>
         <w:rPr>
           <w:b/>
           <w:sz w:val="13"/>
@@ -7219,14 +5801,12 @@
     <w:p>
       <w:pPr>
         <w:tabs>
-          <w:tab w:pos="5638" w:val="left" w:leader="none"/>
-          <w:tab w:pos="6826" w:val="left" w:leader="none"/>
-          <w:tab w:pos="8010" w:val="left" w:leader="none"/>
-          <w:tab w:pos="9095" w:val="left" w:leader="none"/>
+          <w:tab w:val="left" w:pos="5638"/>
+          <w:tab w:val="left" w:pos="6826"/>
+          <w:tab w:val="left" w:pos="8010"/>
+          <w:tab w:val="left" w:pos="9095"/>
         </w:tabs>
-        <w:spacing w:before="0"/>
-        <w:ind w:left="4030" w:right="0" w:firstLine="0"/>
-        <w:jc w:val="left"/>
+        <w:ind w:left="4030"/>
         <w:rPr>
           <w:sz w:val="15"/>
         </w:rPr>
@@ -7241,19 +5821,13 @@
         </w:rPr>
         <w:t>Measurements:</w:t>
         <w:tab/>
-        <w:t>A: {r_top_A}</w:t>
+        <w:t>A: {r_top_A}mm</w:t>
         <w:tab/>
-        <w:t>B: {r_top_B}</w:t>
+        <w:t>B: {r_top_B}mm</w:t>
         <w:tab/>
-        <w:t>C: {r_top_C}</w:t>
+        <w:t>C: {r_top_C}mm</w:t>
         <w:tab/>
-        <w:t>D: {r_top_D}</w:t>
-        <w:tab/>
-        <w:t>E: {r_top_E}</w:t>
-        <w:tab/>
-        <w:t>F: {r_top_F}</w:t>
-        <w:tab/>
-        <w:t>G: {r_top_G}</w:t>
+        <w:t>D: {r_top_D}mm</w:t>
       </w:r>
       <w:r>
         <w:rPr>
@@ -7408,12 +5982,11 @@
     <w:p>
       <w:pPr>
         <w:tabs>
-          <w:tab w:pos="4944" w:val="left" w:leader="none"/>
-          <w:tab w:pos="5953" w:val="left" w:leader="none"/>
+          <w:tab w:val="left" w:pos="4944"/>
+          <w:tab w:val="left" w:pos="5953"/>
         </w:tabs>
         <w:spacing w:before="97"/>
-        <w:ind w:left="4025" w:right="0" w:firstLine="0"/>
-        <w:jc w:val="left"/>
+        <w:ind w:left="4025"/>
         <w:rPr>
           <w:sz w:val="15"/>
         </w:rPr>
@@ -7425,6 +5998,11 @@
           <w:w w:val="110"/>
           <w:sz w:val="15"/>
         </w:rPr>
+        <w:t>E: {r_top_E}mm</w:t>
+        <w:tab/>
+        <w:t>F: {r_top_F}mm</w:t>
+        <w:tab/>
+        <w:t>G: {r_top_G}mm</w:t>
       </w:r>
       <w:r>
         <w:rPr>
@@ -7511,8 +6089,7 @@
     <w:p>
       <w:pPr>
         <w:spacing w:before="166"/>
-        <w:ind w:left="299" w:right="0" w:firstLine="0"/>
-        <w:jc w:val="left"/>
+        <w:ind w:left="299"/>
         <w:rPr>
           <w:b/>
           <w:sz w:val="15"/>
@@ -7521,12 +6098,13 @@
       <w:r>
         <w:rPr>
           <w:b/>
+          <w:noProof/>
           <w:sz w:val="15"/>
         </w:rPr>
         <mc:AlternateContent>
           <mc:Choice Requires="wps">
             <w:drawing>
-              <wp:anchor distT="0" distB="0" distL="0" distR="0" allowOverlap="1" layoutInCell="1" locked="0" behindDoc="0" simplePos="0" relativeHeight="15732736">
+              <wp:anchor distT="0" distB="0" distL="0" distR="0" simplePos="0" relativeHeight="15732736" behindDoc="0" locked="0" layoutInCell="1" allowOverlap="1" wp14:anchorId="4E3B4512" wp14:editId="52D5901D">
                 <wp:simplePos x="0" y="0"/>
                 <wp:positionH relativeFrom="page">
                   <wp:posOffset>3201035</wp:posOffset>
@@ -7539,13 +6117,14 @@
                 <wp:wrapNone/>
                 <wp:docPr id="31" name="Graphic 31"/>
                 <wp:cNvGraphicFramePr>
-                  <a:graphicFrameLocks/>
+                  <a:graphicFrameLocks xmlns:a="http://schemas.openxmlformats.org/drawingml/2006/main"/>
                 </wp:cNvGraphicFramePr>
-                <a:graphic>
+                <a:graphic xmlns:a="http://schemas.openxmlformats.org/drawingml/2006/main">
                   <a:graphicData uri="http://schemas.microsoft.com/office/word/2010/wordprocessingShape">
                     <wps:wsp>
-                      <wps:cNvPr id="31" name="Graphic 31"/>
-                      <wps:cNvSpPr/>
+                      <wps:cNvSpPr>
+                        <a:spLocks/>
+                      </wps:cNvSpPr>
                       <wps:spPr>
                         <a:xfrm>
                           <a:off x="0" y="0"/>
@@ -7605,10 +6184,9 @@
           </mc:Choice>
           <mc:Fallback>
             <w:pict>
-              <v:shape style="position:absolute;margin-left:252.050003pt;margin-top:12.24628pt;width:241.8pt;height:7.2pt;mso-position-horizontal-relative:page;mso-position-vertical-relative:paragraph;z-index:15732736" id="docshape23" coordorigin="5041,245" coordsize="4836,144" path="m5041,317l9877,317m5041,389l5041,245m9877,389l9877,245e" filled="false" stroked="true" strokeweight=".75pt" strokecolor="#1563be">
+              <v:shape w14:anchorId="03E0234E" id="Graphic 31" o:spid="_x0000_s1026" style="position:absolute;margin-left:252.05pt;margin-top:12.25pt;width:241.8pt;height:7.2pt;z-index:15732736;visibility:visible;mso-wrap-style:square;mso-wrap-distance-left:0;mso-wrap-distance-top:0;mso-wrap-distance-right:0;mso-wrap-distance-bottom:0;mso-position-horizontal:absolute;mso-position-horizontal-relative:page;mso-position-vertical:absolute;mso-position-vertical-relative:text;v-text-anchor:top" coordsize="3070860,91440" o:gfxdata="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" path="m,45719r3070860,em,91439l,em3070860,91439r,-91439e" filled="f" strokecolor="#1563be">
                 <v:path arrowok="t"/>
-                <v:stroke dashstyle="solid"/>
-                <w10:wrap type="none"/>
+                <w10:wrap anchorx="page"/>
               </v:shape>
             </w:pict>
           </mc:Fallback>
@@ -7629,7 +6207,7 @@
           <w:w w:val="125"/>
           <w:sz w:val="15"/>
         </w:rPr>
-        <w:t> </w:t>
+        <w:t xml:space="preserve"> </w:t>
       </w:r>
       <w:r>
         <w:rPr>
@@ -7644,7 +6222,7 @@
     <w:p>
       <w:pPr>
         <w:spacing w:before="11"/>
-        <w:ind w:left="4058" w:right="935" w:firstLine="0"/>
+        <w:ind w:left="4058" w:right="935"/>
         <w:jc w:val="center"/>
         <w:rPr>
           <w:b/>
@@ -7664,7 +6242,6 @@
     </w:p>
     <w:p>
       <w:pPr>
-        <w:spacing w:line="240" w:lineRule="auto" w:before="0"/>
         <w:rPr>
           <w:b/>
           <w:sz w:val="13"/>
@@ -7673,7 +6250,6 @@
     </w:p>
     <w:p>
       <w:pPr>
-        <w:spacing w:line="240" w:lineRule="auto" w:before="0"/>
         <w:rPr>
           <w:b/>
           <w:sz w:val="13"/>
@@ -7682,7 +6258,6 @@
     </w:p>
     <w:p>
       <w:pPr>
-        <w:spacing w:line="240" w:lineRule="auto" w:before="0"/>
         <w:rPr>
           <w:b/>
           <w:sz w:val="13"/>
@@ -7691,7 +6266,6 @@
     </w:p>
     <w:p>
       <w:pPr>
-        <w:spacing w:line="240" w:lineRule="auto" w:before="0"/>
         <w:rPr>
           <w:b/>
           <w:sz w:val="13"/>
@@ -7700,7 +6274,6 @@
     </w:p>
     <w:p>
       <w:pPr>
-        <w:spacing w:line="240" w:lineRule="auto" w:before="0"/>
         <w:rPr>
           <w:b/>
           <w:sz w:val="13"/>
@@ -7709,7 +6282,6 @@
     </w:p>
     <w:p>
       <w:pPr>
-        <w:spacing w:line="240" w:lineRule="auto" w:before="0"/>
         <w:rPr>
           <w:b/>
           <w:sz w:val="13"/>
@@ -7718,7 +6290,6 @@
     </w:p>
     <w:p>
       <w:pPr>
-        <w:spacing w:line="240" w:lineRule="auto" w:before="0"/>
         <w:rPr>
           <w:b/>
           <w:sz w:val="13"/>
@@ -7727,7 +6298,6 @@
     </w:p>
     <w:p>
       <w:pPr>
-        <w:spacing w:line="240" w:lineRule="auto" w:before="0"/>
         <w:rPr>
           <w:b/>
           <w:sz w:val="13"/>
@@ -7736,7 +6306,6 @@
     </w:p>
     <w:p>
       <w:pPr>
-        <w:spacing w:line="240" w:lineRule="auto" w:before="0"/>
         <w:rPr>
           <w:b/>
           <w:sz w:val="13"/>
@@ -7745,7 +6314,6 @@
     </w:p>
     <w:p>
       <w:pPr>
-        <w:spacing w:line="240" w:lineRule="auto" w:before="0"/>
         <w:rPr>
           <w:b/>
           <w:sz w:val="13"/>
@@ -7754,7 +6322,7 @@
     </w:p>
     <w:p>
       <w:pPr>
-        <w:spacing w:line="240" w:lineRule="auto" w:before="109"/>
+        <w:spacing w:before="109"/>
         <w:rPr>
           <w:b/>
           <w:sz w:val="13"/>
@@ -7764,11 +6332,9 @@
     <w:p>
       <w:pPr>
         <w:tabs>
-          <w:tab w:pos="9611" w:val="left" w:leader="none"/>
+          <w:tab w:val="left" w:pos="9611"/>
         </w:tabs>
-        <w:spacing w:before="0"/>
-        <w:ind w:left="4049" w:right="0" w:firstLine="0"/>
-        <w:jc w:val="left"/>
+        <w:ind w:left="4049"/>
         <w:rPr>
           <w:b/>
           <w:sz w:val="13"/>
@@ -7777,12 +6343,13 @@
       <w:r>
         <w:rPr>
           <w:b/>
+          <w:noProof/>
           <w:sz w:val="13"/>
         </w:rPr>
         <mc:AlternateContent>
-          <mc:Choice Requires="wps">
+          <mc:Choice Requires="wpg">
             <w:drawing>
-              <wp:anchor distT="0" distB="0" distL="0" distR="0" allowOverlap="1" layoutInCell="1" locked="0" behindDoc="1" simplePos="0" relativeHeight="486008320">
+              <wp:anchor distT="0" distB="0" distL="0" distR="0" simplePos="0" relativeHeight="486008320" behindDoc="1" locked="0" layoutInCell="1" allowOverlap="1" wp14:anchorId="66069ACC" wp14:editId="266D8463">
                 <wp:simplePos x="0" y="0"/>
                 <wp:positionH relativeFrom="page">
                   <wp:posOffset>3195320</wp:posOffset>
@@ -7795,17 +6362,19 @@
                 <wp:wrapNone/>
                 <wp:docPr id="32" name="Group 32"/>
                 <wp:cNvGraphicFramePr>
-                  <a:graphicFrameLocks/>
+                  <a:graphicFrameLocks xmlns:a="http://schemas.openxmlformats.org/drawingml/2006/main"/>
                 </wp:cNvGraphicFramePr>
-                <a:graphic>
+                <a:graphic xmlns:a="http://schemas.openxmlformats.org/drawingml/2006/main">
                   <a:graphicData uri="http://schemas.microsoft.com/office/word/2010/wordprocessingGroup">
                     <wpg:wgp>
-                      <wpg:cNvPr id="32" name="Group 32"/>
-                      <wpg:cNvGrpSpPr/>
+                      <wpg:cNvGrpSpPr>
+                        <a:grpSpLocks/>
+                      </wpg:cNvGrpSpPr>
                       <wpg:grpSpPr>
                         <a:xfrm>
                           <a:off x="0" y="0"/>
                           <a:ext cx="3082290" cy="2286635"/>
+                          <a:chOff x="0" y="0"/>
                           <a:chExt cx="3082290" cy="2286635"/>
                         </a:xfrm>
                       </wpg:grpSpPr>
@@ -8007,9 +6576,7 @@
                           <w:txbxContent>
                             <w:p>
                               <w:pPr>
-                                <w:spacing w:line="144" w:lineRule="exact" w:before="0"/>
-                                <w:ind w:left="0" w:right="0" w:firstLine="0"/>
-                                <w:jc w:val="left"/>
+                                <w:spacing w:line="144" w:lineRule="exact"/>
                                 <w:rPr>
                                   <w:b/>
                                   <w:sz w:val="13"/>
@@ -8048,9 +6615,7 @@
                           <w:txbxContent>
                             <w:p>
                               <w:pPr>
-                                <w:spacing w:line="144" w:lineRule="exact" w:before="0"/>
-                                <w:ind w:left="0" w:right="0" w:firstLine="0"/>
-                                <w:jc w:val="left"/>
+                                <w:spacing w:line="144" w:lineRule="exact"/>
                                 <w:rPr>
                                   <w:b/>
                                   <w:sz w:val="13"/>
@@ -8081,23 +6646,19 @@
           </mc:Choice>
           <mc:Fallback>
             <w:pict>
-              <v:group style="position:absolute;margin-left:251.600006pt;margin-top:-79.320374pt;width:242.7pt;height:180.05pt;mso-position-horizontal-relative:page;mso-position-vertical-relative:paragraph;z-index:-17308160" id="docshapegroup24" coordorigin="5032,-1586" coordsize="4854,3601">
-                <v:shape style="position:absolute;left:5041;top:-1578;width:4836;height:3583" id="docshape25" coordorigin="5041,-1577" coordsize="4836,3583" path="m5041,-1397l9877,-1397,9877,-1577,5041,-1577,5041,-1397xm5041,2006l5220,2006,5220,-1397,5041,-1397,5041,2006xm9697,2006l9877,2006,9877,-1397,9697,-1397,9697,2006xm5220,215l9697,215,9697,35,5220,35,5220,215xe" filled="false" stroked="true" strokeweight=".9pt" strokecolor="#000000">
+              <v:group w14:anchorId="66069ACC" id="Group 32" o:spid="_x0000_s1027" style="position:absolute;left:0;text-align:left;margin-left:251.6pt;margin-top:-79.3pt;width:242.7pt;height:180.05pt;z-index:-17308160;mso-wrap-distance-left:0;mso-wrap-distance-right:0;mso-position-horizontal-relative:page" coordsize="30822,22866" o:gfxdata="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">
+                <v:shape id="Graphic 33" o:spid="_x0000_s1028" style="position:absolute;left:57;top:57;width:30708;height:22752;visibility:visible;mso-wrap-style:square;v-text-anchor:top" coordsize="3070860,2275205" o:gfxdata="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" path="m,114300r3070860,l3070860,,,,,114300xem,2275204r113664,l113664,114300,,114300,,2275204xem2956560,2275204r114300,l3070860,114300r-114300,l2956560,2275204xem113664,1137919r2842896,l2956560,1023619r-2842896,l113664,1137919xe" filled="f" strokeweight=".9pt">
                   <v:path arrowok="t"/>
-                  <v:stroke dashstyle="solid"/>
                 </v:shape>
-                <v:shape style="position:absolute;left:5506;top:-1398;width:144;height:3403" id="docshape26" coordorigin="5506,-1397" coordsize="144,3403" path="m5578,215l5578,2006m5506,215l5650,215m5506,2006l5650,2006m5578,35l5578,-1397m5650,35l5506,35m5650,-1397l5506,-1397e" filled="false" stroked="true" strokeweight=".75pt" strokecolor="#1563be">
+                <v:shape id="Graphic 34" o:spid="_x0000_s1029" style="position:absolute;left:3009;top:1200;width:915;height:21609;visibility:visible;mso-wrap-style:square;v-text-anchor:top" coordsize="91440,2160905" o:gfxdata="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" path="m45719,1023619r,1137285em,1023619r91439,em,2160904r91439,em45719,909319l45719,em91439,909319l,909319em91439,l,e" filled="f" strokecolor="#1563be">
                   <v:path arrowok="t"/>
-                  <v:stroke dashstyle="solid"/>
                 </v:shape>
-                <v:shape style="position:absolute;left:5665;top:-802;width:130;height:144" type="#_x0000_t202" id="docshape27" filled="false" stroked="false">
+                <v:shape id="Textbox 35" o:spid="_x0000_s1030" type="#_x0000_t202" style="position:absolute;left:4022;top:4981;width:825;height:915;visibility:visible;mso-wrap-style:square;v-text-anchor:top" o:gfxdata="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" filled="f" stroked="f">
                   <v:textbox inset="0,0,0,0">
                     <w:txbxContent>
                       <w:p>
                         <w:pPr>
-                          <w:spacing w:line="144" w:lineRule="exact" w:before="0"/>
-                          <w:ind w:left="0" w:right="0" w:firstLine="0"/>
-                          <w:jc w:val="left"/>
+                          <w:spacing w:line="144" w:lineRule="exact"/>
                           <w:rPr>
                             <w:b/>
                             <w:sz w:val="13"/>
@@ -8116,16 +6677,13 @@
                       </w:p>
                     </w:txbxContent>
                   </v:textbox>
-                  <w10:wrap type="none"/>
                 </v:shape>
-                <v:shape style="position:absolute;left:5372;top:988;width:118;height:144" type="#_x0000_t202" id="docshape28" filled="false" stroked="false">
+                <v:shape id="Textbox 36" o:spid="_x0000_s1031" type="#_x0000_t202" style="position:absolute;left:2160;top:16353;width:749;height:914;visibility:visible;mso-wrap-style:square;v-text-anchor:top" o:gfxdata="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" filled="f" stroked="f">
                   <v:textbox inset="0,0,0,0">
                     <w:txbxContent>
                       <w:p>
                         <w:pPr>
-                          <w:spacing w:line="144" w:lineRule="exact" w:before="0"/>
-                          <w:ind w:left="0" w:right="0" w:firstLine="0"/>
-                          <w:jc w:val="left"/>
+                          <w:spacing w:line="144" w:lineRule="exact"/>
                           <w:rPr>
                             <w:b/>
                             <w:sz w:val="13"/>
@@ -8144,9 +6702,8 @@
                       </w:p>
                     </w:txbxContent>
                   </v:textbox>
-                  <w10:wrap type="none"/>
                 </v:shape>
-                <w10:wrap type="none"/>
+                <w10:wrap anchorx="page"/>
               </v:group>
             </w:pict>
           </mc:Fallback>
@@ -8155,12 +6712,13 @@
       <w:r>
         <w:rPr>
           <w:b/>
+          <w:noProof/>
           <w:sz w:val="13"/>
         </w:rPr>
         <mc:AlternateContent>
           <mc:Choice Requires="wps">
             <w:drawing>
-              <wp:anchor distT="0" distB="0" distL="0" distR="0" allowOverlap="1" layoutInCell="1" locked="0" behindDoc="1" simplePos="0" relativeHeight="486009344">
+              <wp:anchor distT="0" distB="0" distL="0" distR="0" simplePos="0" relativeHeight="486009344" behindDoc="1" locked="0" layoutInCell="1" allowOverlap="1" wp14:anchorId="527CA29B" wp14:editId="1276E995">
                 <wp:simplePos x="0" y="0"/>
                 <wp:positionH relativeFrom="page">
                   <wp:posOffset>2927985</wp:posOffset>
@@ -8173,13 +6731,14 @@
                 <wp:wrapNone/>
                 <wp:docPr id="37" name="Graphic 37"/>
                 <wp:cNvGraphicFramePr>
-                  <a:graphicFrameLocks/>
+                  <a:graphicFrameLocks xmlns:a="http://schemas.openxmlformats.org/drawingml/2006/main"/>
                 </wp:cNvGraphicFramePr>
-                <a:graphic>
+                <a:graphic xmlns:a="http://schemas.openxmlformats.org/drawingml/2006/main">
                   <a:graphicData uri="http://schemas.microsoft.com/office/word/2010/wordprocessingShape">
                     <wps:wsp>
-                      <wps:cNvPr id="37" name="Graphic 37"/>
-                      <wps:cNvSpPr/>
+                      <wps:cNvSpPr>
+                        <a:spLocks/>
+                      </wps:cNvSpPr>
                       <wps:spPr>
                         <a:xfrm>
                           <a:off x="0" y="0"/>
@@ -8239,10 +6798,9 @@
           </mc:Choice>
           <mc:Fallback>
             <w:pict>
-              <v:shape style="position:absolute;margin-left:230.550003pt;margin-top:-81.470367pt;width:7.2pt;height:179.1pt;mso-position-horizontal-relative:page;mso-position-vertical-relative:paragraph;z-index:-17307136" id="docshape29" coordorigin="4611,-1629" coordsize="144,3582" path="m4683,-1629l4683,1953m4611,-1629l4755,-1629m4611,1953l4755,1953e" filled="false" stroked="true" strokeweight=".75pt" strokecolor="#1563be">
+              <v:shape w14:anchorId="78FE08D8" id="Graphic 37" o:spid="_x0000_s1026" style="position:absolute;margin-left:230.55pt;margin-top:-81.45pt;width:7.2pt;height:179.1pt;z-index:-17307136;visibility:visible;mso-wrap-style:square;mso-wrap-distance-left:0;mso-wrap-distance-top:0;mso-wrap-distance-right:0;mso-wrap-distance-bottom:0;mso-position-horizontal:absolute;mso-position-horizontal-relative:page;mso-position-vertical:absolute;mso-position-vertical-relative:text;v-text-anchor:top" coordsize="91440,2274570" o:gfxdata="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" path="m45719,r,2274569em,l91439,em,2274569r91439,e" filled="f" strokecolor="#1563be">
                 <v:path arrowok="t"/>
-                <v:stroke dashstyle="solid"/>
-                <w10:wrap type="none"/>
+                <w10:wrap anchorx="page"/>
               </v:shape>
             </w:pict>
           </mc:Fallback>
@@ -8284,32 +6842,33 @@
           <w:position w:val="10"/>
           <w:sz w:val="13"/>
         </w:rPr>
-        <w:t> </w:t>
+        <w:t xml:space="preserve"> </w:t>
       </w:r>
       <w:r>
         <w:rPr>
           <w:b/>
+          <w:noProof/>
           <w:color w:val="1563BE"/>
           <w:spacing w:val="3"/>
           <w:sz w:val="13"/>
         </w:rPr>
         <w:drawing>
-          <wp:inline distT="0" distB="0" distL="0" distR="0">
+          <wp:inline distT="0" distB="0" distL="0" distR="0" wp14:anchorId="76EBA15D" wp14:editId="489A5B61">
             <wp:extent cx="91440" cy="123825"/>
             <wp:effectExtent l="0" t="0" r="0" b="0"/>
             <wp:docPr id="38" name="Image 38"/>
             <wp:cNvGraphicFramePr>
-              <a:graphicFrameLocks/>
+              <a:graphicFrameLocks xmlns:a="http://schemas.openxmlformats.org/drawingml/2006/main"/>
             </wp:cNvGraphicFramePr>
-            <a:graphic>
+            <a:graphic xmlns:a="http://schemas.openxmlformats.org/drawingml/2006/main">
               <a:graphicData uri="http://schemas.openxmlformats.org/drawingml/2006/picture">
-                <pic:pic>
+                <pic:pic xmlns:pic="http://schemas.openxmlformats.org/drawingml/2006/picture">
                   <pic:nvPicPr>
                     <pic:cNvPr id="38" name="Image 38"/>
                     <pic:cNvPicPr/>
                   </pic:nvPicPr>
                   <pic:blipFill>
-                    <a:blip r:embed="rId11" cstate="print"/>
+                    <a:blip r:embed="rId13" cstate="print"/>
                     <a:stretch>
                       <a:fillRect/>
                     </a:stretch>
@@ -8329,18 +6888,9 @@
           </wp:inline>
         </w:drawing>
       </w:r>
-      <w:r>
-        <w:rPr>
-          <w:b/>
-          <w:color w:val="1563BE"/>
-          <w:spacing w:val="3"/>
-          <w:sz w:val="13"/>
-        </w:rPr>
-      </w:r>
     </w:p>
     <w:p>
       <w:pPr>
-        <w:spacing w:line="240" w:lineRule="auto" w:before="0"/>
         <w:rPr>
           <w:b/>
           <w:sz w:val="15"/>
@@ -8349,7 +6899,6 @@
     </w:p>
     <w:p>
       <w:pPr>
-        <w:spacing w:line="240" w:lineRule="auto" w:before="0"/>
         <w:rPr>
           <w:b/>
           <w:sz w:val="15"/>
@@ -8358,7 +6907,6 @@
     </w:p>
     <w:p>
       <w:pPr>
-        <w:spacing w:line="240" w:lineRule="auto" w:before="0"/>
         <w:rPr>
           <w:b/>
           <w:sz w:val="15"/>
@@ -8367,7 +6915,6 @@
     </w:p>
     <w:p>
       <w:pPr>
-        <w:spacing w:line="240" w:lineRule="auto" w:before="0"/>
         <w:rPr>
           <w:b/>
           <w:sz w:val="15"/>
@@ -8376,7 +6923,6 @@
     </w:p>
     <w:p>
       <w:pPr>
-        <w:spacing w:line="240" w:lineRule="auto" w:before="0"/>
         <w:rPr>
           <w:b/>
           <w:sz w:val="15"/>
@@ -8385,7 +6931,6 @@
     </w:p>
     <w:p>
       <w:pPr>
-        <w:spacing w:line="240" w:lineRule="auto" w:before="0"/>
         <w:rPr>
           <w:b/>
           <w:sz w:val="15"/>
@@ -8394,7 +6939,6 @@
     </w:p>
     <w:p>
       <w:pPr>
-        <w:spacing w:line="240" w:lineRule="auto" w:before="0"/>
         <w:rPr>
           <w:b/>
           <w:sz w:val="15"/>
@@ -8403,7 +6947,6 @@
     </w:p>
     <w:p>
       <w:pPr>
-        <w:spacing w:line="240" w:lineRule="auto" w:before="0"/>
         <w:rPr>
           <w:b/>
           <w:sz w:val="15"/>
@@ -8412,7 +6955,6 @@
     </w:p>
     <w:p>
       <w:pPr>
-        <w:spacing w:line="240" w:lineRule="auto" w:before="0"/>
         <w:rPr>
           <w:b/>
           <w:sz w:val="15"/>
@@ -8421,7 +6963,6 @@
     </w:p>
     <w:p>
       <w:pPr>
-        <w:spacing w:line="240" w:lineRule="auto" w:before="0"/>
         <w:rPr>
           <w:b/>
           <w:sz w:val="15"/>
@@ -8430,7 +6971,7 @@
     </w:p>
     <w:p>
       <w:pPr>
-        <w:spacing w:line="240" w:lineRule="auto" w:before="145"/>
+        <w:spacing w:before="145"/>
         <w:rPr>
           <w:b/>
           <w:sz w:val="15"/>
@@ -8440,14 +6981,12 @@
     <w:p>
       <w:pPr>
         <w:tabs>
-          <w:tab w:pos="5638" w:val="left" w:leader="none"/>
-          <w:tab w:pos="6826" w:val="left" w:leader="none"/>
-          <w:tab w:pos="8010" w:val="left" w:leader="none"/>
-          <w:tab w:pos="9095" w:val="left" w:leader="none"/>
+          <w:tab w:val="left" w:pos="5638"/>
+          <w:tab w:val="left" w:pos="6826"/>
+          <w:tab w:val="left" w:pos="8010"/>
+          <w:tab w:val="left" w:pos="9095"/>
         </w:tabs>
-        <w:spacing w:before="0"/>
-        <w:ind w:left="4030" w:right="0" w:firstLine="0"/>
-        <w:jc w:val="left"/>
+        <w:ind w:left="4030"/>
         <w:rPr>
           <w:sz w:val="15"/>
         </w:rPr>
@@ -8462,15 +7001,13 @@
         </w:rPr>
         <w:t>Measurements:</w:t>
         <w:tab/>
-        <w:t>A: {r_rear_A}</w:t>
+        <w:t>A: {r_rear_A}mm</w:t>
         <w:tab/>
-        <w:t>B: {r_rear_B}</w:t>
+        <w:t>B: {r_rear_B}mm</w:t>
         <w:tab/>
-        <w:t>C: {r_rear_C}</w:t>
+        <w:t>C: {r_rear_C}mm</w:t>
         <w:tab/>
-        <w:t>D: {r_rear_D}</w:t>
-        <w:tab/>
-        <w:t>E: {r_rear_E}</w:t>
+        <w:t>D: {r_rear_D}mm</w:t>
       </w:r>
       <w:r>
         <w:rPr>
@@ -8625,8 +7162,7 @@
     <w:p>
       <w:pPr>
         <w:spacing w:before="96"/>
-        <w:ind w:left="4025" w:right="0" w:firstLine="0"/>
-        <w:jc w:val="left"/>
+        <w:ind w:left="4025"/>
         <w:rPr>
           <w:sz w:val="15"/>
         </w:rPr>
@@ -8638,6 +7174,7 @@
           <w:w w:val="110"/>
           <w:sz w:val="15"/>
         </w:rPr>
+        <w:t>E: {r_rear_E}mm</w:t>
       </w:r>
       <w:r>
         <w:rPr>
@@ -8665,7 +7202,6 @@
     </w:p>
     <w:p>
       <w:pPr>
-        <w:spacing w:line="240" w:lineRule="auto" w:before="0"/>
         <w:rPr>
           <w:sz w:val="13"/>
         </w:rPr>
@@ -8673,7 +7209,6 @@
     </w:p>
     <w:p>
       <w:pPr>
-        <w:spacing w:line="240" w:lineRule="auto" w:before="0"/>
         <w:rPr>
           <w:sz w:val="13"/>
         </w:rPr>
@@ -8681,7 +7216,6 @@
     </w:p>
     <w:p>
       <w:pPr>
-        <w:spacing w:line="240" w:lineRule="auto" w:before="0"/>
         <w:rPr>
           <w:sz w:val="13"/>
         </w:rPr>
@@ -8689,7 +7223,6 @@
     </w:p>
     <w:p>
       <w:pPr>
-        <w:spacing w:line="240" w:lineRule="auto" w:before="0"/>
         <w:rPr>
           <w:sz w:val="13"/>
         </w:rPr>
@@ -8697,7 +7230,6 @@
     </w:p>
     <w:p>
       <w:pPr>
-        <w:spacing w:line="240" w:lineRule="auto" w:before="0"/>
         <w:rPr>
           <w:sz w:val="13"/>
         </w:rPr>
@@ -8705,7 +7237,6 @@
     </w:p>
     <w:p>
       <w:pPr>
-        <w:spacing w:line="240" w:lineRule="auto" w:before="0"/>
         <w:rPr>
           <w:sz w:val="13"/>
         </w:rPr>
@@ -8713,7 +7244,6 @@
     </w:p>
     <w:p>
       <w:pPr>
-        <w:spacing w:line="240" w:lineRule="auto" w:before="0"/>
         <w:rPr>
           <w:sz w:val="13"/>
         </w:rPr>
@@ -8721,7 +7251,6 @@
     </w:p>
     <w:p>
       <w:pPr>
-        <w:spacing w:line="240" w:lineRule="auto" w:before="0"/>
         <w:rPr>
           <w:sz w:val="13"/>
         </w:rPr>
@@ -8729,7 +7258,6 @@
     </w:p>
     <w:p>
       <w:pPr>
-        <w:spacing w:line="240" w:lineRule="auto" w:before="0"/>
         <w:rPr>
           <w:sz w:val="13"/>
         </w:rPr>
@@ -8737,7 +7265,6 @@
     </w:p>
     <w:p>
       <w:pPr>
-        <w:spacing w:line="240" w:lineRule="auto" w:before="0"/>
         <w:rPr>
           <w:sz w:val="13"/>
         </w:rPr>
@@ -8745,7 +7272,6 @@
     </w:p>
     <w:p>
       <w:pPr>
-        <w:spacing w:line="240" w:lineRule="auto" w:before="0"/>
         <w:rPr>
           <w:sz w:val="13"/>
         </w:rPr>
@@ -8753,7 +7279,6 @@
     </w:p>
     <w:p>
       <w:pPr>
-        <w:spacing w:line="240" w:lineRule="auto" w:before="0"/>
         <w:rPr>
           <w:sz w:val="13"/>
         </w:rPr>
@@ -8761,7 +7286,6 @@
     </w:p>
     <w:p>
       <w:pPr>
-        <w:spacing w:line="240" w:lineRule="auto" w:before="0"/>
         <w:rPr>
           <w:sz w:val="13"/>
         </w:rPr>
@@ -8769,7 +7293,6 @@
     </w:p>
     <w:p>
       <w:pPr>
-        <w:spacing w:line="240" w:lineRule="auto" w:before="0"/>
         <w:rPr>
           <w:sz w:val="13"/>
         </w:rPr>
@@ -8777,7 +7300,6 @@
     </w:p>
     <w:p>
       <w:pPr>
-        <w:spacing w:line="240" w:lineRule="auto" w:before="0"/>
         <w:rPr>
           <w:sz w:val="13"/>
         </w:rPr>
@@ -8785,7 +7307,6 @@
     </w:p>
     <w:p>
       <w:pPr>
-        <w:spacing w:line="240" w:lineRule="auto" w:before="0"/>
         <w:rPr>
           <w:sz w:val="13"/>
         </w:rPr>
@@ -8793,7 +7314,6 @@
     </w:p>
     <w:p>
       <w:pPr>
-        <w:spacing w:line="240" w:lineRule="auto" w:before="0"/>
         <w:rPr>
           <w:sz w:val="13"/>
         </w:rPr>
@@ -8801,7 +7321,6 @@
     </w:p>
     <w:p>
       <w:pPr>
-        <w:spacing w:line="240" w:lineRule="auto" w:before="0"/>
         <w:rPr>
           <w:sz w:val="13"/>
         </w:rPr>
@@ -8809,7 +7328,6 @@
     </w:p>
     <w:p>
       <w:pPr>
-        <w:spacing w:line="240" w:lineRule="auto" w:before="0"/>
         <w:rPr>
           <w:sz w:val="13"/>
         </w:rPr>
@@ -8817,7 +7335,6 @@
     </w:p>
     <w:p>
       <w:pPr>
-        <w:spacing w:line="240" w:lineRule="auto" w:before="0"/>
         <w:rPr>
           <w:sz w:val="13"/>
         </w:rPr>
@@ -8825,7 +7342,6 @@
     </w:p>
     <w:p>
       <w:pPr>
-        <w:spacing w:line="240" w:lineRule="auto" w:before="0"/>
         <w:rPr>
           <w:sz w:val="13"/>
         </w:rPr>
@@ -8833,7 +7349,6 @@
     </w:p>
     <w:p>
       <w:pPr>
-        <w:spacing w:line="240" w:lineRule="auto" w:before="0"/>
         <w:rPr>
           <w:sz w:val="13"/>
         </w:rPr>
@@ -8841,7 +7356,6 @@
     </w:p>
     <w:p>
       <w:pPr>
-        <w:spacing w:line="240" w:lineRule="auto" w:before="0"/>
         <w:rPr>
           <w:sz w:val="13"/>
         </w:rPr>
@@ -8849,7 +7363,6 @@
     </w:p>
     <w:p>
       <w:pPr>
-        <w:spacing w:line="240" w:lineRule="auto" w:before="0"/>
         <w:rPr>
           <w:sz w:val="13"/>
         </w:rPr>
@@ -8857,7 +7370,6 @@
     </w:p>
     <w:p>
       <w:pPr>
-        <w:spacing w:line="240" w:lineRule="auto" w:before="0"/>
         <w:rPr>
           <w:sz w:val="13"/>
         </w:rPr>
@@ -8865,7 +7377,6 @@
     </w:p>
     <w:p>
       <w:pPr>
-        <w:spacing w:line="240" w:lineRule="auto" w:before="0"/>
         <w:rPr>
           <w:sz w:val="13"/>
         </w:rPr>
@@ -8873,7 +7384,6 @@
     </w:p>
     <w:p>
       <w:pPr>
-        <w:spacing w:line="240" w:lineRule="auto" w:before="0"/>
         <w:rPr>
           <w:sz w:val="13"/>
         </w:rPr>
@@ -8881,7 +7391,6 @@
     </w:p>
     <w:p>
       <w:pPr>
-        <w:spacing w:line="240" w:lineRule="auto" w:before="0"/>
         <w:rPr>
           <w:sz w:val="13"/>
         </w:rPr>
@@ -8889,7 +7398,6 @@
     </w:p>
     <w:p>
       <w:pPr>
-        <w:spacing w:line="240" w:lineRule="auto" w:before="0"/>
         <w:rPr>
           <w:sz w:val="13"/>
         </w:rPr>
@@ -8897,7 +7405,6 @@
     </w:p>
     <w:p>
       <w:pPr>
-        <w:spacing w:line="240" w:lineRule="auto" w:before="0"/>
         <w:rPr>
           <w:sz w:val="13"/>
         </w:rPr>
@@ -8905,7 +7412,6 @@
     </w:p>
     <w:p>
       <w:pPr>
-        <w:spacing w:line="240" w:lineRule="auto" w:before="0"/>
         <w:rPr>
           <w:sz w:val="13"/>
         </w:rPr>
@@ -8913,7 +7419,6 @@
     </w:p>
     <w:p>
       <w:pPr>
-        <w:spacing w:line="240" w:lineRule="auto" w:before="0"/>
         <w:rPr>
           <w:sz w:val="13"/>
         </w:rPr>
@@ -8921,7 +7426,6 @@
     </w:p>
     <w:p>
       <w:pPr>
-        <w:spacing w:line="240" w:lineRule="auto" w:before="0"/>
         <w:rPr>
           <w:sz w:val="13"/>
         </w:rPr>
@@ -8929,7 +7433,6 @@
     </w:p>
     <w:p>
       <w:pPr>
-        <w:spacing w:line="240" w:lineRule="auto" w:before="0"/>
         <w:rPr>
           <w:sz w:val="13"/>
         </w:rPr>
@@ -8937,7 +7440,6 @@
     </w:p>
     <w:p>
       <w:pPr>
-        <w:spacing w:line="240" w:lineRule="auto" w:before="0"/>
         <w:rPr>
           <w:sz w:val="13"/>
         </w:rPr>
@@ -8945,7 +7447,6 @@
     </w:p>
     <w:p>
       <w:pPr>
-        <w:spacing w:line="240" w:lineRule="auto" w:before="0"/>
         <w:rPr>
           <w:sz w:val="13"/>
         </w:rPr>
@@ -8953,7 +7454,7 @@
     </w:p>
     <w:p>
       <w:pPr>
-        <w:spacing w:line="240" w:lineRule="auto" w:before="119"/>
+        <w:spacing w:before="119"/>
         <w:rPr>
           <w:sz w:val="13"/>
         </w:rPr>
@@ -8961,8 +7462,7 @@
     </w:p>
     <w:p>
       <w:pPr>
-        <w:spacing w:before="0"/>
-        <w:ind w:left="3123" w:right="2986" w:firstLine="0"/>
+        <w:ind w:left="3123" w:right="2986"/>
         <w:jc w:val="center"/>
         <w:rPr>
           <w:sz w:val="13"/>
@@ -8983,7 +7483,7 @@
           <w:w w:val="125"/>
           <w:sz w:val="13"/>
         </w:rPr>
-        <w:t> </w:t>
+        <w:t xml:space="preserve"> </w:t>
       </w:r>
       <w:r>
         <w:rPr>
@@ -9000,7 +7500,7 @@
           <w:w w:val="125"/>
           <w:sz w:val="13"/>
         </w:rPr>
-        <w:t> </w:t>
+        <w:t xml:space="preserve"> </w:t>
       </w:r>
       <w:r>
         <w:rPr>
@@ -9017,7 +7517,7 @@
           <w:w w:val="125"/>
           <w:sz w:val="13"/>
         </w:rPr>
-        <w:t> </w:t>
+        <w:t xml:space="preserve"> </w:t>
       </w:r>
       <w:r>
         <w:rPr>
@@ -9031,20 +7531,20 @@
     </w:p>
     <w:p>
       <w:pPr>
-        <w:spacing w:after="0"/>
         <w:jc w:val="center"/>
         <w:rPr>
           <w:sz w:val="13"/>
         </w:rPr>
         <w:sectPr>
           <w:pgSz w:w="11930" w:h="16850"/>
-          <w:pgMar w:top="260" w:bottom="280" w:left="425" w:right="566"/>
+          <w:pgMar w:top="260" w:right="566" w:bottom="280" w:left="425" w:header="720" w:footer="720" w:gutter="0"/>
+          <w:cols w:space="720"/>
         </w:sectPr>
       </w:pPr>
     </w:p>
     <w:p>
       <w:pPr>
-        <w:spacing w:line="240" w:lineRule="auto" w:before="1"/>
+        <w:spacing w:before="1"/>
         <w:rPr>
           <w:sz w:val="2"/>
         </w:rPr>
@@ -9053,7 +7553,6 @@
     <w:tbl>
       <w:tblPr>
         <w:tblW w:w="0" w:type="auto"/>
-        <w:jc w:val="left"/>
         <w:tblInd w:w="151" w:type="dxa"/>
         <w:tblBorders>
           <w:top w:val="single" w:sz="6" w:space="0" w:color="D1D3DB"/>
@@ -9065,12 +7564,10 @@
         </w:tblBorders>
         <w:tblLayout w:type="fixed"/>
         <w:tblCellMar>
-          <w:top w:w="0" w:type="dxa"/>
           <w:left w:w="0" w:type="dxa"/>
-          <w:bottom w:w="0" w:type="dxa"/>
           <w:right w:w="0" w:type="dxa"/>
         </w:tblCellMar>
-        <w:tblLook w:val="01E0"/>
+        <w:tblLook w:val="01E0" w:firstRow="1" w:lastRow="1" w:firstColumn="1" w:lastColumn="1" w:noHBand="0" w:noVBand="0"/>
       </w:tblPr>
       <w:tblGrid>
         <w:gridCol w:w="3013"/>
@@ -9078,7 +7575,7 @@
       </w:tblGrid>
       <w:tr>
         <w:trPr>
-          <w:trHeight w:val="5733" w:hRule="atLeast"/>
+          <w:trHeight w:val="5733"/>
         </w:trPr>
         <w:tc>
           <w:tcPr>
@@ -9110,7 +7607,7 @@
                 <w:w w:val="125"/>
                 <w:sz w:val="15"/>
               </w:rPr>
-              <w:t> </w:t>
+              <w:t xml:space="preserve"> </w:t>
             </w:r>
             <w:r>
               <w:rPr>
@@ -9139,7 +7636,7 @@
           <w:p>
             <w:pPr>
               <w:pStyle w:val="TableParagraph"/>
-              <w:spacing w:line="160" w:lineRule="exact" w:before="0"/>
+              <w:spacing w:before="0" w:line="160" w:lineRule="exact"/>
               <w:ind w:left="2054"/>
               <w:rPr>
                 <w:position w:val="-2"/>
@@ -9148,13 +7645,14 @@
             </w:pPr>
             <w:r>
               <w:rPr>
+                <w:noProof/>
                 <w:position w:val="-2"/>
                 <w:sz w:val="16"/>
               </w:rPr>
               <mc:AlternateContent>
-                <mc:Choice Requires="wps">
+                <mc:Choice Requires="wpg">
                   <w:drawing>
-                    <wp:anchor distT="0" distB="0" distL="0" distR="0" allowOverlap="1" layoutInCell="1" locked="0" behindDoc="1" simplePos="0" relativeHeight="486011392">
+                    <wp:anchor distT="0" distB="0" distL="0" distR="0" simplePos="0" relativeHeight="486011392" behindDoc="1" locked="0" layoutInCell="1" allowOverlap="1" wp14:anchorId="64B075F9" wp14:editId="60AAB436">
                       <wp:simplePos x="0" y="0"/>
                       <wp:positionH relativeFrom="column">
                         <wp:posOffset>1304416</wp:posOffset>
@@ -9167,17 +7665,19 @@
                       <wp:wrapNone/>
                       <wp:docPr id="39" name="Group 39"/>
                       <wp:cNvGraphicFramePr>
-                        <a:graphicFrameLocks/>
+                        <a:graphicFrameLocks xmlns:a="http://schemas.openxmlformats.org/drawingml/2006/main"/>
                       </wp:cNvGraphicFramePr>
-                      <a:graphic>
+                      <a:graphic xmlns:a="http://schemas.openxmlformats.org/drawingml/2006/main">
                         <a:graphicData uri="http://schemas.microsoft.com/office/word/2010/wordprocessingGroup">
                           <wpg:wgp>
-                            <wpg:cNvPr id="39" name="Group 39"/>
-                            <wpg:cNvGrpSpPr/>
+                            <wpg:cNvGrpSpPr>
+                              <a:grpSpLocks/>
+                            </wpg:cNvGrpSpPr>
                             <wpg:grpSpPr>
                               <a:xfrm>
                                 <a:off x="0" y="0"/>
                                 <a:ext cx="2669540" cy="2669540"/>
+                                <a:chOff x="0" y="0"/>
                                 <a:chExt cx="2669540" cy="2669540"/>
                               </a:xfrm>
                             </wpg:grpSpPr>
@@ -9328,12 +7828,10 @@
                 </mc:Choice>
                 <mc:Fallback>
                   <w:pict>
-                    <v:group style="position:absolute;margin-left:102.709999pt;margin-top:17.5pt;width:210.2pt;height:210.2pt;mso-position-horizontal-relative:column;mso-position-vertical-relative:paragraph;z-index:-17305088" id="docshapegroup30" coordorigin="2054,350" coordsize="4204,4204">
-                      <v:shape style="position:absolute;left:2063;top:359;width:4186;height:4186" id="docshape31" coordorigin="2063,359" coordsize="4186,4186" path="m2063,638l6249,638,6249,359,2063,359,2063,638xm5970,4545l6249,4545,6249,638,5970,638,5970,4545xm3737,2592l5970,2592,5970,2313,3737,2313,3737,2592xm2063,1476l2342,1476,2342,638,2063,638,2063,1476xm2063,1755l3458,1755,3458,1476,2063,1476,2063,1755xm3458,2592l3737,2592,3737,1476,3458,1476,3458,2592xe" filled="false" stroked="true" strokeweight=".9pt" strokecolor="#000000">
+                    <v:group w14:anchorId="1FB310C7" id="Group 39" o:spid="_x0000_s1026" style="position:absolute;margin-left:102.7pt;margin-top:17.5pt;width:210.2pt;height:210.2pt;z-index:-17305088;mso-wrap-distance-left:0;mso-wrap-distance-right:0" coordsize="26695,26695" o:gfxdata="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">
+                      <v:shape id="Graphic 40" o:spid="_x0000_s1027" style="position:absolute;left:57;top:57;width:26581;height:26581;visibility:visible;mso-wrap-style:square;v-text-anchor:top" coordsize="2658110,2658110" o:gfxdata="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" path="m,177165r2658110,l2658110,,,,,177165xem2480945,2658110r177165,l2658110,177165r-177165,l2480945,2658110xem1062989,1417955r1417956,l2480945,1240790r-1417956,l1062989,1417955xem,709295r177164,l177164,177165,,177165,,709295xem,886460r885825,l885825,709295,,709295,,886460xem885825,1417955r177164,l1062989,709295r-177164,l885825,1417955xe" filled="f" strokeweight=".9pt">
                         <v:path arrowok="t"/>
-                        <v:stroke dashstyle="solid"/>
                       </v:shape>
-                      <w10:wrap type="none"/>
                     </v:group>
                   </w:pict>
                 </mc:Fallback>
@@ -9341,28 +7839,31 @@
             </w:r>
             <w:r>
               <w:rPr>
+                <w:noProof/>
                 <w:position w:val="-2"/>
                 <w:sz w:val="16"/>
               </w:rPr>
               <mc:AlternateContent>
-                <mc:Choice Requires="wps">
+                <mc:Choice Requires="wpg">
                   <w:drawing>
-                    <wp:inline distT="0" distB="0" distL="0" distR="0">
+                    <wp:inline distT="0" distB="0" distL="0" distR="0" wp14:anchorId="0FD064E5" wp14:editId="48BB6089">
                       <wp:extent cx="2667635" cy="91440"/>
                       <wp:effectExtent l="0" t="0" r="0" b="13334"/>
                       <wp:docPr id="41" name="Group 41"/>
                       <wp:cNvGraphicFramePr>
-                        <a:graphicFrameLocks/>
+                        <a:graphicFrameLocks xmlns:a="http://schemas.openxmlformats.org/drawingml/2006/main"/>
                       </wp:cNvGraphicFramePr>
-                      <a:graphic>
+                      <a:graphic xmlns:a="http://schemas.openxmlformats.org/drawingml/2006/main">
                         <a:graphicData uri="http://schemas.microsoft.com/office/word/2010/wordprocessingGroup">
                           <wpg:wgp>
-                            <wpg:cNvPr id="41" name="Group 41"/>
-                            <wpg:cNvGrpSpPr/>
+                            <wpg:cNvGrpSpPr>
+                              <a:grpSpLocks/>
+                            </wpg:cNvGrpSpPr>
                             <wpg:grpSpPr>
                               <a:xfrm>
                                 <a:off x="0" y="0"/>
                                 <a:ext cx="2667635" cy="91440"/>
+                                <a:chOff x="0" y="0"/>
                                 <a:chExt cx="2667635" cy="91440"/>
                               </a:xfrm>
                             </wpg:grpSpPr>
@@ -9429,22 +7930,16 @@
                 </mc:Choice>
                 <mc:Fallback>
                   <w:pict>
-                    <v:group style="width:210.05pt;height:7.2pt;mso-position-horizontal-relative:char;mso-position-vertical-relative:line" id="docshapegroup32" coordorigin="0,0" coordsize="4201,144">
-                      <v:shape style="position:absolute;left:7;top:0;width:4186;height:144" id="docshape33" coordorigin="8,0" coordsize="4186,144" path="m8,72l4194,72m8,144l8,0m4194,144l4194,0e" filled="false" stroked="true" strokeweight=".75pt" strokecolor="#1563be">
+                    <v:group w14:anchorId="35F581A5" id="Group 41" o:spid="_x0000_s1026" style="width:210.05pt;height:7.2pt;mso-position-horizontal-relative:char;mso-position-vertical-relative:line" coordsize="26676,914" o:gfxdata="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">
+                      <v:shape id="Graphic 42" o:spid="_x0000_s1027" style="position:absolute;left:47;width:26581;height:914;visibility:visible;mso-wrap-style:square;v-text-anchor:top" coordsize="2658110,91440" o:gfxdata="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" path="m,45720r2658110,em,91440l,em2658110,91440r,-91440e" filled="f" strokecolor="#1563be">
                         <v:path arrowok="t"/>
-                        <v:stroke dashstyle="solid"/>
                       </v:shape>
+                      <w10:anchorlock/>
                     </v:group>
                   </w:pict>
                 </mc:Fallback>
               </mc:AlternateContent>
             </w:r>
-            <w:r>
-              <w:rPr>
-                <w:position w:val="-2"/>
-                <w:sz w:val="16"/>
-              </w:rPr>
-            </w:r>
           </w:p>
           <w:p>
             <w:pPr>
@@ -9481,12 +7976,13 @@
             <w:r>
               <w:rPr>
                 <w:b/>
+                <w:noProof/>
                 <w:sz w:val="13"/>
               </w:rPr>
               <mc:AlternateContent>
-                <mc:Choice Requires="wps">
+                <mc:Choice Requires="wpg">
                   <w:drawing>
-                    <wp:anchor distT="0" distB="0" distL="0" distR="0" allowOverlap="1" layoutInCell="1" locked="0" behindDoc="1" simplePos="0" relativeHeight="486012416">
+                    <wp:anchor distT="0" distB="0" distL="0" distR="0" simplePos="0" relativeHeight="486012416" behindDoc="1" locked="0" layoutInCell="1" allowOverlap="1" wp14:anchorId="57733C36" wp14:editId="7AD9D8A7">
                       <wp:simplePos x="0" y="0"/>
                       <wp:positionH relativeFrom="column">
                         <wp:posOffset>1087247</wp:posOffset>
@@ -9499,17 +7995,19 @@
                       <wp:wrapNone/>
                       <wp:docPr id="43" name="Group 43"/>
                       <wp:cNvGraphicFramePr>
-                        <a:graphicFrameLocks/>
+                        <a:graphicFrameLocks xmlns:a="http://schemas.openxmlformats.org/drawingml/2006/main"/>
                       </wp:cNvGraphicFramePr>
-                      <a:graphic>
+                      <a:graphic xmlns:a="http://schemas.openxmlformats.org/drawingml/2006/main">
                         <a:graphicData uri="http://schemas.microsoft.com/office/word/2010/wordprocessingGroup">
                           <wpg:wgp>
-                            <wpg:cNvPr id="43" name="Group 43"/>
-                            <wpg:cNvGrpSpPr/>
+                            <wpg:cNvGrpSpPr>
+                              <a:grpSpLocks/>
+                            </wpg:cNvGrpSpPr>
                             <wpg:grpSpPr>
                               <a:xfrm>
                                 <a:off x="0" y="0"/>
                                 <a:ext cx="91440" cy="186690"/>
+                                <a:chOff x="0" y="0"/>
                                 <a:chExt cx="91440" cy="186690"/>
                               </a:xfrm>
                             </wpg:grpSpPr>
@@ -9576,12 +8074,10 @@
                 </mc:Choice>
                 <mc:Fallback>
                   <w:pict>
-                    <v:group style="position:absolute;margin-left:85.610001pt;margin-top:2.103335pt;width:7.2pt;height:14.7pt;mso-position-horizontal-relative:column;mso-position-vertical-relative:paragraph;z-index:-17304064" id="docshapegroup34" coordorigin="1712,42" coordsize="144,294">
-                      <v:shape style="position:absolute;left:1712;top:49;width:144;height:279" id="docshape35" coordorigin="1712,50" coordsize="144,279" path="m1784,50l1784,329m1712,50l1856,50m1712,329l1856,329e" filled="false" stroked="true" strokeweight=".75pt" strokecolor="#1563be">
+                    <v:group w14:anchorId="3B8BED61" id="Group 43" o:spid="_x0000_s1026" style="position:absolute;margin-left:85.6pt;margin-top:2.1pt;width:7.2pt;height:14.7pt;z-index:-17304064;mso-wrap-distance-left:0;mso-wrap-distance-right:0" coordsize="91440,186690" o:gfxdata="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">
+                      <v:shape id="Graphic 44" o:spid="_x0000_s1027" style="position:absolute;top:4762;width:91440;height:177165;visibility:visible;mso-wrap-style:square;v-text-anchor:top" coordsize="91440,177165" o:gfxdata="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" path="m45720,r,177164em,l91439,em,177164r91439,e" filled="f" strokecolor="#1563be">
                         <v:path arrowok="t"/>
-                        <v:stroke dashstyle="solid"/>
                       </v:shape>
-                      <w10:wrap type="none"/>
                     </v:group>
                   </w:pict>
                 </mc:Fallback>
@@ -9590,12 +8086,13 @@
             <w:r>
               <w:rPr>
                 <w:b/>
+                <w:noProof/>
                 <w:sz w:val="13"/>
               </w:rPr>
               <mc:AlternateContent>
-                <mc:Choice Requires="wps">
+                <mc:Choice Requires="wpg">
                   <w:drawing>
-                    <wp:anchor distT="0" distB="0" distL="0" distR="0" allowOverlap="1" layoutInCell="1" locked="0" behindDoc="1" simplePos="0" relativeHeight="486012928">
+                    <wp:anchor distT="0" distB="0" distL="0" distR="0" simplePos="0" relativeHeight="486012928" behindDoc="1" locked="0" layoutInCell="1" allowOverlap="1" wp14:anchorId="1259743C" wp14:editId="0CCCD520">
                       <wp:simplePos x="0" y="0"/>
                       <wp:positionH relativeFrom="column">
                         <wp:posOffset>910082</wp:posOffset>
@@ -9608,17 +8105,19 @@
                       <wp:wrapNone/>
                       <wp:docPr id="45" name="Group 45"/>
                       <wp:cNvGraphicFramePr>
-                        <a:graphicFrameLocks/>
+                        <a:graphicFrameLocks xmlns:a="http://schemas.openxmlformats.org/drawingml/2006/main"/>
                       </wp:cNvGraphicFramePr>
-                      <a:graphic>
+                      <a:graphic xmlns:a="http://schemas.openxmlformats.org/drawingml/2006/main">
                         <a:graphicData uri="http://schemas.microsoft.com/office/word/2010/wordprocessingGroup">
                           <wpg:wgp>
-                            <wpg:cNvPr id="45" name="Group 45"/>
-                            <wpg:cNvGrpSpPr/>
+                            <wpg:cNvGrpSpPr>
+                              <a:grpSpLocks/>
+                            </wpg:cNvGrpSpPr>
                             <wpg:grpSpPr>
                               <a:xfrm>
                                 <a:off x="0" y="0"/>
                                 <a:ext cx="91440" cy="895985"/>
+                                <a:chOff x="0" y="0"/>
                                 <a:chExt cx="91440" cy="895985"/>
                               </a:xfrm>
                             </wpg:grpSpPr>
@@ -9685,12 +8184,10 @@
                 </mc:Choice>
                 <mc:Fallback>
                   <w:pict>
-                    <v:group style="position:absolute;margin-left:71.660004pt;margin-top:2.103335pt;width:7.2pt;height:70.55pt;mso-position-horizontal-relative:column;mso-position-vertical-relative:paragraph;z-index:-17303552" id="docshapegroup36" coordorigin="1433,42" coordsize="144,1411">
-                      <v:shape style="position:absolute;left:1433;top:49;width:144;height:1396" id="docshape37" coordorigin="1433,50" coordsize="144,1396" path="m1505,50l1505,1446m1433,50l1577,50m1433,1446l1577,1446e" filled="false" stroked="true" strokeweight=".75pt" strokecolor="#1563be">
+                    <v:group w14:anchorId="0A24CB22" id="Group 45" o:spid="_x0000_s1026" style="position:absolute;margin-left:71.65pt;margin-top:2.1pt;width:7.2pt;height:70.55pt;z-index:-17303552;mso-wrap-distance-left:0;mso-wrap-distance-right:0" coordsize="914,8959" o:gfxdata="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">
+                      <v:shape id="Graphic 46" o:spid="_x0000_s1027" style="position:absolute;top:47;width:914;height:8865;visibility:visible;mso-wrap-style:square;v-text-anchor:top" coordsize="91440,886460" o:gfxdata="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" path="m45719,r,886459em,l91439,em,886459r91439,e" filled="f" strokecolor="#1563be">
                         <v:path arrowok="t"/>
-                        <v:stroke dashstyle="solid"/>
                       </v:shape>
-                      <w10:wrap type="none"/>
                     </v:group>
                   </w:pict>
                 </mc:Fallback>
@@ -9699,12 +8196,13 @@
             <w:r>
               <w:rPr>
                 <w:b/>
+                <w:noProof/>
                 <w:sz w:val="13"/>
               </w:rPr>
               <mc:AlternateContent>
-                <mc:Choice Requires="wps">
+                <mc:Choice Requires="wpg">
                   <w:drawing>
-                    <wp:anchor distT="0" distB="0" distL="0" distR="0" allowOverlap="1" layoutInCell="1" locked="0" behindDoc="1" simplePos="0" relativeHeight="486013440">
+                    <wp:anchor distT="0" distB="0" distL="0" distR="0" simplePos="0" relativeHeight="486013440" behindDoc="1" locked="0" layoutInCell="1" allowOverlap="1" wp14:anchorId="2918F05D" wp14:editId="3CC9DB0E">
                       <wp:simplePos x="0" y="0"/>
                       <wp:positionH relativeFrom="column">
                         <wp:posOffset>732916</wp:posOffset>
@@ -9717,17 +8215,19 @@
                       <wp:wrapNone/>
                       <wp:docPr id="47" name="Group 47"/>
                       <wp:cNvGraphicFramePr>
-                        <a:graphicFrameLocks/>
+                        <a:graphicFrameLocks xmlns:a="http://schemas.openxmlformats.org/drawingml/2006/main"/>
                       </wp:cNvGraphicFramePr>
-                      <a:graphic>
+                      <a:graphic xmlns:a="http://schemas.openxmlformats.org/drawingml/2006/main">
                         <a:graphicData uri="http://schemas.microsoft.com/office/word/2010/wordprocessingGroup">
                           <wpg:wgp>
-                            <wpg:cNvPr id="47" name="Group 47"/>
-                            <wpg:cNvGrpSpPr/>
+                            <wpg:cNvGrpSpPr>
+                              <a:grpSpLocks/>
+                            </wpg:cNvGrpSpPr>
                             <wpg:grpSpPr>
                               <a:xfrm>
                                 <a:off x="0" y="0"/>
                                 <a:ext cx="91440" cy="1427480"/>
+                                <a:chOff x="0" y="0"/>
                                 <a:chExt cx="91440" cy="1427480"/>
                               </a:xfrm>
                             </wpg:grpSpPr>
@@ -9794,12 +8294,10 @@
                 </mc:Choice>
                 <mc:Fallback>
                   <w:pict>
-                    <v:group style="position:absolute;margin-left:57.709999pt;margin-top:2.103335pt;width:7.2pt;height:112.4pt;mso-position-horizontal-relative:column;mso-position-vertical-relative:paragraph;z-index:-17303040" id="docshapegroup38" coordorigin="1154,42" coordsize="144,2248">
-                      <v:shape style="position:absolute;left:1154;top:49;width:144;height:2233" id="docshape39" coordorigin="1154,50" coordsize="144,2233" path="m1226,50l1226,2283m1154,50l1298,50m1154,2283l1298,2283e" filled="false" stroked="true" strokeweight=".75pt" strokecolor="#1563be">
+                    <v:group w14:anchorId="43B46F27" id="Group 47" o:spid="_x0000_s1026" style="position:absolute;margin-left:57.7pt;margin-top:2.1pt;width:7.2pt;height:112.4pt;z-index:-17303040;mso-wrap-distance-left:0;mso-wrap-distance-right:0" coordsize="914,14274" o:gfxdata="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">
+                      <v:shape id="Graphic 48" o:spid="_x0000_s1027" style="position:absolute;top:47;width:914;height:14180;visibility:visible;mso-wrap-style:square;v-text-anchor:top" coordsize="91440,1417955" o:gfxdata="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" path="m45719,r,1417954em,l91439,em,1417954r91439,e" filled="f" strokecolor="#1563be">
                         <v:path arrowok="t"/>
-                        <v:stroke dashstyle="solid"/>
                       </v:shape>
-                      <w10:wrap type="none"/>
                     </v:group>
                   </w:pict>
                 </mc:Fallback>
@@ -9944,12 +8442,13 @@
             <w:r>
               <w:rPr>
                 <w:b/>
+                <w:noProof/>
                 <w:sz w:val="13"/>
               </w:rPr>
               <mc:AlternateContent>
-                <mc:Choice Requires="wps">
+                <mc:Choice Requires="wpg">
                   <w:drawing>
-                    <wp:anchor distT="0" distB="0" distL="0" distR="0" allowOverlap="1" layoutInCell="1" locked="0" behindDoc="1" simplePos="0" relativeHeight="486011904">
+                    <wp:anchor distT="0" distB="0" distL="0" distR="0" simplePos="0" relativeHeight="486011904" behindDoc="1" locked="0" layoutInCell="1" allowOverlap="1" wp14:anchorId="26E57590" wp14:editId="4BDBE81C">
                       <wp:simplePos x="0" y="0"/>
                       <wp:positionH relativeFrom="column">
                         <wp:posOffset>4099686</wp:posOffset>
@@ -9962,17 +8461,19 @@
                       <wp:wrapNone/>
                       <wp:docPr id="49" name="Group 49"/>
                       <wp:cNvGraphicFramePr>
-                        <a:graphicFrameLocks/>
+                        <a:graphicFrameLocks xmlns:a="http://schemas.openxmlformats.org/drawingml/2006/main"/>
                       </wp:cNvGraphicFramePr>
-                      <a:graphic>
+                      <a:graphic xmlns:a="http://schemas.openxmlformats.org/drawingml/2006/main">
                         <a:graphicData uri="http://schemas.microsoft.com/office/word/2010/wordprocessingGroup">
                           <wpg:wgp>
-                            <wpg:cNvPr id="49" name="Group 49"/>
-                            <wpg:cNvGrpSpPr/>
+                            <wpg:cNvGrpSpPr>
+                              <a:grpSpLocks/>
+                            </wpg:cNvGrpSpPr>
                             <wpg:grpSpPr>
                               <a:xfrm>
                                 <a:off x="0" y="0"/>
                                 <a:ext cx="91440" cy="2667635"/>
+                                <a:chOff x="0" y="0"/>
                                 <a:chExt cx="91440" cy="2667635"/>
                               </a:xfrm>
                             </wpg:grpSpPr>
@@ -10039,12 +8540,10 @@
                 </mc:Choice>
                 <mc:Fallback>
                   <w:pict>
-                    <v:group style="position:absolute;margin-left:322.809998pt;margin-top:-99.896652pt;width:7.2pt;height:210.05pt;mso-position-horizontal-relative:column;mso-position-vertical-relative:paragraph;z-index:-17304576" id="docshapegroup40" coordorigin="6456,-1998" coordsize="144,4201">
-                      <v:shape style="position:absolute;left:6456;top:-1991;width:144;height:4186" id="docshape41" coordorigin="6456,-1990" coordsize="144,4186" path="m6528,-1990l6528,2196m6456,-1990l6600,-1990m6456,2196l6600,2196e" filled="false" stroked="true" strokeweight=".75pt" strokecolor="#1563be">
+                    <v:group w14:anchorId="161B3408" id="Group 49" o:spid="_x0000_s1026" style="position:absolute;margin-left:322.8pt;margin-top:-99.9pt;width:7.2pt;height:210.05pt;z-index:-17304576;mso-wrap-distance-left:0;mso-wrap-distance-right:0" coordsize="914,26676" o:gfxdata="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">
+                      <v:shape id="Graphic 50" o:spid="_x0000_s1027" style="position:absolute;top:47;width:914;height:26581;visibility:visible;mso-wrap-style:square;v-text-anchor:top" coordsize="91440,2658110" o:gfxdata="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" path="m45720,r,2658109em,l91440,em,2658109r91440,e" filled="f" strokecolor="#1563be">
                         <v:path arrowok="t"/>
-                        <v:stroke dashstyle="solid"/>
                       </v:shape>
-                      <w10:wrap type="none"/>
                     </v:group>
                   </w:pict>
                 </mc:Fallback>
@@ -10209,10 +8708,10 @@
             <w:pPr>
               <w:pStyle w:val="TableParagraph"/>
               <w:tabs>
-                <w:tab w:pos="2476" w:val="left" w:leader="none"/>
-                <w:tab w:pos="3664" w:val="left" w:leader="none"/>
-                <w:tab w:pos="4848" w:val="left" w:leader="none"/>
-                <w:tab w:pos="5837" w:val="left" w:leader="none"/>
+                <w:tab w:val="left" w:pos="2476"/>
+                <w:tab w:val="left" w:pos="3664"/>
+                <w:tab w:val="left" w:pos="4848"/>
+                <w:tab w:val="left" w:pos="5837"/>
               </w:tabs>
               <w:spacing w:before="0"/>
               <w:ind w:left="868"/>
@@ -10230,15 +8729,13 @@
               </w:rPr>
               <w:t>Measurements:</w:t>
               <w:tab/>
-              <w:t>A: {r_left_A}</w:t>
+              <w:t>A: {r_left_A}mm</w:t>
               <w:tab/>
-              <w:t>B: {r_left_B}</w:t>
+              <w:t>B: {r_left_B}mm</w:t>
               <w:tab/>
-              <w:t>C: {r_left_C}</w:t>
+              <w:t>C: {r_left_C}mm</w:t>
               <w:tab/>
-              <w:t>D: {r_left_D}</w:t>
-              <w:tab/>
-              <w:t>E: {r_left_E}</w:t>
+              <w:t>D: {r_left_D}mm</w:t>
             </w:r>
             <w:r>
               <w:rPr>
@@ -10393,7 +8890,7 @@
           <w:p>
             <w:pPr>
               <w:pStyle w:val="TableParagraph"/>
-              <w:spacing w:line="163" w:lineRule="exact" w:before="96"/>
+              <w:spacing w:before="96" w:line="163" w:lineRule="exact"/>
               <w:ind w:left="868"/>
               <w:rPr>
                 <w:sz w:val="15"/>
@@ -10406,6 +8903,7 @@
                 <w:w w:val="110"/>
                 <w:sz w:val="15"/>
               </w:rPr>
+              <w:t>E: {r_left_E}mm</w:t>
             </w:r>
             <w:r>
               <w:rPr>
@@ -10435,7 +8933,7 @@
       </w:tr>
       <w:tr>
         <w:trPr>
-          <w:trHeight w:val="5985" w:hRule="atLeast"/>
+          <w:trHeight w:val="5985"/>
         </w:trPr>
         <w:tc>
           <w:tcPr>
@@ -10467,7 +8965,7 @@
                 <w:w w:val="125"/>
                 <w:sz w:val="15"/>
               </w:rPr>
-              <w:t> </w:t>
+              <w:t xml:space="preserve"> </w:t>
             </w:r>
             <w:r>
               <w:rPr>
@@ -10516,12 +9014,13 @@
             <w:r>
               <w:rPr>
                 <w:b/>
+                <w:noProof/>
                 <w:sz w:val="13"/>
               </w:rPr>
               <mc:AlternateContent>
-                <mc:Choice Requires="wps">
+                <mc:Choice Requires="wpg">
                   <w:drawing>
-                    <wp:anchor distT="0" distB="0" distL="0" distR="0" allowOverlap="1" layoutInCell="1" locked="0" behindDoc="1" simplePos="0" relativeHeight="486014464">
+                    <wp:anchor distT="0" distB="0" distL="0" distR="0" simplePos="0" relativeHeight="486014464" behindDoc="1" locked="0" layoutInCell="1" allowOverlap="1" wp14:anchorId="4E6448FF" wp14:editId="78513BC5">
                       <wp:simplePos x="0" y="0"/>
                       <wp:positionH relativeFrom="column">
                         <wp:posOffset>970089</wp:posOffset>
@@ -10534,17 +9033,19 @@
                       <wp:wrapNone/>
                       <wp:docPr id="51" name="Group 51"/>
                       <wp:cNvGraphicFramePr>
-                        <a:graphicFrameLocks/>
+                        <a:graphicFrameLocks xmlns:a="http://schemas.openxmlformats.org/drawingml/2006/main"/>
                       </wp:cNvGraphicFramePr>
-                      <a:graphic>
+                      <a:graphic xmlns:a="http://schemas.openxmlformats.org/drawingml/2006/main">
                         <a:graphicData uri="http://schemas.microsoft.com/office/word/2010/wordprocessingGroup">
                           <wpg:wgp>
-                            <wpg:cNvPr id="51" name="Group 51"/>
-                            <wpg:cNvGrpSpPr/>
+                            <wpg:cNvGrpSpPr>
+                              <a:grpSpLocks/>
+                            </wpg:cNvGrpSpPr>
                             <wpg:grpSpPr>
                               <a:xfrm>
                                 <a:off x="0" y="0"/>
                                 <a:ext cx="2611755" cy="91440"/>
+                                <a:chOff x="0" y="0"/>
                                 <a:chExt cx="2611755" cy="91440"/>
                               </a:xfrm>
                             </wpg:grpSpPr>
@@ -10611,12 +9112,10 @@
                 </mc:Choice>
                 <mc:Fallback>
                   <w:pict>
-                    <v:group style="position:absolute;margin-left:76.385002pt;margin-top:3.698354pt;width:205.65pt;height:7.2pt;mso-position-horizontal-relative:column;mso-position-vertical-relative:paragraph;z-index:-17302016" id="docshapegroup42" coordorigin="1528,74" coordsize="4113,144">
-                      <v:shape style="position:absolute;left:1535;top:73;width:4098;height:144" id="docshape43" coordorigin="1535,74" coordsize="4098,144" path="m1535,146l5633,146m1535,218l1535,74m5633,218l5633,74e" filled="false" stroked="true" strokeweight=".75pt" strokecolor="#1563be">
+                    <v:group w14:anchorId="595FA22F" id="Group 51" o:spid="_x0000_s1026" style="position:absolute;margin-left:76.4pt;margin-top:3.7pt;width:205.65pt;height:7.2pt;z-index:-17302016;mso-wrap-distance-left:0;mso-wrap-distance-right:0" coordsize="26117,914" o:gfxdata="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">
+                      <v:shape id="Graphic 52" o:spid="_x0000_s1027" style="position:absolute;left:47;width:26022;height:914;visibility:visible;mso-wrap-style:square;v-text-anchor:top" coordsize="2602230,91440" o:gfxdata="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" path="m,45720r2602230,em,91439l,em2602230,91439r,-91439e" filled="f" strokecolor="#1563be">
                         <v:path arrowok="t"/>
-                        <v:stroke dashstyle="solid"/>
                       </v:shape>
-                      <w10:wrap type="none"/>
                     </v:group>
                   </w:pict>
                 </mc:Fallback>
@@ -10647,12 +9146,13 @@
             <w:r>
               <w:rPr>
                 <w:b/>
+                <w:noProof/>
                 <w:sz w:val="13"/>
               </w:rPr>
               <mc:AlternateContent>
-                <mc:Choice Requires="wps">
+                <mc:Choice Requires="wpg">
                   <w:drawing>
-                    <wp:anchor distT="0" distB="0" distL="0" distR="0" allowOverlap="1" layoutInCell="1" locked="0" behindDoc="1" simplePos="0" relativeHeight="486015488">
+                    <wp:anchor distT="0" distB="0" distL="0" distR="0" simplePos="0" relativeHeight="486015488" behindDoc="1" locked="0" layoutInCell="1" allowOverlap="1" wp14:anchorId="5F6EEC4D" wp14:editId="3D6C29DA">
                       <wp:simplePos x="0" y="0"/>
                       <wp:positionH relativeFrom="column">
                         <wp:posOffset>3716782</wp:posOffset>
@@ -10665,17 +9165,19 @@
                       <wp:wrapNone/>
                       <wp:docPr id="53" name="Group 53"/>
                       <wp:cNvGraphicFramePr>
-                        <a:graphicFrameLocks/>
+                        <a:graphicFrameLocks xmlns:a="http://schemas.openxmlformats.org/drawingml/2006/main"/>
                       </wp:cNvGraphicFramePr>
-                      <a:graphic>
+                      <a:graphic xmlns:a="http://schemas.openxmlformats.org/drawingml/2006/main">
                         <a:graphicData uri="http://schemas.microsoft.com/office/word/2010/wordprocessingGroup">
                           <wpg:wgp>
-                            <wpg:cNvPr id="53" name="Group 53"/>
-                            <wpg:cNvGrpSpPr/>
+                            <wpg:cNvGrpSpPr>
+                              <a:grpSpLocks/>
+                            </wpg:cNvGrpSpPr>
                             <wpg:grpSpPr>
                               <a:xfrm>
                                 <a:off x="0" y="0"/>
                                 <a:ext cx="91440" cy="194945"/>
+                                <a:chOff x="0" y="0"/>
                                 <a:chExt cx="91440" cy="194945"/>
                               </a:xfrm>
                             </wpg:grpSpPr>
@@ -10742,12 +9244,10 @@
                 </mc:Choice>
                 <mc:Fallback>
                   <w:pict>
-                    <v:group style="position:absolute;margin-left:292.660004pt;margin-top:5.183346pt;width:7.2pt;height:15.35pt;mso-position-horizontal-relative:column;mso-position-vertical-relative:paragraph;z-index:-17300992" id="docshapegroup44" coordorigin="5853,104" coordsize="144,307">
-                      <v:shape style="position:absolute;left:5853;top:111;width:144;height:292" id="docshape45" coordorigin="5853,111" coordsize="144,292" path="m5925,111l5925,403m5853,111l5997,111m5853,403l5997,403e" filled="false" stroked="true" strokeweight=".75pt" strokecolor="#1563be">
+                    <v:group w14:anchorId="2A779BD7" id="Group 53" o:spid="_x0000_s1026" style="position:absolute;margin-left:292.65pt;margin-top:5.2pt;width:7.2pt;height:15.35pt;z-index:-17300992;mso-wrap-distance-left:0;mso-wrap-distance-right:0" coordsize="91440,194945" o:gfxdata="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">
+                      <v:shape id="Graphic 54" o:spid="_x0000_s1027" style="position:absolute;top:4762;width:91440;height:185420;visibility:visible;mso-wrap-style:square;v-text-anchor:top" coordsize="91440,185420" o:gfxdata="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" path="m45720,r,185420em,l91439,em,185420r91439,e" filled="f" strokecolor="#1563be">
                         <v:path arrowok="t"/>
-                        <v:stroke dashstyle="solid"/>
                       </v:shape>
-                      <w10:wrap type="none"/>
                     </v:group>
                   </w:pict>
                 </mc:Fallback>
@@ -10756,12 +9256,13 @@
             <w:r>
               <w:rPr>
                 <w:b/>
+                <w:noProof/>
                 <w:sz w:val="13"/>
               </w:rPr>
               <mc:AlternateContent>
-                <mc:Choice Requires="wps">
+                <mc:Choice Requires="wpg">
                   <w:drawing>
-                    <wp:anchor distT="0" distB="0" distL="0" distR="0" allowOverlap="1" layoutInCell="1" locked="0" behindDoc="1" simplePos="0" relativeHeight="486016000">
+                    <wp:anchor distT="0" distB="0" distL="0" distR="0" simplePos="0" relativeHeight="486016000" behindDoc="1" locked="0" layoutInCell="1" allowOverlap="1" wp14:anchorId="798E6EE7" wp14:editId="68418488">
                       <wp:simplePos x="0" y="0"/>
                       <wp:positionH relativeFrom="column">
                         <wp:posOffset>3902836</wp:posOffset>
@@ -10774,17 +9275,19 @@
                       <wp:wrapNone/>
                       <wp:docPr id="55" name="Group 55"/>
                       <wp:cNvGraphicFramePr>
-                        <a:graphicFrameLocks/>
+                        <a:graphicFrameLocks xmlns:a="http://schemas.openxmlformats.org/drawingml/2006/main"/>
                       </wp:cNvGraphicFramePr>
-                      <a:graphic>
+                      <a:graphic xmlns:a="http://schemas.openxmlformats.org/drawingml/2006/main">
                         <a:graphicData uri="http://schemas.microsoft.com/office/word/2010/wordprocessingGroup">
                           <wpg:wgp>
-                            <wpg:cNvPr id="55" name="Group 55"/>
-                            <wpg:cNvGrpSpPr/>
+                            <wpg:cNvGrpSpPr>
+                              <a:grpSpLocks/>
+                            </wpg:cNvGrpSpPr>
                             <wpg:grpSpPr>
                               <a:xfrm>
                                 <a:off x="0" y="0"/>
                                 <a:ext cx="91440" cy="1124585"/>
+                                <a:chOff x="0" y="0"/>
                                 <a:chExt cx="91440" cy="1124585"/>
                               </a:xfrm>
                             </wpg:grpSpPr>
@@ -10851,12 +9354,10 @@
                 </mc:Choice>
                 <mc:Fallback>
                   <w:pict>
-                    <v:group style="position:absolute;margin-left:307.309998pt;margin-top:14.083346pt;width:7.2pt;height:88.55pt;mso-position-horizontal-relative:column;mso-position-vertical-relative:paragraph;z-index:-17300480" id="docshapegroup46" coordorigin="6146,282" coordsize="144,1771">
-                      <v:shape style="position:absolute;left:6146;top:289;width:144;height:1756" id="docshape47" coordorigin="6146,289" coordsize="144,1756" path="m6218,289l6218,2045m6146,289l6290,289m6146,2045l6290,2045e" filled="false" stroked="true" strokeweight=".75pt" strokecolor="#1563be">
+                    <v:group w14:anchorId="4FD0A9A4" id="Group 55" o:spid="_x0000_s1026" style="position:absolute;margin-left:307.3pt;margin-top:14.1pt;width:7.2pt;height:88.55pt;z-index:-17300480;mso-wrap-distance-left:0;mso-wrap-distance-right:0" coordsize="914,11245" o:gfxdata="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">
+                      <v:shape id="Graphic 56" o:spid="_x0000_s1027" style="position:absolute;top:47;width:914;height:11151;visibility:visible;mso-wrap-style:square;v-text-anchor:top" coordsize="91440,1115060" o:gfxdata="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" path="m45720,r,1115060em,l91440,em,1115060r91440,e" filled="f" strokecolor="#1563be">
                         <v:path arrowok="t"/>
-                        <v:stroke dashstyle="solid"/>
                       </v:shape>
-                      <w10:wrap type="none"/>
                     </v:group>
                   </w:pict>
                 </mc:Fallback>
@@ -10914,12 +9415,13 @@
             <w:r>
               <w:rPr>
                 <w:b/>
+                <w:noProof/>
                 <w:sz w:val="13"/>
               </w:rPr>
               <mc:AlternateContent>
-                <mc:Choice Requires="wps">
+                <mc:Choice Requires="wpg">
                   <w:drawing>
-                    <wp:anchor distT="0" distB="0" distL="0" distR="0" allowOverlap="1" layoutInCell="1" locked="0" behindDoc="1" simplePos="0" relativeHeight="486016512">
+                    <wp:anchor distT="0" distB="0" distL="0" distR="0" simplePos="0" relativeHeight="486016512" behindDoc="1" locked="0" layoutInCell="1" allowOverlap="1" wp14:anchorId="348655E9" wp14:editId="209A92D4">
                       <wp:simplePos x="0" y="0"/>
                       <wp:positionH relativeFrom="column">
                         <wp:posOffset>4088891</wp:posOffset>
@@ -10932,17 +9434,19 @@
                       <wp:wrapNone/>
                       <wp:docPr id="57" name="Group 57"/>
                       <wp:cNvGraphicFramePr>
-                        <a:graphicFrameLocks/>
+                        <a:graphicFrameLocks xmlns:a="http://schemas.openxmlformats.org/drawingml/2006/main"/>
                       </wp:cNvGraphicFramePr>
-                      <a:graphic>
+                      <a:graphic xmlns:a="http://schemas.openxmlformats.org/drawingml/2006/main">
                         <a:graphicData uri="http://schemas.microsoft.com/office/word/2010/wordprocessingGroup">
                           <wpg:wgp>
-                            <wpg:cNvPr id="57" name="Group 57"/>
-                            <wpg:cNvGrpSpPr/>
+                            <wpg:cNvGrpSpPr>
+                              <a:grpSpLocks/>
+                            </wpg:cNvGrpSpPr>
                             <wpg:grpSpPr>
                               <a:xfrm>
                                 <a:off x="0" y="0"/>
                                 <a:ext cx="91440" cy="1682114"/>
+                                <a:chOff x="0" y="0"/>
                                 <a:chExt cx="91440" cy="1682114"/>
                               </a:xfrm>
                             </wpg:grpSpPr>
@@ -11009,12 +9513,10 @@
                 </mc:Choice>
                 <mc:Fallback>
                   <w:pict>
-                    <v:group style="position:absolute;margin-left:321.959991pt;margin-top:-28.996635pt;width:7.2pt;height:132.450pt;mso-position-horizontal-relative:column;mso-position-vertical-relative:paragraph;z-index:-17299968" id="docshapegroup48" coordorigin="6439,-580" coordsize="144,2649">
-                      <v:shape style="position:absolute;left:6439;top:-573;width:144;height:2634" id="docshape49" coordorigin="6439,-572" coordsize="144,2634" path="m6511,-572l6511,2062m6439,-572l6583,-572m6439,2062l6583,2062e" filled="false" stroked="true" strokeweight=".75pt" strokecolor="#1563be">
+                    <v:group w14:anchorId="1FEBB3F7" id="Group 57" o:spid="_x0000_s1026" style="position:absolute;margin-left:321.95pt;margin-top:-29pt;width:7.2pt;height:132.45pt;z-index:-17299968;mso-wrap-distance-left:0;mso-wrap-distance-right:0" coordsize="914,16821" o:gfxdata="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">
+                      <v:shape id="Graphic 58" o:spid="_x0000_s1027" style="position:absolute;top:47;width:914;height:16726;visibility:visible;mso-wrap-style:square;v-text-anchor:top" coordsize="91440,1672589" o:gfxdata="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" path="m45719,r,1672590em,l91439,em,1672590r91439,e" filled="f" strokecolor="#1563be">
                         <v:path arrowok="t"/>
-                        <v:stroke dashstyle="solid"/>
                       </v:shape>
-                      <w10:wrap type="none"/>
                     </v:group>
                   </w:pict>
                 </mc:Fallback>
@@ -11111,12 +9613,13 @@
             <w:r>
               <w:rPr>
                 <w:b/>
+                <w:noProof/>
                 <w:sz w:val="13"/>
               </w:rPr>
               <mc:AlternateContent>
-                <mc:Choice Requires="wps">
+                <mc:Choice Requires="wpg">
                   <w:drawing>
-                    <wp:anchor distT="0" distB="0" distL="0" distR="0" allowOverlap="1" layoutInCell="1" locked="0" behindDoc="1" simplePos="0" relativeHeight="486013952">
+                    <wp:anchor distT="0" distB="0" distL="0" distR="0" simplePos="0" relativeHeight="486013952" behindDoc="1" locked="0" layoutInCell="1" allowOverlap="1" wp14:anchorId="64FF97EB" wp14:editId="3C740875">
                       <wp:simplePos x="0" y="0"/>
                       <wp:positionH relativeFrom="column">
                         <wp:posOffset>969136</wp:posOffset>
@@ -11129,17 +9632,19 @@
                       <wp:wrapNone/>
                       <wp:docPr id="59" name="Group 59"/>
                       <wp:cNvGraphicFramePr>
-                        <a:graphicFrameLocks/>
+                        <a:graphicFrameLocks xmlns:a="http://schemas.openxmlformats.org/drawingml/2006/main"/>
                       </wp:cNvGraphicFramePr>
-                      <a:graphic>
+                      <a:graphic xmlns:a="http://schemas.openxmlformats.org/drawingml/2006/main">
                         <a:graphicData uri="http://schemas.microsoft.com/office/word/2010/wordprocessingGroup">
                           <wpg:wgp>
-                            <wpg:cNvPr id="59" name="Group 59"/>
-                            <wpg:cNvGrpSpPr/>
+                            <wpg:cNvGrpSpPr>
+                              <a:grpSpLocks/>
+                            </wpg:cNvGrpSpPr>
                             <wpg:grpSpPr>
                               <a:xfrm>
                                 <a:off x="0" y="0"/>
                                 <a:ext cx="2613660" cy="2799715"/>
+                                <a:chOff x="0" y="0"/>
                                 <a:chExt cx="2613660" cy="2799715"/>
                               </a:xfrm>
                             </wpg:grpSpPr>
@@ -11290,12 +9795,10 @@
                 </mc:Choice>
                 <mc:Fallback>
                   <w:pict>
-                    <v:group style="position:absolute;margin-left:76.309998pt;margin-top:-95.091652pt;width:205.8pt;height:220.45pt;mso-position-horizontal-relative:column;mso-position-vertical-relative:paragraph;z-index:-17302528" id="docshapegroup50" coordorigin="1526,-1902" coordsize="4116,4409">
-                      <v:shape style="position:absolute;left:1535;top:-1893;width:4098;height:4391" id="docshape51" coordorigin="1535,-1893" coordsize="4098,4391" path="m1535,-1600l5633,-1600,5633,-1893,1535,-1893,1535,-1600xm1535,2498l1828,2498,1828,-1600,1535,-1600,1535,2498xm5340,-429l5633,-429,5633,-1600,5340,-1600,5340,-429xm4169,-137l5633,-137,5633,-429,4169,-429,4169,-137xm3877,741l4169,741,4169,-429,3877,-429,3877,741xm1828,741l3877,741,3877,449,1828,449,1828,741xe" filled="false" stroked="true" strokeweight=".9pt" strokecolor="#000000">
+                    <v:group w14:anchorId="17CDCCE5" id="Group 59" o:spid="_x0000_s1026" style="position:absolute;margin-left:76.3pt;margin-top:-95.1pt;width:205.8pt;height:220.45pt;z-index:-17302528;mso-wrap-distance-left:0;mso-wrap-distance-right:0" coordsize="26136,27997" o:gfxdata="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">
+                      <v:shape id="Graphic 60" o:spid="_x0000_s1027" style="position:absolute;left:57;top:57;width:26022;height:27882;visibility:visible;mso-wrap-style:square;v-text-anchor:top" coordsize="2602230,2788285" o:gfxdata="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" path="m,186054r2602230,l2602230,,,,,186054xem,2788284r186055,l186055,186054,,186054,,2788284xem2416175,929639r186055,l2602230,186054r-186055,l2416175,929639xem1672590,1115059r929640,l2602230,929639r-929640,l1672590,1115059xem1487170,1672589r185420,l1672590,929639r-185420,l1487170,1672589xem186055,1672589r1301115,l1487170,1487169r-1301115,l186055,1672589xe" filled="f" strokeweight=".9pt">
                         <v:path arrowok="t"/>
-                        <v:stroke dashstyle="solid"/>
                       </v:shape>
-                      <w10:wrap type="none"/>
                     </v:group>
                   </w:pict>
                 </mc:Fallback>
@@ -11304,12 +9807,13 @@
             <w:r>
               <w:rPr>
                 <w:b/>
+                <w:noProof/>
                 <w:sz w:val="13"/>
               </w:rPr>
               <mc:AlternateContent>
-                <mc:Choice Requires="wps">
+                <mc:Choice Requires="wpg">
                   <w:drawing>
-                    <wp:anchor distT="0" distB="0" distL="0" distR="0" allowOverlap="1" layoutInCell="1" locked="0" behindDoc="1" simplePos="0" relativeHeight="486014976">
+                    <wp:anchor distT="0" distB="0" distL="0" distR="0" simplePos="0" relativeHeight="486014976" behindDoc="1" locked="0" layoutInCell="1" allowOverlap="1" wp14:anchorId="4A755488" wp14:editId="1238D20E">
                       <wp:simplePos x="0" y="0"/>
                       <wp:positionH relativeFrom="column">
                         <wp:posOffset>743712</wp:posOffset>
@@ -11322,17 +9826,19 @@
                       <wp:wrapNone/>
                       <wp:docPr id="61" name="Group 61"/>
                       <wp:cNvGraphicFramePr>
-                        <a:graphicFrameLocks/>
+                        <a:graphicFrameLocks xmlns:a="http://schemas.openxmlformats.org/drawingml/2006/main"/>
                       </wp:cNvGraphicFramePr>
-                      <a:graphic>
+                      <a:graphic xmlns:a="http://schemas.openxmlformats.org/drawingml/2006/main">
                         <a:graphicData uri="http://schemas.microsoft.com/office/word/2010/wordprocessingGroup">
                           <wpg:wgp>
-                            <wpg:cNvPr id="61" name="Group 61"/>
-                            <wpg:cNvGrpSpPr/>
+                            <wpg:cNvGrpSpPr>
+                              <a:grpSpLocks/>
+                            </wpg:cNvGrpSpPr>
                             <wpg:grpSpPr>
                               <a:xfrm>
                                 <a:off x="0" y="0"/>
                                 <a:ext cx="91440" cy="2797810"/>
+                                <a:chOff x="0" y="0"/>
                                 <a:chExt cx="91440" cy="2797810"/>
                               </a:xfrm>
                             </wpg:grpSpPr>
@@ -11399,12 +9905,10 @@
                 </mc:Choice>
                 <mc:Fallback>
                   <w:pict>
-                    <v:group style="position:absolute;margin-left:58.560001pt;margin-top:-95.016655pt;width:7.2pt;height:220.3pt;mso-position-horizontal-relative:column;mso-position-vertical-relative:paragraph;z-index:-17301504" id="docshapegroup52" coordorigin="1171,-1900" coordsize="144,4406">
-                      <v:shape style="position:absolute;left:1171;top:-1893;width:144;height:4391" id="docshape53" coordorigin="1171,-1893" coordsize="144,4391" path="m1243,-1893l1243,2498m1171,-1893l1315,-1893m1171,2498l1315,2498e" filled="false" stroked="true" strokeweight=".75pt" strokecolor="#1563be">
+                    <v:group w14:anchorId="03AF13CB" id="Group 61" o:spid="_x0000_s1026" style="position:absolute;margin-left:58.55pt;margin-top:-95pt;width:7.2pt;height:220.3pt;z-index:-17301504;mso-wrap-distance-left:0;mso-wrap-distance-right:0" coordsize="914,27978" o:gfxdata="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">
+                      <v:shape id="Graphic 62" o:spid="_x0000_s1027" style="position:absolute;top:47;width:914;height:27883;visibility:visible;mso-wrap-style:square;v-text-anchor:top" coordsize="91440,2788285" o:gfxdata="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" path="m45719,r,2788285em,l91439,em,2788285r91439,e" filled="f" strokecolor="#1563be">
                         <v:path arrowok="t"/>
-                        <v:stroke dashstyle="solid"/>
                       </v:shape>
-                      <w10:wrap type="none"/>
                     </v:group>
                   </w:pict>
                 </mc:Fallback>
@@ -11578,10 +10082,10 @@
             <w:pPr>
               <w:pStyle w:val="TableParagraph"/>
               <w:tabs>
-                <w:tab w:pos="2476" w:val="left" w:leader="none"/>
-                <w:tab w:pos="3664" w:val="left" w:leader="none"/>
-                <w:tab w:pos="4848" w:val="left" w:leader="none"/>
-                <w:tab w:pos="5837" w:val="left" w:leader="none"/>
+                <w:tab w:val="left" w:pos="2476"/>
+                <w:tab w:val="left" w:pos="3664"/>
+                <w:tab w:val="left" w:pos="4848"/>
+                <w:tab w:val="left" w:pos="5837"/>
               </w:tabs>
               <w:spacing w:before="0"/>
               <w:ind w:left="868"/>
@@ -11599,15 +10103,13 @@
               </w:rPr>
               <w:t>Measurements:</w:t>
               <w:tab/>
-              <w:t>A: {r_right_A}</w:t>
+              <w:t>A: {r_right_A}mm</w:t>
               <w:tab/>
-              <w:t>B: {r_right_B}</w:t>
+              <w:t>B: {r_right_B}mm</w:t>
               <w:tab/>
-              <w:t>C: {r_right_C}</w:t>
+              <w:t>C: {r_right_C}mm</w:t>
               <w:tab/>
-              <w:t>D: {r_right_D}</w:t>
-              <w:tab/>
-              <w:t>E: {r_right_E}</w:t>
+              <w:t>D: {r_right_D}mm</w:t>
             </w:r>
             <w:r>
               <w:rPr>
@@ -11775,6 +10277,7 @@
                 <w:w w:val="110"/>
                 <w:sz w:val="15"/>
               </w:rPr>
+              <w:t>E: {r_right_E}mm</w:t>
             </w:r>
             <w:r>
               <w:rPr>
@@ -11804,7 +10307,7 @@
       </w:tr>
       <w:tr>
         <w:trPr>
-          <w:trHeight w:val="599" w:hRule="atLeast"/>
+          <w:trHeight w:val="599"/>
         </w:trPr>
         <w:tc>
           <w:tcPr>
@@ -11839,7 +10342,7 @@
           <w:p>
             <w:pPr>
               <w:pStyle w:val="TableParagraph"/>
-              <w:spacing w:line="250" w:lineRule="atLeast" w:before="64"/>
+              <w:spacing w:before="64" w:line="250" w:lineRule="atLeast"/>
               <w:ind w:left="155" w:right="413"/>
               <w:rPr>
                 <w:sz w:val="18"/>
@@ -11852,111 +10355,6 @@
                 <w:sz w:val="18"/>
               </w:rPr>
               <w:t>{rail_note}</w:t>
-            </w:r>
-            <w:r>
-              <w:rPr>
-                <w:color w:val="1F2836"/>
-                <w:spacing w:val="19"/>
-                <w:w w:val="115"/>
-                <w:sz w:val="18"/>
-              </w:rPr>
-            </w:r>
-            <w:r>
-              <w:rPr>
-                <w:color w:val="1F2836"/>
-                <w:w w:val="115"/>
-                <w:sz w:val="18"/>
-              </w:rPr>
-            </w:r>
-            <w:r>
-              <w:rPr>
-                <w:color w:val="1F2836"/>
-                <w:spacing w:val="20"/>
-                <w:w w:val="115"/>
-                <w:sz w:val="18"/>
-              </w:rPr>
-            </w:r>
-            <w:r>
-              <w:rPr>
-                <w:color w:val="1F2836"/>
-                <w:w w:val="115"/>
-                <w:sz w:val="18"/>
-              </w:rPr>
-            </w:r>
-            <w:r>
-              <w:rPr>
-                <w:color w:val="1F2836"/>
-                <w:spacing w:val="-5"/>
-                <w:w w:val="115"/>
-                <w:sz w:val="18"/>
-              </w:rPr>
-            </w:r>
-            <w:r>
-              <w:rPr>
-                <w:color w:val="1F2836"/>
-                <w:w w:val="115"/>
-                <w:sz w:val="18"/>
-              </w:rPr>
-            </w:r>
-            <w:r>
-              <w:rPr>
-                <w:color w:val="1F2836"/>
-                <w:spacing w:val="19"/>
-                <w:w w:val="115"/>
-                <w:sz w:val="18"/>
-              </w:rPr>
-            </w:r>
-            <w:r>
-              <w:rPr>
-                <w:color w:val="1F2836"/>
-                <w:w w:val="115"/>
-                <w:sz w:val="18"/>
-              </w:rPr>
-            </w:r>
-            <w:r>
-              <w:rPr>
-                <w:color w:val="1F2836"/>
-                <w:spacing w:val="18"/>
-                <w:w w:val="115"/>
-                <w:sz w:val="18"/>
-              </w:rPr>
-            </w:r>
-            <w:r>
-              <w:rPr>
-                <w:color w:val="1F2836"/>
-                <w:w w:val="115"/>
-                <w:sz w:val="18"/>
-              </w:rPr>
-            </w:r>
-            <w:r>
-              <w:rPr>
-                <w:color w:val="1F2836"/>
-                <w:spacing w:val="40"/>
-                <w:w w:val="115"/>
-                <w:sz w:val="18"/>
-              </w:rPr>
-            </w:r>
-            <w:r>
-              <w:rPr>
-                <w:color w:val="1F2836"/>
-                <w:w w:val="115"/>
-                <w:sz w:val="18"/>
-              </w:rPr>
-            </w:r>
-            <w:r>
-              <w:rPr>
-                <w:color w:val="1F2836"/>
-                <w:spacing w:val="40"/>
-                <w:w w:val="115"/>
-                <w:sz w:val="18"/>
-              </w:rPr>
-            </w:r>
-            <w:r>
-              <w:rPr>
-                <w:color w:val="1F2836"/>
-                <w:w w:val="115"/>
-                <w:sz w:val="18"/>
-              </w:rPr>
             </w:r>
           </w:p>
         </w:tc>
@@ -11964,10 +10362,7 @@
     </w:tbl>
     <w:p>
       <w:pPr>
-        <w:spacing w:line="240" w:lineRule="auto" w:before="182"/>
-        <w:rPr>
-          <w:sz w:val="22"/>
-        </w:rPr>
+        <w:spacing w:before="182"/>
       </w:pPr>
     </w:p>
     <w:p>
@@ -11978,18 +10373,18 @@
           <w:numId w:val="1"/>
         </w:numPr>
         <w:tabs>
-          <w:tab w:pos="441" w:val="left" w:leader="none"/>
+          <w:tab w:val="left" w:pos="441"/>
         </w:tabs>
-        <w:spacing w:line="240" w:lineRule="auto" w:before="0" w:after="0"/>
-        <w:ind w:left="441" w:right="0" w:hanging="298"/>
-        <w:jc w:val="left"/>
+        <w:ind w:left="441" w:hanging="298"/>
       </w:pPr>
       <w:r>
-        <w:rPr/>
+        <w:rPr>
+          <w:noProof/>
+        </w:rPr>
         <mc:AlternateContent>
           <mc:Choice Requires="wps">
             <w:drawing>
-              <wp:anchor distT="0" distB="0" distL="0" distR="0" allowOverlap="1" layoutInCell="1" locked="0" behindDoc="0" simplePos="0" relativeHeight="15734784">
+              <wp:anchor distT="0" distB="0" distL="0" distR="0" simplePos="0" relativeHeight="15734784" behindDoc="0" locked="0" layoutInCell="1" allowOverlap="1" wp14:anchorId="28DF2519" wp14:editId="139F0AE6">
                 <wp:simplePos x="0" y="0"/>
                 <wp:positionH relativeFrom="page">
                   <wp:posOffset>360045</wp:posOffset>
@@ -12002,13 +10397,14 @@
                 <wp:wrapNone/>
                 <wp:docPr id="63" name="Graphic 63"/>
                 <wp:cNvGraphicFramePr>
-                  <a:graphicFrameLocks/>
+                  <a:graphicFrameLocks xmlns:a="http://schemas.openxmlformats.org/drawingml/2006/main"/>
                 </wp:cNvGraphicFramePr>
-                <a:graphic>
+                <a:graphic xmlns:a="http://schemas.openxmlformats.org/drawingml/2006/main">
                   <a:graphicData uri="http://schemas.microsoft.com/office/word/2010/wordprocessingShape">
                     <wps:wsp>
-                      <wps:cNvPr id="63" name="Graphic 63"/>
-                      <wps:cNvSpPr/>
+                      <wps:cNvSpPr>
+                        <a:spLocks/>
+                      </wps:cNvSpPr>
                       <wps:spPr>
                         <a:xfrm>
                           <a:off x="0" y="0"/>
@@ -12021,7 +10417,7 @@
                           <a:cxnLst/>
                           <a:rect l="l" t="t" r="r" b="b"/>
                           <a:pathLst>
-                            <a:path w="6840220" h="0">
+                            <a:path w="6840220">
                               <a:moveTo>
                                 <a:pt x="0" y="0"/>
                               </a:moveTo>
@@ -12052,10 +10448,10 @@
           </mc:Choice>
           <mc:Fallback>
             <w:pict>
-              <v:line style="position:absolute;mso-position-horizontal-relative:page;mso-position-vertical-relative:paragraph;z-index:15734784" from="28.35pt,18.011171pt" to="566.950pt,18.011171pt" stroked="true" strokeweight=".85pt" strokecolor="#d1d3db">
-                <v:stroke dashstyle="solid"/>
-                <w10:wrap type="none"/>
-              </v:line>
+              <v:shape w14:anchorId="6B876C30" id="Graphic 63" o:spid="_x0000_s1026" style="position:absolute;margin-left:28.35pt;margin-top:18pt;width:538.6pt;height:.1pt;z-index:15734784;visibility:visible;mso-wrap-style:square;mso-wrap-distance-left:0;mso-wrap-distance-top:0;mso-wrap-distance-right:0;mso-wrap-distance-bottom:0;mso-position-horizontal:absolute;mso-position-horizontal-relative:page;mso-position-vertical:absolute;mso-position-vertical-relative:text;v-text-anchor:top" coordsize="6840220,1270" o:gfxdata="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" path="m,l6840220,e" filled="f" strokecolor="#d1d3db" strokeweight=".85pt">
+                <v:path arrowok="t"/>
+                <w10:wrap anchorx="page"/>
+              </v:shape>
             </w:pict>
           </mc:Fallback>
         </mc:AlternateContent>
@@ -12073,7 +10469,7 @@
           <w:spacing w:val="-18"/>
           <w:w w:val="125"/>
         </w:rPr>
-        <w:t> </w:t>
+        <w:t xml:space="preserve"> </w:t>
       </w:r>
       <w:r>
         <w:rPr>
@@ -12088,7 +10484,7 @@
           <w:spacing w:val="-1"/>
           <w:w w:val="125"/>
         </w:rPr>
-        <w:t> </w:t>
+        <w:t xml:space="preserve"> </w:t>
       </w:r>
       <w:r>
         <w:rPr>
@@ -12103,7 +10499,7 @@
           <w:spacing w:val="-17"/>
           <w:w w:val="125"/>
         </w:rPr>
-        <w:t> </w:t>
+        <w:t xml:space="preserve"> </w:t>
       </w:r>
       <w:r>
         <w:rPr>
@@ -12118,7 +10514,7 @@
           <w:spacing w:val="-12"/>
           <w:w w:val="125"/>
         </w:rPr>
-        <w:t> </w:t>
+        <w:t xml:space="preserve"> </w:t>
       </w:r>
       <w:r>
         <w:rPr>
@@ -12133,7 +10529,7 @@
           <w:spacing w:val="-15"/>
           <w:w w:val="125"/>
         </w:rPr>
-        <w:t> </w:t>
+        <w:t xml:space="preserve"> </w:t>
       </w:r>
       <w:r>
         <w:rPr>
@@ -12148,7 +10544,7 @@
           <w:spacing w:val="5"/>
           <w:w w:val="125"/>
         </w:rPr>
-        <w:t> </w:t>
+        <w:t xml:space="preserve"> </w:t>
       </w:r>
       <w:r>
         <w:rPr>
@@ -12161,7 +10557,7 @@
     </w:p>
     <w:p>
       <w:pPr>
-        <w:spacing w:line="240" w:lineRule="auto" w:before="13" w:after="0"/>
+        <w:spacing w:before="13"/>
         <w:rPr>
           <w:b/>
           <w:sz w:val="20"/>
@@ -12171,7 +10567,6 @@
     <w:tbl>
       <w:tblPr>
         <w:tblW w:w="0" w:type="auto"/>
-        <w:jc w:val="left"/>
         <w:tblInd w:w="151" w:type="dxa"/>
         <w:tblBorders>
           <w:top w:val="single" w:sz="6" w:space="0" w:color="D1D3DB"/>
@@ -12183,12 +10578,10 @@
         </w:tblBorders>
         <w:tblLayout w:type="fixed"/>
         <w:tblCellMar>
-          <w:top w:w="0" w:type="dxa"/>
           <w:left w:w="0" w:type="dxa"/>
-          <w:bottom w:w="0" w:type="dxa"/>
           <w:right w:w="0" w:type="dxa"/>
         </w:tblCellMar>
-        <w:tblLook w:val="01E0"/>
+        <w:tblLook w:val="01E0" w:firstRow="1" w:lastRow="1" w:firstColumn="1" w:lastColumn="1" w:noHBand="0" w:noVBand="0"/>
       </w:tblPr>
       <w:tblGrid>
         <w:gridCol w:w="3013"/>
@@ -12196,7 +10589,7 @@
       </w:tblGrid>
       <w:tr>
         <w:trPr>
-          <w:trHeight w:val="388" w:hRule="atLeast"/>
+          <w:trHeight w:val="388"/>
         </w:trPr>
         <w:tc>
           <w:tcPr>
@@ -12228,7 +10621,7 @@
                 <w:w w:val="130"/>
                 <w:sz w:val="18"/>
               </w:rPr>
-              <w:t> </w:t>
+              <w:t xml:space="preserve"> </w:t>
             </w:r>
             <w:r>
               <w:rPr>
@@ -12261,6 +10654,13 @@
                 <w:sz w:val="18"/>
               </w:rPr>
               <w:t>{networks}</w:t>
+            </w:r>
+            <w:r>
+              <w:rPr>
+                <w:color w:val="1F2836"/>
+                <w:w w:val="120"/>
+                <w:sz w:val="18"/>
+              </w:rPr>
             </w:r>
             <w:r>
               <w:rPr>
@@ -12278,12 +10678,20 @@
                 <w:sz w:val="18"/>
               </w:rPr>
             </w:r>
+            <w:r>
+              <w:rPr>
+                <w:color w:val="1F2836"/>
+                <w:spacing w:val="-7"/>
+                <w:w w:val="120"/>
+                <w:sz w:val="18"/>
+              </w:rPr>
+            </w:r>
           </w:p>
         </w:tc>
       </w:tr>
       <w:tr>
         <w:trPr>
-          <w:trHeight w:val="390" w:hRule="atLeast"/>
+          <w:trHeight w:val="390"/>
         </w:trPr>
         <w:tc>
           <w:tcPr>
@@ -12331,6 +10739,13 @@
                 <w:sz w:val="18"/>
               </w:rPr>
               <w:t>{survey_point}</w:t>
+            </w:r>
+            <w:r>
+              <w:rPr>
+                <w:color w:val="1F2836"/>
+                <w:w w:val="120"/>
+                <w:sz w:val="18"/>
+              </w:rPr>
             </w:r>
             <w:r>
               <w:rPr>
@@ -12348,12 +10763,20 @@
                 <w:sz w:val="18"/>
               </w:rPr>
             </w:r>
+            <w:r>
+              <w:rPr>
+                <w:color w:val="1F2836"/>
+                <w:spacing w:val="-2"/>
+                <w:w w:val="125"/>
+                <w:sz w:val="18"/>
+              </w:rPr>
+            </w:r>
           </w:p>
         </w:tc>
       </w:tr>
       <w:tr>
         <w:trPr>
-          <w:trHeight w:val="390" w:hRule="atLeast"/>
+          <w:trHeight w:val="390"/>
         </w:trPr>
         <w:tc>
           <w:tcPr>
@@ -12385,7 +10808,7 @@
                 <w:w w:val="125"/>
                 <w:sz w:val="18"/>
               </w:rPr>
-              <w:t> </w:t>
+              <w:t xml:space="preserve"> </w:t>
             </w:r>
             <w:r>
               <w:rPr>
@@ -12419,6 +10842,24 @@
                 <w:sz w:val="18"/>
               </w:rPr>
               <w:t>{feasibility}</w:t>
+            </w:r>
+            <w:proofErr w:type="spellStart"/>
+            <w:r>
+              <w:rPr>
+                <w:color w:val="1F2836"/>
+                <w:spacing w:val="-4"/>
+                <w:w w:val="120"/>
+                <w:sz w:val="18"/>
+              </w:rPr>
+            </w:r>
+            <w:proofErr w:type="spellEnd"/>
+            <w:r>
+              <w:rPr>
+                <w:color w:val="1F2836"/>
+                <w:spacing w:val="-4"/>
+                <w:w w:val="120"/>
+                <w:sz w:val="18"/>
+              </w:rPr>
             </w:r>
           </w:p>
         </w:tc>
@@ -12427,13 +10868,13 @@
     <w:p>
       <w:pPr>
         <w:pStyle w:val="TableParagraph"/>
-        <w:spacing w:after="0"/>
         <w:rPr>
           <w:sz w:val="18"/>
         </w:rPr>
         <w:sectPr>
           <w:pgSz w:w="11930" w:h="16850"/>
-          <w:pgMar w:top="620" w:bottom="280" w:left="425" w:right="566"/>
+          <w:pgMar w:top="620" w:right="566" w:bottom="280" w:left="425" w:header="720" w:footer="720" w:gutter="0"/>
+          <w:cols w:space="720"/>
         </w:sectPr>
       </w:pPr>
     </w:p>
@@ -12445,11 +10886,10 @@
           <w:numId w:val="1"/>
         </w:numPr>
         <w:tabs>
-          <w:tab w:pos="526" w:val="left" w:leader="none"/>
+          <w:tab w:val="left" w:pos="526"/>
         </w:tabs>
-        <w:spacing w:line="240" w:lineRule="auto" w:before="80" w:after="0"/>
-        <w:ind w:left="526" w:right="0" w:hanging="383"/>
-        <w:jc w:val="left"/>
+        <w:spacing w:before="80"/>
+        <w:ind w:left="526" w:hanging="383"/>
         <w:rPr>
           <w:b/>
           <w:sz w:val="18"/>
@@ -12458,12 +10898,14 @@
       <w:r>
         <w:rPr>
           <w:b/>
+          <w:noProof/>
           <w:sz w:val="18"/>
         </w:rPr>
+        <w:lastRenderedPageBreak/>
         <mc:AlternateContent>
           <mc:Choice Requires="wps">
             <w:drawing>
-              <wp:anchor distT="0" distB="0" distL="0" distR="0" allowOverlap="1" layoutInCell="1" locked="0" behindDoc="0" simplePos="0" relativeHeight="15740928">
+              <wp:anchor distT="0" distB="0" distL="0" distR="0" simplePos="0" relativeHeight="15740928" behindDoc="0" locked="0" layoutInCell="1" allowOverlap="1" wp14:anchorId="5771D2B9" wp14:editId="44ADF3C0">
                 <wp:simplePos x="0" y="0"/>
                 <wp:positionH relativeFrom="page">
                   <wp:posOffset>360045</wp:posOffset>
@@ -12476,13 +10918,14 @@
                 <wp:wrapNone/>
                 <wp:docPr id="64" name="Graphic 64"/>
                 <wp:cNvGraphicFramePr>
-                  <a:graphicFrameLocks/>
+                  <a:graphicFrameLocks xmlns:a="http://schemas.openxmlformats.org/drawingml/2006/main"/>
                 </wp:cNvGraphicFramePr>
-                <a:graphic>
+                <a:graphic xmlns:a="http://schemas.openxmlformats.org/drawingml/2006/main">
                   <a:graphicData uri="http://schemas.microsoft.com/office/word/2010/wordprocessingShape">
                     <wps:wsp>
-                      <wps:cNvPr id="64" name="Graphic 64"/>
-                      <wps:cNvSpPr/>
+                      <wps:cNvSpPr>
+                        <a:spLocks/>
+                      </wps:cNvSpPr>
                       <wps:spPr>
                         <a:xfrm>
                           <a:off x="0" y="0"/>
@@ -12495,7 +10938,7 @@
                           <a:cxnLst/>
                           <a:rect l="l" t="t" r="r" b="b"/>
                           <a:pathLst>
-                            <a:path w="6840220" h="0">
+                            <a:path w="6840220">
                               <a:moveTo>
                                 <a:pt x="0" y="0"/>
                               </a:moveTo>
@@ -12526,10 +10969,10 @@
           </mc:Choice>
           <mc:Fallback>
             <w:pict>
-              <v:line style="position:absolute;mso-position-horizontal-relative:page;mso-position-vertical-relative:paragraph;z-index:15740928" from="28.35pt,18.610001pt" to="566.950pt,18.610001pt" stroked="true" strokeweight=".85pt" strokecolor="#d1d3db">
-                <v:stroke dashstyle="solid"/>
-                <w10:wrap type="none"/>
-              </v:line>
+              <v:shape w14:anchorId="6D5B83FA" id="Graphic 64" o:spid="_x0000_s1026" style="position:absolute;margin-left:28.35pt;margin-top:18.6pt;width:538.6pt;height:.1pt;z-index:15740928;visibility:visible;mso-wrap-style:square;mso-wrap-distance-left:0;mso-wrap-distance-top:0;mso-wrap-distance-right:0;mso-wrap-distance-bottom:0;mso-position-horizontal:absolute;mso-position-horizontal-relative:page;mso-position-vertical:absolute;mso-position-vertical-relative:text;v-text-anchor:top" coordsize="6840220,1270" o:gfxdata="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" path="m,l6840220,e" filled="f" strokecolor="#d1d3db" strokeweight=".85pt">
+                <v:path arrowok="t"/>
+                <w10:wrap anchorx="page"/>
+              </v:shape>
             </w:pict>
           </mc:Fallback>
         </mc:AlternateContent>
@@ -12551,7 +10994,7 @@
           <w:w w:val="125"/>
           <w:sz w:val="18"/>
         </w:rPr>
-        <w:t> </w:t>
+        <w:t xml:space="preserve"> </w:t>
       </w:r>
       <w:r>
         <w:rPr>
@@ -12570,7 +11013,7 @@
           <w:w w:val="125"/>
           <w:sz w:val="18"/>
         </w:rPr>
-        <w:t> </w:t>
+        <w:t xml:space="preserve"> </w:t>
       </w:r>
       <w:r>
         <w:rPr>
@@ -12589,7 +11032,7 @@
           <w:w w:val="125"/>
           <w:sz w:val="18"/>
         </w:rPr>
-        <w:t> </w:t>
+        <w:t xml:space="preserve"> </w:t>
       </w:r>
       <w:r>
         <w:rPr>
@@ -12608,7 +11051,7 @@
           <w:w w:val="125"/>
           <w:sz w:val="18"/>
         </w:rPr>
-        <w:t> </w:t>
+        <w:t xml:space="preserve"> </w:t>
       </w:r>
       <w:r>
         <w:rPr>
@@ -12627,7 +11070,7 @@
           <w:w w:val="125"/>
           <w:sz w:val="18"/>
         </w:rPr>
-        <w:t> </w:t>
+        <w:t xml:space="preserve"> </w:t>
       </w:r>
       <w:r>
         <w:rPr>
@@ -12642,7 +11085,7 @@
     </w:p>
     <w:p>
       <w:pPr>
-        <w:spacing w:line="240" w:lineRule="auto" w:before="2" w:after="1"/>
+        <w:spacing w:before="2" w:after="1"/>
         <w:rPr>
           <w:b/>
           <w:sz w:val="20"/>
@@ -12652,7 +11095,6 @@
     <w:tbl>
       <w:tblPr>
         <w:tblW w:w="0" w:type="auto"/>
-        <w:jc w:val="left"/>
         <w:tblInd w:w="141" w:type="dxa"/>
         <w:tblBorders>
           <w:top w:val="single" w:sz="6" w:space="0" w:color="D1D3DB"/>
@@ -12664,12 +11106,10 @@
         </w:tblBorders>
         <w:tblLayout w:type="fixed"/>
         <w:tblCellMar>
-          <w:top w:w="0" w:type="dxa"/>
           <w:left w:w="0" w:type="dxa"/>
-          <w:bottom w:w="0" w:type="dxa"/>
           <w:right w:w="0" w:type="dxa"/>
         </w:tblCellMar>
-        <w:tblLook w:val="01E0"/>
+        <w:tblLook w:val="01E0" w:firstRow="1" w:lastRow="1" w:firstColumn="1" w:lastColumn="1" w:noHBand="0" w:noVBand="0"/>
       </w:tblPr>
       <w:tblGrid>
         <w:gridCol w:w="1937"/>
@@ -12688,7 +11128,7 @@
       </w:tblGrid>
       <w:tr>
         <w:trPr>
-          <w:trHeight w:val="328" w:hRule="atLeast"/>
+          <w:trHeight w:val="328"/>
         </w:trPr>
         <w:tc>
           <w:tcPr>
@@ -12785,7 +11225,7 @@
                 <w:w w:val="125"/>
                 <w:sz w:val="15"/>
               </w:rPr>
-              <w:t> </w:t>
+              <w:t xml:space="preserve"> </w:t>
             </w:r>
             <w:r>
               <w:rPr>
@@ -12802,7 +11242,7 @@
                 <w:w w:val="125"/>
                 <w:sz w:val="15"/>
               </w:rPr>
-              <w:t> </w:t>
+              <w:t xml:space="preserve"> </w:t>
             </w:r>
             <w:r>
               <w:rPr>
@@ -12819,7 +11259,7 @@
                 <w:w w:val="120"/>
                 <w:sz w:val="15"/>
               </w:rPr>
-              <w:t> </w:t>
+              <w:t xml:space="preserve"> </w:t>
             </w:r>
             <w:r>
               <w:rPr>
@@ -12866,7 +11306,7 @@
                 <w:w w:val="125"/>
                 <w:sz w:val="15"/>
               </w:rPr>
-              <w:t> </w:t>
+              <w:t xml:space="preserve"> </w:t>
             </w:r>
             <w:r>
               <w:rPr>
@@ -12883,7 +11323,7 @@
                 <w:w w:val="125"/>
                 <w:sz w:val="15"/>
               </w:rPr>
-              <w:t> </w:t>
+              <w:t xml:space="preserve"> </w:t>
             </w:r>
             <w:r>
               <w:rPr>
@@ -12900,7 +11340,7 @@
                 <w:w w:val="115"/>
                 <w:sz w:val="15"/>
               </w:rPr>
-              <w:t> </w:t>
+              <w:t xml:space="preserve"> </w:t>
             </w:r>
             <w:r>
               <w:rPr>
@@ -12916,7 +11356,7 @@
       </w:tr>
       <w:tr>
         <w:trPr>
-          <w:trHeight w:val="481" w:hRule="atLeast"/>
+          <w:trHeight w:val="481"/>
         </w:trPr>
         <w:tc>
           <w:tcPr>
@@ -13436,7 +11876,7 @@
       </w:tr>
       <w:tr>
         <w:trPr>
-          <w:trHeight w:val="539" w:hRule="atLeast"/>
+          <w:trHeight w:val="539"/>
         </w:trPr>
         <w:tc>
           <w:tcPr>
@@ -13818,11 +12258,10 @@
           <w:numId w:val="1"/>
         </w:numPr>
         <w:tabs>
-          <w:tab w:pos="526" w:val="left" w:leader="none"/>
+          <w:tab w:val="left" w:pos="526"/>
         </w:tabs>
-        <w:spacing w:line="240" w:lineRule="auto" w:before="184" w:after="0"/>
-        <w:ind w:left="526" w:right="0" w:hanging="383"/>
-        <w:jc w:val="left"/>
+        <w:spacing w:before="184"/>
+        <w:ind w:left="526" w:hanging="383"/>
         <w:rPr>
           <w:b/>
           <w:sz w:val="18"/>
@@ -13831,12 +12270,13 @@
       <w:r>
         <w:rPr>
           <w:b/>
+          <w:noProof/>
           <w:sz w:val="18"/>
         </w:rPr>
         <mc:AlternateContent>
           <mc:Choice Requires="wps">
             <w:drawing>
-              <wp:anchor distT="0" distB="0" distL="0" distR="0" allowOverlap="1" layoutInCell="1" locked="0" behindDoc="0" simplePos="0" relativeHeight="15741440">
+              <wp:anchor distT="0" distB="0" distL="0" distR="0" simplePos="0" relativeHeight="15741440" behindDoc="0" locked="0" layoutInCell="1" allowOverlap="1" wp14:anchorId="606CDFD8" wp14:editId="4BD44C2B">
                 <wp:simplePos x="0" y="0"/>
                 <wp:positionH relativeFrom="page">
                   <wp:posOffset>360045</wp:posOffset>
@@ -13849,13 +12289,14 @@
                 <wp:wrapNone/>
                 <wp:docPr id="65" name="Graphic 65"/>
                 <wp:cNvGraphicFramePr>
-                  <a:graphicFrameLocks/>
+                  <a:graphicFrameLocks xmlns:a="http://schemas.openxmlformats.org/drawingml/2006/main"/>
                 </wp:cNvGraphicFramePr>
-                <a:graphic>
+                <a:graphic xmlns:a="http://schemas.openxmlformats.org/drawingml/2006/main">
                   <a:graphicData uri="http://schemas.microsoft.com/office/word/2010/wordprocessingShape">
                     <wps:wsp>
-                      <wps:cNvPr id="65" name="Graphic 65"/>
-                      <wps:cNvSpPr/>
+                      <wps:cNvSpPr>
+                        <a:spLocks/>
+                      </wps:cNvSpPr>
                       <wps:spPr>
                         <a:xfrm>
                           <a:off x="0" y="0"/>
@@ -13868,7 +12309,7 @@
                           <a:cxnLst/>
                           <a:rect l="l" t="t" r="r" b="b"/>
                           <a:pathLst>
-                            <a:path w="6840220" h="0">
+                            <a:path w="6840220">
                               <a:moveTo>
                                 <a:pt x="0" y="0"/>
                               </a:moveTo>
@@ -13899,10 +12340,10 @@
           </mc:Choice>
           <mc:Fallback>
             <w:pict>
-              <v:line style="position:absolute;mso-position-horizontal-relative:page;mso-position-vertical-relative:paragraph;z-index:15741440" from="28.35pt,23.33pt" to="566.950pt,23.33pt" stroked="true" strokeweight=".85pt" strokecolor="#d1d3db">
-                <v:stroke dashstyle="solid"/>
-                <w10:wrap type="none"/>
-              </v:line>
+              <v:shape w14:anchorId="5D7E0F84" id="Graphic 65" o:spid="_x0000_s1026" style="position:absolute;margin-left:28.35pt;margin-top:23.35pt;width:538.6pt;height:.1pt;z-index:15741440;visibility:visible;mso-wrap-style:square;mso-wrap-distance-left:0;mso-wrap-distance-top:0;mso-wrap-distance-right:0;mso-wrap-distance-bottom:0;mso-position-horizontal:absolute;mso-position-horizontal-relative:page;mso-position-vertical:absolute;mso-position-vertical-relative:text;v-text-anchor:top" coordsize="6840220,1270" o:gfxdata="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" path="m,l6840220,e" filled="f" strokecolor="#d1d3db" strokeweight=".85pt">
+                <v:path arrowok="t"/>
+                <w10:wrap anchorx="page"/>
+              </v:shape>
             </w:pict>
           </mc:Fallback>
         </mc:AlternateContent>
@@ -13924,7 +12365,7 @@
           <w:w w:val="130"/>
           <w:sz w:val="18"/>
         </w:rPr>
-        <w:t> </w:t>
+        <w:t xml:space="preserve"> </w:t>
       </w:r>
       <w:r>
         <w:rPr>
@@ -13943,7 +12384,7 @@
           <w:w w:val="130"/>
           <w:sz w:val="18"/>
         </w:rPr>
-        <w:t> </w:t>
+        <w:t xml:space="preserve"> </w:t>
       </w:r>
       <w:r>
         <w:rPr>
@@ -13962,7 +12403,7 @@
           <w:w w:val="130"/>
           <w:sz w:val="18"/>
         </w:rPr>
-        <w:t> </w:t>
+        <w:t xml:space="preserve"> </w:t>
       </w:r>
       <w:r>
         <w:rPr>
@@ -13981,7 +12422,7 @@
           <w:w w:val="130"/>
           <w:sz w:val="18"/>
         </w:rPr>
-        <w:t> </w:t>
+        <w:t xml:space="preserve"> </w:t>
       </w:r>
       <w:r>
         <w:rPr>
@@ -14000,7 +12441,7 @@
           <w:w w:val="130"/>
           <w:sz w:val="18"/>
         </w:rPr>
-        <w:t> </w:t>
+        <w:t xml:space="preserve"> </w:t>
       </w:r>
       <w:r>
         <w:rPr>
@@ -14015,7 +12456,7 @@
     </w:p>
     <w:p>
       <w:pPr>
-        <w:spacing w:line="240" w:lineRule="auto" w:before="7" w:after="1"/>
+        <w:spacing w:before="7" w:after="1"/>
         <w:rPr>
           <w:b/>
           <w:sz w:val="19"/>
@@ -14025,7 +12466,6 @@
     <w:tbl>
       <w:tblPr>
         <w:tblW w:w="0" w:type="auto"/>
-        <w:jc w:val="left"/>
         <w:tblInd w:w="141" w:type="dxa"/>
         <w:tblBorders>
           <w:top w:val="single" w:sz="6" w:space="0" w:color="D1D3DB"/>
@@ -14037,12 +12477,10 @@
         </w:tblBorders>
         <w:tblLayout w:type="fixed"/>
         <w:tblCellMar>
-          <w:top w:w="0" w:type="dxa"/>
           <w:left w:w="0" w:type="dxa"/>
-          <w:bottom w:w="0" w:type="dxa"/>
           <w:right w:w="0" w:type="dxa"/>
         </w:tblCellMar>
-        <w:tblLook w:val="01E0"/>
+        <w:tblLook w:val="01E0" w:firstRow="1" w:lastRow="1" w:firstColumn="1" w:lastColumn="1" w:noHBand="0" w:noVBand="0"/>
       </w:tblPr>
       <w:tblGrid>
         <w:gridCol w:w="1937"/>
@@ -14061,7 +12499,7 @@
       </w:tblGrid>
       <w:tr>
         <w:trPr>
-          <w:trHeight w:val="330" w:hRule="atLeast"/>
+          <w:trHeight w:val="330"/>
         </w:trPr>
         <w:tc>
           <w:tcPr>
@@ -14158,7 +12596,7 @@
                 <w:w w:val="125"/>
                 <w:sz w:val="15"/>
               </w:rPr>
-              <w:t> </w:t>
+              <w:t xml:space="preserve"> </w:t>
             </w:r>
             <w:r>
               <w:rPr>
@@ -14175,7 +12613,7 @@
                 <w:w w:val="125"/>
                 <w:sz w:val="15"/>
               </w:rPr>
-              <w:t> </w:t>
+              <w:t xml:space="preserve"> </w:t>
             </w:r>
             <w:r>
               <w:rPr>
@@ -14192,7 +12630,7 @@
                 <w:w w:val="120"/>
                 <w:sz w:val="15"/>
               </w:rPr>
-              <w:t> </w:t>
+              <w:t xml:space="preserve"> </w:t>
             </w:r>
             <w:r>
               <w:rPr>
@@ -14239,7 +12677,7 @@
                 <w:w w:val="125"/>
                 <w:sz w:val="15"/>
               </w:rPr>
-              <w:t> </w:t>
+              <w:t xml:space="preserve"> </w:t>
             </w:r>
             <w:r>
               <w:rPr>
@@ -14256,7 +12694,7 @@
                 <w:w w:val="125"/>
                 <w:sz w:val="15"/>
               </w:rPr>
-              <w:t> </w:t>
+              <w:t xml:space="preserve"> </w:t>
             </w:r>
             <w:r>
               <w:rPr>
@@ -14273,7 +12711,7 @@
                 <w:w w:val="115"/>
                 <w:sz w:val="15"/>
               </w:rPr>
-              <w:t> </w:t>
+              <w:t xml:space="preserve"> </w:t>
             </w:r>
             <w:r>
               <w:rPr>
@@ -14289,7 +12727,7 @@
       </w:tr>
       <w:tr>
         <w:trPr>
-          <w:trHeight w:val="479" w:hRule="atLeast"/>
+          <w:trHeight w:val="479"/>
         </w:trPr>
         <w:tc>
           <w:tcPr>
@@ -14809,7 +13247,7 @@
       </w:tr>
       <w:tr>
         <w:trPr>
-          <w:trHeight w:val="330" w:hRule="atLeast"/>
+          <w:trHeight w:val="330"/>
         </w:trPr>
         <w:tc>
           <w:tcPr>
@@ -15154,14 +13592,14 @@
     <w:p>
       <w:pPr>
         <w:pStyle w:val="TableParagraph"/>
-        <w:spacing w:after="0"/>
         <w:jc w:val="right"/>
         <w:rPr>
           <w:sz w:val="15"/>
         </w:rPr>
         <w:sectPr>
           <w:pgSz w:w="11930" w:h="16850"/>
-          <w:pgMar w:top="1940" w:bottom="280" w:left="425" w:right="566"/>
+          <w:pgMar w:top="1940" w:right="566" w:bottom="280" w:left="425" w:header="720" w:footer="720" w:gutter="0"/>
+          <w:cols w:space="720"/>
         </w:sectPr>
       </w:pPr>
     </w:p>
@@ -15173,11 +13611,10 @@
           <w:numId w:val="1"/>
         </w:numPr>
         <w:tabs>
-          <w:tab w:pos="438" w:val="left" w:leader="none"/>
+          <w:tab w:val="left" w:pos="438"/>
         </w:tabs>
-        <w:spacing w:line="240" w:lineRule="auto" w:before="81" w:after="0"/>
-        <w:ind w:left="438" w:right="0" w:hanging="383"/>
-        <w:jc w:val="left"/>
+        <w:spacing w:before="81"/>
+        <w:ind w:left="438" w:hanging="383"/>
         <w:rPr>
           <w:b/>
           <w:sz w:val="18"/>
@@ -15190,6 +13627,7 @@
           <w:w w:val="125"/>
           <w:sz w:val="18"/>
         </w:rPr>
+        <w:lastRenderedPageBreak/>
         <w:t>RF</w:t>
       </w:r>
       <w:r>
@@ -15200,7 +13638,7 @@
           <w:w w:val="125"/>
           <w:sz w:val="18"/>
         </w:rPr>
-        <w:t> </w:t>
+        <w:t xml:space="preserve"> </w:t>
       </w:r>
       <w:r>
         <w:rPr>
@@ -15219,7 +13657,7 @@
           <w:w w:val="125"/>
           <w:sz w:val="18"/>
         </w:rPr>
-        <w:t> </w:t>
+        <w:t xml:space="preserve"> </w:t>
       </w:r>
       <w:r>
         <w:rPr>
@@ -15238,7 +13676,7 @@
           <w:w w:val="125"/>
           <w:sz w:val="18"/>
         </w:rPr>
-        <w:t> </w:t>
+        <w:t xml:space="preserve"> </w:t>
       </w:r>
       <w:r>
         <w:rPr>
@@ -15257,7 +13695,7 @@
           <w:w w:val="125"/>
           <w:sz w:val="18"/>
         </w:rPr>
-        <w:t> </w:t>
+        <w:t xml:space="preserve"> </w:t>
       </w:r>
       <w:r>
         <w:rPr>
@@ -15272,7 +13710,6 @@
     </w:p>
     <w:p>
       <w:pPr>
-        <w:spacing w:line="240" w:lineRule="auto" w:before="0" w:after="0"/>
         <w:rPr>
           <w:b/>
           <w:sz w:val="20"/>
@@ -15282,7 +13719,6 @@
     <w:tbl>
       <w:tblPr>
         <w:tblW w:w="0" w:type="auto"/>
-        <w:jc w:val="left"/>
         <w:tblInd w:w="141" w:type="dxa"/>
         <w:tblBorders>
           <w:top w:val="single" w:sz="6" w:space="0" w:color="D1D3DB"/>
@@ -15294,12 +13730,10 @@
         </w:tblBorders>
         <w:tblLayout w:type="fixed"/>
         <w:tblCellMar>
-          <w:top w:w="0" w:type="dxa"/>
           <w:left w:w="0" w:type="dxa"/>
-          <w:bottom w:w="0" w:type="dxa"/>
           <w:right w:w="0" w:type="dxa"/>
         </w:tblCellMar>
-        <w:tblLook w:val="01E0"/>
+        <w:tblLook w:val="01E0" w:firstRow="1" w:lastRow="1" w:firstColumn="1" w:lastColumn="1" w:noHBand="0" w:noVBand="0"/>
       </w:tblPr>
       <w:tblGrid>
         <w:gridCol w:w="1937"/>
@@ -15318,7 +13752,7 @@
       </w:tblGrid>
       <w:tr>
         <w:trPr>
-          <w:trHeight w:val="330" w:hRule="atLeast"/>
+          <w:trHeight w:val="330"/>
         </w:trPr>
         <w:tc>
           <w:tcPr>
@@ -15415,7 +13849,7 @@
                 <w:w w:val="125"/>
                 <w:sz w:val="15"/>
               </w:rPr>
-              <w:t> </w:t>
+              <w:t xml:space="preserve"> </w:t>
             </w:r>
             <w:r>
               <w:rPr>
@@ -15432,7 +13866,7 @@
                 <w:w w:val="125"/>
                 <w:sz w:val="15"/>
               </w:rPr>
-              <w:t> </w:t>
+              <w:t xml:space="preserve"> </w:t>
             </w:r>
             <w:r>
               <w:rPr>
@@ -15449,7 +13883,7 @@
                 <w:w w:val="120"/>
                 <w:sz w:val="15"/>
               </w:rPr>
-              <w:t> </w:t>
+              <w:t xml:space="preserve"> </w:t>
             </w:r>
             <w:r>
               <w:rPr>
@@ -15496,7 +13930,7 @@
                 <w:w w:val="125"/>
                 <w:sz w:val="15"/>
               </w:rPr>
-              <w:t> </w:t>
+              <w:t xml:space="preserve"> </w:t>
             </w:r>
             <w:r>
               <w:rPr>
@@ -15513,7 +13947,7 @@
                 <w:w w:val="125"/>
                 <w:sz w:val="15"/>
               </w:rPr>
-              <w:t> </w:t>
+              <w:t xml:space="preserve"> </w:t>
             </w:r>
             <w:r>
               <w:rPr>
@@ -15530,7 +13964,7 @@
                 <w:w w:val="115"/>
                 <w:sz w:val="15"/>
               </w:rPr>
-              <w:t> </w:t>
+              <w:t xml:space="preserve"> </w:t>
             </w:r>
             <w:r>
               <w:rPr>
@@ -15546,7 +13980,7 @@
       </w:tr>
       <w:tr>
         <w:trPr>
-          <w:trHeight w:val="479" w:hRule="atLeast"/>
+          <w:trHeight w:val="479"/>
         </w:trPr>
         <w:tc>
           <w:tcPr>
@@ -16066,7 +14500,7 @@
       </w:tr>
       <w:tr>
         <w:trPr>
-          <w:trHeight w:val="330" w:hRule="atLeast"/>
+          <w:trHeight w:val="330"/>
         </w:trPr>
         <w:tc>
           <w:tcPr>
@@ -16393,7 +14827,6 @@
     </w:tbl>
     <w:p>
       <w:pPr>
-        <w:spacing w:line="240" w:lineRule="auto" w:before="0"/>
         <w:rPr>
           <w:b/>
           <w:sz w:val="18"/>
@@ -16402,7 +14835,7 @@
     </w:p>
     <w:p>
       <w:pPr>
-        <w:spacing w:line="240" w:lineRule="auto" w:before="185"/>
+        <w:spacing w:before="185"/>
         <w:rPr>
           <w:b/>
           <w:sz w:val="18"/>
@@ -16414,34 +14847,31 @@
         <w:pStyle w:val="Heading1"/>
       </w:pPr>
       <w:r>
-        <w:rPr/>
         <w:t>4.0</w:t>
       </w:r>
       <w:r>
         <w:rPr>
           <w:spacing w:val="-14"/>
         </w:rPr>
-        <w:t> </w:t>
-      </w:r>
-      <w:r>
-        <w:rPr/>
+        <w:t xml:space="preserve"> </w:t>
+      </w:r>
+      <w:r>
         <w:t>Elevator</w:t>
       </w:r>
       <w:r>
         <w:rPr>
           <w:spacing w:val="-12"/>
         </w:rPr>
-        <w:t> </w:t>
-      </w:r>
-      <w:r>
-        <w:rPr/>
+        <w:t xml:space="preserve"> </w:t>
+      </w:r>
+      <w:r>
         <w:t>Integration</w:t>
       </w:r>
       <w:r>
         <w:rPr>
           <w:spacing w:val="-13"/>
         </w:rPr>
-        <w:t> </w:t>
+        <w:t xml:space="preserve"> </w:t>
       </w:r>
       <w:r>
         <w:rPr>
@@ -16463,7 +14893,6 @@
     <w:tbl>
       <w:tblPr>
         <w:tblW w:w="0" w:type="auto"/>
-        <w:jc w:val="left"/>
         <w:tblInd w:w="50" w:type="dxa"/>
         <w:tblBorders>
           <w:top w:val="single" w:sz="6" w:space="0" w:color="A6A6A6"/>
@@ -16475,12 +14904,10 @@
         </w:tblBorders>
         <w:tblLayout w:type="fixed"/>
         <w:tblCellMar>
-          <w:top w:w="0" w:type="dxa"/>
           <w:left w:w="0" w:type="dxa"/>
-          <w:bottom w:w="0" w:type="dxa"/>
           <w:right w:w="0" w:type="dxa"/>
         </w:tblCellMar>
-        <w:tblLook w:val="01E0"/>
+        <w:tblLook w:val="01E0" w:firstRow="1" w:lastRow="1" w:firstColumn="1" w:lastColumn="1" w:noHBand="0" w:noVBand="0"/>
       </w:tblPr>
       <w:tblGrid>
         <w:gridCol w:w="2360"/>
@@ -16490,7 +14917,7 @@
       </w:tblGrid>
       <w:tr>
         <w:trPr>
-          <w:trHeight w:val="412" w:hRule="atLeast"/>
+          <w:trHeight w:val="412"/>
         </w:trPr>
         <w:tc>
           <w:tcPr>
@@ -16520,7 +14947,7 @@
                 <w:spacing w:val="-7"/>
                 <w:sz w:val="19"/>
               </w:rPr>
-              <w:t> </w:t>
+              <w:t xml:space="preserve"> </w:t>
             </w:r>
             <w:r>
               <w:rPr>
@@ -16535,7 +14962,7 @@
                 <w:spacing w:val="-6"/>
                 <w:sz w:val="19"/>
               </w:rPr>
-              <w:t> </w:t>
+              <w:t xml:space="preserve"> </w:t>
             </w:r>
             <w:r>
               <w:rPr>
@@ -16568,7 +14995,7 @@
       </w:tr>
       <w:tr>
         <w:trPr>
-          <w:trHeight w:val="649" w:hRule="atLeast"/>
+          <w:trHeight w:val="649"/>
         </w:trPr>
         <w:tc>
           <w:tcPr>
@@ -16598,7 +15025,7 @@
                 <w:spacing w:val="-12"/>
                 <w:sz w:val="19"/>
               </w:rPr>
-              <w:t> </w:t>
+              <w:t xml:space="preserve"> </w:t>
             </w:r>
             <w:r>
               <w:rPr>
@@ -16613,7 +15040,7 @@
                 <w:spacing w:val="-12"/>
                 <w:sz w:val="19"/>
               </w:rPr>
-              <w:t> </w:t>
+              <w:t xml:space="preserve"> </w:t>
             </w:r>
             <w:r>
               <w:rPr>
@@ -16628,7 +15055,7 @@
                 <w:spacing w:val="-12"/>
                 <w:sz w:val="19"/>
               </w:rPr>
-              <w:t> </w:t>
+              <w:t xml:space="preserve"> </w:t>
             </w:r>
             <w:r>
               <w:rPr>
@@ -16651,7 +15078,7 @@
             <w:pPr>
               <w:pStyle w:val="TableParagraph"/>
               <w:tabs>
-                <w:tab w:pos="1080" w:val="left" w:leader="none"/>
+                <w:tab w:val="left" w:pos="1080"/>
               </w:tabs>
               <w:spacing w:before="1"/>
               <w:ind w:left="107"/>
@@ -16666,14 +15093,17 @@
               </w:rPr>
               <w:t>{btn_connectors}</w:t>
             </w:r>
-            <w:r>
-              <w:rPr>
+            <w:proofErr w:type="spellStart"/>
+            <w:r>
+              <w:rPr>
+                <w:spacing w:val="-2"/>
                 <w:sz w:val="16"/>
               </w:rPr>
             </w:r>
-            <w:r>
-              <w:rPr>
-                <w:spacing w:val="-4"/>
+            <w:proofErr w:type="spellEnd"/>
+            <w:r>
+              <w:rPr>
+                <w:spacing w:val="-2"/>
                 <w:sz w:val="16"/>
               </w:rPr>
             </w:r>
@@ -16682,7 +15112,7 @@
       </w:tr>
       <w:tr>
         <w:trPr>
-          <w:trHeight w:val="184" w:hRule="atLeast"/>
+          <w:trHeight w:val="184"/>
         </w:trPr>
         <w:tc>
           <w:tcPr>
@@ -16713,7 +15143,7 @@
                 <w:spacing w:val="-12"/>
                 <w:sz w:val="19"/>
               </w:rPr>
-              <w:t> </w:t>
+              <w:t xml:space="preserve"> </w:t>
             </w:r>
             <w:r>
               <w:rPr>
@@ -16728,7 +15158,7 @@
                 <w:spacing w:val="-12"/>
                 <w:sz w:val="19"/>
               </w:rPr>
-              <w:t> </w:t>
+              <w:t xml:space="preserve"> </w:t>
             </w:r>
             <w:r>
               <w:rPr>
@@ -16752,7 +15182,7 @@
           <w:p>
             <w:pPr>
               <w:pStyle w:val="TableParagraph"/>
-              <w:spacing w:line="160" w:lineRule="exact" w:before="4"/>
+              <w:spacing w:before="4" w:line="160" w:lineRule="exact"/>
               <w:ind w:left="10"/>
               <w:jc w:val="center"/>
               <w:rPr>
@@ -16783,7 +15213,7 @@
           <w:p>
             <w:pPr>
               <w:pStyle w:val="TableParagraph"/>
-              <w:spacing w:line="160" w:lineRule="exact" w:before="4"/>
+              <w:spacing w:before="4" w:line="160" w:lineRule="exact"/>
               <w:ind w:left="13"/>
               <w:jc w:val="center"/>
               <w:rPr>
@@ -16814,7 +15244,7 @@
           <w:p>
             <w:pPr>
               <w:pStyle w:val="TableParagraph"/>
-              <w:spacing w:line="160" w:lineRule="exact" w:before="4"/>
+              <w:spacing w:before="4" w:line="160" w:lineRule="exact"/>
               <w:ind w:left="13" w:right="1"/>
               <w:jc w:val="center"/>
               <w:rPr>
@@ -16835,7 +15265,7 @@
       </w:tr>
       <w:tr>
         <w:trPr>
-          <w:trHeight w:val="181" w:hRule="atLeast"/>
+          <w:trHeight w:val="181"/>
         </w:trPr>
         <w:tc>
           <w:tcPr>
@@ -16867,7 +15297,7 @@
           <w:p>
             <w:pPr>
               <w:pStyle w:val="TableParagraph"/>
-              <w:spacing w:line="160" w:lineRule="exact" w:before="1"/>
+              <w:spacing w:before="1" w:line="160" w:lineRule="exact"/>
               <w:ind w:left="8"/>
               <w:jc w:val="center"/>
               <w:rPr>
@@ -16921,7 +15351,7 @@
           <w:p>
             <w:pPr>
               <w:pStyle w:val="TableParagraph"/>
-              <w:spacing w:line="160" w:lineRule="exact" w:before="1"/>
+              <w:spacing w:before="1" w:line="160" w:lineRule="exact"/>
               <w:ind w:left="13"/>
               <w:jc w:val="center"/>
               <w:rPr>
@@ -16942,7 +15372,7 @@
       </w:tr>
       <w:tr>
         <w:trPr>
-          <w:trHeight w:val="184" w:hRule="atLeast"/>
+          <w:trHeight w:val="184"/>
         </w:trPr>
         <w:tc>
           <w:tcPr>
@@ -16974,7 +15404,7 @@
           <w:p>
             <w:pPr>
               <w:pStyle w:val="TableParagraph"/>
-              <w:spacing w:line="160" w:lineRule="exact" w:before="4"/>
+              <w:spacing w:before="4" w:line="160" w:lineRule="exact"/>
               <w:ind w:left="8"/>
               <w:jc w:val="center"/>
               <w:rPr>
@@ -17028,7 +15458,7 @@
           <w:p>
             <w:pPr>
               <w:pStyle w:val="TableParagraph"/>
-              <w:spacing w:line="160" w:lineRule="exact" w:before="4"/>
+              <w:spacing w:before="4" w:line="160" w:lineRule="exact"/>
               <w:ind w:left="13" w:right="2"/>
               <w:jc w:val="center"/>
               <w:rPr>
@@ -17049,7 +15479,7 @@
       </w:tr>
       <w:tr>
         <w:trPr>
-          <w:trHeight w:val="184" w:hRule="atLeast"/>
+          <w:trHeight w:val="184"/>
         </w:trPr>
         <w:tc>
           <w:tcPr>
@@ -17081,7 +15511,7 @@
           <w:p>
             <w:pPr>
               <w:pStyle w:val="TableParagraph"/>
-              <w:spacing w:line="160" w:lineRule="exact" w:before="4"/>
+              <w:spacing w:before="4" w:line="160" w:lineRule="exact"/>
               <w:ind w:left="8"/>
               <w:jc w:val="center"/>
               <w:rPr>
@@ -17135,7 +15565,7 @@
           <w:p>
             <w:pPr>
               <w:pStyle w:val="TableParagraph"/>
-              <w:spacing w:line="160" w:lineRule="exact" w:before="4"/>
+              <w:spacing w:before="4" w:line="160" w:lineRule="exact"/>
               <w:ind w:left="13" w:right="1"/>
               <w:jc w:val="center"/>
               <w:rPr>
@@ -17156,7 +15586,7 @@
       </w:tr>
       <w:tr>
         <w:trPr>
-          <w:trHeight w:val="220" w:hRule="atLeast"/>
+          <w:trHeight w:val="220"/>
         </w:trPr>
         <w:tc>
           <w:tcPr>
@@ -17261,7 +15691,6 @@
     <w:p>
       <w:pPr>
         <w:pStyle w:val="TableParagraph"/>
-        <w:spacing w:after="0"/>
         <w:jc w:val="center"/>
         <w:rPr>
           <w:b/>
@@ -17269,14 +15698,14 @@
         </w:rPr>
         <w:sectPr>
           <w:pgSz w:w="11930" w:h="16850"/>
-          <w:pgMar w:top="700" w:bottom="280" w:left="425" w:right="566"/>
+          <w:pgMar w:top="700" w:right="566" w:bottom="280" w:left="425" w:header="720" w:footer="720" w:gutter="0"/>
+          <w:cols w:space="720"/>
         </w:sectPr>
       </w:pPr>
     </w:p>
     <w:p>
       <w:pPr>
         <w:pStyle w:val="TableParagraph"/>
-        <w:spacing w:after="0"/>
         <w:jc w:val="center"/>
         <w:rPr>
           <w:b/>
@@ -17284,7 +15713,8 @@
         </w:rPr>
         <w:sectPr>
           <w:pgSz w:w="11930" w:h="16850"/>
-          <w:pgMar w:top="700" w:bottom="280" w:left="425" w:right="566"/>
+          <w:pgMar w:top="700" w:right="566" w:bottom="280" w:left="425" w:header="720" w:footer="720" w:gutter="0"/>
+          <w:cols w:space="720"/>
         </w:sectPr>
       </w:pPr>
       <w:r>
@@ -17297,7 +15727,6 @@
     <w:tbl>
       <w:tblPr>
         <w:tblW w:w="0" w:type="auto"/>
-        <w:jc w:val="left"/>
         <w:tblInd w:w="50" w:type="dxa"/>
         <w:tblBorders>
           <w:top w:val="single" w:sz="6" w:space="0" w:color="A6A6A6"/>
@@ -17309,12 +15738,10 @@
         </w:tblBorders>
         <w:tblLayout w:type="fixed"/>
         <w:tblCellMar>
-          <w:top w:w="0" w:type="dxa"/>
           <w:left w:w="0" w:type="dxa"/>
-          <w:bottom w:w="0" w:type="dxa"/>
           <w:right w:w="0" w:type="dxa"/>
         </w:tblCellMar>
-        <w:tblLook w:val="01E0"/>
+        <w:tblLook w:val="01E0" w:firstRow="1" w:lastRow="1" w:firstColumn="1" w:lastColumn="1" w:noHBand="0" w:noVBand="0"/>
       </w:tblPr>
       <w:tblGrid>
         <w:gridCol w:w="4717"/>
@@ -17322,7 +15749,7 @@
       </w:tblGrid>
       <w:tr>
         <w:trPr>
-          <w:trHeight w:val="798" w:hRule="atLeast"/>
+          <w:trHeight w:val="798"/>
         </w:trPr>
         <w:tc>
           <w:tcPr>
@@ -17344,6 +15771,7 @@
                 <w:b/>
                 <w:sz w:val="19"/>
               </w:rPr>
+              <w:lastRenderedPageBreak/>
               <w:t>Photo</w:t>
             </w:r>
             <w:r>
@@ -17352,7 +15780,7 @@
                 <w:spacing w:val="-6"/>
                 <w:sz w:val="19"/>
               </w:rPr>
-              <w:t> </w:t>
+              <w:t xml:space="preserve"> </w:t>
             </w:r>
             <w:r>
               <w:rPr>
@@ -17367,7 +15795,7 @@
                 <w:spacing w:val="-6"/>
                 <w:sz w:val="19"/>
               </w:rPr>
-              <w:t> </w:t>
+              <w:t xml:space="preserve"> </w:t>
             </w:r>
             <w:r>
               <w:rPr>
@@ -17382,7 +15810,7 @@
                 <w:spacing w:val="-6"/>
                 <w:sz w:val="19"/>
               </w:rPr>
-              <w:t> </w:t>
+              <w:t xml:space="preserve"> </w:t>
             </w:r>
             <w:r>
               <w:rPr>
@@ -17422,7 +15850,7 @@
                 <w:spacing w:val="-5"/>
                 <w:sz w:val="19"/>
               </w:rPr>
-              <w:t> </w:t>
+              <w:t xml:space="preserve"> </w:t>
             </w:r>
             <w:r>
               <w:rPr>
@@ -17437,14 +15865,14 @@
                 <w:spacing w:val="-4"/>
                 <w:sz w:val="19"/>
               </w:rPr>
-              <w:t> Link</w:t>
+              <w:t xml:space="preserve"> Link</w:t>
             </w:r>
           </w:p>
         </w:tc>
       </w:tr>
       <w:tr>
         <w:trPr>
-          <w:trHeight w:val="7090" w:hRule="atLeast"/>
+          <w:trHeight w:val="7090"/>
         </w:trPr>
         <w:tc>
           <w:tcPr>
@@ -17489,7 +15917,6 @@
     <w:p>
       <w:pPr>
         <w:pStyle w:val="TableParagraph"/>
-        <w:spacing w:after="0"/>
         <w:jc w:val="center"/>
         <w:rPr>
           <w:b/>
@@ -17497,7 +15924,8 @@
         </w:rPr>
         <w:sectPr>
           <w:pgSz w:w="11930" w:h="16850"/>
-          <w:pgMar w:top="700" w:bottom="280" w:left="425" w:right="566"/>
+          <w:pgMar w:top="700" w:right="566" w:bottom="280" w:left="425" w:header="720" w:footer="720" w:gutter="0"/>
+          <w:cols w:space="720"/>
         </w:sectPr>
       </w:pPr>
       <w:r>
@@ -17507,7 +15935,6 @@
     <w:p>
       <w:pPr>
         <w:pStyle w:val="TableParagraph"/>
-        <w:spacing w:after="0"/>
         <w:jc w:val="center"/>
         <w:rPr>
           <w:i/>
@@ -17515,7 +15942,8 @@
         </w:rPr>
         <w:sectPr>
           <w:pgSz w:w="11930" w:h="16850"/>
-          <w:pgMar w:top="540" w:bottom="553" w:left="425" w:right="566"/>
+          <w:pgMar w:top="540" w:right="566" w:bottom="553" w:left="425" w:header="720" w:footer="720" w:gutter="0"/>
+          <w:cols w:space="720"/>
         </w:sectPr>
       </w:pPr>
     </w:p>
@@ -17526,11 +15954,14 @@
         <w:ind w:firstLine="0"/>
       </w:pPr>
       <w:r>
-        <w:rPr/>
+        <w:rPr>
+          <w:noProof/>
+        </w:rPr>
+        <w:lastRenderedPageBreak/>
         <mc:AlternateContent>
           <mc:Choice Requires="wps">
             <w:drawing>
-              <wp:anchor distT="0" distB="0" distL="0" distR="0" allowOverlap="1" layoutInCell="1" locked="0" behindDoc="0" simplePos="0" relativeHeight="15741952">
+              <wp:anchor distT="0" distB="0" distL="0" distR="0" simplePos="0" relativeHeight="15741952" behindDoc="0" locked="0" layoutInCell="1" allowOverlap="1" wp14:anchorId="47B8DAA8" wp14:editId="19A92C96">
                 <wp:simplePos x="0" y="0"/>
                 <wp:positionH relativeFrom="page">
                   <wp:posOffset>360045</wp:posOffset>
@@ -17543,13 +15974,14 @@
                 <wp:wrapNone/>
                 <wp:docPr id="74" name="Graphic 74"/>
                 <wp:cNvGraphicFramePr>
-                  <a:graphicFrameLocks/>
+                  <a:graphicFrameLocks xmlns:a="http://schemas.openxmlformats.org/drawingml/2006/main"/>
                 </wp:cNvGraphicFramePr>
-                <a:graphic>
+                <a:graphic xmlns:a="http://schemas.openxmlformats.org/drawingml/2006/main">
                   <a:graphicData uri="http://schemas.microsoft.com/office/word/2010/wordprocessingShape">
                     <wps:wsp>
-                      <wps:cNvPr id="74" name="Graphic 74"/>
-                      <wps:cNvSpPr/>
+                      <wps:cNvSpPr>
+                        <a:spLocks/>
+                      </wps:cNvSpPr>
                       <wps:spPr>
                         <a:xfrm>
                           <a:off x="0" y="0"/>
@@ -17562,7 +15994,7 @@
                           <a:cxnLst/>
                           <a:rect l="l" t="t" r="r" b="b"/>
                           <a:pathLst>
-                            <a:path w="6840220" h="0">
+                            <a:path w="6840220">
                               <a:moveTo>
                                 <a:pt x="0" y="0"/>
                               </a:moveTo>
@@ -17593,10 +16025,10 @@
           </mc:Choice>
           <mc:Fallback>
             <w:pict>
-              <v:line style="position:absolute;mso-position-horizontal-relative:page;mso-position-vertical-relative:paragraph;z-index:15741952" from="28.35pt,20.559999pt" to="566.950pt,20.559999pt" stroked="true" strokeweight=".85pt" strokecolor="#d1d3db">
-                <v:stroke dashstyle="solid"/>
-                <w10:wrap type="none"/>
-              </v:line>
+              <v:shape w14:anchorId="52B912F7" id="Graphic 74" o:spid="_x0000_s1026" style="position:absolute;margin-left:28.35pt;margin-top:20.55pt;width:538.6pt;height:.1pt;z-index:15741952;visibility:visible;mso-wrap-style:square;mso-wrap-distance-left:0;mso-wrap-distance-top:0;mso-wrap-distance-right:0;mso-wrap-distance-bottom:0;mso-position-horizontal:absolute;mso-position-horizontal-relative:page;mso-position-vertical:absolute;mso-position-vertical-relative:text;v-text-anchor:top" coordsize="6840220,1270" o:gfxdata="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" path="m,l6840220,e" filled="f" strokecolor="#d1d3db" strokeweight=".85pt">
+                <v:path arrowok="t"/>
+                <w10:wrap anchorx="page"/>
+              </v:shape>
             </w:pict>
           </mc:Fallback>
         </mc:AlternateContent>
@@ -17614,7 +16046,7 @@
           <w:spacing w:val="21"/>
           <w:w w:val="130"/>
         </w:rPr>
-        <w:t> </w:t>
+        <w:t xml:space="preserve"> </w:t>
       </w:r>
       <w:r>
         <w:rPr>
@@ -17629,7 +16061,7 @@
           <w:spacing w:val="23"/>
           <w:w w:val="130"/>
         </w:rPr>
-        <w:t> </w:t>
+        <w:t xml:space="preserve"> </w:t>
       </w:r>
       <w:r>
         <w:rPr>
@@ -17644,7 +16076,7 @@
           <w:spacing w:val="-13"/>
           <w:w w:val="130"/>
         </w:rPr>
-        <w:t> </w:t>
+        <w:t xml:space="preserve"> </w:t>
       </w:r>
       <w:r>
         <w:rPr>
@@ -17659,7 +16091,7 @@
           <w:spacing w:val="30"/>
           <w:w w:val="130"/>
         </w:rPr>
-        <w:t> </w:t>
+        <w:t xml:space="preserve"> </w:t>
       </w:r>
       <w:r>
         <w:rPr>
@@ -17672,7 +16104,7 @@
     </w:p>
     <w:p>
       <w:pPr>
-        <w:spacing w:line="240" w:lineRule="auto" w:before="168" w:after="1"/>
+        <w:spacing w:before="168" w:after="1"/>
         <w:rPr>
           <w:b/>
           <w:sz w:val="20"/>
@@ -17681,16 +16113,19 @@
     </w:p>
     <w:sectPr>
       <w:pgSz w:w="11930" w:h="16850"/>
-      <w:pgMar w:top="760" w:bottom="280" w:left="425" w:right="566"/>
+      <w:pgMar w:top="760" w:right="566" w:bottom="280" w:left="425" w:header="720" w:footer="720" w:gutter="0"/>
+      <w:cols w:space="720"/>
     </w:sectPr>
   </w:body>
 </w:document>
 </file>
 
 <file path=word/numbering.xml><?xml version="1.0" encoding="utf-8"?>
-<w:numbering xmlns:ve="http://schemas.openxmlformats.org/markup-compatibility/2006" xmlns:o="urn:schemas-microsoft-com:office:office" xmlns:r="http://schemas.openxmlformats.org/officeDocument/2006/relationships" xmlns:m="http://schemas.openxmlformats.org/officeDocument/2006/math" xmlns:v="urn:schemas-microsoft-com:vml" xmlns:wp="http://schemas.openxmlformats.org/drawingml/2006/wordprocessingDrawing" xmlns:w10="urn:schemas-microsoft-com:office:word" xmlns:w="http://schemas.openxmlformats.org/wordprocessingml/2006/main" xmlns:wne="http://schemas.microsoft.com/office/word/2006/wordml">
-  <w:abstractNum w:abstractNumId="0">
-    <w:multiLevelType w:val="hybridMultilevel"/>
+<w:numbering xmlns:wpc="http://schemas.microsoft.com/office/word/2010/wordprocessingCanvas" xmlns:cx="http://schemas.microsoft.com/office/drawing/2014/chartex" xmlns:cx1="http://schemas.microsoft.com/office/drawing/2015/9/8/chartex" xmlns:cx2="http://schemas.microsoft.com/office/drawing/2015/10/21/chartex" xmlns:cx3="http://schemas.microsoft.com/office/drawing/2016/5/9/chartex" xmlns:cx4="http://schemas.microsoft.com/office/drawing/2016/5/10/chartex" xmlns:cx5="http://schemas.microsoft.com/office/drawing/2016/5/11/chartex" xmlns:cx6="http://schemas.microsoft.com/office/drawing/2016/5/12/chartex" xmlns:cx7="http://schemas.microsoft.com/office/drawing/2016/5/13/chartex" xmlns:cx8="http://schemas.microsoft.com/office/drawing/2016/5/14/chartex" xmlns:mc="http://schemas.openxmlformats.org/markup-compatibility/2006" xmlns:m="http://schemas.openxmlformats.org/officeDocument/2006/math" xmlns:aink="http://schemas.microsoft.com/office/drawing/2016/ink" xmlns:am3d="http://schemas.microsoft.com/office/drawing/2017/model3d" xmlns:oel="http://schemas.microsoft.com/office/2019/extlst" xmlns:r="http://schemas.openxmlformats.org/officeDocument/2006/relationships" xmlns:wp14="http://schemas.microsoft.com/office/word/2010/wordprocessingDrawing" xmlns:wp="http://schemas.openxmlformats.org/drawingml/2006/wordprocessingDrawing" xmlns:wpg="http://schemas.microsoft.com/office/word/2010/wordprocessingGroup" xmlns:wpi="http://schemas.microsoft.com/office/word/2010/wordprocessingInk" xmlns:wps="http://schemas.microsoft.com/office/word/2010/wordprocessingShape" xmlns:o="urn:schemas-microsoft-com:office:office" xmlns:v="urn:schemas-microsoft-com:vml" xmlns:w10="urn:schemas-microsoft-com:office:word" xmlns:w="http://schemas.openxmlformats.org/wordprocessingml/2006/main" xmlns:w14="http://schemas.microsoft.com/office/word/2010/wordml" xmlns:w15="http://schemas.microsoft.com/office/word/2012/wordml" xmlns:w16cex="http://schemas.microsoft.com/office/word/2018/wordml/cex" xmlns:w16cid="http://schemas.microsoft.com/office/word/2016/wordml/cid" xmlns:w16="http://schemas.microsoft.com/office/word/2018/wordml" xmlns:w16sdtdh="http://schemas.microsoft.com/office/word/2020/wordml/sdtdatahash" xmlns:w16sdtfl="http://schemas.microsoft.com/office/word/2024/wordml/sdtformatlock" xmlns:w16se="http://schemas.microsoft.com/office/word/2015/wordml/symex" xmlns:w16du="http://schemas.microsoft.com/office/word/2023/wordml/word16du" xmlns:wne="http://schemas.microsoft.com/office/word/2006/wordml" mc:Ignorable="w14 w15 w16se w16cid w16 w16cex w16sdtdh w16sdtfl w16du wp14">
+  <w:abstractNum w:abstractNumId="0" w15:restartNumberingAfterBreak="0">
+    <w:nsid w:val="4EAC536F"/>
+    <w:multiLevelType w:val="multilevel"/>
+    <w:tmpl w:val="71400C26"/>
     <w:lvl w:ilvl="0">
       <w:start w:val="1"/>
       <w:numFmt w:val="decimal"/>
@@ -17701,7 +16136,7 @@
         <w:jc w:val="left"/>
       </w:pPr>
       <w:rPr>
-        <w:rFonts w:hint="default" w:ascii="Times New Roman" w:hAnsi="Times New Roman" w:eastAsia="Times New Roman" w:cs="Times New Roman"/>
+        <w:rFonts w:ascii="Times New Roman" w:eastAsia="Times New Roman" w:hAnsi="Times New Roman" w:cs="Times New Roman" w:hint="default"/>
         <w:b/>
         <w:bCs/>
         <w:i w:val="0"/>
@@ -17724,7 +16159,7 @@
         <w:jc w:val="left"/>
       </w:pPr>
       <w:rPr>
-        <w:rFonts w:hint="default" w:ascii="Times New Roman" w:hAnsi="Times New Roman" w:eastAsia="Times New Roman" w:cs="Times New Roman"/>
+        <w:rFonts w:ascii="Times New Roman" w:eastAsia="Times New Roman" w:hAnsi="Times New Roman" w:cs="Times New Roman" w:hint="default"/>
         <w:b/>
         <w:bCs/>
         <w:i w:val="0"/>
@@ -17738,7 +16173,6 @@
       </w:rPr>
     </w:lvl>
     <w:lvl w:ilvl="2">
-      <w:start w:val="0"/>
       <w:numFmt w:val="bullet"/>
       <w:lvlText w:val="•"/>
       <w:lvlJc w:val="left"/>
@@ -17751,7 +16185,6 @@
       </w:rPr>
     </w:lvl>
     <w:lvl w:ilvl="3">
-      <w:start w:val="0"/>
       <w:numFmt w:val="bullet"/>
       <w:lvlText w:val="•"/>
       <w:lvlJc w:val="left"/>
@@ -17764,7 +16197,6 @@
       </w:rPr>
     </w:lvl>
     <w:lvl w:ilvl="4">
-      <w:start w:val="0"/>
       <w:numFmt w:val="bullet"/>
       <w:lvlText w:val="•"/>
       <w:lvlJc w:val="left"/>
@@ -17777,7 +16209,6 @@
       </w:rPr>
     </w:lvl>
     <w:lvl w:ilvl="5">
-      <w:start w:val="0"/>
       <w:numFmt w:val="bullet"/>
       <w:lvlText w:val="•"/>
       <w:lvlJc w:val="left"/>
@@ -17790,7 +16221,6 @@
       </w:rPr>
     </w:lvl>
     <w:lvl w:ilvl="6">
-      <w:start w:val="0"/>
       <w:numFmt w:val="bullet"/>
       <w:lvlText w:val="•"/>
       <w:lvlJc w:val="left"/>
@@ -17803,7 +16233,6 @@
       </w:rPr>
     </w:lvl>
     <w:lvl w:ilvl="7">
-      <w:start w:val="0"/>
       <w:numFmt w:val="bullet"/>
       <w:lvlText w:val="•"/>
       <w:lvlJc w:val="left"/>
@@ -17816,7 +16245,6 @@
       </w:rPr>
     </w:lvl>
     <w:lvl w:ilvl="8">
-      <w:start w:val="0"/>
       <w:numFmt w:val="bullet"/>
       <w:lvlText w:val="•"/>
       <w:lvlJc w:val="left"/>
@@ -17829,21 +16257,21 @@
       </w:rPr>
     </w:lvl>
   </w:abstractNum>
-  <w:num w:numId="1">
+  <w:num w:numId="1" w16cid:durableId="446390534">
     <w:abstractNumId w:val="0"/>
   </w:num>
 </w:numbering>
 </file>
 
 <file path=word/styles.xml><?xml version="1.0" encoding="utf-8"?>
-<w:styles xmlns:r="http://schemas.openxmlformats.org/officeDocument/2006/relationships" xmlns:w="http://schemas.openxmlformats.org/wordprocessingml/2006/main">
+<w:styles xmlns:mc="http://schemas.openxmlformats.org/markup-compatibility/2006" xmlns:r="http://schemas.openxmlformats.org/officeDocument/2006/relationships" xmlns:w="http://schemas.openxmlformats.org/wordprocessingml/2006/main" xmlns:w14="http://schemas.microsoft.com/office/word/2010/wordml" xmlns:w15="http://schemas.microsoft.com/office/word/2012/wordml" xmlns:w16cex="http://schemas.microsoft.com/office/word/2018/wordml/cex" xmlns:w16cid="http://schemas.microsoft.com/office/word/2016/wordml/cid" xmlns:w16="http://schemas.microsoft.com/office/word/2018/wordml" xmlns:w16sdtdh="http://schemas.microsoft.com/office/word/2020/wordml/sdtdatahash" xmlns:w16sdtfl="http://schemas.microsoft.com/office/word/2024/wordml/sdtformatlock" xmlns:w16se="http://schemas.microsoft.com/office/word/2015/wordml/symex" xmlns:w16du="http://schemas.microsoft.com/office/word/2023/wordml/word16du" mc:Ignorable="w14 w15 w16se w16cid w16 w16cex w16sdtdh w16sdtfl w16du">
   <w:docDefaults>
     <w:rPrDefault>
       <w:rPr>
-        <w:rFonts w:cstheme="minorBidi" w:hAnsiTheme="minorHAnsi" w:eastAsiaTheme="minorHAnsi" w:asciiTheme="minorHAnsi"/>
+        <w:rFonts w:asciiTheme="minorHAnsi" w:eastAsiaTheme="minorHAnsi" w:hAnsiTheme="minorHAnsi" w:cstheme="minorBidi"/>
         <w:sz w:val="22"/>
         <w:szCs w:val="22"/>
-        <w:lang w:val="en-US" w:bidi="ar-SA" w:eastAsia="en-US"/>
+        <w:lang w:val="en-US" w:eastAsia="en-US" w:bidi="ar-SA"/>
       </w:rPr>
     </w:rPrDefault>
     <w:pPrDefault>
@@ -17851,137 +16279,499 @@
         <w:widowControl w:val="0"/>
         <w:autoSpaceDE w:val="0"/>
         <w:autoSpaceDN w:val="0"/>
-        <w:spacing w:lineRule="auto" w:line="240" w:before="0" w:after="0"/>
-        <w:ind w:left="0" w:right="0"/>
-        <w:jc w:val="left"/>
       </w:pPr>
     </w:pPrDefault>
   </w:docDefaults>
-  <w:style w:styleId="DefaultParagraphFont" w:default="1" w:type="character">
+  <w:latentStyles w:defLockedState="0" w:defUIPriority="99" w:defSemiHidden="0" w:defUnhideWhenUsed="0" w:defQFormat="0" w:count="376">
+    <w:lsdException w:name="Normal" w:uiPriority="0" w:qFormat="1"/>
+    <w:lsdException w:name="heading 1" w:uiPriority="9" w:qFormat="1"/>
+    <w:lsdException w:name="heading 2" w:semiHidden="1" w:uiPriority="9" w:unhideWhenUsed="1" w:qFormat="1"/>
+    <w:lsdException w:name="heading 3" w:semiHidden="1" w:uiPriority="9" w:unhideWhenUsed="1" w:qFormat="1"/>
+    <w:lsdException w:name="heading 4" w:semiHidden="1" w:uiPriority="9" w:unhideWhenUsed="1" w:qFormat="1"/>
+    <w:lsdException w:name="heading 5" w:semiHidden="1" w:uiPriority="9" w:unhideWhenUsed="1" w:qFormat="1"/>
+    <w:lsdException w:name="heading 6" w:semiHidden="1" w:uiPriority="9" w:unhideWhenUsed="1" w:qFormat="1"/>
+    <w:lsdException w:name="heading 7" w:semiHidden="1" w:uiPriority="9" w:unhideWhenUsed="1" w:qFormat="1"/>
+    <w:lsdException w:name="heading 8" w:semiHidden="1" w:uiPriority="9" w:unhideWhenUsed="1" w:qFormat="1"/>
+    <w:lsdException w:name="heading 9" w:semiHidden="1" w:uiPriority="9" w:unhideWhenUsed="1" w:qFormat="1"/>
+    <w:lsdException w:name="index 1" w:semiHidden="1" w:unhideWhenUsed="1"/>
+    <w:lsdException w:name="index 2" w:semiHidden="1" w:unhideWhenUsed="1"/>
+    <w:lsdException w:name="index 3" w:semiHidden="1" w:unhideWhenUsed="1"/>
+    <w:lsdException w:name="index 4" w:semiHidden="1" w:unhideWhenUsed="1"/>
+    <w:lsdException w:name="index 5" w:semiHidden="1" w:unhideWhenUsed="1"/>
+    <w:lsdException w:name="index 6" w:semiHidden="1" w:unhideWhenUsed="1"/>
+    <w:lsdException w:name="index 7" w:semiHidden="1" w:unhideWhenUsed="1"/>
+    <w:lsdException w:name="index 8" w:semiHidden="1" w:unhideWhenUsed="1"/>
+    <w:lsdException w:name="index 9" w:semiHidden="1" w:unhideWhenUsed="1"/>
+    <w:lsdException w:name="toc 1" w:semiHidden="1" w:uiPriority="39" w:unhideWhenUsed="1"/>
+    <w:lsdException w:name="toc 2" w:semiHidden="1" w:uiPriority="39" w:unhideWhenUsed="1"/>
+    <w:lsdException w:name="toc 3" w:semiHidden="1" w:uiPriority="39" w:unhideWhenUsed="1"/>
+    <w:lsdException w:name="toc 4" w:semiHidden="1" w:uiPriority="39" w:unhideWhenUsed="1"/>
+    <w:lsdException w:name="toc 5" w:semiHidden="1" w:uiPriority="39" w:unhideWhenUsed="1"/>
+    <w:lsdException w:name="toc 6" w:semiHidden="1" w:uiPriority="39" w:unhideWhenUsed="1"/>
+    <w:lsdException w:name="toc 7" w:semiHidden="1" w:uiPriority="39" w:unhideWhenUsed="1"/>
+    <w:lsdException w:name="toc 8" w:semiHidden="1" w:uiPriority="39" w:unhideWhenUsed="1"/>
+    <w:lsdException w:name="toc 9" w:semiHidden="1" w:uiPriority="39" w:unhideWhenUsed="1"/>
+    <w:lsdException w:name="Normal Indent" w:semiHidden="1" w:unhideWhenUsed="1"/>
+    <w:lsdException w:name="footnote text" w:semiHidden="1" w:unhideWhenUsed="1"/>
+    <w:lsdException w:name="annotation text" w:semiHidden="1" w:unhideWhenUsed="1"/>
+    <w:lsdException w:name="header" w:semiHidden="1" w:unhideWhenUsed="1"/>
+    <w:lsdException w:name="footer" w:semiHidden="1" w:unhideWhenUsed="1"/>
+    <w:lsdException w:name="index heading" w:semiHidden="1" w:unhideWhenUsed="1"/>
+    <w:lsdException w:name="caption" w:semiHidden="1" w:uiPriority="35" w:unhideWhenUsed="1" w:qFormat="1"/>
+    <w:lsdException w:name="table of figures" w:semiHidden="1" w:unhideWhenUsed="1"/>
+    <w:lsdException w:name="envelope address" w:semiHidden="1" w:unhideWhenUsed="1"/>
+    <w:lsdException w:name="envelope return" w:semiHidden="1" w:unhideWhenUsed="1"/>
+    <w:lsdException w:name="footnote reference" w:semiHidden="1" w:unhideWhenUsed="1"/>
+    <w:lsdException w:name="annotation reference" w:semiHidden="1" w:unhideWhenUsed="1"/>
+    <w:lsdException w:name="line number" w:semiHidden="1" w:unhideWhenUsed="1"/>
+    <w:lsdException w:name="page number" w:semiHidden="1" w:unhideWhenUsed="1"/>
+    <w:lsdException w:name="endnote reference" w:semiHidden="1" w:unhideWhenUsed="1"/>
+    <w:lsdException w:name="endnote text" w:semiHidden="1" w:unhideWhenUsed="1"/>
+    <w:lsdException w:name="table of authorities" w:semiHidden="1" w:unhideWhenUsed="1"/>
+    <w:lsdException w:name="macro" w:semiHidden="1" w:unhideWhenUsed="1"/>
+    <w:lsdException w:name="toa heading" w:semiHidden="1" w:unhideWhenUsed="1"/>
+    <w:lsdException w:name="List" w:semiHidden="1" w:unhideWhenUsed="1"/>
+    <w:lsdException w:name="List Bullet" w:semiHidden="1" w:unhideWhenUsed="1"/>
+    <w:lsdException w:name="List Number" w:semiHidden="1" w:unhideWhenUsed="1"/>
+    <w:lsdException w:name="List 2" w:semiHidden="1" w:unhideWhenUsed="1"/>
+    <w:lsdException w:name="List 3" w:semiHidden="1" w:unhideWhenUsed="1"/>
+    <w:lsdException w:name="List 4" w:semiHidden="1" w:unhideWhenUsed="1"/>
+    <w:lsdException w:name="List 5" w:semiHidden="1" w:unhideWhenUsed="1"/>
+    <w:lsdException w:name="List Bullet 2" w:semiHidden="1" w:unhideWhenUsed="1"/>
+    <w:lsdException w:name="List Bullet 3" w:semiHidden="1" w:unhideWhenUsed="1"/>
+    <w:lsdException w:name="List Bullet 4" w:semiHidden="1" w:unhideWhenUsed="1"/>
+    <w:lsdException w:name="List Bullet 5" w:semiHidden="1" w:unhideWhenUsed="1"/>
+    <w:lsdException w:name="List Number 2" w:semiHidden="1" w:unhideWhenUsed="1"/>
+    <w:lsdException w:name="List Number 3" w:semiHidden="1" w:unhideWhenUsed="1"/>
+    <w:lsdException w:name="List Number 4" w:semiHidden="1" w:unhideWhenUsed="1"/>
+    <w:lsdException w:name="List Number 5" w:semiHidden="1" w:unhideWhenUsed="1"/>
+    <w:lsdException w:name="Title" w:uiPriority="10" w:qFormat="1"/>
+    <w:lsdException w:name="Closing" w:semiHidden="1" w:unhideWhenUsed="1"/>
+    <w:lsdException w:name="Signature" w:semiHidden="1" w:unhideWhenUsed="1"/>
+    <w:lsdException w:name="Default Paragraph Font" w:semiHidden="1" w:uiPriority="1" w:unhideWhenUsed="1"/>
+    <w:lsdException w:name="Body Text" w:semiHidden="1" w:unhideWhenUsed="1"/>
+    <w:lsdException w:name="Body Text Indent" w:semiHidden="1" w:unhideWhenUsed="1"/>
+    <w:lsdException w:name="List Continue" w:semiHidden="1" w:unhideWhenUsed="1"/>
+    <w:lsdException w:name="List Continue 2" w:semiHidden="1" w:unhideWhenUsed="1"/>
+    <w:lsdException w:name="List Continue 3" w:semiHidden="1" w:unhideWhenUsed="1"/>
+    <w:lsdException w:name="List Continue 4" w:semiHidden="1" w:unhideWhenUsed="1"/>
+    <w:lsdException w:name="List Continue 5" w:semiHidden="1" w:unhideWhenUsed="1"/>
+    <w:lsdException w:name="Message Header" w:semiHidden="1" w:unhideWhenUsed="1"/>
+    <w:lsdException w:name="Subtitle" w:uiPriority="11" w:qFormat="1"/>
+    <w:lsdException w:name="Salutation" w:semiHidden="1" w:unhideWhenUsed="1"/>
+    <w:lsdException w:name="Date" w:semiHidden="1" w:unhideWhenUsed="1"/>
+    <w:lsdException w:name="Body Text First Indent" w:semiHidden="1" w:unhideWhenUsed="1"/>
+    <w:lsdException w:name="Body Text First Indent 2" w:semiHidden="1" w:unhideWhenUsed="1"/>
+    <w:lsdException w:name="Note Heading" w:semiHidden="1" w:unhideWhenUsed="1"/>
+    <w:lsdException w:name="Body Text 2" w:semiHidden="1" w:unhideWhenUsed="1"/>
+    <w:lsdException w:name="Body Text 3" w:semiHidden="1" w:unhideWhenUsed="1"/>
+    <w:lsdException w:name="Body Text Indent 2" w:semiHidden="1" w:unhideWhenUsed="1"/>
+    <w:lsdException w:name="Body Text Indent 3" w:semiHidden="1" w:unhideWhenUsed="1"/>
+    <w:lsdException w:name="Block Text" w:semiHidden="1" w:unhideWhenUsed="1"/>
+    <w:lsdException w:name="Hyperlink" w:semiHidden="1" w:unhideWhenUsed="1"/>
+    <w:lsdException w:name="FollowedHyperlink" w:semiHidden="1" w:unhideWhenUsed="1"/>
+    <w:lsdException w:name="Strong" w:uiPriority="22" w:qFormat="1"/>
+    <w:lsdException w:name="Emphasis" w:uiPriority="20" w:qFormat="1"/>
+    <w:lsdException w:name="Document Map" w:semiHidden="1" w:unhideWhenUsed="1"/>
+    <w:lsdException w:name="Plain Text" w:semiHidden="1" w:unhideWhenUsed="1"/>
+    <w:lsdException w:name="E-mail Signature" w:semiHidden="1" w:unhideWhenUsed="1"/>
+    <w:lsdException w:name="HTML Top of Form" w:semiHidden="1" w:unhideWhenUsed="1"/>
+    <w:lsdException w:name="HTML Bottom of Form" w:semiHidden="1" w:unhideWhenUsed="1"/>
+    <w:lsdException w:name="Normal (Web)" w:semiHidden="1" w:unhideWhenUsed="1"/>
+    <w:lsdException w:name="HTML Acronym" w:semiHidden="1" w:unhideWhenUsed="1"/>
+    <w:lsdException w:name="HTML Address" w:semiHidden="1" w:unhideWhenUsed="1"/>
+    <w:lsdException w:name="HTML Cite" w:semiHidden="1" w:unhideWhenUsed="1"/>
+    <w:lsdException w:name="HTML Code" w:semiHidden="1" w:unhideWhenUsed="1"/>
+    <w:lsdException w:name="HTML Definition" w:semiHidden="1" w:unhideWhenUsed="1"/>
+    <w:lsdException w:name="HTML Keyboard" w:semiHidden="1" w:unhideWhenUsed="1"/>
+    <w:lsdException w:name="HTML Preformatted" w:semiHidden="1" w:unhideWhenUsed="1"/>
+    <w:lsdException w:name="HTML Sample" w:semiHidden="1" w:unhideWhenUsed="1"/>
+    <w:lsdException w:name="HTML Typewriter" w:semiHidden="1" w:unhideWhenUsed="1"/>
+    <w:lsdException w:name="HTML Variable" w:semiHidden="1" w:unhideWhenUsed="1"/>
+    <w:lsdException w:name="Normal Table" w:semiHidden="1" w:unhideWhenUsed="1"/>
+    <w:lsdException w:name="annotation subject" w:semiHidden="1" w:unhideWhenUsed="1"/>
+    <w:lsdException w:name="No List" w:semiHidden="1" w:unhideWhenUsed="1"/>
+    <w:lsdException w:name="Outline List 1" w:semiHidden="1" w:unhideWhenUsed="1"/>
+    <w:lsdException w:name="Outline List 2" w:semiHidden="1" w:unhideWhenUsed="1"/>
+    <w:lsdException w:name="Outline List 3" w:semiHidden="1" w:unhideWhenUsed="1"/>
+    <w:lsdException w:name="Table Simple 1" w:semiHidden="1" w:unhideWhenUsed="1"/>
+    <w:lsdException w:name="Table Simple 2" w:semiHidden="1" w:unhideWhenUsed="1"/>
+    <w:lsdException w:name="Table Simple 3" w:semiHidden="1" w:unhideWhenUsed="1"/>
+    <w:lsdException w:name="Table Classic 1" w:semiHidden="1" w:unhideWhenUsed="1"/>
+    <w:lsdException w:name="Table Classic 2" w:semiHidden="1" w:unhideWhenUsed="1"/>
+    <w:lsdException w:name="Table Classic 3" w:semiHidden="1" w:unhideWhenUsed="1"/>
+    <w:lsdException w:name="Table Classic 4" w:semiHidden="1" w:unhideWhenUsed="1"/>
+    <w:lsdException w:name="Table Colorful 1" w:semiHidden="1" w:unhideWhenUsed="1"/>
+    <w:lsdException w:name="Table Colorful 2" w:semiHidden="1" w:unhideWhenUsed="1"/>
+    <w:lsdException w:name="Table Colorful 3" w:semiHidden="1" w:unhideWhenUsed="1"/>
+    <w:lsdException w:name="Table Columns 1" w:semiHidden="1" w:unhideWhenUsed="1"/>
+    <w:lsdException w:name="Table Columns 2" w:semiHidden="1" w:unhideWhenUsed="1"/>
+    <w:lsdException w:name="Table Columns 3" w:semiHidden="1" w:unhideWhenUsed="1"/>
+    <w:lsdException w:name="Table Columns 4" w:semiHidden="1" w:unhideWhenUsed="1"/>
+    <w:lsdException w:name="Table Columns 5" w:semiHidden="1" w:unhideWhenUsed="1"/>
+    <w:lsdException w:name="Table Grid 1" w:semiHidden="1" w:unhideWhenUsed="1"/>
+    <w:lsdException w:name="Table Grid 2" w:semiHidden="1" w:unhideWhenUsed="1"/>
+    <w:lsdException w:name="Table Grid 3" w:semiHidden="1" w:unhideWhenUsed="1"/>
+    <w:lsdException w:name="Table Grid 4" w:semiHidden="1" w:unhideWhenUsed="1"/>
+    <w:lsdException w:name="Table Grid 5" w:semiHidden="1" w:unhideWhenUsed="1"/>
+    <w:lsdException w:name="Table Grid 6" w:semiHidden="1" w:unhideWhenUsed="1"/>
+    <w:lsdException w:name="Table Grid 7" w:semiHidden="1" w:unhideWhenUsed="1"/>
+    <w:lsdException w:name="Table Grid 8" w:semiHidden="1" w:unhideWhenUsed="1"/>
+    <w:lsdException w:name="Table List 1" w:semiHidden="1" w:unhideWhenUsed="1"/>
+    <w:lsdException w:name="Table List 2" w:semiHidden="1" w:unhideWhenUsed="1"/>
+    <w:lsdException w:name="Table List 3" w:semiHidden="1" w:unhideWhenUsed="1"/>
+    <w:lsdException w:name="Table List 4" w:semiHidden="1" w:unhideWhenUsed="1"/>
+    <w:lsdException w:name="Table List 5" w:semiHidden="1" w:unhideWhenUsed="1"/>
+    <w:lsdException w:name="Table List 6" w:semiHidden="1" w:unhideWhenUsed="1"/>
+    <w:lsdException w:name="Table List 7" w:semiHidden="1" w:unhideWhenUsed="1"/>
+    <w:lsdException w:name="Table List 8" w:semiHidden="1" w:unhideWhenUsed="1"/>
+    <w:lsdException w:name="Table 3D effects 1" w:semiHidden="1" w:unhideWhenUsed="1"/>
+    <w:lsdException w:name="Table 3D effects 2" w:semiHidden="1" w:unhideWhenUsed="1"/>
+    <w:lsdException w:name="Table 3D effects 3" w:semiHidden="1" w:unhideWhenUsed="1"/>
+    <w:lsdException w:name="Table Contemporary" w:semiHidden="1" w:unhideWhenUsed="1"/>
+    <w:lsdException w:name="Table Elegant" w:semiHidden="1" w:unhideWhenUsed="1"/>
+    <w:lsdException w:name="Table Professional" w:semiHidden="1" w:unhideWhenUsed="1"/>
+    <w:lsdException w:name="Table Subtle 1" w:semiHidden="1" w:unhideWhenUsed="1"/>
+    <w:lsdException w:name="Table Subtle 2" w:semiHidden="1" w:unhideWhenUsed="1"/>
+    <w:lsdException w:name="Table Web 1" w:semiHidden="1" w:unhideWhenUsed="1"/>
+    <w:lsdException w:name="Table Web 2" w:semiHidden="1" w:unhideWhenUsed="1"/>
+    <w:lsdException w:name="Table Web 3" w:semiHidden="1" w:unhideWhenUsed="1"/>
+    <w:lsdException w:name="Balloon Text" w:semiHidden="1" w:unhideWhenUsed="1"/>
+    <w:lsdException w:name="Table Grid" w:uiPriority="39"/>
+    <w:lsdException w:name="Table Theme" w:semiHidden="1" w:unhideWhenUsed="1"/>
+    <w:lsdException w:name="Placeholder Text" w:semiHidden="1"/>
+    <w:lsdException w:name="No Spacing" w:uiPriority="1" w:qFormat="1"/>
+    <w:lsdException w:name="Light Shading" w:uiPriority="60"/>
+    <w:lsdException w:name="Light List" w:uiPriority="61"/>
+    <w:lsdException w:name="Light Grid" w:uiPriority="62"/>
+    <w:lsdException w:name="Medium Shading 1" w:uiPriority="63"/>
+    <w:lsdException w:name="Medium Shading 2" w:uiPriority="64"/>
+    <w:lsdException w:name="Medium List 1" w:uiPriority="65"/>
+    <w:lsdException w:name="Medium List 2" w:uiPriority="66"/>
+    <w:lsdException w:name="Medium Grid 1" w:uiPriority="67"/>
+    <w:lsdException w:name="Medium Grid 2" w:uiPriority="68"/>
+    <w:lsdException w:name="Medium Grid 3" w:uiPriority="69"/>
+    <w:lsdException w:name="Dark List" w:uiPriority="70"/>
+    <w:lsdException w:name="Colorful Shading" w:uiPriority="71"/>
+    <w:lsdException w:name="Colorful List" w:uiPriority="72"/>
+    <w:lsdException w:name="Colorful Grid" w:uiPriority="73"/>
+    <w:lsdException w:name="Light Shading Accent 1" w:uiPriority="60"/>
+    <w:lsdException w:name="Light List Accent 1" w:uiPriority="61"/>
+    <w:lsdException w:name="Light Grid Accent 1" w:uiPriority="62"/>
+    <w:lsdException w:name="Medium Shading 1 Accent 1" w:uiPriority="63"/>
+    <w:lsdException w:name="Medium Shading 2 Accent 1" w:uiPriority="64"/>
+    <w:lsdException w:name="Medium List 1 Accent 1" w:uiPriority="65"/>
+    <w:lsdException w:name="Revision" w:semiHidden="1"/>
+    <w:lsdException w:name="List Paragraph" w:uiPriority="34" w:qFormat="1"/>
+    <w:lsdException w:name="Quote" w:uiPriority="29" w:qFormat="1"/>
+    <w:lsdException w:name="Intense Quote" w:uiPriority="30" w:qFormat="1"/>
+    <w:lsdException w:name="Medium List 2 Accent 1" w:uiPriority="66"/>
+    <w:lsdException w:name="Medium Grid 1 Accent 1" w:uiPriority="67"/>
+    <w:lsdException w:name="Medium Grid 2 Accent 1" w:uiPriority="68"/>
+    <w:lsdException w:name="Medium Grid 3 Accent 1" w:uiPriority="69"/>
+    <w:lsdException w:name="Dark List Accent 1" w:uiPriority="70"/>
+    <w:lsdException w:name="Colorful Shading Accent 1" w:uiPriority="71"/>
+    <w:lsdException w:name="Colorful List Accent 1" w:uiPriority="72"/>
+    <w:lsdException w:name="Colorful Grid Accent 1" w:uiPriority="73"/>
+    <w:lsdException w:name="Light Shading Accent 2" w:uiPriority="60"/>
+    <w:lsdException w:name="Light List Accent 2" w:uiPriority="61"/>
+    <w:lsdException w:name="Light Grid Accent 2" w:uiPriority="62"/>
+    <w:lsdException w:name="Medium Shading 1 Accent 2" w:uiPriority="63"/>
+    <w:lsdException w:name="Medium Shading 2 Accent 2" w:uiPriority="64"/>
+    <w:lsdException w:name="Medium List 1 Accent 2" w:uiPriority="65"/>
+    <w:lsdException w:name="Medium List 2 Accent 2" w:uiPriority="66"/>
+    <w:lsdException w:name="Medium Grid 1 Accent 2" w:uiPriority="67"/>
+    <w:lsdException w:name="Medium Grid 2 Accent 2" w:uiPriority="68"/>
+    <w:lsdException w:name="Medium Grid 3 Accent 2" w:uiPriority="69"/>
+    <w:lsdException w:name="Dark List Accent 2" w:uiPriority="70"/>
+    <w:lsdException w:name="Colorful Shading Accent 2" w:uiPriority="71"/>
+    <w:lsdException w:name="Colorful List Accent 2" w:uiPriority="72"/>
+    <w:lsdException w:name="Colorful Grid Accent 2" w:uiPriority="73"/>
+    <w:lsdException w:name="Light Shading Accent 3" w:uiPriority="60"/>
+    <w:lsdException w:name="Light List Accent 3" w:uiPriority="61"/>
+    <w:lsdException w:name="Light Grid Accent 3" w:uiPriority="62"/>
+    <w:lsdException w:name="Medium Shading 1 Accent 3" w:uiPriority="63"/>
+    <w:lsdException w:name="Medium Shading 2 Accent 3" w:uiPriority="64"/>
+    <w:lsdException w:name="Medium List 1 Accent 3" w:uiPriority="65"/>
+    <w:lsdException w:name="Medium List 2 Accent 3" w:uiPriority="66"/>
+    <w:lsdException w:name="Medium Grid 1 Accent 3" w:uiPriority="67"/>
+    <w:lsdException w:name="Medium Grid 2 Accent 3" w:uiPriority="68"/>
+    <w:lsdException w:name="Medium Grid 3 Accent 3" w:uiPriority="69"/>
+    <w:lsdException w:name="Dark List Accent 3" w:uiPriority="70"/>
+    <w:lsdException w:name="Colorful Shading Accent 3" w:uiPriority="71"/>
+    <w:lsdException w:name="Colorful List Accent 3" w:uiPriority="72"/>
+    <w:lsdException w:name="Colorful Grid Accent 3" w:uiPriority="73"/>
+    <w:lsdException w:name="Light Shading Accent 4" w:uiPriority="60"/>
+    <w:lsdException w:name="Light List Accent 4" w:uiPriority="61"/>
+    <w:lsdException w:name="Light Grid Accent 4" w:uiPriority="62"/>
+    <w:lsdException w:name="Medium Shading 1 Accent 4" w:uiPriority="63"/>
+    <w:lsdException w:name="Medium Shading 2 Accent 4" w:uiPriority="64"/>
+    <w:lsdException w:name="Medium List 1 Accent 4" w:uiPriority="65"/>
+    <w:lsdException w:name="Medium List 2 Accent 4" w:uiPriority="66"/>
+    <w:lsdException w:name="Medium Grid 1 Accent 4" w:uiPriority="67"/>
+    <w:lsdException w:name="Medium Grid 2 Accent 4" w:uiPriority="68"/>
+    <w:lsdException w:name="Medium Grid 3 Accent 4" w:uiPriority="69"/>
+    <w:lsdException w:name="Dark List Accent 4" w:uiPriority="70"/>
+    <w:lsdException w:name="Colorful Shading Accent 4" w:uiPriority="71"/>
+    <w:lsdException w:name="Colorful List Accent 4" w:uiPriority="72"/>
+    <w:lsdException w:name="Colorful Grid Accent 4" w:uiPriority="73"/>
+    <w:lsdException w:name="Light Shading Accent 5" w:uiPriority="60"/>
+    <w:lsdException w:name="Light List Accent 5" w:uiPriority="61"/>
+    <w:lsdException w:name="Light Grid Accent 5" w:uiPriority="62"/>
+    <w:lsdException w:name="Medium Shading 1 Accent 5" w:uiPriority="63"/>
+    <w:lsdException w:name="Medium Shading 2 Accent 5" w:uiPriority="64"/>
+    <w:lsdException w:name="Medium List 1 Accent 5" w:uiPriority="65"/>
+    <w:lsdException w:name="Medium List 2 Accent 5" w:uiPriority="66"/>
+    <w:lsdException w:name="Medium Grid 1 Accent 5" w:uiPriority="67"/>
+    <w:lsdException w:name="Medium Grid 2 Accent 5" w:uiPriority="68"/>
+    <w:lsdException w:name="Medium Grid 3 Accent 5" w:uiPriority="69"/>
+    <w:lsdException w:name="Dark List Accent 5" w:uiPriority="70"/>
+    <w:lsdException w:name="Colorful Shading Accent 5" w:uiPriority="71"/>
+    <w:lsdException w:name="Colorful List Accent 5" w:uiPriority="72"/>
+    <w:lsdException w:name="Colorful Grid Accent 5" w:uiPriority="73"/>
+    <w:lsdException w:name="Light Shading Accent 6" w:uiPriority="60"/>
+    <w:lsdException w:name="Light List Accent 6" w:uiPriority="61"/>
+    <w:lsdException w:name="Light Grid Accent 6" w:uiPriority="62"/>
+    <w:lsdException w:name="Medium Shading 1 Accent 6" w:uiPriority="63"/>
+    <w:lsdException w:name="Medium Shading 2 Accent 6" w:uiPriority="64"/>
+    <w:lsdException w:name="Medium List 1 Accent 6" w:uiPriority="65"/>
+    <w:lsdException w:name="Medium List 2 Accent 6" w:uiPriority="66"/>
+    <w:lsdException w:name="Medium Grid 1 Accent 6" w:uiPriority="67"/>
+    <w:lsdException w:name="Medium Grid 2 Accent 6" w:uiPriority="68"/>
+    <w:lsdException w:name="Medium Grid 3 Accent 6" w:uiPriority="69"/>
+    <w:lsdException w:name="Dark List Accent 6" w:uiPriority="70"/>
+    <w:lsdException w:name="Colorful Shading Accent 6" w:uiPriority="71"/>
+    <w:lsdException w:name="Colorful List Accent 6" w:uiPriority="72"/>
+    <w:lsdException w:name="Colorful Grid Accent 6" w:uiPriority="73"/>
+    <w:lsdException w:name="Subtle Emphasis" w:uiPriority="19" w:qFormat="1"/>
+    <w:lsdException w:name="Intense Emphasis" w:uiPriority="21" w:qFormat="1"/>
+    <w:lsdException w:name="Subtle Reference" w:uiPriority="31" w:qFormat="1"/>
+    <w:lsdException w:name="Intense Reference" w:uiPriority="32" w:qFormat="1"/>
+    <w:lsdException w:name="Book Title" w:uiPriority="33" w:qFormat="1"/>
+    <w:lsdException w:name="Bibliography" w:semiHidden="1" w:uiPriority="37" w:unhideWhenUsed="1"/>
+    <w:lsdException w:name="TOC Heading" w:semiHidden="1" w:uiPriority="39" w:unhideWhenUsed="1" w:qFormat="1"/>
+    <w:lsdException w:name="Plain Table 1" w:uiPriority="41"/>
+    <w:lsdException w:name="Plain Table 2" w:uiPriority="42"/>
+    <w:lsdException w:name="Plain Table 3" w:uiPriority="43"/>
+    <w:lsdException w:name="Plain Table 4" w:uiPriority="44"/>
+    <w:lsdException w:name="Plain Table 5" w:uiPriority="45"/>
+    <w:lsdException w:name="Grid Table Light" w:uiPriority="40"/>
+    <w:lsdException w:name="Grid Table 1 Light" w:uiPriority="46"/>
+    <w:lsdException w:name="Grid Table 2" w:uiPriority="47"/>
+    <w:lsdException w:name="Grid Table 3" w:uiPriority="48"/>
+    <w:lsdException w:name="Grid Table 4" w:uiPriority="49"/>
+    <w:lsdException w:name="Grid Table 5 Dark" w:uiPriority="50"/>
+    <w:lsdException w:name="Grid Table 6 Colorful" w:uiPriority="51"/>
+    <w:lsdException w:name="Grid Table 7 Colorful" w:uiPriority="52"/>
+    <w:lsdException w:name="Grid Table 1 Light Accent 1" w:uiPriority="46"/>
+    <w:lsdException w:name="Grid Table 2 Accent 1" w:uiPriority="47"/>
+    <w:lsdException w:name="Grid Table 3 Accent 1" w:uiPriority="48"/>
+    <w:lsdException w:name="Grid Table 4 Accent 1" w:uiPriority="49"/>
+    <w:lsdException w:name="Grid Table 5 Dark Accent 1" w:uiPriority="50"/>
+    <w:lsdException w:name="Grid Table 6 Colorful Accent 1" w:uiPriority="51"/>
+    <w:lsdException w:name="Grid Table 7 Colorful Accent 1" w:uiPriority="52"/>
+    <w:lsdException w:name="Grid Table 1 Light Accent 2" w:uiPriority="46"/>
+    <w:lsdException w:name="Grid Table 2 Accent 2" w:uiPriority="47"/>
+    <w:lsdException w:name="Grid Table 3 Accent 2" w:uiPriority="48"/>
+    <w:lsdException w:name="Grid Table 4 Accent 2" w:uiPriority="49"/>
+    <w:lsdException w:name="Grid Table 5 Dark Accent 2" w:uiPriority="50"/>
+    <w:lsdException w:name="Grid Table 6 Colorful Accent 2" w:uiPriority="51"/>
+    <w:lsdException w:name="Grid Table 7 Colorful Accent 2" w:uiPriority="52"/>
+    <w:lsdException w:name="Grid Table 1 Light Accent 3" w:uiPriority="46"/>
+    <w:lsdException w:name="Grid Table 2 Accent 3" w:uiPriority="47"/>
+    <w:lsdException w:name="Grid Table 3 Accent 3" w:uiPriority="48"/>
+    <w:lsdException w:name="Grid Table 4 Accent 3" w:uiPriority="49"/>
+    <w:lsdException w:name="Grid Table 5 Dark Accent 3" w:uiPriority="50"/>
+    <w:lsdException w:name="Grid Table 6 Colorful Accent 3" w:uiPriority="51"/>
+    <w:lsdException w:name="Grid Table 7 Colorful Accent 3" w:uiPriority="52"/>
+    <w:lsdException w:name="Grid Table 1 Light Accent 4" w:uiPriority="46"/>
+    <w:lsdException w:name="Grid Table 2 Accent 4" w:uiPriority="47"/>
+    <w:lsdException w:name="Grid Table 3 Accent 4" w:uiPriority="48"/>
+    <w:lsdException w:name="Grid Table 4 Accent 4" w:uiPriority="49"/>
+    <w:lsdException w:name="Grid Table 5 Dark Accent 4" w:uiPriority="50"/>
+    <w:lsdException w:name="Grid Table 6 Colorful Accent 4" w:uiPriority="51"/>
+    <w:lsdException w:name="Grid Table 7 Colorful Accent 4" w:uiPriority="52"/>
+    <w:lsdException w:name="Grid Table 1 Light Accent 5" w:uiPriority="46"/>
+    <w:lsdException w:name="Grid Table 2 Accent 5" w:uiPriority="47"/>
+    <w:lsdException w:name="Grid Table 3 Accent 5" w:uiPriority="48"/>
+    <w:lsdException w:name="Grid Table 4 Accent 5" w:uiPriority="49"/>
+    <w:lsdException w:name="Grid Table 5 Dark Accent 5" w:uiPriority="50"/>
+    <w:lsdException w:name="Grid Table 6 Colorful Accent 5" w:uiPriority="51"/>
+    <w:lsdException w:name="Grid Table 7 Colorful Accent 5" w:uiPriority="52"/>
+    <w:lsdException w:name="Grid Table 1 Light Accent 6" w:uiPriority="46"/>
+    <w:lsdException w:name="Grid Table 2 Accent 6" w:uiPriority="47"/>
+    <w:lsdException w:name="Grid Table 3 Accent 6" w:uiPriority="48"/>
+    <w:lsdException w:name="Grid Table 4 Accent 6" w:uiPriority="49"/>
+    <w:lsdException w:name="Grid Table 5 Dark Accent 6" w:uiPriority="50"/>
+    <w:lsdException w:name="Grid Table 6 Colorful Accent 6" w:uiPriority="51"/>
+    <w:lsdException w:name="Grid Table 7 Colorful Accent 6" w:uiPriority="52"/>
+    <w:lsdException w:name="List Table 1 Light" w:uiPriority="46"/>
+    <w:lsdException w:name="List Table 2" w:uiPriority="47"/>
+    <w:lsdException w:name="List Table 3" w:uiPriority="48"/>
+    <w:lsdException w:name="List Table 4" w:uiPriority="49"/>
+    <w:lsdException w:name="List Table 5 Dark" w:uiPriority="50"/>
+    <w:lsdException w:name="List Table 6 Colorful" w:uiPriority="51"/>
+    <w:lsdException w:name="List Table 7 Colorful" w:uiPriority="52"/>
+    <w:lsdException w:name="List Table 1 Light Accent 1" w:uiPriority="46"/>
+    <w:lsdException w:name="List Table 2 Accent 1" w:uiPriority="47"/>
+    <w:lsdException w:name="List Table 3 Accent 1" w:uiPriority="48"/>
+    <w:lsdException w:name="List Table 4 Accent 1" w:uiPriority="49"/>
+    <w:lsdException w:name="List Table 5 Dark Accent 1" w:uiPriority="50"/>
+    <w:lsdException w:name="List Table 6 Colorful Accent 1" w:uiPriority="51"/>
+    <w:lsdException w:name="List Table 7 Colorful Accent 1" w:uiPriority="52"/>
+    <w:lsdException w:name="List Table 1 Light Accent 2" w:uiPriority="46"/>
+    <w:lsdException w:name="List Table 2 Accent 2" w:uiPriority="47"/>
+    <w:lsdException w:name="List Table 3 Accent 2" w:uiPriority="48"/>
+    <w:lsdException w:name="List Table 4 Accent 2" w:uiPriority="49"/>
+    <w:lsdException w:name="List Table 5 Dark Accent 2" w:uiPriority="50"/>
+    <w:lsdException w:name="List Table 6 Colorful Accent 2" w:uiPriority="51"/>
+    <w:lsdException w:name="List Table 7 Colorful Accent 2" w:uiPriority="52"/>
+    <w:lsdException w:name="List Table 1 Light Accent 3" w:uiPriority="46"/>
+    <w:lsdException w:name="List Table 2 Accent 3" w:uiPriority="47"/>
+    <w:lsdException w:name="List Table 3 Accent 3" w:uiPriority="48"/>
+    <w:lsdException w:name="List Table 4 Accent 3" w:uiPriority="49"/>
+    <w:lsdException w:name="List Table 5 Dark Accent 3" w:uiPriority="50"/>
+    <w:lsdException w:name="List Table 6 Colorful Accent 3" w:uiPriority="51"/>
+    <w:lsdException w:name="List Table 7 Colorful Accent 3" w:uiPriority="52"/>
+    <w:lsdException w:name="List Table 1 Light Accent 4" w:uiPriority="46"/>
+    <w:lsdException w:name="List Table 2 Accent 4" w:uiPriority="47"/>
+    <w:lsdException w:name="List Table 3 Accent 4" w:uiPriority="48"/>
+    <w:lsdException w:name="List Table 4 Accent 4" w:uiPriority="49"/>
+    <w:lsdException w:name="List Table 5 Dark Accent 4" w:uiPriority="50"/>
+    <w:lsdException w:name="List Table 6 Colorful Accent 4" w:uiPriority="51"/>
+    <w:lsdException w:name="List Table 7 Colorful Accent 4" w:uiPriority="52"/>
+    <w:lsdException w:name="List Table 1 Light Accent 5" w:uiPriority="46"/>
+    <w:lsdException w:name="List Table 2 Accent 5" w:uiPriority="47"/>
+    <w:lsdException w:name="List Table 3 Accent 5" w:uiPriority="48"/>
+    <w:lsdException w:name="List Table 4 Accent 5" w:uiPriority="49"/>
+    <w:lsdException w:name="List Table 5 Dark Accent 5" w:uiPriority="50"/>
+    <w:lsdException w:name="List Table 6 Colorful Accent 5" w:uiPriority="51"/>
+    <w:lsdException w:name="List Table 7 Colorful Accent 5" w:uiPriority="52"/>
+    <w:lsdException w:name="List Table 1 Light Accent 6" w:uiPriority="46"/>
+    <w:lsdException w:name="List Table 2 Accent 6" w:uiPriority="47"/>
+    <w:lsdException w:name="List Table 3 Accent 6" w:uiPriority="48"/>
+    <w:lsdException w:name="List Table 4 Accent 6" w:uiPriority="49"/>
+    <w:lsdException w:name="List Table 5 Dark Accent 6" w:uiPriority="50"/>
+    <w:lsdException w:name="List Table 6 Colorful Accent 6" w:uiPriority="51"/>
+    <w:lsdException w:name="List Table 7 Colorful Accent 6" w:uiPriority="52"/>
+    <w:lsdException w:name="Mention" w:semiHidden="1" w:unhideWhenUsed="1"/>
+    <w:lsdException w:name="Smart Hyperlink" w:semiHidden="1" w:unhideWhenUsed="1"/>
+    <w:lsdException w:name="Hashtag" w:semiHidden="1" w:unhideWhenUsed="1"/>
+    <w:lsdException w:name="Unresolved Mention" w:semiHidden="1" w:unhideWhenUsed="1"/>
+    <w:lsdException w:name="Smart Link" w:semiHidden="1" w:unhideWhenUsed="1"/>
+  </w:latentStyles>
+  <w:style w:type="paragraph" w:default="1" w:styleId="Normal">
+    <w:name w:val="Normal"/>
+    <w:qFormat/>
+    <w:rPr>
+      <w:rFonts w:ascii="Times New Roman" w:eastAsia="Times New Roman" w:hAnsi="Times New Roman" w:cs="Times New Roman"/>
+    </w:rPr>
+  </w:style>
+  <w:style w:type="paragraph" w:styleId="Heading1">
+    <w:name w:val="heading 1"/>
+    <w:basedOn w:val="Normal"/>
+    <w:uiPriority w:val="9"/>
+    <w:qFormat/>
+    <w:pPr>
+      <w:ind w:left="1476"/>
+      <w:outlineLvl w:val="0"/>
+    </w:pPr>
+    <w:rPr>
+      <w:rFonts w:ascii="Cambria" w:eastAsia="Cambria" w:hAnsi="Cambria" w:cs="Cambria"/>
+      <w:b/>
+      <w:bCs/>
+      <w:sz w:val="26"/>
+      <w:szCs w:val="26"/>
+    </w:rPr>
+  </w:style>
+  <w:style w:type="paragraph" w:styleId="Heading2">
+    <w:name w:val="heading 2"/>
+    <w:basedOn w:val="Normal"/>
+    <w:uiPriority w:val="9"/>
+    <w:unhideWhenUsed/>
+    <w:qFormat/>
+    <w:pPr>
+      <w:ind w:left="441" w:hanging="298"/>
+      <w:outlineLvl w:val="1"/>
+    </w:pPr>
+    <w:rPr>
+      <w:b/>
+      <w:bCs/>
+    </w:rPr>
+  </w:style>
+  <w:style w:type="paragraph" w:styleId="Heading3">
+    <w:name w:val="heading 3"/>
+    <w:basedOn w:val="Normal"/>
+    <w:uiPriority w:val="9"/>
+    <w:unhideWhenUsed/>
+    <w:qFormat/>
+    <w:pPr>
+      <w:spacing w:before="1"/>
+      <w:jc w:val="right"/>
+      <w:outlineLvl w:val="2"/>
+    </w:pPr>
+    <w:rPr>
+      <w:sz w:val="20"/>
+      <w:szCs w:val="20"/>
+    </w:rPr>
+  </w:style>
+  <w:style w:type="paragraph" w:styleId="Heading4">
+    <w:name w:val="heading 4"/>
+    <w:basedOn w:val="Normal"/>
+    <w:uiPriority w:val="9"/>
+    <w:unhideWhenUsed/>
+    <w:qFormat/>
+    <w:pPr>
+      <w:ind w:left="143" w:hanging="277"/>
+      <w:outlineLvl w:val="3"/>
+    </w:pPr>
+    <w:rPr>
+      <w:b/>
+      <w:bCs/>
+      <w:sz w:val="19"/>
+      <w:szCs w:val="19"/>
+    </w:rPr>
+  </w:style>
+  <w:style w:type="character" w:default="1" w:styleId="DefaultParagraphFont">
     <w:name w:val="Default Paragraph Font"/>
     <w:uiPriority w:val="1"/>
     <w:semiHidden/>
     <w:unhideWhenUsed/>
   </w:style>
-  <w:style w:styleId="TableNormal" w:default="1" w:type="table">
-    <w:name w:val="Table Normal"/>
-    <w:uiPriority w:val="2"/>
+  <w:style w:type="table" w:default="1" w:styleId="TableNormal">
+    <w:name w:val="Normal Table"/>
+    <w:uiPriority w:val="99"/>
     <w:semiHidden/>
     <w:unhideWhenUsed/>
-    <w:qFormat/>
     <w:tblPr>
       <w:tblInd w:w="0" w:type="dxa"/>
       <w:tblCellMar>
         <w:top w:w="0" w:type="dxa"/>
-        <w:left w:w="0" w:type="dxa"/>
+        <w:left w:w="108" w:type="dxa"/>
         <w:bottom w:w="0" w:type="dxa"/>
-        <w:right w:w="0" w:type="dxa"/>
+        <w:right w:w="108" w:type="dxa"/>
       </w:tblCellMar>
     </w:tblPr>
   </w:style>
-  <w:style w:styleId="NoList" w:default="1" w:type="numbering">
+  <w:style w:type="numbering" w:default="1" w:styleId="NoList">
     <w:name w:val="No List"/>
     <w:uiPriority w:val="99"/>
     <w:semiHidden/>
     <w:unhideWhenUsed/>
   </w:style>
-  <w:style w:default="1" w:styleId="Normal" w:type="paragraph">
-    <w:name w:val="Normal"/>
-    <w:uiPriority w:val="1"/>
-    <w:qFormat/>
-    <w:pPr/>
-    <w:rPr>
-      <w:rFonts w:ascii="Times New Roman" w:hAnsi="Times New Roman" w:eastAsia="Times New Roman" w:cs="Times New Roman"/>
-      <w:lang w:val="en-US" w:eastAsia="en-US" w:bidi="ar-SA"/>
-    </w:rPr>
-  </w:style>
-  <w:style w:styleId="BodyText" w:type="paragraph">
+  <w:style w:type="paragraph" w:styleId="BodyText">
     <w:name w:val="Body Text"/>
     <w:basedOn w:val="Normal"/>
     <w:uiPriority w:val="1"/>
     <w:qFormat/>
-    <w:pPr/>
     <w:rPr>
-      <w:rFonts w:ascii="Times New Roman" w:hAnsi="Times New Roman" w:eastAsia="Times New Roman" w:cs="Times New Roman"/>
       <w:b/>
       <w:bCs/>
       <w:sz w:val="18"/>
       <w:szCs w:val="18"/>
-      <w:lang w:val="en-US" w:eastAsia="en-US" w:bidi="ar-SA"/>
     </w:rPr>
   </w:style>
-  <w:style w:styleId="Heading1" w:type="paragraph">
-    <w:name w:val="Heading 1"/>
-    <w:basedOn w:val="Normal"/>
-    <w:uiPriority w:val="1"/>
-    <w:qFormat/>
-    <w:pPr>
-      <w:ind w:left="1476"/>
-      <w:outlineLvl w:val="1"/>
-    </w:pPr>
-    <w:rPr>
-      <w:rFonts w:ascii="Cambria" w:hAnsi="Cambria" w:eastAsia="Cambria" w:cs="Cambria"/>
-      <w:b/>
-      <w:bCs/>
-      <w:sz w:val="26"/>
-      <w:szCs w:val="26"/>
-      <w:lang w:val="en-US" w:eastAsia="en-US" w:bidi="ar-SA"/>
-    </w:rPr>
-  </w:style>
-  <w:style w:styleId="Heading2" w:type="paragraph">
-    <w:name w:val="Heading 2"/>
-    <w:basedOn w:val="Normal"/>
-    <w:uiPriority w:val="1"/>
-    <w:qFormat/>
-    <w:pPr>
-      <w:ind w:left="441" w:hanging="298"/>
-      <w:outlineLvl w:val="2"/>
-    </w:pPr>
-    <w:rPr>
-      <w:rFonts w:ascii="Times New Roman" w:hAnsi="Times New Roman" w:eastAsia="Times New Roman" w:cs="Times New Roman"/>
-      <w:b/>
-      <w:bCs/>
-      <w:sz w:val="22"/>
-      <w:szCs w:val="22"/>
-      <w:lang w:val="en-US" w:eastAsia="en-US" w:bidi="ar-SA"/>
-    </w:rPr>
-  </w:style>
-  <w:style w:styleId="Heading3" w:type="paragraph">
-    <w:name w:val="Heading 3"/>
-    <w:basedOn w:val="Normal"/>
-    <w:uiPriority w:val="1"/>
-    <w:qFormat/>
-    <w:pPr>
-      <w:spacing w:before="1"/>
-      <w:jc w:val="right"/>
-      <w:outlineLvl w:val="3"/>
-    </w:pPr>
-    <w:rPr>
-      <w:rFonts w:ascii="Times New Roman" w:hAnsi="Times New Roman" w:eastAsia="Times New Roman" w:cs="Times New Roman"/>
-      <w:sz w:val="20"/>
-      <w:szCs w:val="20"/>
-      <w:lang w:val="en-US" w:eastAsia="en-US" w:bidi="ar-SA"/>
-    </w:rPr>
-  </w:style>
-  <w:style w:styleId="Heading4" w:type="paragraph">
-    <w:name w:val="Heading 4"/>
-    <w:basedOn w:val="Normal"/>
-    <w:uiPriority w:val="1"/>
-    <w:qFormat/>
-    <w:pPr>
-      <w:ind w:left="143" w:hanging="277"/>
-      <w:outlineLvl w:val="4"/>
-    </w:pPr>
-    <w:rPr>
-      <w:rFonts w:ascii="Times New Roman" w:hAnsi="Times New Roman" w:eastAsia="Times New Roman" w:cs="Times New Roman"/>
-      <w:b/>
-      <w:bCs/>
-      <w:sz w:val="19"/>
-      <w:szCs w:val="19"/>
-      <w:lang w:val="en-US" w:eastAsia="en-US" w:bidi="ar-SA"/>
-    </w:rPr>
-  </w:style>
-  <w:style w:styleId="ListParagraph" w:type="paragraph">
+  <w:style w:type="paragraph" w:styleId="ListParagraph">
     <w:name w:val="List Paragraph"/>
     <w:basedOn w:val="Normal"/>
     <w:uiPriority w:val="1"/>
@@ -17989,12 +16779,8 @@
     <w:pPr>
       <w:ind w:left="526" w:hanging="383"/>
     </w:pPr>
-    <w:rPr>
-      <w:rFonts w:ascii="Times New Roman" w:hAnsi="Times New Roman" w:eastAsia="Times New Roman" w:cs="Times New Roman"/>
-      <w:lang w:val="en-US" w:eastAsia="en-US" w:bidi="ar-SA"/>
-    </w:rPr>
   </w:style>
-  <w:style w:styleId="TableParagraph" w:type="paragraph">
+  <w:style w:type="paragraph" w:customStyle="1" w:styleId="TableParagraph">
     <w:name w:val="Table Paragraph"/>
     <w:basedOn w:val="Normal"/>
     <w:uiPriority w:val="1"/>
@@ -18002,10 +16788,6 @@
     <w:pPr>
       <w:spacing w:before="75"/>
     </w:pPr>
-    <w:rPr>
-      <w:rFonts w:ascii="Times New Roman" w:hAnsi="Times New Roman" w:eastAsia="Times New Roman" w:cs="Times New Roman"/>
-      <w:lang w:val="en-US" w:eastAsia="en-US" w:bidi="ar-SA"/>
-    </w:rPr>
   </w:style>
 </w:styles>
 </file>

--- a/template.docx
+++ b/template.docx
@@ -5820,14 +5820,6 @@
           <w:sz w:val="15"/>
         </w:rPr>
         <w:t>Measurements:</w:t>
-        <w:tab/>
-        <w:t>A: {r_top_A}mm</w:t>
-        <w:tab/>
-        <w:t>B: {r_top_B}mm</w:t>
-        <w:tab/>
-        <w:t>C: {r_top_C}mm</w:t>
-        <w:tab/>
-        <w:t>D: {r_top_D}mm</w:t>
       </w:r>
       <w:r>
         <w:rPr>
@@ -5835,6 +5827,7 @@
           <w:color w:val="1563BE"/>
           <w:sz w:val="15"/>
         </w:rPr>
+        <w:tab/>
       </w:r>
       <w:r>
         <w:rPr>
@@ -5843,6 +5836,7 @@
           <w:w w:val="110"/>
           <w:sz w:val="15"/>
         </w:rPr>
+        <w:t>A: {r_top_A}mm</w:t>
       </w:r>
       <w:r>
         <w:rPr>
@@ -5872,6 +5866,7 @@
           <w:color w:val="1563BE"/>
           <w:sz w:val="15"/>
         </w:rPr>
+        <w:tab/>
       </w:r>
       <w:r>
         <w:rPr>
@@ -5880,6 +5875,7 @@
           <w:w w:val="115"/>
           <w:sz w:val="15"/>
         </w:rPr>
+        <w:t>B: {r_top_B}mm</w:t>
       </w:r>
       <w:r>
         <w:rPr>
@@ -5909,6 +5905,7 @@
           <w:color w:val="1563BE"/>
           <w:sz w:val="15"/>
         </w:rPr>
+        <w:tab/>
       </w:r>
       <w:r>
         <w:rPr>
@@ -5917,6 +5914,7 @@
           <w:w w:val="110"/>
           <w:sz w:val="15"/>
         </w:rPr>
+        <w:t>C: {r_top_C}mm</w:t>
       </w:r>
       <w:r>
         <w:rPr>
@@ -5946,6 +5944,7 @@
           <w:color w:val="1563BE"/>
           <w:sz w:val="15"/>
         </w:rPr>
+        <w:tab/>
       </w:r>
       <w:r>
         <w:rPr>
@@ -5954,6 +5953,7 @@
           <w:w w:val="115"/>
           <w:sz w:val="15"/>
         </w:rPr>
+        <w:t>D: {r_top_D}mm</w:t>
       </w:r>
       <w:r>
         <w:rPr>
@@ -5999,10 +5999,6 @@
           <w:sz w:val="15"/>
         </w:rPr>
         <w:t>E: {r_top_E}mm</w:t>
-        <w:tab/>
-        <w:t>F: {r_top_F}mm</w:t>
-        <w:tab/>
-        <w:t>G: {r_top_G}mm</w:t>
       </w:r>
       <w:r>
         <w:rPr>
@@ -6032,6 +6028,7 @@
           <w:color w:val="1563BE"/>
           <w:sz w:val="15"/>
         </w:rPr>
+        <w:tab/>
       </w:r>
       <w:r>
         <w:rPr>
@@ -6039,6 +6036,7 @@
           <w:w w:val="125"/>
           <w:sz w:val="15"/>
         </w:rPr>
+        <w:t>F: {r_top_F}mm</w:t>
       </w:r>
       <w:r>
         <w:rPr>
@@ -6061,6 +6059,7 @@
           <w:color w:val="1563BE"/>
           <w:sz w:val="15"/>
         </w:rPr>
+        <w:tab/>
       </w:r>
       <w:r>
         <w:rPr>
@@ -6068,6 +6067,7 @@
           <w:w w:val="125"/>
           <w:sz w:val="15"/>
         </w:rPr>
+        <w:t>G: {r_top_G}mm</w:t>
       </w:r>
       <w:r>
         <w:rPr>
@@ -7000,14 +7000,6 @@
           <w:sz w:val="15"/>
         </w:rPr>
         <w:t>Measurements:</w:t>
-        <w:tab/>
-        <w:t>A: {r_rear_A}mm</w:t>
-        <w:tab/>
-        <w:t>B: {r_rear_B}mm</w:t>
-        <w:tab/>
-        <w:t>C: {r_rear_C}mm</w:t>
-        <w:tab/>
-        <w:t>D: {r_rear_D}mm</w:t>
       </w:r>
       <w:r>
         <w:rPr>
@@ -7015,6 +7007,7 @@
           <w:color w:val="1563BE"/>
           <w:sz w:val="15"/>
         </w:rPr>
+        <w:tab/>
       </w:r>
       <w:r>
         <w:rPr>
@@ -7023,6 +7016,7 @@
           <w:w w:val="110"/>
           <w:sz w:val="15"/>
         </w:rPr>
+        <w:t>A: {r_rear_A}mm</w:t>
       </w:r>
       <w:r>
         <w:rPr>
@@ -7052,6 +7046,7 @@
           <w:color w:val="1563BE"/>
           <w:sz w:val="15"/>
         </w:rPr>
+        <w:tab/>
       </w:r>
       <w:r>
         <w:rPr>
@@ -7060,6 +7055,7 @@
           <w:w w:val="115"/>
           <w:sz w:val="15"/>
         </w:rPr>
+        <w:t>B: {r_rear_B}mm</w:t>
       </w:r>
       <w:r>
         <w:rPr>
@@ -7089,6 +7085,7 @@
           <w:color w:val="1563BE"/>
           <w:sz w:val="15"/>
         </w:rPr>
+        <w:tab/>
       </w:r>
       <w:r>
         <w:rPr>
@@ -7097,6 +7094,7 @@
           <w:w w:val="110"/>
           <w:sz w:val="15"/>
         </w:rPr>
+        <w:t>C: {r_rear_C}mm</w:t>
       </w:r>
       <w:r>
         <w:rPr>
@@ -7126,6 +7124,7 @@
           <w:color w:val="1563BE"/>
           <w:sz w:val="15"/>
         </w:rPr>
+        <w:tab/>
       </w:r>
       <w:r>
         <w:rPr>
@@ -7134,6 +7133,7 @@
           <w:w w:val="115"/>
           <w:sz w:val="15"/>
         </w:rPr>
+        <w:t>D: {r_rear_D}mm</w:t>
       </w:r>
       <w:r>
         <w:rPr>
@@ -8728,21 +8728,14 @@
                 <w:sz w:val="15"/>
               </w:rPr>
               <w:t>Measurements:</w:t>
+            </w:r>
+            <w:r>
+              <w:rPr>
+                <w:b/>
+                <w:color w:val="1563BE"/>
+                <w:sz w:val="15"/>
+              </w:rPr>
               <w:tab/>
-              <w:t>A: {r_left_A}mm</w:t>
-              <w:tab/>
-              <w:t>B: {r_left_B}mm</w:t>
-              <w:tab/>
-              <w:t>C: {r_left_C}mm</w:t>
-              <w:tab/>
-              <w:t>D: {r_left_D}mm</w:t>
-            </w:r>
-            <w:r>
-              <w:rPr>
-                <w:b/>
-                <w:color w:val="1563BE"/>
-                <w:sz w:val="15"/>
-              </w:rPr>
             </w:r>
             <w:r>
               <w:rPr>
@@ -8751,6 +8744,7 @@
                 <w:w w:val="110"/>
                 <w:sz w:val="15"/>
               </w:rPr>
+              <w:t>A: {r_left_A}mm</w:t>
             </w:r>
             <w:r>
               <w:rPr>
@@ -8780,6 +8774,7 @@
                 <w:color w:val="1563BE"/>
                 <w:sz w:val="15"/>
               </w:rPr>
+              <w:tab/>
             </w:r>
             <w:r>
               <w:rPr>
@@ -8788,6 +8783,7 @@
                 <w:w w:val="115"/>
                 <w:sz w:val="15"/>
               </w:rPr>
+              <w:t>B: {r_left_B}mm</w:t>
             </w:r>
             <w:r>
               <w:rPr>
@@ -8817,6 +8813,7 @@
                 <w:color w:val="1563BE"/>
                 <w:sz w:val="15"/>
               </w:rPr>
+              <w:tab/>
             </w:r>
             <w:r>
               <w:rPr>
@@ -8825,6 +8822,7 @@
                 <w:w w:val="110"/>
                 <w:sz w:val="15"/>
               </w:rPr>
+              <w:t>C: {r_left_C}mm</w:t>
             </w:r>
             <w:r>
               <w:rPr>
@@ -8854,6 +8852,7 @@
                 <w:color w:val="1563BE"/>
                 <w:sz w:val="15"/>
               </w:rPr>
+              <w:tab/>
             </w:r>
             <w:r>
               <w:rPr>
@@ -8862,6 +8861,7 @@
                 <w:w w:val="115"/>
                 <w:sz w:val="15"/>
               </w:rPr>
+              <w:t>D: {r_left_D}mm</w:t>
             </w:r>
             <w:r>
               <w:rPr>
@@ -10102,21 +10102,14 @@
                 <w:sz w:val="15"/>
               </w:rPr>
               <w:t>Measurements:</w:t>
+            </w:r>
+            <w:r>
+              <w:rPr>
+                <w:b/>
+                <w:color w:val="1563BE"/>
+                <w:sz w:val="15"/>
+              </w:rPr>
               <w:tab/>
-              <w:t>A: {r_right_A}mm</w:t>
-              <w:tab/>
-              <w:t>B: {r_right_B}mm</w:t>
-              <w:tab/>
-              <w:t>C: {r_right_C}mm</w:t>
-              <w:tab/>
-              <w:t>D: {r_right_D}mm</w:t>
-            </w:r>
-            <w:r>
-              <w:rPr>
-                <w:b/>
-                <w:color w:val="1563BE"/>
-                <w:sz w:val="15"/>
-              </w:rPr>
             </w:r>
             <w:r>
               <w:rPr>
@@ -10125,6 +10118,7 @@
                 <w:w w:val="110"/>
                 <w:sz w:val="15"/>
               </w:rPr>
+              <w:t>A: {r_right_A}mm</w:t>
             </w:r>
             <w:r>
               <w:rPr>
@@ -10154,6 +10148,7 @@
                 <w:color w:val="1563BE"/>
                 <w:sz w:val="15"/>
               </w:rPr>
+              <w:tab/>
             </w:r>
             <w:r>
               <w:rPr>
@@ -10162,6 +10157,7 @@
                 <w:w w:val="115"/>
                 <w:sz w:val="15"/>
               </w:rPr>
+              <w:t>B: {r_right_B}mm</w:t>
             </w:r>
             <w:r>
               <w:rPr>
@@ -10191,6 +10187,7 @@
                 <w:color w:val="1563BE"/>
                 <w:sz w:val="15"/>
               </w:rPr>
+              <w:tab/>
             </w:r>
             <w:r>
               <w:rPr>
@@ -10199,6 +10196,7 @@
                 <w:w w:val="110"/>
                 <w:sz w:val="15"/>
               </w:rPr>
+              <w:t>C: {r_right_C}mm</w:t>
             </w:r>
             <w:r>
               <w:rPr>
@@ -10228,6 +10226,7 @@
                 <w:color w:val="1563BE"/>
                 <w:sz w:val="15"/>
               </w:rPr>
+              <w:tab/>
             </w:r>
             <w:r>
               <w:rPr>
@@ -10236,6 +10235,7 @@
                 <w:w w:val="115"/>
                 <w:sz w:val="15"/>
               </w:rPr>
+              <w:t>D: {r_right_D}mm</w:t>
             </w:r>
             <w:r>
               <w:rPr>
@@ -14987,8 +14987,32 @@
                 <w:sz w:val="16"/>
               </w:rPr>
             </w:pPr>
-            <w:r>
+          </w:p>
+          <w:p>
+            <w:pPr>
+              <w:pStyle w:val="TableParagraph"/>
+              <w:spacing w:before="0"/>
+              <w:rPr>
+                <w:sz w:val="16"/>
+              </w:rPr>
+            </w:pPr>
+            <w:r>
+              <w:rPr>
+                <w:sz w:val="16"/>
+              </w:rPr>
               <w:t>{btn_sku}</w:t>
+            </w:r>
+            <w:proofErr w:type="spellStart"/>
+            <w:r>
+              <w:rPr>
+                <w:sz w:val="16"/>
+              </w:rPr>
+            </w:r>
+            <w:proofErr w:type="spellEnd"/>
+            <w:r>
+              <w:rPr>
+                <w:sz w:val="16"/>
+              </w:rPr>
             </w:r>
           </w:p>
         </w:tc>
@@ -15717,9 +15741,6 @@
           <w:cols w:space="720"/>
         </w:sectPr>
       </w:pPr>
-      <w:r>
-        <w:br w:type="page"/>
-      </w:r>
       <w:r>
         <w:t xml:space="preserve">{#photos}</w:t>
       </w:r>
@@ -15765,6 +15786,7 @@
                 <w:b/>
                 <w:sz w:val="19"/>
               </w:rPr>
+              <w:pageBreakBefore/>
             </w:pPr>
             <w:r>
               <w:rPr>
@@ -15892,6 +15914,59 @@
               <w:t>{p_desc}</w:t>
             </w:r>
           </w:p>
+          <w:p>
+            <w:pPr>
+              <w:pStyle w:val="TableParagraph"/>
+              <w:spacing w:before="0"/>
+              <w:ind w:left="107"/>
+              <w:rPr>
+                <w:rFonts w:ascii="Cambria"/>
+                <w:sz w:val="20"/>
+              </w:rPr>
+            </w:pPr>
+            <w:r>
+              <w:rPr>
+                <w:rFonts w:ascii="Cambria"/>
+                <w:noProof/>
+                <w:sz w:val="20"/>
+              </w:rPr>
+              <w:drawing>
+                <wp:inline distT="0" distB="0" distL="0" distR="0" wp14:anchorId="2A7ADA46" wp14:editId="4614824D">
+                  <wp:extent cx="2882360" cy="3843147"/>
+                  <wp:effectExtent l="0" t="0" r="0" b="0"/>
+                  <wp:docPr id="66" name="Image 66"/>
+                  <wp:cNvGraphicFramePr>
+                    <a:graphicFrameLocks xmlns:a="http://schemas.openxmlformats.org/drawingml/2006/main"/>
+                  </wp:cNvGraphicFramePr>
+                  <a:graphic xmlns:a="http://schemas.openxmlformats.org/drawingml/2006/main">
+                    <a:graphicData uri="http://schemas.openxmlformats.org/drawingml/2006/picture">
+                      <pic:pic xmlns:pic="http://schemas.openxmlformats.org/drawingml/2006/picture">
+                        <pic:nvPicPr>
+                          <pic:cNvPr id="66" name="Image 66"/>
+                          <pic:cNvPicPr/>
+                        </pic:nvPicPr>
+                        <pic:blipFill>
+                          <a:blip r:embed="rId14" cstate="print"/>
+                          <a:stretch>
+                            <a:fillRect/>
+                          </a:stretch>
+                        </pic:blipFill>
+                        <pic:spPr>
+                          <a:xfrm>
+                            <a:off x="0" y="0"/>
+                            <a:ext cx="2882360" cy="3843147"/>
+                          </a:xfrm>
+                          <a:prstGeom prst="rect">
+                            <a:avLst/>
+                          </a:prstGeom>
+                        </pic:spPr>
+                      </pic:pic>
+                    </a:graphicData>
+                  </a:graphic>
+                </wp:inline>
+              </w:drawing>
+            </w:r>
+          </w:p>
         </w:tc>
         <w:tc>
           <w:tcPr>
@@ -15909,6 +15984,59 @@
             </w:pPr>
             <w:r>
               <w:t>{p_file}</w:t>
+            </w:r>
+          </w:p>
+          <w:p>
+            <w:pPr>
+              <w:pStyle w:val="TableParagraph"/>
+              <w:spacing w:before="0"/>
+              <w:ind w:left="106"/>
+              <w:rPr>
+                <w:rFonts w:ascii="Cambria"/>
+                <w:sz w:val="20"/>
+              </w:rPr>
+            </w:pPr>
+            <w:r>
+              <w:rPr>
+                <w:rFonts w:ascii="Cambria"/>
+                <w:noProof/>
+                <w:sz w:val="20"/>
+              </w:rPr>
+              <w:drawing>
+                <wp:inline distT="0" distB="0" distL="0" distR="0" wp14:anchorId="1BD799C5" wp14:editId="3932CD38">
+                  <wp:extent cx="3210044" cy="4280058"/>
+                  <wp:effectExtent l="0" t="0" r="0" b="0"/>
+                  <wp:docPr id="67" name="Image 67"/>
+                  <wp:cNvGraphicFramePr>
+                    <a:graphicFrameLocks xmlns:a="http://schemas.openxmlformats.org/drawingml/2006/main"/>
+                  </wp:cNvGraphicFramePr>
+                  <a:graphic xmlns:a="http://schemas.openxmlformats.org/drawingml/2006/main">
+                    <a:graphicData uri="http://schemas.openxmlformats.org/drawingml/2006/picture">
+                      <pic:pic xmlns:pic="http://schemas.openxmlformats.org/drawingml/2006/picture">
+                        <pic:nvPicPr>
+                          <pic:cNvPr id="67" name="Image 67"/>
+                          <pic:cNvPicPr/>
+                        </pic:nvPicPr>
+                        <pic:blipFill>
+                          <a:blip r:embed="rId15" cstate="print"/>
+                          <a:stretch>
+                            <a:fillRect/>
+                          </a:stretch>
+                        </pic:blipFill>
+                        <pic:spPr>
+                          <a:xfrm>
+                            <a:off x="0" y="0"/>
+                            <a:ext cx="3210044" cy="4280058"/>
+                          </a:xfrm>
+                          <a:prstGeom prst="rect">
+                            <a:avLst/>
+                          </a:prstGeom>
+                        </pic:spPr>
+                      </pic:pic>
+                    </a:graphicData>
+                  </a:graphic>
+                </wp:inline>
+              </w:drawing>
             </w:r>
           </w:p>
         </w:tc>

--- a/template.docx
+++ b/template.docx
@@ -10865,6 +10865,327 @@
         </w:tc>
       </w:tr>
     </w:tbl>
+    <w:tbl>
+      <w:tblPr>
+        <w:tblW w:type="auto" w:w="0"/>
+        <w:tblLook w:firstColumn="1" w:firstRow="1" w:lastColumn="0" w:lastRow="0" w:noHBand="0" w:noVBand="1" w:val="04A0"/>
+      </w:tblPr>
+      <w:tblGrid>
+        <w:gridCol w:w="1215"/>
+        <w:gridCol w:w="1215"/>
+        <w:gridCol w:w="1215"/>
+        <w:gridCol w:w="1215"/>
+        <w:gridCol w:w="1215"/>
+        <w:gridCol w:w="1215"/>
+        <w:gridCol w:w="1215"/>
+        <w:gridCol w:w="1215"/>
+        <w:gridCol w:w="1215"/>
+      </w:tblGrid>
+      <w:tr>
+        <w:tc>
+          <w:tcPr>
+            <w:tcW w:type="dxa" w:w="1215"/>
+          </w:tcPr>
+          <w:p>
+            <w:r>
+              <w:rPr>
+                <w:b/>
+              </w:rPr>
+              <w:t>Operator</w:t>
+            </w:r>
+          </w:p>
+        </w:tc>
+        <w:tc>
+          <w:tcPr>
+            <w:tcW w:type="dxa" w:w="1215"/>
+          </w:tcPr>
+          <w:p>
+            <w:r>
+              <w:rPr>
+                <w:b/>
+              </w:rPr>
+              <w:t>Avg RSRP (dBm)</w:t>
+            </w:r>
+          </w:p>
+        </w:tc>
+        <w:tc>
+          <w:tcPr>
+            <w:tcW w:type="dxa" w:w="1215"/>
+          </w:tcPr>
+          <w:p>
+            <w:r>
+              <w:rPr>
+                <w:b/>
+              </w:rPr>
+              <w:t>Avg RSRQ (dB)</w:t>
+            </w:r>
+          </w:p>
+        </w:tc>
+        <w:tc>
+          <w:tcPr>
+            <w:tcW w:type="dxa" w:w="1215"/>
+          </w:tcPr>
+          <w:p>
+            <w:r>
+              <w:rPr>
+                <w:b/>
+              </w:rPr>
+              <w:t>Avg SINR (dB)</w:t>
+            </w:r>
+          </w:p>
+        </w:tc>
+        <w:tc>
+          <w:tcPr>
+            <w:tcW w:type="dxa" w:w="1215"/>
+          </w:tcPr>
+          <w:p>
+            <w:r>
+              <w:rPr>
+                <w:b/>
+              </w:rPr>
+              <w:t>Avg DL (Mbps)</w:t>
+            </w:r>
+          </w:p>
+        </w:tc>
+        <w:tc>
+          <w:tcPr>
+            <w:tcW w:type="dxa" w:w="1215"/>
+          </w:tcPr>
+          <w:p>
+            <w:r>
+              <w:rPr>
+                <w:b/>
+              </w:rPr>
+              <w:t>Avg UL (Mbps)</w:t>
+            </w:r>
+          </w:p>
+        </w:tc>
+        <w:tc>
+          <w:tcPr>
+            <w:tcW w:type="dxa" w:w="1215"/>
+          </w:tcPr>
+          <w:p>
+            <w:r>
+              <w:rPr>
+                <w:b/>
+              </w:rPr>
+              <w:t>Avg Ping (ms)</w:t>
+            </w:r>
+          </w:p>
+        </w:tc>
+        <w:tc>
+          <w:tcPr>
+            <w:tcW w:type="dxa" w:w="1215"/>
+          </w:tcPr>
+          <w:p>
+            <w:r>
+              <w:rPr>
+                <w:b/>
+              </w:rPr>
+              <w:t>Avg Jitter (ms)</w:t>
+            </w:r>
+          </w:p>
+        </w:tc>
+        <w:tc>
+          <w:tcPr>
+            <w:tcW w:type="dxa" w:w="1215"/>
+          </w:tcPr>
+          <w:p>
+            <w:r>
+              <w:rPr>
+                <w:b/>
+              </w:rPr>
+              <w:t>Feasibility</w:t>
+            </w:r>
+          </w:p>
+        </w:tc>
+      </w:tr>
+      <w:tr>
+        <w:tc>
+          <w:tcPr>
+            <w:tcW w:type="dxa" w:w="1215"/>
+          </w:tcPr>
+          <w:p>
+            <w:r>
+              <w:t>Carrier 1 - du</w:t>
+            </w:r>
+          </w:p>
+        </w:tc>
+        <w:tc>
+          <w:tcPr>
+            <w:tcW w:type="dxa" w:w="1215"/>
+          </w:tcPr>
+          <w:p>
+            <w:r>
+              <w:t>{avg1_du_rsrp}</w:t>
+            </w:r>
+          </w:p>
+        </w:tc>
+        <w:tc>
+          <w:tcPr>
+            <w:tcW w:type="dxa" w:w="1215"/>
+          </w:tcPr>
+          <w:p>
+            <w:r>
+              <w:t>{avg1_du_rsrq}</w:t>
+            </w:r>
+          </w:p>
+        </w:tc>
+        <w:tc>
+          <w:tcPr>
+            <w:tcW w:type="dxa" w:w="1215"/>
+          </w:tcPr>
+          <w:p>
+            <w:r>
+              <w:t>{avg1_du_sinr}</w:t>
+            </w:r>
+          </w:p>
+        </w:tc>
+        <w:tc>
+          <w:tcPr>
+            <w:tcW w:type="dxa" w:w="1215"/>
+          </w:tcPr>
+          <w:p>
+            <w:r>
+              <w:t>{avg1_du_dl}</w:t>
+            </w:r>
+          </w:p>
+        </w:tc>
+        <w:tc>
+          <w:tcPr>
+            <w:tcW w:type="dxa" w:w="1215"/>
+          </w:tcPr>
+          <w:p>
+            <w:r>
+              <w:t>{avg1_du_ul}</w:t>
+            </w:r>
+          </w:p>
+        </w:tc>
+        <w:tc>
+          <w:tcPr>
+            <w:tcW w:type="dxa" w:w="1215"/>
+          </w:tcPr>
+          <w:p>
+            <w:r>
+              <w:t>{avg1_du_ping}</w:t>
+            </w:r>
+          </w:p>
+        </w:tc>
+        <w:tc>
+          <w:tcPr>
+            <w:tcW w:type="dxa" w:w="1215"/>
+          </w:tcPr>
+          <w:p>
+            <w:r>
+              <w:t>{avg1_du_jit}</w:t>
+            </w:r>
+          </w:p>
+        </w:tc>
+        <w:tc>
+          <w:tcPr>
+            <w:tcW w:type="dxa" w:w="1215"/>
+          </w:tcPr>
+          <w:p>
+            <w:r>
+              <w:t>{avg1_du_feas}</w:t>
+            </w:r>
+          </w:p>
+        </w:tc>
+      </w:tr>
+      <w:tr>
+        <w:tc>
+          <w:tcPr>
+            <w:tcW w:type="dxa" w:w="1215"/>
+          </w:tcPr>
+          <w:p>
+            <w:r>
+              <w:t>Carrier 2 - e&amp;</w:t>
+            </w:r>
+          </w:p>
+        </w:tc>
+        <w:tc>
+          <w:tcPr>
+            <w:tcW w:type="dxa" w:w="1215"/>
+          </w:tcPr>
+          <w:p>
+            <w:r>
+              <w:t>{avg1_et_rsrp}</w:t>
+            </w:r>
+          </w:p>
+        </w:tc>
+        <w:tc>
+          <w:tcPr>
+            <w:tcW w:type="dxa" w:w="1215"/>
+          </w:tcPr>
+          <w:p>
+            <w:r>
+              <w:t>{avg1_et_rsrq}</w:t>
+            </w:r>
+          </w:p>
+        </w:tc>
+        <w:tc>
+          <w:tcPr>
+            <w:tcW w:type="dxa" w:w="1215"/>
+          </w:tcPr>
+          <w:p>
+            <w:r>
+              <w:t>{avg1_et_sinr}</w:t>
+            </w:r>
+          </w:p>
+        </w:tc>
+        <w:tc>
+          <w:tcPr>
+            <w:tcW w:type="dxa" w:w="1215"/>
+          </w:tcPr>
+          <w:p>
+            <w:r>
+              <w:t>{avg1_et_dl}</w:t>
+            </w:r>
+          </w:p>
+        </w:tc>
+        <w:tc>
+          <w:tcPr>
+            <w:tcW w:type="dxa" w:w="1215"/>
+          </w:tcPr>
+          <w:p>
+            <w:r>
+              <w:t>{avg1_et_ul}</w:t>
+            </w:r>
+          </w:p>
+        </w:tc>
+        <w:tc>
+          <w:tcPr>
+            <w:tcW w:type="dxa" w:w="1215"/>
+          </w:tcPr>
+          <w:p>
+            <w:r>
+              <w:t>{avg1_et_ping}</w:t>
+            </w:r>
+          </w:p>
+        </w:tc>
+        <w:tc>
+          <w:tcPr>
+            <w:tcW w:type="dxa" w:w="1215"/>
+          </w:tcPr>
+          <w:p>
+            <w:r>
+              <w:t>{avg1_et_jit}</w:t>
+            </w:r>
+          </w:p>
+        </w:tc>
+        <w:tc>
+          <w:tcPr>
+            <w:tcW w:type="dxa" w:w="1215"/>
+          </w:tcPr>
+          <w:p>
+            <w:r>
+              <w:t>{avg1_et_feas}</w:t>
+            </w:r>
+          </w:p>
+        </w:tc>
+      </w:tr>
+    </w:tbl>
+    <w:p/>
     <w:p>
       <w:pPr>
         <w:pStyle w:val="TableParagraph"/>
@@ -14825,6 +15146,327 @@
         </w:tc>
       </w:tr>
     </w:tbl>
+    <w:tbl>
+      <w:tblPr>
+        <w:tblW w:type="auto" w:w="0"/>
+        <w:tblLook w:firstColumn="1" w:firstRow="1" w:lastColumn="0" w:lastRow="0" w:noHBand="0" w:noVBand="1" w:val="04A0"/>
+      </w:tblPr>
+      <w:tblGrid>
+        <w:gridCol w:w="1215"/>
+        <w:gridCol w:w="1215"/>
+        <w:gridCol w:w="1215"/>
+        <w:gridCol w:w="1215"/>
+        <w:gridCol w:w="1215"/>
+        <w:gridCol w:w="1215"/>
+        <w:gridCol w:w="1215"/>
+        <w:gridCol w:w="1215"/>
+        <w:gridCol w:w="1215"/>
+      </w:tblGrid>
+      <w:tr>
+        <w:tc>
+          <w:tcPr>
+            <w:tcW w:type="dxa" w:w="1215"/>
+          </w:tcPr>
+          <w:p>
+            <w:r>
+              <w:rPr>
+                <w:b/>
+              </w:rPr>
+              <w:t>Operator</w:t>
+            </w:r>
+          </w:p>
+        </w:tc>
+        <w:tc>
+          <w:tcPr>
+            <w:tcW w:type="dxa" w:w="1215"/>
+          </w:tcPr>
+          <w:p>
+            <w:r>
+              <w:rPr>
+                <w:b/>
+              </w:rPr>
+              <w:t>Avg RSRP (dBm)</w:t>
+            </w:r>
+          </w:p>
+        </w:tc>
+        <w:tc>
+          <w:tcPr>
+            <w:tcW w:type="dxa" w:w="1215"/>
+          </w:tcPr>
+          <w:p>
+            <w:r>
+              <w:rPr>
+                <w:b/>
+              </w:rPr>
+              <w:t>Avg RSRQ (dB)</w:t>
+            </w:r>
+          </w:p>
+        </w:tc>
+        <w:tc>
+          <w:tcPr>
+            <w:tcW w:type="dxa" w:w="1215"/>
+          </w:tcPr>
+          <w:p>
+            <w:r>
+              <w:rPr>
+                <w:b/>
+              </w:rPr>
+              <w:t>Avg SINR (dB)</w:t>
+            </w:r>
+          </w:p>
+        </w:tc>
+        <w:tc>
+          <w:tcPr>
+            <w:tcW w:type="dxa" w:w="1215"/>
+          </w:tcPr>
+          <w:p>
+            <w:r>
+              <w:rPr>
+                <w:b/>
+              </w:rPr>
+              <w:t>Avg DL (Mbps)</w:t>
+            </w:r>
+          </w:p>
+        </w:tc>
+        <w:tc>
+          <w:tcPr>
+            <w:tcW w:type="dxa" w:w="1215"/>
+          </w:tcPr>
+          <w:p>
+            <w:r>
+              <w:rPr>
+                <w:b/>
+              </w:rPr>
+              <w:t>Avg UL (Mbps)</w:t>
+            </w:r>
+          </w:p>
+        </w:tc>
+        <w:tc>
+          <w:tcPr>
+            <w:tcW w:type="dxa" w:w="1215"/>
+          </w:tcPr>
+          <w:p>
+            <w:r>
+              <w:rPr>
+                <w:b/>
+              </w:rPr>
+              <w:t>Avg Ping (ms)</w:t>
+            </w:r>
+          </w:p>
+        </w:tc>
+        <w:tc>
+          <w:tcPr>
+            <w:tcW w:type="dxa" w:w="1215"/>
+          </w:tcPr>
+          <w:p>
+            <w:r>
+              <w:rPr>
+                <w:b/>
+              </w:rPr>
+              <w:t>Avg Jitter (ms)</w:t>
+            </w:r>
+          </w:p>
+        </w:tc>
+        <w:tc>
+          <w:tcPr>
+            <w:tcW w:type="dxa" w:w="1215"/>
+          </w:tcPr>
+          <w:p>
+            <w:r>
+              <w:rPr>
+                <w:b/>
+              </w:rPr>
+              <w:t>Feasibility</w:t>
+            </w:r>
+          </w:p>
+        </w:tc>
+      </w:tr>
+      <w:tr>
+        <w:tc>
+          <w:tcPr>
+            <w:tcW w:type="dxa" w:w="1215"/>
+          </w:tcPr>
+          <w:p>
+            <w:r>
+              <w:t>Carrier 1 - du</w:t>
+            </w:r>
+          </w:p>
+        </w:tc>
+        <w:tc>
+          <w:tcPr>
+            <w:tcW w:type="dxa" w:w="1215"/>
+          </w:tcPr>
+          <w:p>
+            <w:r>
+              <w:t>{avg2_du_rsrp}</w:t>
+            </w:r>
+          </w:p>
+        </w:tc>
+        <w:tc>
+          <w:tcPr>
+            <w:tcW w:type="dxa" w:w="1215"/>
+          </w:tcPr>
+          <w:p>
+            <w:r>
+              <w:t>{avg2_du_rsrq}</w:t>
+            </w:r>
+          </w:p>
+        </w:tc>
+        <w:tc>
+          <w:tcPr>
+            <w:tcW w:type="dxa" w:w="1215"/>
+          </w:tcPr>
+          <w:p>
+            <w:r>
+              <w:t>{avg2_du_sinr}</w:t>
+            </w:r>
+          </w:p>
+        </w:tc>
+        <w:tc>
+          <w:tcPr>
+            <w:tcW w:type="dxa" w:w="1215"/>
+          </w:tcPr>
+          <w:p>
+            <w:r>
+              <w:t>{avg2_du_dl}</w:t>
+            </w:r>
+          </w:p>
+        </w:tc>
+        <w:tc>
+          <w:tcPr>
+            <w:tcW w:type="dxa" w:w="1215"/>
+          </w:tcPr>
+          <w:p>
+            <w:r>
+              <w:t>{avg2_du_ul}</w:t>
+            </w:r>
+          </w:p>
+        </w:tc>
+        <w:tc>
+          <w:tcPr>
+            <w:tcW w:type="dxa" w:w="1215"/>
+          </w:tcPr>
+          <w:p>
+            <w:r>
+              <w:t>{avg2_du_ping}</w:t>
+            </w:r>
+          </w:p>
+        </w:tc>
+        <w:tc>
+          <w:tcPr>
+            <w:tcW w:type="dxa" w:w="1215"/>
+          </w:tcPr>
+          <w:p>
+            <w:r>
+              <w:t>{avg2_du_jit}</w:t>
+            </w:r>
+          </w:p>
+        </w:tc>
+        <w:tc>
+          <w:tcPr>
+            <w:tcW w:type="dxa" w:w="1215"/>
+          </w:tcPr>
+          <w:p>
+            <w:r>
+              <w:t>{avg2_du_feas}</w:t>
+            </w:r>
+          </w:p>
+        </w:tc>
+      </w:tr>
+      <w:tr>
+        <w:tc>
+          <w:tcPr>
+            <w:tcW w:type="dxa" w:w="1215"/>
+          </w:tcPr>
+          <w:p>
+            <w:r>
+              <w:t>Carrier 2 - e&amp;</w:t>
+            </w:r>
+          </w:p>
+        </w:tc>
+        <w:tc>
+          <w:tcPr>
+            <w:tcW w:type="dxa" w:w="1215"/>
+          </w:tcPr>
+          <w:p>
+            <w:r>
+              <w:t>{avg2_et_rsrp}</w:t>
+            </w:r>
+          </w:p>
+        </w:tc>
+        <w:tc>
+          <w:tcPr>
+            <w:tcW w:type="dxa" w:w="1215"/>
+          </w:tcPr>
+          <w:p>
+            <w:r>
+              <w:t>{avg2_et_rsrq}</w:t>
+            </w:r>
+          </w:p>
+        </w:tc>
+        <w:tc>
+          <w:tcPr>
+            <w:tcW w:type="dxa" w:w="1215"/>
+          </w:tcPr>
+          <w:p>
+            <w:r>
+              <w:t>{avg2_et_sinr}</w:t>
+            </w:r>
+          </w:p>
+        </w:tc>
+        <w:tc>
+          <w:tcPr>
+            <w:tcW w:type="dxa" w:w="1215"/>
+          </w:tcPr>
+          <w:p>
+            <w:r>
+              <w:t>{avg2_et_dl}</w:t>
+            </w:r>
+          </w:p>
+        </w:tc>
+        <w:tc>
+          <w:tcPr>
+            <w:tcW w:type="dxa" w:w="1215"/>
+          </w:tcPr>
+          <w:p>
+            <w:r>
+              <w:t>{avg2_et_ul}</w:t>
+            </w:r>
+          </w:p>
+        </w:tc>
+        <w:tc>
+          <w:tcPr>
+            <w:tcW w:type="dxa" w:w="1215"/>
+          </w:tcPr>
+          <w:p>
+            <w:r>
+              <w:t>{avg2_et_ping}</w:t>
+            </w:r>
+          </w:p>
+        </w:tc>
+        <w:tc>
+          <w:tcPr>
+            <w:tcW w:type="dxa" w:w="1215"/>
+          </w:tcPr>
+          <w:p>
+            <w:r>
+              <w:t>{avg2_et_jit}</w:t>
+            </w:r>
+          </w:p>
+        </w:tc>
+        <w:tc>
+          <w:tcPr>
+            <w:tcW w:type="dxa" w:w="1215"/>
+          </w:tcPr>
+          <w:p>
+            <w:r>
+              <w:t>{avg2_et_feas}</w:t>
+            </w:r>
+          </w:p>
+        </w:tc>
+      </w:tr>
+    </w:tbl>
+    <w:p/>
     <w:p>
       <w:pPr>
         <w:rPr>

--- a/template.docx
+++ b/template.docx
@@ -10865,327 +10865,6 @@
         </w:tc>
       </w:tr>
     </w:tbl>
-    <w:tbl>
-      <w:tblPr>
-        <w:tblW w:type="auto" w:w="0"/>
-        <w:tblLook w:firstColumn="1" w:firstRow="1" w:lastColumn="0" w:lastRow="0" w:noHBand="0" w:noVBand="1" w:val="04A0"/>
-      </w:tblPr>
-      <w:tblGrid>
-        <w:gridCol w:w="1215"/>
-        <w:gridCol w:w="1215"/>
-        <w:gridCol w:w="1215"/>
-        <w:gridCol w:w="1215"/>
-        <w:gridCol w:w="1215"/>
-        <w:gridCol w:w="1215"/>
-        <w:gridCol w:w="1215"/>
-        <w:gridCol w:w="1215"/>
-        <w:gridCol w:w="1215"/>
-      </w:tblGrid>
-      <w:tr>
-        <w:tc>
-          <w:tcPr>
-            <w:tcW w:type="dxa" w:w="1215"/>
-          </w:tcPr>
-          <w:p>
-            <w:r>
-              <w:rPr>
-                <w:b/>
-              </w:rPr>
-              <w:t>Operator</w:t>
-            </w:r>
-          </w:p>
-        </w:tc>
-        <w:tc>
-          <w:tcPr>
-            <w:tcW w:type="dxa" w:w="1215"/>
-          </w:tcPr>
-          <w:p>
-            <w:r>
-              <w:rPr>
-                <w:b/>
-              </w:rPr>
-              <w:t>Avg RSRP (dBm)</w:t>
-            </w:r>
-          </w:p>
-        </w:tc>
-        <w:tc>
-          <w:tcPr>
-            <w:tcW w:type="dxa" w:w="1215"/>
-          </w:tcPr>
-          <w:p>
-            <w:r>
-              <w:rPr>
-                <w:b/>
-              </w:rPr>
-              <w:t>Avg RSRQ (dB)</w:t>
-            </w:r>
-          </w:p>
-        </w:tc>
-        <w:tc>
-          <w:tcPr>
-            <w:tcW w:type="dxa" w:w="1215"/>
-          </w:tcPr>
-          <w:p>
-            <w:r>
-              <w:rPr>
-                <w:b/>
-              </w:rPr>
-              <w:t>Avg SINR (dB)</w:t>
-            </w:r>
-          </w:p>
-        </w:tc>
-        <w:tc>
-          <w:tcPr>
-            <w:tcW w:type="dxa" w:w="1215"/>
-          </w:tcPr>
-          <w:p>
-            <w:r>
-              <w:rPr>
-                <w:b/>
-              </w:rPr>
-              <w:t>Avg DL (Mbps)</w:t>
-            </w:r>
-          </w:p>
-        </w:tc>
-        <w:tc>
-          <w:tcPr>
-            <w:tcW w:type="dxa" w:w="1215"/>
-          </w:tcPr>
-          <w:p>
-            <w:r>
-              <w:rPr>
-                <w:b/>
-              </w:rPr>
-              <w:t>Avg UL (Mbps)</w:t>
-            </w:r>
-          </w:p>
-        </w:tc>
-        <w:tc>
-          <w:tcPr>
-            <w:tcW w:type="dxa" w:w="1215"/>
-          </w:tcPr>
-          <w:p>
-            <w:r>
-              <w:rPr>
-                <w:b/>
-              </w:rPr>
-              <w:t>Avg Ping (ms)</w:t>
-            </w:r>
-          </w:p>
-        </w:tc>
-        <w:tc>
-          <w:tcPr>
-            <w:tcW w:type="dxa" w:w="1215"/>
-          </w:tcPr>
-          <w:p>
-            <w:r>
-              <w:rPr>
-                <w:b/>
-              </w:rPr>
-              <w:t>Avg Jitter (ms)</w:t>
-            </w:r>
-          </w:p>
-        </w:tc>
-        <w:tc>
-          <w:tcPr>
-            <w:tcW w:type="dxa" w:w="1215"/>
-          </w:tcPr>
-          <w:p>
-            <w:r>
-              <w:rPr>
-                <w:b/>
-              </w:rPr>
-              <w:t>Feasibility</w:t>
-            </w:r>
-          </w:p>
-        </w:tc>
-      </w:tr>
-      <w:tr>
-        <w:tc>
-          <w:tcPr>
-            <w:tcW w:type="dxa" w:w="1215"/>
-          </w:tcPr>
-          <w:p>
-            <w:r>
-              <w:t>Carrier 1 - du</w:t>
-            </w:r>
-          </w:p>
-        </w:tc>
-        <w:tc>
-          <w:tcPr>
-            <w:tcW w:type="dxa" w:w="1215"/>
-          </w:tcPr>
-          <w:p>
-            <w:r>
-              <w:t>{avg1_du_rsrp}</w:t>
-            </w:r>
-          </w:p>
-        </w:tc>
-        <w:tc>
-          <w:tcPr>
-            <w:tcW w:type="dxa" w:w="1215"/>
-          </w:tcPr>
-          <w:p>
-            <w:r>
-              <w:t>{avg1_du_rsrq}</w:t>
-            </w:r>
-          </w:p>
-        </w:tc>
-        <w:tc>
-          <w:tcPr>
-            <w:tcW w:type="dxa" w:w="1215"/>
-          </w:tcPr>
-          <w:p>
-            <w:r>
-              <w:t>{avg1_du_sinr}</w:t>
-            </w:r>
-          </w:p>
-        </w:tc>
-        <w:tc>
-          <w:tcPr>
-            <w:tcW w:type="dxa" w:w="1215"/>
-          </w:tcPr>
-          <w:p>
-            <w:r>
-              <w:t>{avg1_du_dl}</w:t>
-            </w:r>
-          </w:p>
-        </w:tc>
-        <w:tc>
-          <w:tcPr>
-            <w:tcW w:type="dxa" w:w="1215"/>
-          </w:tcPr>
-          <w:p>
-            <w:r>
-              <w:t>{avg1_du_ul}</w:t>
-            </w:r>
-          </w:p>
-        </w:tc>
-        <w:tc>
-          <w:tcPr>
-            <w:tcW w:type="dxa" w:w="1215"/>
-          </w:tcPr>
-          <w:p>
-            <w:r>
-              <w:t>{avg1_du_ping}</w:t>
-            </w:r>
-          </w:p>
-        </w:tc>
-        <w:tc>
-          <w:tcPr>
-            <w:tcW w:type="dxa" w:w="1215"/>
-          </w:tcPr>
-          <w:p>
-            <w:r>
-              <w:t>{avg1_du_jit}</w:t>
-            </w:r>
-          </w:p>
-        </w:tc>
-        <w:tc>
-          <w:tcPr>
-            <w:tcW w:type="dxa" w:w="1215"/>
-          </w:tcPr>
-          <w:p>
-            <w:r>
-              <w:t>{avg1_du_feas}</w:t>
-            </w:r>
-          </w:p>
-        </w:tc>
-      </w:tr>
-      <w:tr>
-        <w:tc>
-          <w:tcPr>
-            <w:tcW w:type="dxa" w:w="1215"/>
-          </w:tcPr>
-          <w:p>
-            <w:r>
-              <w:t>Carrier 2 - e&amp;</w:t>
-            </w:r>
-          </w:p>
-        </w:tc>
-        <w:tc>
-          <w:tcPr>
-            <w:tcW w:type="dxa" w:w="1215"/>
-          </w:tcPr>
-          <w:p>
-            <w:r>
-              <w:t>{avg1_et_rsrp}</w:t>
-            </w:r>
-          </w:p>
-        </w:tc>
-        <w:tc>
-          <w:tcPr>
-            <w:tcW w:type="dxa" w:w="1215"/>
-          </w:tcPr>
-          <w:p>
-            <w:r>
-              <w:t>{avg1_et_rsrq}</w:t>
-            </w:r>
-          </w:p>
-        </w:tc>
-        <w:tc>
-          <w:tcPr>
-            <w:tcW w:type="dxa" w:w="1215"/>
-          </w:tcPr>
-          <w:p>
-            <w:r>
-              <w:t>{avg1_et_sinr}</w:t>
-            </w:r>
-          </w:p>
-        </w:tc>
-        <w:tc>
-          <w:tcPr>
-            <w:tcW w:type="dxa" w:w="1215"/>
-          </w:tcPr>
-          <w:p>
-            <w:r>
-              <w:t>{avg1_et_dl}</w:t>
-            </w:r>
-          </w:p>
-        </w:tc>
-        <w:tc>
-          <w:tcPr>
-            <w:tcW w:type="dxa" w:w="1215"/>
-          </w:tcPr>
-          <w:p>
-            <w:r>
-              <w:t>{avg1_et_ul}</w:t>
-            </w:r>
-          </w:p>
-        </w:tc>
-        <w:tc>
-          <w:tcPr>
-            <w:tcW w:type="dxa" w:w="1215"/>
-          </w:tcPr>
-          <w:p>
-            <w:r>
-              <w:t>{avg1_et_ping}</w:t>
-            </w:r>
-          </w:p>
-        </w:tc>
-        <w:tc>
-          <w:tcPr>
-            <w:tcW w:type="dxa" w:w="1215"/>
-          </w:tcPr>
-          <w:p>
-            <w:r>
-              <w:t>{avg1_et_jit}</w:t>
-            </w:r>
-          </w:p>
-        </w:tc>
-        <w:tc>
-          <w:tcPr>
-            <w:tcW w:type="dxa" w:w="1215"/>
-          </w:tcPr>
-          <w:p>
-            <w:r>
-              <w:t>{avg1_et_feas}</w:t>
-            </w:r>
-          </w:p>
-        </w:tc>
-      </w:tr>
-    </w:tbl>
-    <w:p/>
     <w:p>
       <w:pPr>
         <w:pStyle w:val="TableParagraph"/>
@@ -15146,6 +14825,14 @@
         </w:tc>
       </w:tr>
     </w:tbl>
+    <w:p>
+      <w:r>
+        <w:rPr>
+          <w:b/>
+        </w:rPr>
+        <w:t>Summary — average across all RF measurements</w:t>
+      </w:r>
+    </w:p>
     <w:tbl>
       <w:tblPr>
         <w:tblW w:type="auto" w:w="0"/>
@@ -15298,7 +14985,7 @@
           </w:tcPr>
           <w:p>
             <w:r>
-              <w:t>{avg2_du_rsrp}</w:t>
+              <w:t>{avg_du_rsrp}</w:t>
             </w:r>
           </w:p>
         </w:tc>
@@ -15308,7 +14995,7 @@
           </w:tcPr>
           <w:p>
             <w:r>
-              <w:t>{avg2_du_rsrq}</w:t>
+              <w:t>{avg_du_rsrq}</w:t>
             </w:r>
           </w:p>
         </w:tc>
@@ -15318,7 +15005,7 @@
           </w:tcPr>
           <w:p>
             <w:r>
-              <w:t>{avg2_du_sinr}</w:t>
+              <w:t>{avg_du_sinr}</w:t>
             </w:r>
           </w:p>
         </w:tc>
@@ -15328,7 +15015,7 @@
           </w:tcPr>
           <w:p>
             <w:r>
-              <w:t>{avg2_du_dl}</w:t>
+              <w:t>{avg_du_dl}</w:t>
             </w:r>
           </w:p>
         </w:tc>
@@ -15338,7 +15025,7 @@
           </w:tcPr>
           <w:p>
             <w:r>
-              <w:t>{avg2_du_ul}</w:t>
+              <w:t>{avg_du_ul}</w:t>
             </w:r>
           </w:p>
         </w:tc>
@@ -15348,7 +15035,7 @@
           </w:tcPr>
           <w:p>
             <w:r>
-              <w:t>{avg2_du_ping}</w:t>
+              <w:t>{avg_du_ping}</w:t>
             </w:r>
           </w:p>
         </w:tc>
@@ -15358,7 +15045,7 @@
           </w:tcPr>
           <w:p>
             <w:r>
-              <w:t>{avg2_du_jit}</w:t>
+              <w:t>{avg_du_jit}</w:t>
             </w:r>
           </w:p>
         </w:tc>
@@ -15368,7 +15055,7 @@
           </w:tcPr>
           <w:p>
             <w:r>
-              <w:t>{avg2_du_feas}</w:t>
+              <w:t>{avg_du_feas}</w:t>
             </w:r>
           </w:p>
         </w:tc>
@@ -15390,7 +15077,7 @@
           </w:tcPr>
           <w:p>
             <w:r>
-              <w:t>{avg2_et_rsrp}</w:t>
+              <w:t>{avg_et_rsrp}</w:t>
             </w:r>
           </w:p>
         </w:tc>
@@ -15400,7 +15087,7 @@
           </w:tcPr>
           <w:p>
             <w:r>
-              <w:t>{avg2_et_rsrq}</w:t>
+              <w:t>{avg_et_rsrq}</w:t>
             </w:r>
           </w:p>
         </w:tc>
@@ -15410,7 +15097,7 @@
           </w:tcPr>
           <w:p>
             <w:r>
-              <w:t>{avg2_et_sinr}</w:t>
+              <w:t>{avg_et_sinr}</w:t>
             </w:r>
           </w:p>
         </w:tc>
@@ -15420,7 +15107,7 @@
           </w:tcPr>
           <w:p>
             <w:r>
-              <w:t>{avg2_et_dl}</w:t>
+              <w:t>{avg_et_dl}</w:t>
             </w:r>
           </w:p>
         </w:tc>
@@ -15430,7 +15117,7 @@
           </w:tcPr>
           <w:p>
             <w:r>
-              <w:t>{avg2_et_ul}</w:t>
+              <w:t>{avg_et_ul}</w:t>
             </w:r>
           </w:p>
         </w:tc>
@@ -15440,7 +15127,7 @@
           </w:tcPr>
           <w:p>
             <w:r>
-              <w:t>{avg2_et_ping}</w:t>
+              <w:t>{avg_et_ping}</w:t>
             </w:r>
           </w:p>
         </w:tc>
@@ -15450,7 +15137,7 @@
           </w:tcPr>
           <w:p>
             <w:r>
-              <w:t>{avg2_et_jit}</w:t>
+              <w:t>{avg_et_jit}</w:t>
             </w:r>
           </w:p>
         </w:tc>
@@ -15460,13 +15147,17 @@
           </w:tcPr>
           <w:p>
             <w:r>
-              <w:t>{avg2_et_feas}</w:t>
+              <w:t>{avg_et_feas}</w:t>
             </w:r>
           </w:p>
         </w:tc>
       </w:tr>
     </w:tbl>
-    <w:p/>
+    <w:p>
+      <w:r>
+        <w:t xml:space="preserve">Recommended operator: {avg_better} (stronger average signal / feasibility)</w:t>
+      </w:r>
+    </w:p>
     <w:p>
       <w:pPr>
         <w:rPr>

--- a/template.docx
+++ b/template.docx
@@ -5331,5035 +5331,102 @@
       </w:pPr>
     </w:p>
     <w:p>
-      <w:pPr>
-        <w:ind w:left="299"/>
+      <w:r>
         <w:rPr>
           <w:b/>
-          <w:sz w:val="15"/>
-        </w:rPr>
-      </w:pPr>
-      <w:r>
-        <w:rPr>
-          <w:b/>
-          <w:spacing w:val="-2"/>
-          <w:w w:val="120"/>
-          <w:sz w:val="15"/>
-        </w:rPr>
-        <w:t>Top</w:t>
+        </w:rPr>
+        <w:t xml:space="preserve">Railing measurements</w:t>
       </w:r>
-      <w:r>
-        <w:rPr>
-          <w:b/>
-          <w:spacing w:val="-10"/>
-          <w:w w:val="120"/>
-          <w:sz w:val="15"/>
-        </w:rPr>
-        <w:t xml:space="preserve"> </w:t>
-      </w:r>
-      <w:r>
-        <w:rPr>
-          <w:b/>
-          <w:spacing w:val="-2"/>
-          <w:w w:val="120"/>
-          <w:sz w:val="15"/>
-        </w:rPr>
-        <w:t>railing</w:t>
-      </w:r>
-    </w:p>
-    <w:p>
-      <w:pPr>
-        <w:tabs>
-          <w:tab w:val="left" w:pos="9332"/>
-        </w:tabs>
-        <w:spacing w:before="14"/>
-        <w:ind w:left="6975"/>
-        <w:rPr>
-          <w:b/>
-          <w:sz w:val="13"/>
-        </w:rPr>
-      </w:pPr>
-      <w:r>
-        <w:rPr>
-          <w:b/>
-          <w:color w:val="1563BE"/>
-          <w:spacing w:val="-10"/>
-          <w:w w:val="110"/>
-          <w:sz w:val="13"/>
-        </w:rPr>
-        <w:t>A</w:t>
-      </w:r>
-      <w:r>
-        <w:rPr>
-          <w:b/>
-          <w:color w:val="1563BE"/>
-          <w:sz w:val="13"/>
-        </w:rPr>
-        <w:tab/>
-      </w:r>
-      <w:r>
-        <w:rPr>
-          <w:b/>
-          <w:color w:val="1563BE"/>
-          <w:spacing w:val="-10"/>
-          <w:w w:val="110"/>
-          <w:sz w:val="13"/>
-        </w:rPr>
-        <w:t>F</w:t>
-      </w:r>
-    </w:p>
-    <w:p>
-      <w:pPr>
-        <w:rPr>
-          <w:b/>
-          <w:sz w:val="20"/>
-        </w:rPr>
-      </w:pPr>
-    </w:p>
-    <w:p>
-      <w:pPr>
-        <w:rPr>
-          <w:b/>
-          <w:sz w:val="20"/>
-        </w:rPr>
-      </w:pPr>
-    </w:p>
-    <w:p>
-      <w:pPr>
-        <w:spacing w:before="29"/>
-        <w:rPr>
-          <w:b/>
-          <w:sz w:val="20"/>
-        </w:rPr>
-      </w:pPr>
-    </w:p>
-    <w:p>
-      <w:pPr>
-        <w:pStyle w:val="Heading3"/>
-        <w:spacing w:line="228" w:lineRule="exact"/>
-        <w:ind w:right="627"/>
-      </w:pPr>
-      <w:r>
-        <w:rPr>
-          <w:noProof/>
-        </w:rPr>
-        <mc:AlternateContent>
-          <mc:Choice Requires="wps">
-            <w:drawing>
-              <wp:anchor distT="0" distB="0" distL="0" distR="0" simplePos="0" relativeHeight="486007808" behindDoc="1" locked="0" layoutInCell="1" allowOverlap="1" wp14:anchorId="055C2392" wp14:editId="3ACD515C">
-                <wp:simplePos x="0" y="0"/>
-                <wp:positionH relativeFrom="page">
-                  <wp:posOffset>2927985</wp:posOffset>
-                </wp:positionH>
-                <wp:positionV relativeFrom="paragraph">
-                  <wp:posOffset>-344284</wp:posOffset>
-                </wp:positionV>
-                <wp:extent cx="91440" cy="2274570"/>
-                <wp:effectExtent l="0" t="0" r="0" b="0"/>
-                <wp:wrapNone/>
-                <wp:docPr id="29" name="Graphic 29"/>
-                <wp:cNvGraphicFramePr>
-                  <a:graphicFrameLocks xmlns:a="http://schemas.openxmlformats.org/drawingml/2006/main"/>
-                </wp:cNvGraphicFramePr>
-                <a:graphic xmlns:a="http://schemas.openxmlformats.org/drawingml/2006/main">
-                  <a:graphicData uri="http://schemas.microsoft.com/office/word/2010/wordprocessingShape">
-                    <wps:wsp>
-                      <wps:cNvSpPr>
-                        <a:spLocks/>
-                      </wps:cNvSpPr>
-                      <wps:spPr>
-                        <a:xfrm>
-                          <a:off x="0" y="0"/>
-                          <a:ext cx="91440" cy="2274570"/>
-                        </a:xfrm>
-                        <a:custGeom>
-                          <a:avLst/>
-                          <a:gdLst/>
-                          <a:ahLst/>
-                          <a:cxnLst/>
-                          <a:rect l="l" t="t" r="r" b="b"/>
-                          <a:pathLst>
-                            <a:path w="91440" h="2274570">
-                              <a:moveTo>
-                                <a:pt x="45719" y="0"/>
-                              </a:moveTo>
-                              <a:lnTo>
-                                <a:pt x="45719" y="2274570"/>
-                              </a:lnTo>
-                            </a:path>
-                            <a:path w="91440" h="2274570">
-                              <a:moveTo>
-                                <a:pt x="0" y="0"/>
-                              </a:moveTo>
-                              <a:lnTo>
-                                <a:pt x="91439" y="0"/>
-                              </a:lnTo>
-                            </a:path>
-                            <a:path w="91440" h="2274570">
-                              <a:moveTo>
-                                <a:pt x="0" y="2274570"/>
-                              </a:moveTo>
-                              <a:lnTo>
-                                <a:pt x="91439" y="2274570"/>
-                              </a:lnTo>
-                            </a:path>
-                          </a:pathLst>
-                        </a:custGeom>
-                        <a:ln w="9525">
-                          <a:solidFill>
-                            <a:srgbClr val="1563BE"/>
-                          </a:solidFill>
-                          <a:prstDash val="solid"/>
-                        </a:ln>
-                      </wps:spPr>
-                      <wps:bodyPr wrap="square" lIns="0" tIns="0" rIns="0" bIns="0" rtlCol="0">
-                        <a:prstTxWarp prst="textNoShape">
-                          <a:avLst/>
-                        </a:prstTxWarp>
-                        <a:noAutofit/>
-                      </wps:bodyPr>
-                    </wps:wsp>
-                  </a:graphicData>
-                </a:graphic>
-              </wp:anchor>
-            </w:drawing>
-          </mc:Choice>
-          <mc:Fallback>
-            <w:pict>
-              <v:shape w14:anchorId="1ACD3086" id="Graphic 29" o:spid="_x0000_s1026" style="position:absolute;margin-left:230.55pt;margin-top:-27.1pt;width:7.2pt;height:179.1pt;z-index:-17308672;visibility:visible;mso-wrap-style:square;mso-wrap-distance-left:0;mso-wrap-distance-top:0;mso-wrap-distance-right:0;mso-wrap-distance-bottom:0;mso-position-horizontal:absolute;mso-position-horizontal-relative:page;mso-position-vertical:absolute;mso-position-vertical-relative:text;v-text-anchor:top" coordsize="91440,2274570" o:gfxdata="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" path="m45719,r,2274570em,l91439,em,2274570r91439,e" filled="f" strokecolor="#1563be">
-                <v:path arrowok="t"/>
-                <w10:wrap anchorx="page"/>
-              </v:shape>
-            </w:pict>
-          </mc:Fallback>
-        </mc:AlternateContent>
-      </w:r>
-      <w:r>
-        <w:rPr>
-          <w:spacing w:val="-10"/>
-        </w:rPr>
-        <w:t>G</w:t>
-      </w:r>
-    </w:p>
-    <w:p>
-      <w:pPr>
-        <w:spacing w:line="148" w:lineRule="exact"/>
-        <w:ind w:left="3123" w:right="3460"/>
-        <w:jc w:val="center"/>
-        <w:rPr>
-          <w:b/>
-          <w:sz w:val="13"/>
-        </w:rPr>
-      </w:pPr>
-      <w:r>
-        <w:rPr>
-          <w:b/>
-          <w:color w:val="1563BE"/>
-          <w:spacing w:val="-10"/>
-          <w:w w:val="115"/>
-          <w:sz w:val="13"/>
-        </w:rPr>
-        <w:t>D</w:t>
-      </w:r>
-    </w:p>
-    <w:p>
-      <w:pPr>
-        <w:rPr>
-          <w:b/>
-          <w:sz w:val="13"/>
-        </w:rPr>
-      </w:pPr>
-    </w:p>
-    <w:p>
-      <w:pPr>
-        <w:rPr>
-          <w:b/>
-          <w:sz w:val="13"/>
-        </w:rPr>
-      </w:pPr>
-    </w:p>
-    <w:p>
-      <w:pPr>
-        <w:rPr>
-          <w:b/>
-          <w:sz w:val="13"/>
-        </w:rPr>
-      </w:pPr>
-    </w:p>
-    <w:p>
-      <w:pPr>
-        <w:spacing w:before="60"/>
-        <w:rPr>
-          <w:b/>
-          <w:sz w:val="13"/>
-        </w:rPr>
-      </w:pPr>
-    </w:p>
-    <w:p>
-      <w:pPr>
-        <w:tabs>
-          <w:tab w:val="left" w:pos="9611"/>
-        </w:tabs>
-        <w:ind w:left="4049"/>
-        <w:rPr>
-          <w:b/>
-          <w:sz w:val="13"/>
-        </w:rPr>
-      </w:pPr>
-      <w:r>
-        <w:rPr>
-          <w:b/>
-          <w:color w:val="1563BE"/>
-          <w:spacing w:val="-10"/>
-          <w:position w:val="1"/>
-          <w:sz w:val="13"/>
-        </w:rPr>
-        <w:t>B</w:t>
-      </w:r>
-      <w:r>
-        <w:rPr>
-          <w:b/>
-          <w:color w:val="1563BE"/>
-          <w:position w:val="1"/>
-          <w:sz w:val="13"/>
-        </w:rPr>
-        <w:tab/>
-      </w:r>
-      <w:r>
-        <w:rPr>
-          <w:b/>
-          <w:color w:val="1563BE"/>
-          <w:position w:val="10"/>
-          <w:sz w:val="13"/>
-        </w:rPr>
-        <w:t>E</w:t>
-      </w:r>
-      <w:r>
-        <w:rPr>
-          <w:b/>
-          <w:color w:val="1563BE"/>
-          <w:spacing w:val="-2"/>
-          <w:position w:val="10"/>
-          <w:sz w:val="13"/>
-        </w:rPr>
-        <w:t xml:space="preserve"> </w:t>
-      </w:r>
-      <w:r>
-        <w:rPr>
-          <w:b/>
-          <w:noProof/>
-          <w:color w:val="1563BE"/>
-          <w:spacing w:val="3"/>
-          <w:sz w:val="13"/>
-        </w:rPr>
-        <w:drawing>
-          <wp:inline distT="0" distB="0" distL="0" distR="0" wp14:anchorId="71B70E89" wp14:editId="16B58EFD">
-            <wp:extent cx="91440" cy="123190"/>
-            <wp:effectExtent l="0" t="0" r="0" b="0"/>
-            <wp:docPr id="30" name="Image 30"/>
-            <wp:cNvGraphicFramePr>
-              <a:graphicFrameLocks xmlns:a="http://schemas.openxmlformats.org/drawingml/2006/main"/>
-            </wp:cNvGraphicFramePr>
-            <a:graphic xmlns:a="http://schemas.openxmlformats.org/drawingml/2006/main">
-              <a:graphicData uri="http://schemas.openxmlformats.org/drawingml/2006/picture">
-                <pic:pic xmlns:pic="http://schemas.openxmlformats.org/drawingml/2006/picture">
-                  <pic:nvPicPr>
-                    <pic:cNvPr id="30" name="Image 30"/>
-                    <pic:cNvPicPr/>
-                  </pic:nvPicPr>
-                  <pic:blipFill>
-                    <a:blip r:embed="rId12" cstate="print"/>
-                    <a:stretch>
-                      <a:fillRect/>
-                    </a:stretch>
-                  </pic:blipFill>
-                  <pic:spPr>
-                    <a:xfrm>
-                      <a:off x="0" y="0"/>
-                      <a:ext cx="91440" cy="123190"/>
-                    </a:xfrm>
-                    <a:prstGeom prst="rect">
-                      <a:avLst/>
-                    </a:prstGeom>
-                  </pic:spPr>
-                </pic:pic>
-              </a:graphicData>
-            </a:graphic>
-          </wp:inline>
-        </w:drawing>
-      </w:r>
-    </w:p>
-    <w:p>
-      <w:pPr>
-        <w:rPr>
-          <w:b/>
-          <w:sz w:val="13"/>
-        </w:rPr>
-      </w:pPr>
-    </w:p>
-    <w:p>
-      <w:pPr>
-        <w:rPr>
-          <w:b/>
-          <w:sz w:val="13"/>
-        </w:rPr>
-      </w:pPr>
-    </w:p>
-    <w:p>
-      <w:pPr>
-        <w:rPr>
-          <w:b/>
-          <w:sz w:val="13"/>
-        </w:rPr>
-      </w:pPr>
-    </w:p>
-    <w:p>
-      <w:pPr>
-        <w:spacing w:before="145"/>
-        <w:rPr>
-          <w:b/>
-          <w:sz w:val="13"/>
-        </w:rPr>
-      </w:pPr>
-    </w:p>
-    <w:p>
-      <w:pPr>
-        <w:ind w:right="935"/>
-        <w:jc w:val="center"/>
-        <w:rPr>
-          <w:b/>
-          <w:sz w:val="13"/>
-        </w:rPr>
-      </w:pPr>
-      <w:r>
-        <w:rPr>
-          <w:b/>
-          <w:color w:val="1563BE"/>
-          <w:spacing w:val="-10"/>
-          <w:w w:val="105"/>
-          <w:sz w:val="13"/>
-        </w:rPr>
-        <w:t>C</w:t>
-      </w:r>
-    </w:p>
-    <w:p>
-      <w:pPr>
-        <w:rPr>
-          <w:b/>
-          <w:sz w:val="13"/>
-        </w:rPr>
-      </w:pPr>
-    </w:p>
-    <w:p>
-      <w:pPr>
-        <w:rPr>
-          <w:b/>
-          <w:sz w:val="13"/>
-        </w:rPr>
-      </w:pPr>
-    </w:p>
-    <w:p>
-      <w:pPr>
-        <w:rPr>
-          <w:b/>
-          <w:sz w:val="13"/>
-        </w:rPr>
-      </w:pPr>
-    </w:p>
-    <w:p>
-      <w:pPr>
-        <w:rPr>
-          <w:b/>
-          <w:sz w:val="13"/>
-        </w:rPr>
-      </w:pPr>
-    </w:p>
-    <w:p>
-      <w:pPr>
-        <w:rPr>
-          <w:b/>
-          <w:sz w:val="13"/>
-        </w:rPr>
-      </w:pPr>
-    </w:p>
-    <w:p>
-      <w:pPr>
-        <w:rPr>
-          <w:b/>
-          <w:sz w:val="13"/>
-        </w:rPr>
-      </w:pPr>
-    </w:p>
-    <w:p>
-      <w:pPr>
-        <w:spacing w:before="101"/>
-        <w:rPr>
-          <w:b/>
-          <w:sz w:val="13"/>
-        </w:rPr>
-      </w:pPr>
-    </w:p>
-    <w:p>
-      <w:pPr>
-        <w:tabs>
-          <w:tab w:val="left" w:pos="5638"/>
-          <w:tab w:val="left" w:pos="6826"/>
-          <w:tab w:val="left" w:pos="8010"/>
-          <w:tab w:val="left" w:pos="9095"/>
-        </w:tabs>
-        <w:ind w:left="4030"/>
-        <w:rPr>
-          <w:sz w:val="15"/>
-        </w:rPr>
-      </w:pPr>
-      <w:r>
-        <w:rPr>
-          <w:b/>
-          <w:color w:val="1563BE"/>
-          <w:spacing w:val="-2"/>
-          <w:w w:val="115"/>
-          <w:sz w:val="15"/>
-        </w:rPr>
-        <w:t>Measurements:</w:t>
-      </w:r>
-      <w:r>
-        <w:rPr>
-          <w:b/>
-          <w:color w:val="1563BE"/>
-          <w:sz w:val="15"/>
-        </w:rPr>
-        <w:tab/>
-      </w:r>
-      <w:r>
-        <w:rPr>
-          <w:b/>
-          <w:color w:val="1563BE"/>
-          <w:w w:val="110"/>
-          <w:sz w:val="15"/>
-        </w:rPr>
-        <w:t>A: {r_top_A}mm</w:t>
-      </w:r>
-      <w:r>
-        <w:rPr>
-          <w:color w:val="1563BE"/>
-          <w:w w:val="110"/>
-          <w:sz w:val="15"/>
-        </w:rPr>
-      </w:r>
-      <w:r>
-        <w:rPr>
-          <w:color w:val="1563BE"/>
-          <w:spacing w:val="2"/>
-          <w:w w:val="115"/>
-          <w:sz w:val="15"/>
-        </w:rPr>
-      </w:r>
-      <w:r>
-        <w:rPr>
-          <w:color w:val="1563BE"/>
-          <w:spacing w:val="-2"/>
-          <w:w w:val="115"/>
-          <w:sz w:val="15"/>
-        </w:rPr>
-      </w:r>
-      <w:r>
-        <w:rPr>
-          <w:color w:val="1563BE"/>
-          <w:sz w:val="15"/>
-        </w:rPr>
-        <w:tab/>
-      </w:r>
-      <w:r>
-        <w:rPr>
-          <w:b/>
-          <w:color w:val="1563BE"/>
-          <w:w w:val="115"/>
-          <w:sz w:val="15"/>
-        </w:rPr>
-        <w:t>B: {r_top_B}mm</w:t>
-      </w:r>
-      <w:r>
-        <w:rPr>
-          <w:color w:val="1563BE"/>
-          <w:w w:val="115"/>
-          <w:sz w:val="15"/>
-        </w:rPr>
-      </w:r>
-      <w:r>
-        <w:rPr>
-          <w:color w:val="1563BE"/>
-          <w:spacing w:val="2"/>
-          <w:w w:val="115"/>
-          <w:sz w:val="15"/>
-        </w:rPr>
-      </w:r>
-      <w:r>
-        <w:rPr>
-          <w:color w:val="1563BE"/>
-          <w:spacing w:val="-2"/>
-          <w:w w:val="115"/>
-          <w:sz w:val="15"/>
-        </w:rPr>
-      </w:r>
-      <w:r>
-        <w:rPr>
-          <w:color w:val="1563BE"/>
-          <w:sz w:val="15"/>
-        </w:rPr>
-        <w:tab/>
-      </w:r>
-      <w:r>
-        <w:rPr>
-          <w:b/>
-          <w:color w:val="1563BE"/>
-          <w:w w:val="110"/>
-          <w:sz w:val="15"/>
-        </w:rPr>
-        <w:t>C: {r_top_C}mm</w:t>
-      </w:r>
-      <w:r>
-        <w:rPr>
-          <w:color w:val="1563BE"/>
-          <w:w w:val="110"/>
-          <w:sz w:val="15"/>
-        </w:rPr>
-      </w:r>
-      <w:r>
-        <w:rPr>
-          <w:color w:val="1563BE"/>
-          <w:spacing w:val="-1"/>
-          <w:w w:val="110"/>
-          <w:sz w:val="15"/>
-        </w:rPr>
-      </w:r>
-      <w:r>
-        <w:rPr>
-          <w:color w:val="1563BE"/>
-          <w:spacing w:val="-2"/>
-          <w:w w:val="115"/>
-          <w:sz w:val="15"/>
-        </w:rPr>
-      </w:r>
-      <w:r>
-        <w:rPr>
-          <w:color w:val="1563BE"/>
-          <w:sz w:val="15"/>
-        </w:rPr>
-        <w:tab/>
-      </w:r>
-      <w:r>
-        <w:rPr>
-          <w:b/>
-          <w:color w:val="1563BE"/>
-          <w:w w:val="115"/>
-          <w:sz w:val="15"/>
-        </w:rPr>
-        <w:t>D: {r_top_D}mm</w:t>
-      </w:r>
-      <w:r>
-        <w:rPr>
-          <w:color w:val="1563BE"/>
-          <w:w w:val="115"/>
-          <w:sz w:val="15"/>
-        </w:rPr>
-      </w:r>
-      <w:r>
-        <w:rPr>
-          <w:color w:val="1563BE"/>
-          <w:spacing w:val="4"/>
-          <w:w w:val="115"/>
-          <w:sz w:val="15"/>
-        </w:rPr>
-      </w:r>
-      <w:r>
-        <w:rPr>
-          <w:color w:val="1563BE"/>
-          <w:spacing w:val="-2"/>
-          <w:w w:val="115"/>
-          <w:sz w:val="15"/>
-        </w:rPr>
-      </w:r>
-    </w:p>
-    <w:p>
-      <w:pPr>
-        <w:tabs>
-          <w:tab w:val="left" w:pos="4944"/>
-          <w:tab w:val="left" w:pos="5953"/>
-        </w:tabs>
-        <w:spacing w:before="97"/>
-        <w:ind w:left="4025"/>
-        <w:rPr>
-          <w:sz w:val="15"/>
-        </w:rPr>
-      </w:pPr>
-      <w:r>
-        <w:rPr>
-          <w:b/>
-          <w:color w:val="1563BE"/>
-          <w:w w:val="110"/>
-          <w:sz w:val="15"/>
-        </w:rPr>
-        <w:t>E: {r_top_E}mm</w:t>
-      </w:r>
-      <w:r>
-        <w:rPr>
-          <w:color w:val="1563BE"/>
-          <w:w w:val="110"/>
-          <w:sz w:val="15"/>
-        </w:rPr>
-      </w:r>
-      <w:r>
-        <w:rPr>
-          <w:color w:val="1563BE"/>
-          <w:spacing w:val="-5"/>
-          <w:w w:val="125"/>
-          <w:sz w:val="15"/>
-        </w:rPr>
-      </w:r>
-      <w:r>
-        <w:rPr>
-          <w:color w:val="1563BE"/>
-          <w:spacing w:val="-4"/>
-          <w:w w:val="125"/>
-          <w:sz w:val="15"/>
-        </w:rPr>
-      </w:r>
-      <w:r>
-        <w:rPr>
-          <w:color w:val="1563BE"/>
-          <w:sz w:val="15"/>
-        </w:rPr>
-        <w:tab/>
-      </w:r>
-      <w:r>
-        <w:rPr>
-          <w:color w:val="1563BE"/>
-          <w:w w:val="125"/>
-          <w:sz w:val="15"/>
-        </w:rPr>
-        <w:t>F: {r_top_F}mm</w:t>
-      </w:r>
-      <w:r>
-        <w:rPr>
-          <w:color w:val="1563BE"/>
-          <w:spacing w:val="-5"/>
-          <w:w w:val="125"/>
-          <w:sz w:val="15"/>
-        </w:rPr>
-      </w:r>
-      <w:r>
-        <w:rPr>
-          <w:color w:val="1563BE"/>
-          <w:spacing w:val="-4"/>
-          <w:w w:val="125"/>
-          <w:sz w:val="15"/>
-        </w:rPr>
-      </w:r>
-      <w:r>
-        <w:rPr>
-          <w:color w:val="1563BE"/>
-          <w:sz w:val="15"/>
-        </w:rPr>
-        <w:tab/>
-      </w:r>
-      <w:r>
-        <w:rPr>
-          <w:color w:val="1563BE"/>
-          <w:w w:val="125"/>
-          <w:sz w:val="15"/>
-        </w:rPr>
-        <w:t>G: {r_top_G}mm</w:t>
-      </w:r>
-      <w:r>
-        <w:rPr>
-          <w:color w:val="1563BE"/>
-          <w:spacing w:val="-4"/>
-          <w:w w:val="125"/>
-          <w:sz w:val="15"/>
-        </w:rPr>
-      </w:r>
-      <w:r>
-        <w:rPr>
-          <w:color w:val="1563BE"/>
-          <w:spacing w:val="-2"/>
-          <w:w w:val="120"/>
-          <w:sz w:val="15"/>
-        </w:rPr>
-      </w:r>
-    </w:p>
-    <w:p>
-      <w:pPr>
-        <w:spacing w:before="166"/>
-        <w:ind w:left="299"/>
-        <w:rPr>
-          <w:b/>
-          <w:sz w:val="15"/>
-        </w:rPr>
-      </w:pPr>
-      <w:r>
-        <w:rPr>
-          <w:b/>
-          <w:noProof/>
-          <w:sz w:val="15"/>
-        </w:rPr>
-        <mc:AlternateContent>
-          <mc:Choice Requires="wps">
-            <w:drawing>
-              <wp:anchor distT="0" distB="0" distL="0" distR="0" simplePos="0" relativeHeight="15732736" behindDoc="0" locked="0" layoutInCell="1" allowOverlap="1" wp14:anchorId="4E3B4512" wp14:editId="52D5901D">
-                <wp:simplePos x="0" y="0"/>
-                <wp:positionH relativeFrom="page">
-                  <wp:posOffset>3201035</wp:posOffset>
-                </wp:positionH>
-                <wp:positionV relativeFrom="paragraph">
-                  <wp:posOffset>155527</wp:posOffset>
-                </wp:positionV>
-                <wp:extent cx="3070860" cy="91440"/>
-                <wp:effectExtent l="0" t="0" r="0" b="0"/>
-                <wp:wrapNone/>
-                <wp:docPr id="31" name="Graphic 31"/>
-                <wp:cNvGraphicFramePr>
-                  <a:graphicFrameLocks xmlns:a="http://schemas.openxmlformats.org/drawingml/2006/main"/>
-                </wp:cNvGraphicFramePr>
-                <a:graphic xmlns:a="http://schemas.openxmlformats.org/drawingml/2006/main">
-                  <a:graphicData uri="http://schemas.microsoft.com/office/word/2010/wordprocessingShape">
-                    <wps:wsp>
-                      <wps:cNvSpPr>
-                        <a:spLocks/>
-                      </wps:cNvSpPr>
-                      <wps:spPr>
-                        <a:xfrm>
-                          <a:off x="0" y="0"/>
-                          <a:ext cx="3070860" cy="91440"/>
-                        </a:xfrm>
-                        <a:custGeom>
-                          <a:avLst/>
-                          <a:gdLst/>
-                          <a:ahLst/>
-                          <a:cxnLst/>
-                          <a:rect l="l" t="t" r="r" b="b"/>
-                          <a:pathLst>
-                            <a:path w="3070860" h="91440">
-                              <a:moveTo>
-                                <a:pt x="0" y="45719"/>
-                              </a:moveTo>
-                              <a:lnTo>
-                                <a:pt x="3070860" y="45719"/>
-                              </a:lnTo>
-                            </a:path>
-                            <a:path w="3070860" h="91440">
-                              <a:moveTo>
-                                <a:pt x="0" y="91439"/>
-                              </a:moveTo>
-                              <a:lnTo>
-                                <a:pt x="0" y="0"/>
-                              </a:lnTo>
-                            </a:path>
-                            <a:path w="3070860" h="91440">
-                              <a:moveTo>
-                                <a:pt x="3070860" y="91439"/>
-                              </a:moveTo>
-                              <a:lnTo>
-                                <a:pt x="3070860" y="0"/>
-                              </a:lnTo>
-                            </a:path>
-                          </a:pathLst>
-                        </a:custGeom>
-                        <a:ln w="9525">
-                          <a:solidFill>
-                            <a:srgbClr val="1563BE"/>
-                          </a:solidFill>
-                          <a:prstDash val="solid"/>
-                        </a:ln>
-                      </wps:spPr>
-                      <wps:bodyPr wrap="square" lIns="0" tIns="0" rIns="0" bIns="0" rtlCol="0">
-                        <a:prstTxWarp prst="textNoShape">
-                          <a:avLst/>
-                        </a:prstTxWarp>
-                        <a:noAutofit/>
-                      </wps:bodyPr>
-                    </wps:wsp>
-                  </a:graphicData>
-                </a:graphic>
-              </wp:anchor>
-            </w:drawing>
-          </mc:Choice>
-          <mc:Fallback>
-            <w:pict>
-              <v:shape w14:anchorId="03E0234E" id="Graphic 31" o:spid="_x0000_s1026" style="position:absolute;margin-left:252.05pt;margin-top:12.25pt;width:241.8pt;height:7.2pt;z-index:15732736;visibility:visible;mso-wrap-style:square;mso-wrap-distance-left:0;mso-wrap-distance-top:0;mso-wrap-distance-right:0;mso-wrap-distance-bottom:0;mso-position-horizontal:absolute;mso-position-horizontal-relative:page;mso-position-vertical:absolute;mso-position-vertical-relative:text;v-text-anchor:top" coordsize="3070860,91440" o:gfxdata="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" path="m,45719r3070860,em,91439l,em3070860,91439r,-91439e" filled="f" strokecolor="#1563be">
-                <v:path arrowok="t"/>
-                <w10:wrap anchorx="page"/>
-              </v:shape>
-            </w:pict>
-          </mc:Fallback>
-        </mc:AlternateContent>
-      </w:r>
-      <w:r>
-        <w:rPr>
-          <w:b/>
-          <w:w w:val="125"/>
-          <w:sz w:val="15"/>
-        </w:rPr>
-        <w:t>Rear</w:t>
-      </w:r>
-      <w:r>
-        <w:rPr>
-          <w:b/>
-          <w:spacing w:val="2"/>
-          <w:w w:val="125"/>
-          <w:sz w:val="15"/>
-        </w:rPr>
-        <w:t xml:space="preserve"> </w:t>
-      </w:r>
-      <w:r>
-        <w:rPr>
-          <w:b/>
-          <w:spacing w:val="-2"/>
-          <w:w w:val="125"/>
-          <w:sz w:val="15"/>
-        </w:rPr>
-        <w:t>railing</w:t>
-      </w:r>
-    </w:p>
-    <w:p>
-      <w:pPr>
-        <w:spacing w:before="11"/>
-        <w:ind w:left="4058" w:right="935"/>
-        <w:jc w:val="center"/>
-        <w:rPr>
-          <w:b/>
-          <w:sz w:val="13"/>
-        </w:rPr>
-      </w:pPr>
-      <w:r>
-        <w:rPr>
-          <w:b/>
-          <w:color w:val="1563BE"/>
-          <w:spacing w:val="-10"/>
-          <w:w w:val="110"/>
-          <w:sz w:val="13"/>
-        </w:rPr>
-        <w:t>A</w:t>
-      </w:r>
-    </w:p>
-    <w:p>
-      <w:pPr>
-        <w:rPr>
-          <w:b/>
-          <w:sz w:val="13"/>
-        </w:rPr>
-      </w:pPr>
-    </w:p>
-    <w:p>
-      <w:pPr>
-        <w:rPr>
-          <w:b/>
-          <w:sz w:val="13"/>
-        </w:rPr>
-      </w:pPr>
-    </w:p>
-    <w:p>
-      <w:pPr>
-        <w:rPr>
-          <w:b/>
-          <w:sz w:val="13"/>
-        </w:rPr>
-      </w:pPr>
-    </w:p>
-    <w:p>
-      <w:pPr>
-        <w:rPr>
-          <w:b/>
-          <w:sz w:val="13"/>
-        </w:rPr>
-      </w:pPr>
-    </w:p>
-    <w:p>
-      <w:pPr>
-        <w:rPr>
-          <w:b/>
-          <w:sz w:val="13"/>
-        </w:rPr>
-      </w:pPr>
-    </w:p>
-    <w:p>
-      <w:pPr>
-        <w:rPr>
-          <w:b/>
-          <w:sz w:val="13"/>
-        </w:rPr>
-      </w:pPr>
-    </w:p>
-    <w:p>
-      <w:pPr>
-        <w:rPr>
-          <w:b/>
-          <w:sz w:val="13"/>
-        </w:rPr>
-      </w:pPr>
-    </w:p>
-    <w:p>
-      <w:pPr>
-        <w:rPr>
-          <w:b/>
-          <w:sz w:val="13"/>
-        </w:rPr>
-      </w:pPr>
-    </w:p>
-    <w:p>
-      <w:pPr>
-        <w:rPr>
-          <w:b/>
-          <w:sz w:val="13"/>
-        </w:rPr>
-      </w:pPr>
-    </w:p>
-    <w:p>
-      <w:pPr>
-        <w:rPr>
-          <w:b/>
-          <w:sz w:val="13"/>
-        </w:rPr>
-      </w:pPr>
-    </w:p>
-    <w:p>
-      <w:pPr>
-        <w:spacing w:before="109"/>
-        <w:rPr>
-          <w:b/>
-          <w:sz w:val="13"/>
-        </w:rPr>
-      </w:pPr>
-    </w:p>
-    <w:p>
-      <w:pPr>
-        <w:tabs>
-          <w:tab w:val="left" w:pos="9611"/>
-        </w:tabs>
-        <w:ind w:left="4049"/>
-        <w:rPr>
-          <w:b/>
-          <w:sz w:val="13"/>
-        </w:rPr>
-      </w:pPr>
-      <w:r>
-        <w:rPr>
-          <w:b/>
-          <w:noProof/>
-          <w:sz w:val="13"/>
-        </w:rPr>
-        <mc:AlternateContent>
-          <mc:Choice Requires="wpg">
-            <w:drawing>
-              <wp:anchor distT="0" distB="0" distL="0" distR="0" simplePos="0" relativeHeight="486008320" behindDoc="1" locked="0" layoutInCell="1" allowOverlap="1" wp14:anchorId="66069ACC" wp14:editId="266D8463">
-                <wp:simplePos x="0" y="0"/>
-                <wp:positionH relativeFrom="page">
-                  <wp:posOffset>3195320</wp:posOffset>
-                </wp:positionH>
-                <wp:positionV relativeFrom="paragraph">
-                  <wp:posOffset>-1007368</wp:posOffset>
-                </wp:positionV>
-                <wp:extent cx="3082290" cy="2286635"/>
-                <wp:effectExtent l="0" t="0" r="0" b="0"/>
-                <wp:wrapNone/>
-                <wp:docPr id="32" name="Group 32"/>
-                <wp:cNvGraphicFramePr>
-                  <a:graphicFrameLocks xmlns:a="http://schemas.openxmlformats.org/drawingml/2006/main"/>
-                </wp:cNvGraphicFramePr>
-                <a:graphic xmlns:a="http://schemas.openxmlformats.org/drawingml/2006/main">
-                  <a:graphicData uri="http://schemas.microsoft.com/office/word/2010/wordprocessingGroup">
-                    <wpg:wgp>
-                      <wpg:cNvGrpSpPr>
-                        <a:grpSpLocks/>
-                      </wpg:cNvGrpSpPr>
-                      <wpg:grpSpPr>
-                        <a:xfrm>
-                          <a:off x="0" y="0"/>
-                          <a:ext cx="3082290" cy="2286635"/>
-                          <a:chOff x="0" y="0"/>
-                          <a:chExt cx="3082290" cy="2286635"/>
-                        </a:xfrm>
-                      </wpg:grpSpPr>
-                      <wps:wsp>
-                        <wps:cNvPr id="33" name="Graphic 33"/>
-                        <wps:cNvSpPr/>
-                        <wps:spPr>
-                          <a:xfrm>
-                            <a:off x="5714" y="5714"/>
-                            <a:ext cx="3070860" cy="2275205"/>
-                          </a:xfrm>
-                          <a:custGeom>
-                            <a:avLst/>
-                            <a:gdLst/>
-                            <a:ahLst/>
-                            <a:cxnLst/>
-                            <a:rect l="l" t="t" r="r" b="b"/>
-                            <a:pathLst>
-                              <a:path w="3070860" h="2275205">
-                                <a:moveTo>
-                                  <a:pt x="0" y="114300"/>
-                                </a:moveTo>
-                                <a:lnTo>
-                                  <a:pt x="3070860" y="114300"/>
-                                </a:lnTo>
-                                <a:lnTo>
-                                  <a:pt x="3070860" y="0"/>
-                                </a:lnTo>
-                                <a:lnTo>
-                                  <a:pt x="0" y="0"/>
-                                </a:lnTo>
-                                <a:lnTo>
-                                  <a:pt x="0" y="114300"/>
-                                </a:lnTo>
-                                <a:close/>
-                              </a:path>
-                              <a:path w="3070860" h="2275205">
-                                <a:moveTo>
-                                  <a:pt x="0" y="2275204"/>
-                                </a:moveTo>
-                                <a:lnTo>
-                                  <a:pt x="113664" y="2275204"/>
-                                </a:lnTo>
-                                <a:lnTo>
-                                  <a:pt x="113664" y="114300"/>
-                                </a:lnTo>
-                                <a:lnTo>
-                                  <a:pt x="0" y="114300"/>
-                                </a:lnTo>
-                                <a:lnTo>
-                                  <a:pt x="0" y="2275204"/>
-                                </a:lnTo>
-                                <a:close/>
-                              </a:path>
-                              <a:path w="3070860" h="2275205">
-                                <a:moveTo>
-                                  <a:pt x="2956560" y="2275204"/>
-                                </a:moveTo>
-                                <a:lnTo>
-                                  <a:pt x="3070860" y="2275204"/>
-                                </a:lnTo>
-                                <a:lnTo>
-                                  <a:pt x="3070860" y="114300"/>
-                                </a:lnTo>
-                                <a:lnTo>
-                                  <a:pt x="2956560" y="114300"/>
-                                </a:lnTo>
-                                <a:lnTo>
-                                  <a:pt x="2956560" y="2275204"/>
-                                </a:lnTo>
-                                <a:close/>
-                              </a:path>
-                              <a:path w="3070860" h="2275205">
-                                <a:moveTo>
-                                  <a:pt x="113664" y="1137919"/>
-                                </a:moveTo>
-                                <a:lnTo>
-                                  <a:pt x="2956560" y="1137919"/>
-                                </a:lnTo>
-                                <a:lnTo>
-                                  <a:pt x="2956560" y="1023619"/>
-                                </a:lnTo>
-                                <a:lnTo>
-                                  <a:pt x="113664" y="1023619"/>
-                                </a:lnTo>
-                                <a:lnTo>
-                                  <a:pt x="113664" y="1137919"/>
-                                </a:lnTo>
-                                <a:close/>
-                              </a:path>
-                            </a:pathLst>
-                          </a:custGeom>
-                          <a:ln w="11430">
-                            <a:solidFill>
-                              <a:srgbClr val="000000"/>
-                            </a:solidFill>
-                            <a:prstDash val="solid"/>
-                          </a:ln>
-                        </wps:spPr>
-                        <wps:bodyPr wrap="square" lIns="0" tIns="0" rIns="0" bIns="0" rtlCol="0">
-                          <a:prstTxWarp prst="textNoShape">
-                            <a:avLst/>
-                          </a:prstTxWarp>
-                          <a:noAutofit/>
-                        </wps:bodyPr>
-                      </wps:wsp>
-                      <wps:wsp>
-                        <wps:cNvPr id="34" name="Graphic 34"/>
-                        <wps:cNvSpPr/>
-                        <wps:spPr>
-                          <a:xfrm>
-                            <a:off x="300990" y="120014"/>
-                            <a:ext cx="91440" cy="2160905"/>
-                          </a:xfrm>
-                          <a:custGeom>
-                            <a:avLst/>
-                            <a:gdLst/>
-                            <a:ahLst/>
-                            <a:cxnLst/>
-                            <a:rect l="l" t="t" r="r" b="b"/>
-                            <a:pathLst>
-                              <a:path w="91440" h="2160905">
-                                <a:moveTo>
-                                  <a:pt x="45719" y="1023619"/>
-                                </a:moveTo>
-                                <a:lnTo>
-                                  <a:pt x="45719" y="2160904"/>
-                                </a:lnTo>
-                              </a:path>
-                              <a:path w="91440" h="2160905">
-                                <a:moveTo>
-                                  <a:pt x="0" y="1023619"/>
-                                </a:moveTo>
-                                <a:lnTo>
-                                  <a:pt x="91439" y="1023619"/>
-                                </a:lnTo>
-                              </a:path>
-                              <a:path w="91440" h="2160905">
-                                <a:moveTo>
-                                  <a:pt x="0" y="2160904"/>
-                                </a:moveTo>
-                                <a:lnTo>
-                                  <a:pt x="91439" y="2160904"/>
-                                </a:lnTo>
-                              </a:path>
-                              <a:path w="91440" h="2160905">
-                                <a:moveTo>
-                                  <a:pt x="45719" y="909319"/>
-                                </a:moveTo>
-                                <a:lnTo>
-                                  <a:pt x="45719" y="0"/>
-                                </a:lnTo>
-                              </a:path>
-                              <a:path w="91440" h="2160905">
-                                <a:moveTo>
-                                  <a:pt x="91439" y="909319"/>
-                                </a:moveTo>
-                                <a:lnTo>
-                                  <a:pt x="0" y="909319"/>
-                                </a:lnTo>
-                              </a:path>
-                              <a:path w="91440" h="2160905">
-                                <a:moveTo>
-                                  <a:pt x="91439" y="0"/>
-                                </a:moveTo>
-                                <a:lnTo>
-                                  <a:pt x="0" y="0"/>
-                                </a:lnTo>
-                              </a:path>
-                            </a:pathLst>
-                          </a:custGeom>
-                          <a:ln w="9525">
-                            <a:solidFill>
-                              <a:srgbClr val="1563BE"/>
-                            </a:solidFill>
-                            <a:prstDash val="solid"/>
-                          </a:ln>
-                        </wps:spPr>
-                        <wps:bodyPr wrap="square" lIns="0" tIns="0" rIns="0" bIns="0" rtlCol="0">
-                          <a:prstTxWarp prst="textNoShape">
-                            <a:avLst/>
-                          </a:prstTxWarp>
-                          <a:noAutofit/>
-                        </wps:bodyPr>
-                      </wps:wsp>
-                      <wps:wsp>
-                        <wps:cNvPr id="35" name="Textbox 35"/>
-                        <wps:cNvSpPr txBox="1"/>
-                        <wps:spPr>
-                          <a:xfrm>
-                            <a:off x="402209" y="498164"/>
-                            <a:ext cx="82550" cy="91440"/>
-                          </a:xfrm>
-                          <a:prstGeom prst="rect">
-                            <a:avLst/>
-                          </a:prstGeom>
-                        </wps:spPr>
-                        <wps:txbx>
-                          <w:txbxContent>
-                            <w:p>
-                              <w:pPr>
-                                <w:spacing w:line="144" w:lineRule="exact"/>
-                                <w:rPr>
-                                  <w:b/>
-                                  <w:sz w:val="13"/>
-                                </w:rPr>
-                              </w:pPr>
-                              <w:r>
-                                <w:rPr>
-                                  <w:b/>
-                                  <w:color w:val="1563BE"/>
-                                  <w:spacing w:val="-10"/>
-                                  <w:w w:val="115"/>
-                                  <w:sz w:val="13"/>
-                                </w:rPr>
-                                <w:t>D</w:t>
-                              </w:r>
-                            </w:p>
-                          </w:txbxContent>
-                        </wps:txbx>
-                        <wps:bodyPr wrap="square" lIns="0" tIns="0" rIns="0" bIns="0" rtlCol="0">
-                          <a:noAutofit/>
-                        </wps:bodyPr>
-                      </wps:wsp>
-                      <wps:wsp>
-                        <wps:cNvPr id="36" name="Textbox 36"/>
-                        <wps:cNvSpPr txBox="1"/>
-                        <wps:spPr>
-                          <a:xfrm>
-                            <a:off x="216027" y="1635322"/>
-                            <a:ext cx="74930" cy="91440"/>
-                          </a:xfrm>
-                          <a:prstGeom prst="rect">
-                            <a:avLst/>
-                          </a:prstGeom>
-                        </wps:spPr>
-                        <wps:txbx>
-                          <w:txbxContent>
-                            <w:p>
-                              <w:pPr>
-                                <w:spacing w:line="144" w:lineRule="exact"/>
-                                <w:rPr>
-                                  <w:b/>
-                                  <w:sz w:val="13"/>
-                                </w:rPr>
-                              </w:pPr>
-                              <w:r>
-                                <w:rPr>
-                                  <w:b/>
-                                  <w:color w:val="1563BE"/>
-                                  <w:spacing w:val="-10"/>
-                                  <w:w w:val="105"/>
-                                  <w:sz w:val="13"/>
-                                </w:rPr>
-                                <w:t>C</w:t>
-                              </w:r>
-                            </w:p>
-                          </w:txbxContent>
-                        </wps:txbx>
-                        <wps:bodyPr wrap="square" lIns="0" tIns="0" rIns="0" bIns="0" rtlCol="0">
-                          <a:noAutofit/>
-                        </wps:bodyPr>
-                      </wps:wsp>
-                    </wpg:wgp>
-                  </a:graphicData>
-                </a:graphic>
-              </wp:anchor>
-            </w:drawing>
-          </mc:Choice>
-          <mc:Fallback>
-            <w:pict>
-              <v:group w14:anchorId="66069ACC" id="Group 32" o:spid="_x0000_s1027" style="position:absolute;left:0;text-align:left;margin-left:251.6pt;margin-top:-79.3pt;width:242.7pt;height:180.05pt;z-index:-17308160;mso-wrap-distance-left:0;mso-wrap-distance-right:0;mso-position-horizontal-relative:page" coordsize="30822,22866" o:gfxdata="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">
-                <v:shape id="Graphic 33" o:spid="_x0000_s1028" style="position:absolute;left:57;top:57;width:30708;height:22752;visibility:visible;mso-wrap-style:square;v-text-anchor:top" coordsize="3070860,2275205" o:gfxdata="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" path="m,114300r3070860,l3070860,,,,,114300xem,2275204r113664,l113664,114300,,114300,,2275204xem2956560,2275204r114300,l3070860,114300r-114300,l2956560,2275204xem113664,1137919r2842896,l2956560,1023619r-2842896,l113664,1137919xe" filled="f" strokeweight=".9pt">
-                  <v:path arrowok="t"/>
-                </v:shape>
-                <v:shape id="Graphic 34" o:spid="_x0000_s1029" style="position:absolute;left:3009;top:1200;width:915;height:21609;visibility:visible;mso-wrap-style:square;v-text-anchor:top" coordsize="91440,2160905" o:gfxdata="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" path="m45719,1023619r,1137285em,1023619r91439,em,2160904r91439,em45719,909319l45719,em91439,909319l,909319em91439,l,e" filled="f" strokecolor="#1563be">
-                  <v:path arrowok="t"/>
-                </v:shape>
-                <v:shape id="Textbox 35" o:spid="_x0000_s1030" type="#_x0000_t202" style="position:absolute;left:4022;top:4981;width:825;height:915;visibility:visible;mso-wrap-style:square;v-text-anchor:top" o:gfxdata="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" filled="f" stroked="f">
-                  <v:textbox inset="0,0,0,0">
-                    <w:txbxContent>
-                      <w:p>
-                        <w:pPr>
-                          <w:spacing w:line="144" w:lineRule="exact"/>
-                          <w:rPr>
-                            <w:b/>
-                            <w:sz w:val="13"/>
-                          </w:rPr>
-                        </w:pPr>
-                        <w:r>
-                          <w:rPr>
-                            <w:b/>
-                            <w:color w:val="1563BE"/>
-                            <w:spacing w:val="-10"/>
-                            <w:w w:val="115"/>
-                            <w:sz w:val="13"/>
-                          </w:rPr>
-                          <w:t>D</w:t>
-                        </w:r>
-                      </w:p>
-                    </w:txbxContent>
-                  </v:textbox>
-                </v:shape>
-                <v:shape id="Textbox 36" o:spid="_x0000_s1031" type="#_x0000_t202" style="position:absolute;left:2160;top:16353;width:749;height:914;visibility:visible;mso-wrap-style:square;v-text-anchor:top" o:gfxdata="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" filled="f" stroked="f">
-                  <v:textbox inset="0,0,0,0">
-                    <w:txbxContent>
-                      <w:p>
-                        <w:pPr>
-                          <w:spacing w:line="144" w:lineRule="exact"/>
-                          <w:rPr>
-                            <w:b/>
-                            <w:sz w:val="13"/>
-                          </w:rPr>
-                        </w:pPr>
-                        <w:r>
-                          <w:rPr>
-                            <w:b/>
-                            <w:color w:val="1563BE"/>
-                            <w:spacing w:val="-10"/>
-                            <w:w w:val="105"/>
-                            <w:sz w:val="13"/>
-                          </w:rPr>
-                          <w:t>C</w:t>
-                        </w:r>
-                      </w:p>
-                    </w:txbxContent>
-                  </v:textbox>
-                </v:shape>
-                <w10:wrap anchorx="page"/>
-              </v:group>
-            </w:pict>
-          </mc:Fallback>
-        </mc:AlternateContent>
-      </w:r>
-      <w:r>
-        <w:rPr>
-          <w:b/>
-          <w:noProof/>
-          <w:sz w:val="13"/>
-        </w:rPr>
-        <mc:AlternateContent>
-          <mc:Choice Requires="wps">
-            <w:drawing>
-              <wp:anchor distT="0" distB="0" distL="0" distR="0" simplePos="0" relativeHeight="486009344" behindDoc="1" locked="0" layoutInCell="1" allowOverlap="1" wp14:anchorId="527CA29B" wp14:editId="1276E995">
-                <wp:simplePos x="0" y="0"/>
-                <wp:positionH relativeFrom="page">
-                  <wp:posOffset>2927985</wp:posOffset>
-                </wp:positionH>
-                <wp:positionV relativeFrom="paragraph">
-                  <wp:posOffset>-1034673</wp:posOffset>
-                </wp:positionV>
-                <wp:extent cx="91440" cy="2274570"/>
-                <wp:effectExtent l="0" t="0" r="0" b="0"/>
-                <wp:wrapNone/>
-                <wp:docPr id="37" name="Graphic 37"/>
-                <wp:cNvGraphicFramePr>
-                  <a:graphicFrameLocks xmlns:a="http://schemas.openxmlformats.org/drawingml/2006/main"/>
-                </wp:cNvGraphicFramePr>
-                <a:graphic xmlns:a="http://schemas.openxmlformats.org/drawingml/2006/main">
-                  <a:graphicData uri="http://schemas.microsoft.com/office/word/2010/wordprocessingShape">
-                    <wps:wsp>
-                      <wps:cNvSpPr>
-                        <a:spLocks/>
-                      </wps:cNvSpPr>
-                      <wps:spPr>
-                        <a:xfrm>
-                          <a:off x="0" y="0"/>
-                          <a:ext cx="91440" cy="2274570"/>
-                        </a:xfrm>
-                        <a:custGeom>
-                          <a:avLst/>
-                          <a:gdLst/>
-                          <a:ahLst/>
-                          <a:cxnLst/>
-                          <a:rect l="l" t="t" r="r" b="b"/>
-                          <a:pathLst>
-                            <a:path w="91440" h="2274570">
-                              <a:moveTo>
-                                <a:pt x="45719" y="0"/>
-                              </a:moveTo>
-                              <a:lnTo>
-                                <a:pt x="45719" y="2274569"/>
-                              </a:lnTo>
-                            </a:path>
-                            <a:path w="91440" h="2274570">
-                              <a:moveTo>
-                                <a:pt x="0" y="0"/>
-                              </a:moveTo>
-                              <a:lnTo>
-                                <a:pt x="91439" y="0"/>
-                              </a:lnTo>
-                            </a:path>
-                            <a:path w="91440" h="2274570">
-                              <a:moveTo>
-                                <a:pt x="0" y="2274569"/>
-                              </a:moveTo>
-                              <a:lnTo>
-                                <a:pt x="91439" y="2274569"/>
-                              </a:lnTo>
-                            </a:path>
-                          </a:pathLst>
-                        </a:custGeom>
-                        <a:ln w="9525">
-                          <a:solidFill>
-                            <a:srgbClr val="1563BE"/>
-                          </a:solidFill>
-                          <a:prstDash val="solid"/>
-                        </a:ln>
-                      </wps:spPr>
-                      <wps:bodyPr wrap="square" lIns="0" tIns="0" rIns="0" bIns="0" rtlCol="0">
-                        <a:prstTxWarp prst="textNoShape">
-                          <a:avLst/>
-                        </a:prstTxWarp>
-                        <a:noAutofit/>
-                      </wps:bodyPr>
-                    </wps:wsp>
-                  </a:graphicData>
-                </a:graphic>
-              </wp:anchor>
-            </w:drawing>
-          </mc:Choice>
-          <mc:Fallback>
-            <w:pict>
-              <v:shape w14:anchorId="78FE08D8" id="Graphic 37" o:spid="_x0000_s1026" style="position:absolute;margin-left:230.55pt;margin-top:-81.45pt;width:7.2pt;height:179.1pt;z-index:-17307136;visibility:visible;mso-wrap-style:square;mso-wrap-distance-left:0;mso-wrap-distance-top:0;mso-wrap-distance-right:0;mso-wrap-distance-bottom:0;mso-position-horizontal:absolute;mso-position-horizontal-relative:page;mso-position-vertical:absolute;mso-position-vertical-relative:text;v-text-anchor:top" coordsize="91440,2274570" o:gfxdata="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" path="m45719,r,2274569em,l91439,em,2274569r91439,e" filled="f" strokecolor="#1563be">
-                <v:path arrowok="t"/>
-                <w10:wrap anchorx="page"/>
-              </v:shape>
-            </w:pict>
-          </mc:Fallback>
-        </mc:AlternateContent>
-      </w:r>
-      <w:r>
-        <w:rPr>
-          <w:b/>
-          <w:color w:val="1563BE"/>
-          <w:spacing w:val="-10"/>
-          <w:position w:val="1"/>
-          <w:sz w:val="13"/>
-        </w:rPr>
-        <w:t>B</w:t>
-      </w:r>
-      <w:r>
-        <w:rPr>
-          <w:b/>
-          <w:color w:val="1563BE"/>
-          <w:position w:val="1"/>
-          <w:sz w:val="13"/>
-        </w:rPr>
-        <w:tab/>
-      </w:r>
-      <w:r>
-        <w:rPr>
-          <w:b/>
-          <w:color w:val="1563BE"/>
-          <w:position w:val="10"/>
-          <w:sz w:val="13"/>
-        </w:rPr>
-        <w:t>E</w:t>
-      </w:r>
-      <w:r>
-        <w:rPr>
-          <w:b/>
-          <w:color w:val="1563BE"/>
-          <w:spacing w:val="-2"/>
-          <w:position w:val="10"/>
-          <w:sz w:val="13"/>
-        </w:rPr>
-        <w:t xml:space="preserve"> </w:t>
-      </w:r>
-      <w:r>
-        <w:rPr>
-          <w:b/>
-          <w:noProof/>
-          <w:color w:val="1563BE"/>
-          <w:spacing w:val="3"/>
-          <w:sz w:val="13"/>
-        </w:rPr>
-        <w:drawing>
-          <wp:inline distT="0" distB="0" distL="0" distR="0" wp14:anchorId="76EBA15D" wp14:editId="489A5B61">
-            <wp:extent cx="91440" cy="123825"/>
-            <wp:effectExtent l="0" t="0" r="0" b="0"/>
-            <wp:docPr id="38" name="Image 38"/>
-            <wp:cNvGraphicFramePr>
-              <a:graphicFrameLocks xmlns:a="http://schemas.openxmlformats.org/drawingml/2006/main"/>
-            </wp:cNvGraphicFramePr>
-            <a:graphic xmlns:a="http://schemas.openxmlformats.org/drawingml/2006/main">
-              <a:graphicData uri="http://schemas.openxmlformats.org/drawingml/2006/picture">
-                <pic:pic xmlns:pic="http://schemas.openxmlformats.org/drawingml/2006/picture">
-                  <pic:nvPicPr>
-                    <pic:cNvPr id="38" name="Image 38"/>
-                    <pic:cNvPicPr/>
-                  </pic:nvPicPr>
-                  <pic:blipFill>
-                    <a:blip r:embed="rId13" cstate="print"/>
-                    <a:stretch>
-                      <a:fillRect/>
-                    </a:stretch>
-                  </pic:blipFill>
-                  <pic:spPr>
-                    <a:xfrm>
-                      <a:off x="0" y="0"/>
-                      <a:ext cx="91440" cy="123825"/>
-                    </a:xfrm>
-                    <a:prstGeom prst="rect">
-                      <a:avLst/>
-                    </a:prstGeom>
-                  </pic:spPr>
-                </pic:pic>
-              </a:graphicData>
-            </a:graphic>
-          </wp:inline>
-        </w:drawing>
-      </w:r>
-    </w:p>
-    <w:p>
-      <w:pPr>
-        <w:rPr>
-          <w:b/>
-          <w:sz w:val="15"/>
-        </w:rPr>
-      </w:pPr>
-    </w:p>
-    <w:p>
-      <w:pPr>
-        <w:rPr>
-          <w:b/>
-          <w:sz w:val="15"/>
-        </w:rPr>
-      </w:pPr>
-    </w:p>
-    <w:p>
-      <w:pPr>
-        <w:rPr>
-          <w:b/>
-          <w:sz w:val="15"/>
-        </w:rPr>
-      </w:pPr>
-    </w:p>
-    <w:p>
-      <w:pPr>
-        <w:rPr>
-          <w:b/>
-          <w:sz w:val="15"/>
-        </w:rPr>
-      </w:pPr>
-    </w:p>
-    <w:p>
-      <w:pPr>
-        <w:rPr>
-          <w:b/>
-          <w:sz w:val="15"/>
-        </w:rPr>
-      </w:pPr>
-    </w:p>
-    <w:p>
-      <w:pPr>
-        <w:rPr>
-          <w:b/>
-          <w:sz w:val="15"/>
-        </w:rPr>
-      </w:pPr>
-    </w:p>
-    <w:p>
-      <w:pPr>
-        <w:rPr>
-          <w:b/>
-          <w:sz w:val="15"/>
-        </w:rPr>
-      </w:pPr>
-    </w:p>
-    <w:p>
-      <w:pPr>
-        <w:rPr>
-          <w:b/>
-          <w:sz w:val="15"/>
-        </w:rPr>
-      </w:pPr>
-    </w:p>
-    <w:p>
-      <w:pPr>
-        <w:rPr>
-          <w:b/>
-          <w:sz w:val="15"/>
-        </w:rPr>
-      </w:pPr>
-    </w:p>
-    <w:p>
-      <w:pPr>
-        <w:rPr>
-          <w:b/>
-          <w:sz w:val="15"/>
-        </w:rPr>
-      </w:pPr>
-    </w:p>
-    <w:p>
-      <w:pPr>
-        <w:spacing w:before="145"/>
-        <w:rPr>
-          <w:b/>
-          <w:sz w:val="15"/>
-        </w:rPr>
-      </w:pPr>
-    </w:p>
-    <w:p>
-      <w:pPr>
-        <w:tabs>
-          <w:tab w:val="left" w:pos="5638"/>
-          <w:tab w:val="left" w:pos="6826"/>
-          <w:tab w:val="left" w:pos="8010"/>
-          <w:tab w:val="left" w:pos="9095"/>
-        </w:tabs>
-        <w:ind w:left="4030"/>
-        <w:rPr>
-          <w:sz w:val="15"/>
-        </w:rPr>
-      </w:pPr>
-      <w:r>
-        <w:rPr>
-          <w:b/>
-          <w:color w:val="1563BE"/>
-          <w:spacing w:val="-2"/>
-          <w:w w:val="115"/>
-          <w:sz w:val="15"/>
-        </w:rPr>
-        <w:t>Measurements:</w:t>
-      </w:r>
-      <w:r>
-        <w:rPr>
-          <w:b/>
-          <w:color w:val="1563BE"/>
-          <w:sz w:val="15"/>
-        </w:rPr>
-        <w:tab/>
-      </w:r>
-      <w:r>
-        <w:rPr>
-          <w:b/>
-          <w:color w:val="1563BE"/>
-          <w:w w:val="110"/>
-          <w:sz w:val="15"/>
-        </w:rPr>
-        <w:t>A: {r_rear_A}mm</w:t>
-      </w:r>
-      <w:r>
-        <w:rPr>
-          <w:color w:val="1563BE"/>
-          <w:w w:val="110"/>
-          <w:sz w:val="15"/>
-        </w:rPr>
-      </w:r>
-      <w:r>
-        <w:rPr>
-          <w:color w:val="1563BE"/>
-          <w:spacing w:val="2"/>
-          <w:w w:val="115"/>
-          <w:sz w:val="15"/>
-        </w:rPr>
-      </w:r>
-      <w:r>
-        <w:rPr>
-          <w:color w:val="1563BE"/>
-          <w:spacing w:val="-2"/>
-          <w:w w:val="115"/>
-          <w:sz w:val="15"/>
-        </w:rPr>
-      </w:r>
-      <w:r>
-        <w:rPr>
-          <w:color w:val="1563BE"/>
-          <w:sz w:val="15"/>
-        </w:rPr>
-        <w:tab/>
-      </w:r>
-      <w:r>
-        <w:rPr>
-          <w:b/>
-          <w:color w:val="1563BE"/>
-          <w:w w:val="115"/>
-          <w:sz w:val="15"/>
-        </w:rPr>
-        <w:t>B: {r_rear_B}mm</w:t>
-      </w:r>
-      <w:r>
-        <w:rPr>
-          <w:color w:val="1563BE"/>
-          <w:w w:val="115"/>
-          <w:sz w:val="15"/>
-        </w:rPr>
-      </w:r>
-      <w:r>
-        <w:rPr>
-          <w:color w:val="1563BE"/>
-          <w:spacing w:val="2"/>
-          <w:w w:val="115"/>
-          <w:sz w:val="15"/>
-        </w:rPr>
-      </w:r>
-      <w:r>
-        <w:rPr>
-          <w:color w:val="1563BE"/>
-          <w:spacing w:val="-2"/>
-          <w:w w:val="115"/>
-          <w:sz w:val="15"/>
-        </w:rPr>
-      </w:r>
-      <w:r>
-        <w:rPr>
-          <w:color w:val="1563BE"/>
-          <w:sz w:val="15"/>
-        </w:rPr>
-        <w:tab/>
-      </w:r>
-      <w:r>
-        <w:rPr>
-          <w:b/>
-          <w:color w:val="1563BE"/>
-          <w:w w:val="110"/>
-          <w:sz w:val="15"/>
-        </w:rPr>
-        <w:t>C: {r_rear_C}mm</w:t>
-      </w:r>
-      <w:r>
-        <w:rPr>
-          <w:color w:val="1563BE"/>
-          <w:w w:val="110"/>
-          <w:sz w:val="15"/>
-        </w:rPr>
-      </w:r>
-      <w:r>
-        <w:rPr>
-          <w:color w:val="1563BE"/>
-          <w:spacing w:val="-1"/>
-          <w:w w:val="110"/>
-          <w:sz w:val="15"/>
-        </w:rPr>
-      </w:r>
-      <w:r>
-        <w:rPr>
-          <w:color w:val="1563BE"/>
-          <w:spacing w:val="-2"/>
-          <w:w w:val="115"/>
-          <w:sz w:val="15"/>
-        </w:rPr>
-      </w:r>
-      <w:r>
-        <w:rPr>
-          <w:color w:val="1563BE"/>
-          <w:sz w:val="15"/>
-        </w:rPr>
-        <w:tab/>
-      </w:r>
-      <w:r>
-        <w:rPr>
-          <w:b/>
-          <w:color w:val="1563BE"/>
-          <w:w w:val="115"/>
-          <w:sz w:val="15"/>
-        </w:rPr>
-        <w:t>D: {r_rear_D}mm</w:t>
-      </w:r>
-      <w:r>
-        <w:rPr>
-          <w:color w:val="1563BE"/>
-          <w:w w:val="115"/>
-          <w:sz w:val="15"/>
-        </w:rPr>
-      </w:r>
-      <w:r>
-        <w:rPr>
-          <w:color w:val="1563BE"/>
-          <w:spacing w:val="4"/>
-          <w:w w:val="115"/>
-          <w:sz w:val="15"/>
-        </w:rPr>
-      </w:r>
-      <w:r>
-        <w:rPr>
-          <w:color w:val="1563BE"/>
-          <w:spacing w:val="-2"/>
-          <w:w w:val="115"/>
-          <w:sz w:val="15"/>
-        </w:rPr>
-      </w:r>
-    </w:p>
-    <w:p>
-      <w:pPr>
-        <w:spacing w:before="96"/>
-        <w:ind w:left="4025"/>
-        <w:rPr>
-          <w:sz w:val="15"/>
-        </w:rPr>
-      </w:pPr>
-      <w:r>
-        <w:rPr>
-          <w:b/>
-          <w:color w:val="1563BE"/>
-          <w:w w:val="110"/>
-          <w:sz w:val="15"/>
-        </w:rPr>
-        <w:t>E: {r_rear_E}mm</w:t>
-      </w:r>
-      <w:r>
-        <w:rPr>
-          <w:color w:val="1563BE"/>
-          <w:w w:val="110"/>
-          <w:sz w:val="15"/>
-        </w:rPr>
-      </w:r>
-      <w:r>
-        <w:rPr>
-          <w:color w:val="1563BE"/>
-          <w:spacing w:val="-1"/>
-          <w:w w:val="115"/>
-          <w:sz w:val="15"/>
-        </w:rPr>
-      </w:r>
-      <w:r>
-        <w:rPr>
-          <w:color w:val="1563BE"/>
-          <w:spacing w:val="-4"/>
-          <w:w w:val="115"/>
-          <w:sz w:val="15"/>
-        </w:rPr>
-      </w:r>
-    </w:p>
-    <w:p>
-      <w:pPr>
-        <w:rPr>
-          <w:sz w:val="13"/>
-        </w:rPr>
-      </w:pPr>
-    </w:p>
-    <w:p>
-      <w:pPr>
-        <w:rPr>
-          <w:sz w:val="13"/>
-        </w:rPr>
-      </w:pPr>
-    </w:p>
-    <w:p>
-      <w:pPr>
-        <w:rPr>
-          <w:sz w:val="13"/>
-        </w:rPr>
-      </w:pPr>
-    </w:p>
-    <w:p>
-      <w:pPr>
-        <w:rPr>
-          <w:sz w:val="13"/>
-        </w:rPr>
-      </w:pPr>
-    </w:p>
-    <w:p>
-      <w:pPr>
-        <w:rPr>
-          <w:sz w:val="13"/>
-        </w:rPr>
-      </w:pPr>
-    </w:p>
-    <w:p>
-      <w:pPr>
-        <w:rPr>
-          <w:sz w:val="13"/>
-        </w:rPr>
-      </w:pPr>
-    </w:p>
-    <w:p>
-      <w:pPr>
-        <w:rPr>
-          <w:sz w:val="13"/>
-        </w:rPr>
-      </w:pPr>
-    </w:p>
-    <w:p>
-      <w:pPr>
-        <w:rPr>
-          <w:sz w:val="13"/>
-        </w:rPr>
-      </w:pPr>
-    </w:p>
-    <w:p>
-      <w:pPr>
-        <w:rPr>
-          <w:sz w:val="13"/>
-        </w:rPr>
-      </w:pPr>
-    </w:p>
-    <w:p>
-      <w:pPr>
-        <w:rPr>
-          <w:sz w:val="13"/>
-        </w:rPr>
-      </w:pPr>
-    </w:p>
-    <w:p>
-      <w:pPr>
-        <w:rPr>
-          <w:sz w:val="13"/>
-        </w:rPr>
-      </w:pPr>
-    </w:p>
-    <w:p>
-      <w:pPr>
-        <w:rPr>
-          <w:sz w:val="13"/>
-        </w:rPr>
-      </w:pPr>
-    </w:p>
-    <w:p>
-      <w:pPr>
-        <w:rPr>
-          <w:sz w:val="13"/>
-        </w:rPr>
-      </w:pPr>
-    </w:p>
-    <w:p>
-      <w:pPr>
-        <w:rPr>
-          <w:sz w:val="13"/>
-        </w:rPr>
-      </w:pPr>
-    </w:p>
-    <w:p>
-      <w:pPr>
-        <w:rPr>
-          <w:sz w:val="13"/>
-        </w:rPr>
-      </w:pPr>
-    </w:p>
-    <w:p>
-      <w:pPr>
-        <w:rPr>
-          <w:sz w:val="13"/>
-        </w:rPr>
-      </w:pPr>
-    </w:p>
-    <w:p>
-      <w:pPr>
-        <w:rPr>
-          <w:sz w:val="13"/>
-        </w:rPr>
-      </w:pPr>
-    </w:p>
-    <w:p>
-      <w:pPr>
-        <w:rPr>
-          <w:sz w:val="13"/>
-        </w:rPr>
-      </w:pPr>
-    </w:p>
-    <w:p>
-      <w:pPr>
-        <w:rPr>
-          <w:sz w:val="13"/>
-        </w:rPr>
-      </w:pPr>
-    </w:p>
-    <w:p>
-      <w:pPr>
-        <w:rPr>
-          <w:sz w:val="13"/>
-        </w:rPr>
-      </w:pPr>
-    </w:p>
-    <w:p>
-      <w:pPr>
-        <w:rPr>
-          <w:sz w:val="13"/>
-        </w:rPr>
-      </w:pPr>
-    </w:p>
-    <w:p>
-      <w:pPr>
-        <w:rPr>
-          <w:sz w:val="13"/>
-        </w:rPr>
-      </w:pPr>
-    </w:p>
-    <w:p>
-      <w:pPr>
-        <w:rPr>
-          <w:sz w:val="13"/>
-        </w:rPr>
-      </w:pPr>
-    </w:p>
-    <w:p>
-      <w:pPr>
-        <w:rPr>
-          <w:sz w:val="13"/>
-        </w:rPr>
-      </w:pPr>
-    </w:p>
-    <w:p>
-      <w:pPr>
-        <w:rPr>
-          <w:sz w:val="13"/>
-        </w:rPr>
-      </w:pPr>
-    </w:p>
-    <w:p>
-      <w:pPr>
-        <w:rPr>
-          <w:sz w:val="13"/>
-        </w:rPr>
-      </w:pPr>
-    </w:p>
-    <w:p>
-      <w:pPr>
-        <w:rPr>
-          <w:sz w:val="13"/>
-        </w:rPr>
-      </w:pPr>
-    </w:p>
-    <w:p>
-      <w:pPr>
-        <w:rPr>
-          <w:sz w:val="13"/>
-        </w:rPr>
-      </w:pPr>
-    </w:p>
-    <w:p>
-      <w:pPr>
-        <w:rPr>
-          <w:sz w:val="13"/>
-        </w:rPr>
-      </w:pPr>
-    </w:p>
-    <w:p>
-      <w:pPr>
-        <w:rPr>
-          <w:sz w:val="13"/>
-        </w:rPr>
-      </w:pPr>
-    </w:p>
-    <w:p>
-      <w:pPr>
-        <w:rPr>
-          <w:sz w:val="13"/>
-        </w:rPr>
-      </w:pPr>
-    </w:p>
-    <w:p>
-      <w:pPr>
-        <w:rPr>
-          <w:sz w:val="13"/>
-        </w:rPr>
-      </w:pPr>
-    </w:p>
-    <w:p>
-      <w:pPr>
-        <w:rPr>
-          <w:sz w:val="13"/>
-        </w:rPr>
-      </w:pPr>
-    </w:p>
-    <w:p>
-      <w:pPr>
-        <w:rPr>
-          <w:sz w:val="13"/>
-        </w:rPr>
-      </w:pPr>
-    </w:p>
-    <w:p>
-      <w:pPr>
-        <w:rPr>
-          <w:sz w:val="13"/>
-        </w:rPr>
-      </w:pPr>
-    </w:p>
-    <w:p>
-      <w:pPr>
-        <w:rPr>
-          <w:sz w:val="13"/>
-        </w:rPr>
-      </w:pPr>
-    </w:p>
-    <w:p>
-      <w:pPr>
-        <w:spacing w:before="119"/>
-        <w:rPr>
-          <w:sz w:val="13"/>
-        </w:rPr>
-      </w:pPr>
-    </w:p>
-    <w:p>
-      <w:pPr>
-        <w:ind w:left="3123" w:right="2986"/>
-        <w:jc w:val="center"/>
-        <w:rPr>
-          <w:sz w:val="13"/>
-        </w:rPr>
-      </w:pPr>
-      <w:r>
-        <w:rPr>
-          <w:color w:val="6B7180"/>
-          <w:w w:val="125"/>
-          <w:sz w:val="13"/>
-        </w:rPr>
-        <w:t>Page</w:t>
-      </w:r>
-      <w:r>
-        <w:rPr>
-          <w:color w:val="6B7180"/>
-          <w:spacing w:val="10"/>
-          <w:w w:val="125"/>
-          <w:sz w:val="13"/>
-        </w:rPr>
-        <w:t xml:space="preserve"> </w:t>
-      </w:r>
-      <w:r>
-        <w:rPr>
-          <w:color w:val="6B7180"/>
-          <w:w w:val="125"/>
-          <w:sz w:val="13"/>
-        </w:rPr>
-        <w:t>2</w:t>
-      </w:r>
-      <w:r>
-        <w:rPr>
-          <w:color w:val="6B7180"/>
-          <w:spacing w:val="5"/>
-          <w:w w:val="125"/>
-          <w:sz w:val="13"/>
-        </w:rPr>
-        <w:t xml:space="preserve"> </w:t>
-      </w:r>
-      <w:r>
-        <w:rPr>
-          <w:color w:val="6B7180"/>
-          <w:w w:val="125"/>
-          <w:sz w:val="13"/>
-        </w:rPr>
-        <w:t>of</w:t>
-      </w:r>
-      <w:r>
-        <w:rPr>
-          <w:color w:val="6B7180"/>
-          <w:spacing w:val="-11"/>
-          <w:w w:val="125"/>
-          <w:sz w:val="13"/>
-        </w:rPr>
-        <w:t xml:space="preserve"> </w:t>
-      </w:r>
-      <w:r>
-        <w:rPr>
-          <w:color w:val="6B7180"/>
-          <w:spacing w:val="-10"/>
-          <w:w w:val="125"/>
-          <w:sz w:val="13"/>
-        </w:rPr>
-        <w:t>6</w:t>
-      </w:r>
-    </w:p>
-    <w:p>
-      <w:pPr>
-        <w:jc w:val="center"/>
-        <w:rPr>
-          <w:sz w:val="13"/>
-        </w:rPr>
-        <w:sectPr>
-          <w:pgSz w:w="11930" w:h="16850"/>
-          <w:pgMar w:top="260" w:right="566" w:bottom="280" w:left="425" w:header="720" w:footer="720" w:gutter="0"/>
-          <w:cols w:space="720"/>
-        </w:sectPr>
-      </w:pPr>
-    </w:p>
-    <w:p>
-      <w:pPr>
-        <w:spacing w:before="1"/>
-        <w:rPr>
-          <w:sz w:val="2"/>
-        </w:rPr>
-      </w:pPr>
     </w:p>
     <w:tbl>
       <w:tblPr>
-        <w:tblW w:w="0" w:type="auto"/>
-        <w:tblInd w:w="151" w:type="dxa"/>
-        <w:tblBorders>
-          <w:top w:val="single" w:sz="6" w:space="0" w:color="D1D3DB"/>
-          <w:left w:val="single" w:sz="6" w:space="0" w:color="D1D3DB"/>
-          <w:bottom w:val="single" w:sz="6" w:space="0" w:color="D1D3DB"/>
-          <w:right w:val="single" w:sz="6" w:space="0" w:color="D1D3DB"/>
-          <w:insideH w:val="single" w:sz="6" w:space="0" w:color="D1D3DB"/>
-          <w:insideV w:val="single" w:sz="6" w:space="0" w:color="D1D3DB"/>
-        </w:tblBorders>
-        <w:tblLayout w:type="fixed"/>
-        <w:tblCellMar>
-          <w:left w:w="0" w:type="dxa"/>
-          <w:right w:w="0" w:type="dxa"/>
-        </w:tblCellMar>
-        <w:tblLook w:val="01E0" w:firstRow="1" w:lastRow="1" w:firstColumn="1" w:lastColumn="1" w:noHBand="0" w:noVBand="0"/>
+        <w:tblW w:type="auto" w:w="0"/>
+        <w:tblLook w:firstColumn="1" w:firstRow="1" w:lastColumn="0" w:lastRow="0" w:noHBand="0" w:noVBand="1" w:val="04A0"/>
       </w:tblPr>
       <w:tblGrid>
-        <w:gridCol w:w="3013"/>
-        <w:gridCol w:w="7746"/>
+        <w:gridCol w:w="3646"/>
+        <w:gridCol w:w="3646"/>
+        <w:gridCol w:w="3646"/>
       </w:tblGrid>
       <w:tr>
-        <w:trPr>
-          <w:trHeight w:val="5733"/>
-        </w:trPr>
-        <w:tc>
-          <w:tcPr>
-            <w:tcW w:w="3013" w:type="dxa"/>
-            <w:shd w:val="clear" w:color="auto" w:fill="EEEEEE"/>
-          </w:tcPr>
-          <w:p>
-            <w:pPr>
-              <w:pStyle w:val="TableParagraph"/>
-              <w:spacing w:before="104"/>
-              <w:ind w:left="155"/>
-              <w:rPr>
-                <w:b/>
-                <w:sz w:val="15"/>
-              </w:rPr>
-            </w:pPr>
-            <w:r>
-              <w:rPr>
-                <w:b/>
-                <w:w w:val="125"/>
-                <w:sz w:val="15"/>
-              </w:rPr>
-              <w:t>Left</w:t>
-            </w:r>
-            <w:r>
-              <w:rPr>
-                <w:b/>
-                <w:spacing w:val="3"/>
-                <w:w w:val="125"/>
-                <w:sz w:val="15"/>
-              </w:rPr>
-              <w:t xml:space="preserve"> </w:t>
-            </w:r>
-            <w:r>
-              <w:rPr>
-                <w:b/>
-                <w:spacing w:val="-2"/>
-                <w:w w:val="125"/>
-                <w:sz w:val="15"/>
-              </w:rPr>
-              <w:t>railing</w:t>
-            </w:r>
-          </w:p>
-        </w:tc>
-        <w:tc>
-          <w:tcPr>
-            <w:tcW w:w="7746" w:type="dxa"/>
-          </w:tcPr>
-          <w:p>
-            <w:pPr>
-              <w:pStyle w:val="TableParagraph"/>
-              <w:spacing w:before="73"/>
-              <w:rPr>
-                <w:sz w:val="20"/>
-              </w:rPr>
-            </w:pPr>
-          </w:p>
-          <w:p>
-            <w:pPr>
-              <w:pStyle w:val="TableParagraph"/>
-              <w:spacing w:before="0" w:line="160" w:lineRule="exact"/>
-              <w:ind w:left="2054"/>
-              <w:rPr>
-                <w:position w:val="-2"/>
-                <w:sz w:val="16"/>
-              </w:rPr>
-            </w:pPr>
-            <w:r>
-              <w:rPr>
-                <w:noProof/>
-                <w:position w:val="-2"/>
-                <w:sz w:val="16"/>
-              </w:rPr>
-              <mc:AlternateContent>
-                <mc:Choice Requires="wpg">
-                  <w:drawing>
-                    <wp:anchor distT="0" distB="0" distL="0" distR="0" simplePos="0" relativeHeight="486011392" behindDoc="1" locked="0" layoutInCell="1" allowOverlap="1" wp14:anchorId="64B075F9" wp14:editId="60AAB436">
-                      <wp:simplePos x="0" y="0"/>
-                      <wp:positionH relativeFrom="column">
-                        <wp:posOffset>1304416</wp:posOffset>
-                      </wp:positionH>
-                      <wp:positionV relativeFrom="paragraph">
-                        <wp:posOffset>222250</wp:posOffset>
-                      </wp:positionV>
-                      <wp:extent cx="2669540" cy="2669540"/>
-                      <wp:effectExtent l="0" t="0" r="0" b="0"/>
-                      <wp:wrapNone/>
-                      <wp:docPr id="39" name="Group 39"/>
-                      <wp:cNvGraphicFramePr>
-                        <a:graphicFrameLocks xmlns:a="http://schemas.openxmlformats.org/drawingml/2006/main"/>
-                      </wp:cNvGraphicFramePr>
-                      <a:graphic xmlns:a="http://schemas.openxmlformats.org/drawingml/2006/main">
-                        <a:graphicData uri="http://schemas.microsoft.com/office/word/2010/wordprocessingGroup">
-                          <wpg:wgp>
-                            <wpg:cNvGrpSpPr>
-                              <a:grpSpLocks/>
-                            </wpg:cNvGrpSpPr>
-                            <wpg:grpSpPr>
-                              <a:xfrm>
-                                <a:off x="0" y="0"/>
-                                <a:ext cx="2669540" cy="2669540"/>
-                                <a:chOff x="0" y="0"/>
-                                <a:chExt cx="2669540" cy="2669540"/>
-                              </a:xfrm>
-                            </wpg:grpSpPr>
-                            <wps:wsp>
-                              <wps:cNvPr id="40" name="Graphic 40"/>
-                              <wps:cNvSpPr/>
-                              <wps:spPr>
-                                <a:xfrm>
-                                  <a:off x="5714" y="5714"/>
-                                  <a:ext cx="2658110" cy="2658110"/>
-                                </a:xfrm>
-                                <a:custGeom>
-                                  <a:avLst/>
-                                  <a:gdLst/>
-                                  <a:ahLst/>
-                                  <a:cxnLst/>
-                                  <a:rect l="l" t="t" r="r" b="b"/>
-                                  <a:pathLst>
-                                    <a:path w="2658110" h="2658110">
-                                      <a:moveTo>
-                                        <a:pt x="0" y="177165"/>
-                                      </a:moveTo>
-                                      <a:lnTo>
-                                        <a:pt x="2658110" y="177165"/>
-                                      </a:lnTo>
-                                      <a:lnTo>
-                                        <a:pt x="2658110" y="0"/>
-                                      </a:lnTo>
-                                      <a:lnTo>
-                                        <a:pt x="0" y="0"/>
-                                      </a:lnTo>
-                                      <a:lnTo>
-                                        <a:pt x="0" y="177165"/>
-                                      </a:lnTo>
-                                      <a:close/>
-                                    </a:path>
-                                    <a:path w="2658110" h="2658110">
-                                      <a:moveTo>
-                                        <a:pt x="2480945" y="2658110"/>
-                                      </a:moveTo>
-                                      <a:lnTo>
-                                        <a:pt x="2658110" y="2658110"/>
-                                      </a:lnTo>
-                                      <a:lnTo>
-                                        <a:pt x="2658110" y="177165"/>
-                                      </a:lnTo>
-                                      <a:lnTo>
-                                        <a:pt x="2480945" y="177165"/>
-                                      </a:lnTo>
-                                      <a:lnTo>
-                                        <a:pt x="2480945" y="2658110"/>
-                                      </a:lnTo>
-                                      <a:close/>
-                                    </a:path>
-                                    <a:path w="2658110" h="2658110">
-                                      <a:moveTo>
-                                        <a:pt x="1062989" y="1417955"/>
-                                      </a:moveTo>
-                                      <a:lnTo>
-                                        <a:pt x="2480945" y="1417955"/>
-                                      </a:lnTo>
-                                      <a:lnTo>
-                                        <a:pt x="2480945" y="1240790"/>
-                                      </a:lnTo>
-                                      <a:lnTo>
-                                        <a:pt x="1062989" y="1240790"/>
-                                      </a:lnTo>
-                                      <a:lnTo>
-                                        <a:pt x="1062989" y="1417955"/>
-                                      </a:lnTo>
-                                      <a:close/>
-                                    </a:path>
-                                    <a:path w="2658110" h="2658110">
-                                      <a:moveTo>
-                                        <a:pt x="0" y="709295"/>
-                                      </a:moveTo>
-                                      <a:lnTo>
-                                        <a:pt x="177164" y="709295"/>
-                                      </a:lnTo>
-                                      <a:lnTo>
-                                        <a:pt x="177164" y="177165"/>
-                                      </a:lnTo>
-                                      <a:lnTo>
-                                        <a:pt x="0" y="177165"/>
-                                      </a:lnTo>
-                                      <a:lnTo>
-                                        <a:pt x="0" y="709295"/>
-                                      </a:lnTo>
-                                      <a:close/>
-                                    </a:path>
-                                    <a:path w="2658110" h="2658110">
-                                      <a:moveTo>
-                                        <a:pt x="0" y="886460"/>
-                                      </a:moveTo>
-                                      <a:lnTo>
-                                        <a:pt x="885825" y="886460"/>
-                                      </a:lnTo>
-                                      <a:lnTo>
-                                        <a:pt x="885825" y="709295"/>
-                                      </a:lnTo>
-                                      <a:lnTo>
-                                        <a:pt x="0" y="709295"/>
-                                      </a:lnTo>
-                                      <a:lnTo>
-                                        <a:pt x="0" y="886460"/>
-                                      </a:lnTo>
-                                      <a:close/>
-                                    </a:path>
-                                    <a:path w="2658110" h="2658110">
-                                      <a:moveTo>
-                                        <a:pt x="885825" y="1417955"/>
-                                      </a:moveTo>
-                                      <a:lnTo>
-                                        <a:pt x="1062989" y="1417955"/>
-                                      </a:lnTo>
-                                      <a:lnTo>
-                                        <a:pt x="1062989" y="709295"/>
-                                      </a:lnTo>
-                                      <a:lnTo>
-                                        <a:pt x="885825" y="709295"/>
-                                      </a:lnTo>
-                                      <a:lnTo>
-                                        <a:pt x="885825" y="1417955"/>
-                                      </a:lnTo>
-                                      <a:close/>
-                                    </a:path>
-                                  </a:pathLst>
-                                </a:custGeom>
-                                <a:ln w="11430">
-                                  <a:solidFill>
-                                    <a:srgbClr val="000000"/>
-                                  </a:solidFill>
-                                  <a:prstDash val="solid"/>
-                                </a:ln>
-                              </wps:spPr>
-                              <wps:bodyPr wrap="square" lIns="0" tIns="0" rIns="0" bIns="0" rtlCol="0">
-                                <a:prstTxWarp prst="textNoShape">
-                                  <a:avLst/>
-                                </a:prstTxWarp>
-                                <a:noAutofit/>
-                              </wps:bodyPr>
-                            </wps:wsp>
-                          </wpg:wgp>
-                        </a:graphicData>
-                      </a:graphic>
-                    </wp:anchor>
-                  </w:drawing>
-                </mc:Choice>
-                <mc:Fallback>
-                  <w:pict>
-                    <v:group w14:anchorId="1FB310C7" id="Group 39" o:spid="_x0000_s1026" style="position:absolute;margin-left:102.7pt;margin-top:17.5pt;width:210.2pt;height:210.2pt;z-index:-17305088;mso-wrap-distance-left:0;mso-wrap-distance-right:0" coordsize="26695,26695" o:gfxdata="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">
-                      <v:shape id="Graphic 40" o:spid="_x0000_s1027" style="position:absolute;left:57;top:57;width:26581;height:26581;visibility:visible;mso-wrap-style:square;v-text-anchor:top" coordsize="2658110,2658110" o:gfxdata="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" path="m,177165r2658110,l2658110,,,,,177165xem2480945,2658110r177165,l2658110,177165r-177165,l2480945,2658110xem1062989,1417955r1417956,l2480945,1240790r-1417956,l1062989,1417955xem,709295r177164,l177164,177165,,177165,,709295xem,886460r885825,l885825,709295,,709295,,886460xem885825,1417955r177164,l1062989,709295r-177164,l885825,1417955xe" filled="f" strokeweight=".9pt">
-                        <v:path arrowok="t"/>
-                      </v:shape>
-                    </v:group>
-                  </w:pict>
-                </mc:Fallback>
-              </mc:AlternateContent>
-            </w:r>
-            <w:r>
-              <w:rPr>
-                <w:noProof/>
-                <w:position w:val="-2"/>
-                <w:sz w:val="16"/>
-              </w:rPr>
-              <mc:AlternateContent>
-                <mc:Choice Requires="wpg">
-                  <w:drawing>
-                    <wp:inline distT="0" distB="0" distL="0" distR="0" wp14:anchorId="0FD064E5" wp14:editId="48BB6089">
-                      <wp:extent cx="2667635" cy="91440"/>
-                      <wp:effectExtent l="0" t="0" r="0" b="13334"/>
-                      <wp:docPr id="41" name="Group 41"/>
-                      <wp:cNvGraphicFramePr>
-                        <a:graphicFrameLocks xmlns:a="http://schemas.openxmlformats.org/drawingml/2006/main"/>
-                      </wp:cNvGraphicFramePr>
-                      <a:graphic xmlns:a="http://schemas.openxmlformats.org/drawingml/2006/main">
-                        <a:graphicData uri="http://schemas.microsoft.com/office/word/2010/wordprocessingGroup">
-                          <wpg:wgp>
-                            <wpg:cNvGrpSpPr>
-                              <a:grpSpLocks/>
-                            </wpg:cNvGrpSpPr>
-                            <wpg:grpSpPr>
-                              <a:xfrm>
-                                <a:off x="0" y="0"/>
-                                <a:ext cx="2667635" cy="91440"/>
-                                <a:chOff x="0" y="0"/>
-                                <a:chExt cx="2667635" cy="91440"/>
-                              </a:xfrm>
-                            </wpg:grpSpPr>
-                            <wps:wsp>
-                              <wps:cNvPr id="42" name="Graphic 42"/>
-                              <wps:cNvSpPr/>
-                              <wps:spPr>
-                                <a:xfrm>
-                                  <a:off x="4762" y="0"/>
-                                  <a:ext cx="2658110" cy="91440"/>
-                                </a:xfrm>
-                                <a:custGeom>
-                                  <a:avLst/>
-                                  <a:gdLst/>
-                                  <a:ahLst/>
-                                  <a:cxnLst/>
-                                  <a:rect l="l" t="t" r="r" b="b"/>
-                                  <a:pathLst>
-                                    <a:path w="2658110" h="91440">
-                                      <a:moveTo>
-                                        <a:pt x="0" y="45720"/>
-                                      </a:moveTo>
-                                      <a:lnTo>
-                                        <a:pt x="2658110" y="45720"/>
-                                      </a:lnTo>
-                                    </a:path>
-                                    <a:path w="2658110" h="91440">
-                                      <a:moveTo>
-                                        <a:pt x="0" y="91440"/>
-                                      </a:moveTo>
-                                      <a:lnTo>
-                                        <a:pt x="0" y="0"/>
-                                      </a:lnTo>
-                                    </a:path>
-                                    <a:path w="2658110" h="91440">
-                                      <a:moveTo>
-                                        <a:pt x="2658110" y="91440"/>
-                                      </a:moveTo>
-                                      <a:lnTo>
-                                        <a:pt x="2658110" y="0"/>
-                                      </a:lnTo>
-                                    </a:path>
-                                  </a:pathLst>
-                                </a:custGeom>
-                                <a:ln w="9525">
-                                  <a:solidFill>
-                                    <a:srgbClr val="1563BE"/>
-                                  </a:solidFill>
-                                  <a:prstDash val="solid"/>
-                                </a:ln>
-                              </wps:spPr>
-                              <wps:bodyPr wrap="square" lIns="0" tIns="0" rIns="0" bIns="0" rtlCol="0">
-                                <a:prstTxWarp prst="textNoShape">
-                                  <a:avLst/>
-                                </a:prstTxWarp>
-                                <a:noAutofit/>
-                              </wps:bodyPr>
-                            </wps:wsp>
-                          </wpg:wgp>
-                        </a:graphicData>
-                      </a:graphic>
-                    </wp:inline>
-                  </w:drawing>
-                </mc:Choice>
-                <mc:Fallback>
-                  <w:pict>
-                    <v:group w14:anchorId="35F581A5" id="Group 41" o:spid="_x0000_s1026" style="width:210.05pt;height:7.2pt;mso-position-horizontal-relative:char;mso-position-vertical-relative:line" coordsize="26676,914" o:gfxdata="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">
-                      <v:shape id="Graphic 42" o:spid="_x0000_s1027" style="position:absolute;left:47;width:26581;height:914;visibility:visible;mso-wrap-style:square;v-text-anchor:top" coordsize="2658110,91440" o:gfxdata="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" path="m,45720r2658110,em,91440l,em2658110,91440r,-91440e" filled="f" strokecolor="#1563be">
-                        <v:path arrowok="t"/>
-                      </v:shape>
-                      <w10:anchorlock/>
-                    </v:group>
-                  </w:pict>
-                </mc:Fallback>
-              </mc:AlternateContent>
-            </w:r>
-          </w:p>
-          <w:p>
-            <w:pPr>
-              <w:pStyle w:val="TableParagraph"/>
-              <w:spacing w:before="0"/>
-              <w:ind w:left="1139" w:right="575"/>
-              <w:jc w:val="center"/>
-              <w:rPr>
-                <w:b/>
-                <w:sz w:val="13"/>
-              </w:rPr>
-            </w:pPr>
-            <w:r>
-              <w:rPr>
-                <w:b/>
-                <w:color w:val="1563BE"/>
-                <w:spacing w:val="-10"/>
-                <w:w w:val="110"/>
-                <w:sz w:val="13"/>
-              </w:rPr>
-              <w:t>A</w:t>
-            </w:r>
-          </w:p>
-          <w:p>
-            <w:pPr>
-              <w:pStyle w:val="TableParagraph"/>
-              <w:spacing w:before="74"/>
-              <w:ind w:left="1576"/>
-              <w:rPr>
-                <w:b/>
-                <w:sz w:val="13"/>
-              </w:rPr>
-            </w:pPr>
-            <w:r>
-              <w:rPr>
-                <w:b/>
-                <w:noProof/>
-                <w:sz w:val="13"/>
-              </w:rPr>
-              <mc:AlternateContent>
-                <mc:Choice Requires="wpg">
-                  <w:drawing>
-                    <wp:anchor distT="0" distB="0" distL="0" distR="0" simplePos="0" relativeHeight="486012416" behindDoc="1" locked="0" layoutInCell="1" allowOverlap="1" wp14:anchorId="57733C36" wp14:editId="7AD9D8A7">
-                      <wp:simplePos x="0" y="0"/>
-                      <wp:positionH relativeFrom="column">
-                        <wp:posOffset>1087247</wp:posOffset>
-                      </wp:positionH>
-                      <wp:positionV relativeFrom="paragraph">
-                        <wp:posOffset>26712</wp:posOffset>
-                      </wp:positionV>
-                      <wp:extent cx="91440" cy="186690"/>
-                      <wp:effectExtent l="0" t="0" r="0" b="0"/>
-                      <wp:wrapNone/>
-                      <wp:docPr id="43" name="Group 43"/>
-                      <wp:cNvGraphicFramePr>
-                        <a:graphicFrameLocks xmlns:a="http://schemas.openxmlformats.org/drawingml/2006/main"/>
-                      </wp:cNvGraphicFramePr>
-                      <a:graphic xmlns:a="http://schemas.openxmlformats.org/drawingml/2006/main">
-                        <a:graphicData uri="http://schemas.microsoft.com/office/word/2010/wordprocessingGroup">
-                          <wpg:wgp>
-                            <wpg:cNvGrpSpPr>
-                              <a:grpSpLocks/>
-                            </wpg:cNvGrpSpPr>
-                            <wpg:grpSpPr>
-                              <a:xfrm>
-                                <a:off x="0" y="0"/>
-                                <a:ext cx="91440" cy="186690"/>
-                                <a:chOff x="0" y="0"/>
-                                <a:chExt cx="91440" cy="186690"/>
-                              </a:xfrm>
-                            </wpg:grpSpPr>
-                            <wps:wsp>
-                              <wps:cNvPr id="44" name="Graphic 44"/>
-                              <wps:cNvSpPr/>
-                              <wps:spPr>
-                                <a:xfrm>
-                                  <a:off x="0" y="4762"/>
-                                  <a:ext cx="91440" cy="177165"/>
-                                </a:xfrm>
-                                <a:custGeom>
-                                  <a:avLst/>
-                                  <a:gdLst/>
-                                  <a:ahLst/>
-                                  <a:cxnLst/>
-                                  <a:rect l="l" t="t" r="r" b="b"/>
-                                  <a:pathLst>
-                                    <a:path w="91440" h="177165">
-                                      <a:moveTo>
-                                        <a:pt x="45720" y="0"/>
-                                      </a:moveTo>
-                                      <a:lnTo>
-                                        <a:pt x="45720" y="177164"/>
-                                      </a:lnTo>
-                                    </a:path>
-                                    <a:path w="91440" h="177165">
-                                      <a:moveTo>
-                                        <a:pt x="0" y="0"/>
-                                      </a:moveTo>
-                                      <a:lnTo>
-                                        <a:pt x="91439" y="0"/>
-                                      </a:lnTo>
-                                    </a:path>
-                                    <a:path w="91440" h="177165">
-                                      <a:moveTo>
-                                        <a:pt x="0" y="177164"/>
-                                      </a:moveTo>
-                                      <a:lnTo>
-                                        <a:pt x="91439" y="177164"/>
-                                      </a:lnTo>
-                                    </a:path>
-                                  </a:pathLst>
-                                </a:custGeom>
-                                <a:ln w="9525">
-                                  <a:solidFill>
-                                    <a:srgbClr val="1563BE"/>
-                                  </a:solidFill>
-                                  <a:prstDash val="solid"/>
-                                </a:ln>
-                              </wps:spPr>
-                              <wps:bodyPr wrap="square" lIns="0" tIns="0" rIns="0" bIns="0" rtlCol="0">
-                                <a:prstTxWarp prst="textNoShape">
-                                  <a:avLst/>
-                                </a:prstTxWarp>
-                                <a:noAutofit/>
-                              </wps:bodyPr>
-                            </wps:wsp>
-                          </wpg:wgp>
-                        </a:graphicData>
-                      </a:graphic>
-                    </wp:anchor>
-                  </w:drawing>
-                </mc:Choice>
-                <mc:Fallback>
-                  <w:pict>
-                    <v:group w14:anchorId="3B8BED61" id="Group 43" o:spid="_x0000_s1026" style="position:absolute;margin-left:85.6pt;margin-top:2.1pt;width:7.2pt;height:14.7pt;z-index:-17304064;mso-wrap-distance-left:0;mso-wrap-distance-right:0" coordsize="91440,186690" o:gfxdata="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">
-                      <v:shape id="Graphic 44" o:spid="_x0000_s1027" style="position:absolute;top:4762;width:91440;height:177165;visibility:visible;mso-wrap-style:square;v-text-anchor:top" coordsize="91440,177165" o:gfxdata="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" path="m45720,r,177164em,l91439,em,177164r91439,e" filled="f" strokecolor="#1563be">
-                        <v:path arrowok="t"/>
-                      </v:shape>
-                    </v:group>
-                  </w:pict>
-                </mc:Fallback>
-              </mc:AlternateContent>
-            </w:r>
-            <w:r>
-              <w:rPr>
-                <w:b/>
-                <w:noProof/>
-                <w:sz w:val="13"/>
-              </w:rPr>
-              <mc:AlternateContent>
-                <mc:Choice Requires="wpg">
-                  <w:drawing>
-                    <wp:anchor distT="0" distB="0" distL="0" distR="0" simplePos="0" relativeHeight="486012928" behindDoc="1" locked="0" layoutInCell="1" allowOverlap="1" wp14:anchorId="1259743C" wp14:editId="0CCCD520">
-                      <wp:simplePos x="0" y="0"/>
-                      <wp:positionH relativeFrom="column">
-                        <wp:posOffset>910082</wp:posOffset>
-                      </wp:positionH>
-                      <wp:positionV relativeFrom="paragraph">
-                        <wp:posOffset>26712</wp:posOffset>
-                      </wp:positionV>
-                      <wp:extent cx="91440" cy="895985"/>
-                      <wp:effectExtent l="0" t="0" r="0" b="0"/>
-                      <wp:wrapNone/>
-                      <wp:docPr id="45" name="Group 45"/>
-                      <wp:cNvGraphicFramePr>
-                        <a:graphicFrameLocks xmlns:a="http://schemas.openxmlformats.org/drawingml/2006/main"/>
-                      </wp:cNvGraphicFramePr>
-                      <a:graphic xmlns:a="http://schemas.openxmlformats.org/drawingml/2006/main">
-                        <a:graphicData uri="http://schemas.microsoft.com/office/word/2010/wordprocessingGroup">
-                          <wpg:wgp>
-                            <wpg:cNvGrpSpPr>
-                              <a:grpSpLocks/>
-                            </wpg:cNvGrpSpPr>
-                            <wpg:grpSpPr>
-                              <a:xfrm>
-                                <a:off x="0" y="0"/>
-                                <a:ext cx="91440" cy="895985"/>
-                                <a:chOff x="0" y="0"/>
-                                <a:chExt cx="91440" cy="895985"/>
-                              </a:xfrm>
-                            </wpg:grpSpPr>
-                            <wps:wsp>
-                              <wps:cNvPr id="46" name="Graphic 46"/>
-                              <wps:cNvSpPr/>
-                              <wps:spPr>
-                                <a:xfrm>
-                                  <a:off x="0" y="4762"/>
-                                  <a:ext cx="91440" cy="886460"/>
-                                </a:xfrm>
-                                <a:custGeom>
-                                  <a:avLst/>
-                                  <a:gdLst/>
-                                  <a:ahLst/>
-                                  <a:cxnLst/>
-                                  <a:rect l="l" t="t" r="r" b="b"/>
-                                  <a:pathLst>
-                                    <a:path w="91440" h="886460">
-                                      <a:moveTo>
-                                        <a:pt x="45719" y="0"/>
-                                      </a:moveTo>
-                                      <a:lnTo>
-                                        <a:pt x="45719" y="886459"/>
-                                      </a:lnTo>
-                                    </a:path>
-                                    <a:path w="91440" h="886460">
-                                      <a:moveTo>
-                                        <a:pt x="0" y="0"/>
-                                      </a:moveTo>
-                                      <a:lnTo>
-                                        <a:pt x="91439" y="0"/>
-                                      </a:lnTo>
-                                    </a:path>
-                                    <a:path w="91440" h="886460">
-                                      <a:moveTo>
-                                        <a:pt x="0" y="886459"/>
-                                      </a:moveTo>
-                                      <a:lnTo>
-                                        <a:pt x="91439" y="886459"/>
-                                      </a:lnTo>
-                                    </a:path>
-                                  </a:pathLst>
-                                </a:custGeom>
-                                <a:ln w="9525">
-                                  <a:solidFill>
-                                    <a:srgbClr val="1563BE"/>
-                                  </a:solidFill>
-                                  <a:prstDash val="solid"/>
-                                </a:ln>
-                              </wps:spPr>
-                              <wps:bodyPr wrap="square" lIns="0" tIns="0" rIns="0" bIns="0" rtlCol="0">
-                                <a:prstTxWarp prst="textNoShape">
-                                  <a:avLst/>
-                                </a:prstTxWarp>
-                                <a:noAutofit/>
-                              </wps:bodyPr>
-                            </wps:wsp>
-                          </wpg:wgp>
-                        </a:graphicData>
-                      </a:graphic>
-                    </wp:anchor>
-                  </w:drawing>
-                </mc:Choice>
-                <mc:Fallback>
-                  <w:pict>
-                    <v:group w14:anchorId="0A24CB22" id="Group 45" o:spid="_x0000_s1026" style="position:absolute;margin-left:71.65pt;margin-top:2.1pt;width:7.2pt;height:70.55pt;z-index:-17303552;mso-wrap-distance-left:0;mso-wrap-distance-right:0" coordsize="914,8959" o:gfxdata="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">
-                      <v:shape id="Graphic 46" o:spid="_x0000_s1027" style="position:absolute;top:47;width:914;height:8865;visibility:visible;mso-wrap-style:square;v-text-anchor:top" coordsize="91440,886460" o:gfxdata="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" path="m45719,r,886459em,l91439,em,886459r91439,e" filled="f" strokecolor="#1563be">
-                        <v:path arrowok="t"/>
-                      </v:shape>
-                    </v:group>
-                  </w:pict>
-                </mc:Fallback>
-              </mc:AlternateContent>
-            </w:r>
-            <w:r>
-              <w:rPr>
-                <w:b/>
-                <w:noProof/>
-                <w:sz w:val="13"/>
-              </w:rPr>
-              <mc:AlternateContent>
-                <mc:Choice Requires="wpg">
-                  <w:drawing>
-                    <wp:anchor distT="0" distB="0" distL="0" distR="0" simplePos="0" relativeHeight="486013440" behindDoc="1" locked="0" layoutInCell="1" allowOverlap="1" wp14:anchorId="2918F05D" wp14:editId="3CC9DB0E">
-                      <wp:simplePos x="0" y="0"/>
-                      <wp:positionH relativeFrom="column">
-                        <wp:posOffset>732916</wp:posOffset>
-                      </wp:positionH>
-                      <wp:positionV relativeFrom="paragraph">
-                        <wp:posOffset>26712</wp:posOffset>
-                      </wp:positionV>
-                      <wp:extent cx="91440" cy="1427480"/>
-                      <wp:effectExtent l="0" t="0" r="0" b="0"/>
-                      <wp:wrapNone/>
-                      <wp:docPr id="47" name="Group 47"/>
-                      <wp:cNvGraphicFramePr>
-                        <a:graphicFrameLocks xmlns:a="http://schemas.openxmlformats.org/drawingml/2006/main"/>
-                      </wp:cNvGraphicFramePr>
-                      <a:graphic xmlns:a="http://schemas.openxmlformats.org/drawingml/2006/main">
-                        <a:graphicData uri="http://schemas.microsoft.com/office/word/2010/wordprocessingGroup">
-                          <wpg:wgp>
-                            <wpg:cNvGrpSpPr>
-                              <a:grpSpLocks/>
-                            </wpg:cNvGrpSpPr>
-                            <wpg:grpSpPr>
-                              <a:xfrm>
-                                <a:off x="0" y="0"/>
-                                <a:ext cx="91440" cy="1427480"/>
-                                <a:chOff x="0" y="0"/>
-                                <a:chExt cx="91440" cy="1427480"/>
-                              </a:xfrm>
-                            </wpg:grpSpPr>
-                            <wps:wsp>
-                              <wps:cNvPr id="48" name="Graphic 48"/>
-                              <wps:cNvSpPr/>
-                              <wps:spPr>
-                                <a:xfrm>
-                                  <a:off x="0" y="4762"/>
-                                  <a:ext cx="91440" cy="1417955"/>
-                                </a:xfrm>
-                                <a:custGeom>
-                                  <a:avLst/>
-                                  <a:gdLst/>
-                                  <a:ahLst/>
-                                  <a:cxnLst/>
-                                  <a:rect l="l" t="t" r="r" b="b"/>
-                                  <a:pathLst>
-                                    <a:path w="91440" h="1417955">
-                                      <a:moveTo>
-                                        <a:pt x="45719" y="0"/>
-                                      </a:moveTo>
-                                      <a:lnTo>
-                                        <a:pt x="45719" y="1417954"/>
-                                      </a:lnTo>
-                                    </a:path>
-                                    <a:path w="91440" h="1417955">
-                                      <a:moveTo>
-                                        <a:pt x="0" y="0"/>
-                                      </a:moveTo>
-                                      <a:lnTo>
-                                        <a:pt x="91439" y="0"/>
-                                      </a:lnTo>
-                                    </a:path>
-                                    <a:path w="91440" h="1417955">
-                                      <a:moveTo>
-                                        <a:pt x="0" y="1417954"/>
-                                      </a:moveTo>
-                                      <a:lnTo>
-                                        <a:pt x="91439" y="1417954"/>
-                                      </a:lnTo>
-                                    </a:path>
-                                  </a:pathLst>
-                                </a:custGeom>
-                                <a:ln w="9525">
-                                  <a:solidFill>
-                                    <a:srgbClr val="1563BE"/>
-                                  </a:solidFill>
-                                  <a:prstDash val="solid"/>
-                                </a:ln>
-                              </wps:spPr>
-                              <wps:bodyPr wrap="square" lIns="0" tIns="0" rIns="0" bIns="0" rtlCol="0">
-                                <a:prstTxWarp prst="textNoShape">
-                                  <a:avLst/>
-                                </a:prstTxWarp>
-                                <a:noAutofit/>
-                              </wps:bodyPr>
-                            </wps:wsp>
-                          </wpg:wgp>
-                        </a:graphicData>
-                      </a:graphic>
-                    </wp:anchor>
-                  </w:drawing>
-                </mc:Choice>
-                <mc:Fallback>
-                  <w:pict>
-                    <v:group w14:anchorId="43B46F27" id="Group 47" o:spid="_x0000_s1026" style="position:absolute;margin-left:57.7pt;margin-top:2.1pt;width:7.2pt;height:112.4pt;z-index:-17303040;mso-wrap-distance-left:0;mso-wrap-distance-right:0" coordsize="914,14274" o:gfxdata="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">
-                      <v:shape id="Graphic 48" o:spid="_x0000_s1027" style="position:absolute;top:47;width:914;height:14180;visibility:visible;mso-wrap-style:square;v-text-anchor:top" coordsize="91440,1417955" o:gfxdata="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" path="m45719,r,1417954em,l91439,em,1417954r91439,e" filled="f" strokecolor="#1563be">
-                        <v:path arrowok="t"/>
-                      </v:shape>
-                    </v:group>
-                  </w:pict>
-                </mc:Fallback>
-              </mc:AlternateContent>
-            </w:r>
-            <w:r>
-              <w:rPr>
-                <w:b/>
-                <w:color w:val="1563BE"/>
-                <w:spacing w:val="-10"/>
-                <w:w w:val="105"/>
-                <w:sz w:val="13"/>
-              </w:rPr>
-              <w:t>C</w:t>
-            </w:r>
-          </w:p>
-          <w:p>
-            <w:pPr>
-              <w:pStyle w:val="TableParagraph"/>
-              <w:spacing w:before="0"/>
-              <w:rPr>
-                <w:sz w:val="13"/>
-              </w:rPr>
-            </w:pPr>
-          </w:p>
-          <w:p>
-            <w:pPr>
-              <w:pStyle w:val="TableParagraph"/>
-              <w:spacing w:before="113"/>
-              <w:rPr>
-                <w:sz w:val="13"/>
-              </w:rPr>
-            </w:pPr>
-          </w:p>
-          <w:p>
-            <w:pPr>
-              <w:pStyle w:val="TableParagraph"/>
-              <w:spacing w:before="0"/>
-              <w:ind w:left="1290"/>
-              <w:rPr>
-                <w:b/>
-                <w:sz w:val="13"/>
-              </w:rPr>
-            </w:pPr>
-            <w:r>
-              <w:rPr>
-                <w:b/>
-                <w:color w:val="1563BE"/>
-                <w:spacing w:val="-10"/>
-                <w:w w:val="115"/>
-                <w:sz w:val="13"/>
-              </w:rPr>
-              <w:t>D</w:t>
-            </w:r>
-          </w:p>
-          <w:p>
-            <w:pPr>
-              <w:pStyle w:val="TableParagraph"/>
-              <w:spacing w:before="121"/>
-              <w:rPr>
-                <w:sz w:val="13"/>
-              </w:rPr>
-            </w:pPr>
-          </w:p>
-          <w:p>
-            <w:pPr>
-              <w:pStyle w:val="TableParagraph"/>
-              <w:spacing w:before="0"/>
-              <w:ind w:left="1022"/>
-              <w:rPr>
-                <w:b/>
-                <w:sz w:val="13"/>
-              </w:rPr>
-            </w:pPr>
-            <w:r>
-              <w:rPr>
-                <w:b/>
-                <w:color w:val="1563BE"/>
-                <w:spacing w:val="-10"/>
-                <w:w w:val="105"/>
-                <w:sz w:val="13"/>
-              </w:rPr>
-              <w:t>E</w:t>
-            </w:r>
-          </w:p>
-          <w:p>
-            <w:pPr>
-              <w:pStyle w:val="TableParagraph"/>
-              <w:spacing w:before="0"/>
-              <w:rPr>
-                <w:sz w:val="13"/>
-              </w:rPr>
-            </w:pPr>
-          </w:p>
-          <w:p>
-            <w:pPr>
-              <w:pStyle w:val="TableParagraph"/>
-              <w:spacing w:before="0"/>
-              <w:rPr>
-                <w:sz w:val="13"/>
-              </w:rPr>
-            </w:pPr>
-          </w:p>
-          <w:p>
-            <w:pPr>
-              <w:pStyle w:val="TableParagraph"/>
-              <w:spacing w:before="0"/>
-              <w:rPr>
-                <w:sz w:val="13"/>
-              </w:rPr>
-            </w:pPr>
-          </w:p>
-          <w:p>
-            <w:pPr>
-              <w:pStyle w:val="TableParagraph"/>
-              <w:spacing w:before="0"/>
-              <w:rPr>
-                <w:sz w:val="13"/>
-              </w:rPr>
-            </w:pPr>
-          </w:p>
-          <w:p>
-            <w:pPr>
-              <w:pStyle w:val="TableParagraph"/>
-              <w:spacing w:before="87"/>
-              <w:rPr>
-                <w:sz w:val="13"/>
-              </w:rPr>
-            </w:pPr>
-          </w:p>
-          <w:p>
-            <w:pPr>
-              <w:pStyle w:val="TableParagraph"/>
-              <w:spacing w:before="0"/>
-              <w:ind w:right="1307"/>
-              <w:jc w:val="right"/>
-              <w:rPr>
-                <w:b/>
-                <w:sz w:val="13"/>
-              </w:rPr>
-            </w:pPr>
-            <w:r>
-              <w:rPr>
-                <w:b/>
-                <w:noProof/>
-                <w:sz w:val="13"/>
-              </w:rPr>
-              <mc:AlternateContent>
-                <mc:Choice Requires="wpg">
-                  <w:drawing>
-                    <wp:anchor distT="0" distB="0" distL="0" distR="0" simplePos="0" relativeHeight="486011904" behindDoc="1" locked="0" layoutInCell="1" allowOverlap="1" wp14:anchorId="26E57590" wp14:editId="4BDBE81C">
-                      <wp:simplePos x="0" y="0"/>
-                      <wp:positionH relativeFrom="column">
-                        <wp:posOffset>4099686</wp:posOffset>
-                      </wp:positionH>
-                      <wp:positionV relativeFrom="paragraph">
-                        <wp:posOffset>-1268687</wp:posOffset>
-                      </wp:positionV>
-                      <wp:extent cx="91440" cy="2667635"/>
-                      <wp:effectExtent l="0" t="0" r="0" b="0"/>
-                      <wp:wrapNone/>
-                      <wp:docPr id="49" name="Group 49"/>
-                      <wp:cNvGraphicFramePr>
-                        <a:graphicFrameLocks xmlns:a="http://schemas.openxmlformats.org/drawingml/2006/main"/>
-                      </wp:cNvGraphicFramePr>
-                      <a:graphic xmlns:a="http://schemas.openxmlformats.org/drawingml/2006/main">
-                        <a:graphicData uri="http://schemas.microsoft.com/office/word/2010/wordprocessingGroup">
-                          <wpg:wgp>
-                            <wpg:cNvGrpSpPr>
-                              <a:grpSpLocks/>
-                            </wpg:cNvGrpSpPr>
-                            <wpg:grpSpPr>
-                              <a:xfrm>
-                                <a:off x="0" y="0"/>
-                                <a:ext cx="91440" cy="2667635"/>
-                                <a:chOff x="0" y="0"/>
-                                <a:chExt cx="91440" cy="2667635"/>
-                              </a:xfrm>
-                            </wpg:grpSpPr>
-                            <wps:wsp>
-                              <wps:cNvPr id="50" name="Graphic 50"/>
-                              <wps:cNvSpPr/>
-                              <wps:spPr>
-                                <a:xfrm>
-                                  <a:off x="0" y="4762"/>
-                                  <a:ext cx="91440" cy="2658110"/>
-                                </a:xfrm>
-                                <a:custGeom>
-                                  <a:avLst/>
-                                  <a:gdLst/>
-                                  <a:ahLst/>
-                                  <a:cxnLst/>
-                                  <a:rect l="l" t="t" r="r" b="b"/>
-                                  <a:pathLst>
-                                    <a:path w="91440" h="2658110">
-                                      <a:moveTo>
-                                        <a:pt x="45720" y="0"/>
-                                      </a:moveTo>
-                                      <a:lnTo>
-                                        <a:pt x="45720" y="2658109"/>
-                                      </a:lnTo>
-                                    </a:path>
-                                    <a:path w="91440" h="2658110">
-                                      <a:moveTo>
-                                        <a:pt x="0" y="0"/>
-                                      </a:moveTo>
-                                      <a:lnTo>
-                                        <a:pt x="91440" y="0"/>
-                                      </a:lnTo>
-                                    </a:path>
-                                    <a:path w="91440" h="2658110">
-                                      <a:moveTo>
-                                        <a:pt x="0" y="2658109"/>
-                                      </a:moveTo>
-                                      <a:lnTo>
-                                        <a:pt x="91440" y="2658109"/>
-                                      </a:lnTo>
-                                    </a:path>
-                                  </a:pathLst>
-                                </a:custGeom>
-                                <a:ln w="9525">
-                                  <a:solidFill>
-                                    <a:srgbClr val="1563BE"/>
-                                  </a:solidFill>
-                                  <a:prstDash val="solid"/>
-                                </a:ln>
-                              </wps:spPr>
-                              <wps:bodyPr wrap="square" lIns="0" tIns="0" rIns="0" bIns="0" rtlCol="0">
-                                <a:prstTxWarp prst="textNoShape">
-                                  <a:avLst/>
-                                </a:prstTxWarp>
-                                <a:noAutofit/>
-                              </wps:bodyPr>
-                            </wps:wsp>
-                          </wpg:wgp>
-                        </a:graphicData>
-                      </a:graphic>
-                    </wp:anchor>
-                  </w:drawing>
-                </mc:Choice>
-                <mc:Fallback>
-                  <w:pict>
-                    <v:group w14:anchorId="161B3408" id="Group 49" o:spid="_x0000_s1026" style="position:absolute;margin-left:322.8pt;margin-top:-99.9pt;width:7.2pt;height:210.05pt;z-index:-17304576;mso-wrap-distance-left:0;mso-wrap-distance-right:0" coordsize="914,26676" o:gfxdata="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">
-                      <v:shape id="Graphic 50" o:spid="_x0000_s1027" style="position:absolute;top:47;width:914;height:26581;visibility:visible;mso-wrap-style:square;v-text-anchor:top" coordsize="91440,2658110" o:gfxdata="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" path="m45720,r,2658109em,l91440,em,2658109r91440,e" filled="f" strokecolor="#1563be">
-                        <v:path arrowok="t"/>
-                      </v:shape>
-                    </v:group>
-                  </w:pict>
-                </mc:Fallback>
-              </mc:AlternateContent>
-            </w:r>
-            <w:r>
-              <w:rPr>
-                <w:b/>
-                <w:color w:val="1563BE"/>
-                <w:spacing w:val="-10"/>
-                <w:w w:val="115"/>
-                <w:sz w:val="13"/>
-              </w:rPr>
-              <w:t>B</w:t>
-            </w:r>
-          </w:p>
-          <w:p>
-            <w:pPr>
-              <w:pStyle w:val="TableParagraph"/>
-              <w:spacing w:before="0"/>
-              <w:rPr>
-                <w:sz w:val="13"/>
-              </w:rPr>
-            </w:pPr>
-          </w:p>
-          <w:p>
-            <w:pPr>
-              <w:pStyle w:val="TableParagraph"/>
-              <w:spacing w:before="0"/>
-              <w:rPr>
-                <w:sz w:val="13"/>
-              </w:rPr>
-            </w:pPr>
-          </w:p>
-          <w:p>
-            <w:pPr>
-              <w:pStyle w:val="TableParagraph"/>
-              <w:spacing w:before="0"/>
-              <w:rPr>
-                <w:sz w:val="13"/>
-              </w:rPr>
-            </w:pPr>
-          </w:p>
-          <w:p>
-            <w:pPr>
-              <w:pStyle w:val="TableParagraph"/>
-              <w:spacing w:before="0"/>
-              <w:rPr>
-                <w:sz w:val="13"/>
-              </w:rPr>
-            </w:pPr>
-          </w:p>
-          <w:p>
-            <w:pPr>
-              <w:pStyle w:val="TableParagraph"/>
-              <w:spacing w:before="0"/>
-              <w:rPr>
-                <w:sz w:val="13"/>
-              </w:rPr>
-            </w:pPr>
-          </w:p>
-          <w:p>
-            <w:pPr>
-              <w:pStyle w:val="TableParagraph"/>
-              <w:spacing w:before="0"/>
-              <w:rPr>
-                <w:sz w:val="13"/>
-              </w:rPr>
-            </w:pPr>
-          </w:p>
-          <w:p>
-            <w:pPr>
-              <w:pStyle w:val="TableParagraph"/>
-              <w:spacing w:before="0"/>
-              <w:rPr>
-                <w:sz w:val="13"/>
-              </w:rPr>
-            </w:pPr>
-          </w:p>
-          <w:p>
-            <w:pPr>
-              <w:pStyle w:val="TableParagraph"/>
-              <w:spacing w:before="0"/>
-              <w:rPr>
-                <w:sz w:val="13"/>
-              </w:rPr>
-            </w:pPr>
-          </w:p>
-          <w:p>
-            <w:pPr>
-              <w:pStyle w:val="TableParagraph"/>
-              <w:spacing w:before="0"/>
-              <w:rPr>
-                <w:sz w:val="13"/>
-              </w:rPr>
-            </w:pPr>
-          </w:p>
-          <w:p>
-            <w:pPr>
-              <w:pStyle w:val="TableParagraph"/>
-              <w:spacing w:before="0"/>
-              <w:rPr>
-                <w:sz w:val="13"/>
-              </w:rPr>
-            </w:pPr>
-          </w:p>
-          <w:p>
-            <w:pPr>
-              <w:pStyle w:val="TableParagraph"/>
-              <w:spacing w:before="0"/>
-              <w:rPr>
-                <w:sz w:val="13"/>
-              </w:rPr>
-            </w:pPr>
-          </w:p>
-          <w:p>
-            <w:pPr>
-              <w:pStyle w:val="TableParagraph"/>
-              <w:spacing w:before="0"/>
-              <w:rPr>
-                <w:sz w:val="13"/>
-              </w:rPr>
-            </w:pPr>
-          </w:p>
-          <w:p>
-            <w:pPr>
-              <w:pStyle w:val="TableParagraph"/>
-              <w:spacing w:before="0"/>
-              <w:rPr>
-                <w:sz w:val="13"/>
-              </w:rPr>
-            </w:pPr>
-          </w:p>
-          <w:p>
-            <w:pPr>
-              <w:pStyle w:val="TableParagraph"/>
-              <w:spacing w:before="0"/>
-              <w:rPr>
-                <w:sz w:val="13"/>
-              </w:rPr>
-            </w:pPr>
-          </w:p>
-          <w:p>
-            <w:pPr>
-              <w:pStyle w:val="TableParagraph"/>
-              <w:spacing w:before="0"/>
-              <w:rPr>
-                <w:sz w:val="13"/>
-              </w:rPr>
-            </w:pPr>
-          </w:p>
-          <w:p>
-            <w:pPr>
-              <w:pStyle w:val="TableParagraph"/>
-              <w:spacing w:before="88"/>
-              <w:rPr>
-                <w:sz w:val="13"/>
-              </w:rPr>
-            </w:pPr>
-          </w:p>
-          <w:p>
-            <w:pPr>
-              <w:pStyle w:val="TableParagraph"/>
-              <w:tabs>
-                <w:tab w:val="left" w:pos="2476"/>
-                <w:tab w:val="left" w:pos="3664"/>
-                <w:tab w:val="left" w:pos="4848"/>
-                <w:tab w:val="left" w:pos="5837"/>
-              </w:tabs>
-              <w:spacing w:before="0"/>
-              <w:ind w:left="868"/>
-              <w:rPr>
-                <w:sz w:val="15"/>
-              </w:rPr>
-            </w:pPr>
-            <w:r>
-              <w:rPr>
-                <w:b/>
-                <w:color w:val="1563BE"/>
-                <w:spacing w:val="-2"/>
-                <w:w w:val="115"/>
-                <w:sz w:val="15"/>
-              </w:rPr>
-              <w:t>Measurements:</w:t>
-            </w:r>
-            <w:r>
-              <w:rPr>
-                <w:b/>
-                <w:color w:val="1563BE"/>
-                <w:sz w:val="15"/>
-              </w:rPr>
-              <w:tab/>
-            </w:r>
-            <w:r>
-              <w:rPr>
-                <w:b/>
-                <w:color w:val="1563BE"/>
-                <w:w w:val="110"/>
-                <w:sz w:val="15"/>
-              </w:rPr>
-              <w:t>A: {r_left_A}mm</w:t>
-            </w:r>
-            <w:r>
-              <w:rPr>
-                <w:color w:val="1563BE"/>
-                <w:w w:val="110"/>
-                <w:sz w:val="15"/>
-              </w:rPr>
-            </w:r>
-            <w:r>
-              <w:rPr>
-                <w:color w:val="1563BE"/>
-                <w:spacing w:val="2"/>
-                <w:w w:val="115"/>
-                <w:sz w:val="15"/>
-              </w:rPr>
-            </w:r>
-            <w:r>
-              <w:rPr>
-                <w:color w:val="1563BE"/>
-                <w:spacing w:val="-2"/>
-                <w:w w:val="115"/>
-                <w:sz w:val="15"/>
-              </w:rPr>
-            </w:r>
-            <w:r>
-              <w:rPr>
-                <w:color w:val="1563BE"/>
-                <w:sz w:val="15"/>
-              </w:rPr>
-              <w:tab/>
-            </w:r>
-            <w:r>
-              <w:rPr>
-                <w:b/>
-                <w:color w:val="1563BE"/>
-                <w:w w:val="115"/>
-                <w:sz w:val="15"/>
-              </w:rPr>
-              <w:t>B: {r_left_B}mm</w:t>
-            </w:r>
-            <w:r>
-              <w:rPr>
-                <w:color w:val="1563BE"/>
-                <w:w w:val="115"/>
-                <w:sz w:val="15"/>
-              </w:rPr>
-            </w:r>
-            <w:r>
-              <w:rPr>
-                <w:color w:val="1563BE"/>
-                <w:spacing w:val="2"/>
-                <w:w w:val="115"/>
-                <w:sz w:val="15"/>
-              </w:rPr>
-            </w:r>
-            <w:r>
-              <w:rPr>
-                <w:color w:val="1563BE"/>
-                <w:spacing w:val="-2"/>
-                <w:w w:val="115"/>
-                <w:sz w:val="15"/>
-              </w:rPr>
-            </w:r>
-            <w:r>
-              <w:rPr>
-                <w:color w:val="1563BE"/>
-                <w:sz w:val="15"/>
-              </w:rPr>
-              <w:tab/>
-            </w:r>
-            <w:r>
-              <w:rPr>
-                <w:b/>
-                <w:color w:val="1563BE"/>
-                <w:w w:val="110"/>
-                <w:sz w:val="15"/>
-              </w:rPr>
-              <w:t>C: {r_left_C}mm</w:t>
-            </w:r>
-            <w:r>
-              <w:rPr>
-                <w:color w:val="1563BE"/>
-                <w:w w:val="110"/>
-                <w:sz w:val="15"/>
-              </w:rPr>
-            </w:r>
-            <w:r>
-              <w:rPr>
-                <w:color w:val="1563BE"/>
-                <w:spacing w:val="-1"/>
-                <w:w w:val="110"/>
-                <w:sz w:val="15"/>
-              </w:rPr>
-            </w:r>
-            <w:r>
-              <w:rPr>
-                <w:color w:val="1563BE"/>
-                <w:spacing w:val="-4"/>
-                <w:w w:val="115"/>
-                <w:sz w:val="15"/>
-              </w:rPr>
-            </w:r>
-            <w:r>
-              <w:rPr>
-                <w:color w:val="1563BE"/>
-                <w:sz w:val="15"/>
-              </w:rPr>
-              <w:tab/>
-            </w:r>
-            <w:r>
-              <w:rPr>
-                <w:b/>
-                <w:color w:val="1563BE"/>
-                <w:w w:val="115"/>
-                <w:sz w:val="15"/>
-              </w:rPr>
-              <w:t>D: {r_left_D}mm</w:t>
-            </w:r>
-            <w:r>
-              <w:rPr>
-                <w:color w:val="1563BE"/>
-                <w:w w:val="115"/>
-                <w:sz w:val="15"/>
-              </w:rPr>
-            </w:r>
-            <w:r>
-              <w:rPr>
-                <w:color w:val="1563BE"/>
-                <w:spacing w:val="4"/>
-                <w:w w:val="115"/>
-                <w:sz w:val="15"/>
-              </w:rPr>
-            </w:r>
-            <w:r>
-              <w:rPr>
-                <w:color w:val="1563BE"/>
-                <w:spacing w:val="-2"/>
-                <w:w w:val="115"/>
-                <w:sz w:val="15"/>
-              </w:rPr>
-            </w:r>
-          </w:p>
-          <w:p>
-            <w:pPr>
-              <w:pStyle w:val="TableParagraph"/>
-              <w:spacing w:before="96" w:line="163" w:lineRule="exact"/>
-              <w:ind w:left="868"/>
-              <w:rPr>
-                <w:sz w:val="15"/>
-              </w:rPr>
-            </w:pPr>
-            <w:r>
-              <w:rPr>
-                <w:b/>
-                <w:color w:val="1563BE"/>
-                <w:w w:val="110"/>
-                <w:sz w:val="15"/>
-              </w:rPr>
-              <w:t>E: {r_left_E}mm</w:t>
-            </w:r>
-            <w:r>
-              <w:rPr>
-                <w:color w:val="1563BE"/>
-                <w:w w:val="110"/>
-                <w:sz w:val="15"/>
-              </w:rPr>
-            </w:r>
-            <w:r>
-              <w:rPr>
-                <w:color w:val="1563BE"/>
-                <w:spacing w:val="-1"/>
-                <w:w w:val="115"/>
-                <w:sz w:val="15"/>
-              </w:rPr>
-            </w:r>
-            <w:r>
-              <w:rPr>
-                <w:color w:val="1563BE"/>
-                <w:spacing w:val="-2"/>
-                <w:w w:val="115"/>
-                <w:sz w:val="15"/>
-              </w:rPr>
+        <w:tc>
+          <w:tcPr>
+            <w:tcW w:type="dxa" w:w="3646"/>
+          </w:tcPr>
+          <w:p>
+            <w:r>
+              <w:rPr>
+                <w:b/>
+              </w:rPr>
+              <w:t>Railing</w:t>
+            </w:r>
+          </w:p>
+        </w:tc>
+        <w:tc>
+          <w:tcPr>
+            <w:tcW w:type="dxa" w:w="3646"/>
+          </w:tcPr>
+          <w:p>
+            <w:r>
+              <w:rPr>
+                <w:b/>
+              </w:rPr>
+              <w:t>Label</w:t>
+            </w:r>
+          </w:p>
+        </w:tc>
+        <w:tc>
+          <w:tcPr>
+            <w:tcW w:type="dxa" w:w="3646"/>
+          </w:tcPr>
+          <w:p>
+            <w:r>
+              <w:rPr>
+                <w:b/>
+              </w:rPr>
+              <w:t>Measurement</w:t>
             </w:r>
           </w:p>
         </w:tc>
       </w:tr>
       <w:tr>
-        <w:trPr>
-          <w:trHeight w:val="5985"/>
-        </w:trPr>
-        <w:tc>
-          <w:tcPr>
-            <w:tcW w:w="3013" w:type="dxa"/>
-            <w:shd w:val="clear" w:color="auto" w:fill="EEEEEE"/>
-          </w:tcPr>
-          <w:p>
-            <w:pPr>
-              <w:pStyle w:val="TableParagraph"/>
-              <w:spacing w:before="104"/>
-              <w:ind w:left="155"/>
-              <w:rPr>
-                <w:b/>
-                <w:sz w:val="15"/>
-              </w:rPr>
-            </w:pPr>
-            <w:r>
-              <w:rPr>
-                <w:b/>
-                <w:w w:val="125"/>
-                <w:sz w:val="15"/>
-              </w:rPr>
-              <w:t>Right</w:t>
-            </w:r>
-            <w:r>
-              <w:rPr>
-                <w:b/>
-                <w:spacing w:val="7"/>
-                <w:w w:val="125"/>
-                <w:sz w:val="15"/>
-              </w:rPr>
-              <w:t xml:space="preserve"> </w:t>
-            </w:r>
-            <w:r>
-              <w:rPr>
-                <w:b/>
-                <w:spacing w:val="-2"/>
-                <w:w w:val="125"/>
-                <w:sz w:val="15"/>
-              </w:rPr>
-              <w:t>railing</w:t>
-            </w:r>
-          </w:p>
-        </w:tc>
-        <w:tc>
-          <w:tcPr>
-            <w:tcW w:w="7746" w:type="dxa"/>
-          </w:tcPr>
-          <w:p>
-            <w:pPr>
-              <w:pStyle w:val="TableParagraph"/>
-              <w:spacing w:before="0"/>
-              <w:rPr>
-                <w:sz w:val="13"/>
-              </w:rPr>
-            </w:pPr>
-          </w:p>
-          <w:p>
-            <w:pPr>
-              <w:pStyle w:val="TableParagraph"/>
-              <w:spacing w:before="133"/>
-              <w:rPr>
-                <w:sz w:val="13"/>
-              </w:rPr>
-            </w:pPr>
-          </w:p>
-          <w:p>
-            <w:pPr>
-              <w:pStyle w:val="TableParagraph"/>
-              <w:spacing w:before="0"/>
-              <w:ind w:left="564" w:right="1139"/>
-              <w:jc w:val="center"/>
-              <w:rPr>
-                <w:b/>
-                <w:sz w:val="13"/>
-              </w:rPr>
-            </w:pPr>
-            <w:r>
-              <w:rPr>
-                <w:b/>
-                <w:noProof/>
-                <w:sz w:val="13"/>
-              </w:rPr>
-              <mc:AlternateContent>
-                <mc:Choice Requires="wpg">
-                  <w:drawing>
-                    <wp:anchor distT="0" distB="0" distL="0" distR="0" simplePos="0" relativeHeight="486014464" behindDoc="1" locked="0" layoutInCell="1" allowOverlap="1" wp14:anchorId="4E6448FF" wp14:editId="78513BC5">
-                      <wp:simplePos x="0" y="0"/>
-                      <wp:positionH relativeFrom="column">
-                        <wp:posOffset>970089</wp:posOffset>
-                      </wp:positionH>
-                      <wp:positionV relativeFrom="paragraph">
-                        <wp:posOffset>46969</wp:posOffset>
-                      </wp:positionV>
-                      <wp:extent cx="2611755" cy="91440"/>
-                      <wp:effectExtent l="0" t="0" r="0" b="0"/>
-                      <wp:wrapNone/>
-                      <wp:docPr id="51" name="Group 51"/>
-                      <wp:cNvGraphicFramePr>
-                        <a:graphicFrameLocks xmlns:a="http://schemas.openxmlformats.org/drawingml/2006/main"/>
-                      </wp:cNvGraphicFramePr>
-                      <a:graphic xmlns:a="http://schemas.openxmlformats.org/drawingml/2006/main">
-                        <a:graphicData uri="http://schemas.microsoft.com/office/word/2010/wordprocessingGroup">
-                          <wpg:wgp>
-                            <wpg:cNvGrpSpPr>
-                              <a:grpSpLocks/>
-                            </wpg:cNvGrpSpPr>
-                            <wpg:grpSpPr>
-                              <a:xfrm>
-                                <a:off x="0" y="0"/>
-                                <a:ext cx="2611755" cy="91440"/>
-                                <a:chOff x="0" y="0"/>
-                                <a:chExt cx="2611755" cy="91440"/>
-                              </a:xfrm>
-                            </wpg:grpSpPr>
-                            <wps:wsp>
-                              <wps:cNvPr id="52" name="Graphic 52"/>
-                              <wps:cNvSpPr/>
-                              <wps:spPr>
-                                <a:xfrm>
-                                  <a:off x="4762" y="0"/>
-                                  <a:ext cx="2602230" cy="91440"/>
-                                </a:xfrm>
-                                <a:custGeom>
-                                  <a:avLst/>
-                                  <a:gdLst/>
-                                  <a:ahLst/>
-                                  <a:cxnLst/>
-                                  <a:rect l="l" t="t" r="r" b="b"/>
-                                  <a:pathLst>
-                                    <a:path w="2602230" h="91440">
-                                      <a:moveTo>
-                                        <a:pt x="0" y="45720"/>
-                                      </a:moveTo>
-                                      <a:lnTo>
-                                        <a:pt x="2602230" y="45720"/>
-                                      </a:lnTo>
-                                    </a:path>
-                                    <a:path w="2602230" h="91440">
-                                      <a:moveTo>
-                                        <a:pt x="0" y="91439"/>
-                                      </a:moveTo>
-                                      <a:lnTo>
-                                        <a:pt x="0" y="0"/>
-                                      </a:lnTo>
-                                    </a:path>
-                                    <a:path w="2602230" h="91440">
-                                      <a:moveTo>
-                                        <a:pt x="2602230" y="91439"/>
-                                      </a:moveTo>
-                                      <a:lnTo>
-                                        <a:pt x="2602230" y="0"/>
-                                      </a:lnTo>
-                                    </a:path>
-                                  </a:pathLst>
-                                </a:custGeom>
-                                <a:ln w="9525">
-                                  <a:solidFill>
-                                    <a:srgbClr val="1563BE"/>
-                                  </a:solidFill>
-                                  <a:prstDash val="solid"/>
-                                </a:ln>
-                              </wps:spPr>
-                              <wps:bodyPr wrap="square" lIns="0" tIns="0" rIns="0" bIns="0" rtlCol="0">
-                                <a:prstTxWarp prst="textNoShape">
-                                  <a:avLst/>
-                                </a:prstTxWarp>
-                                <a:noAutofit/>
-                              </wps:bodyPr>
-                            </wps:wsp>
-                          </wpg:wgp>
-                        </a:graphicData>
-                      </a:graphic>
-                    </wp:anchor>
-                  </w:drawing>
-                </mc:Choice>
-                <mc:Fallback>
-                  <w:pict>
-                    <v:group w14:anchorId="595FA22F" id="Group 51" o:spid="_x0000_s1026" style="position:absolute;margin-left:76.4pt;margin-top:3.7pt;width:205.65pt;height:7.2pt;z-index:-17302016;mso-wrap-distance-left:0;mso-wrap-distance-right:0" coordsize="26117,914" o:gfxdata="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">
-                      <v:shape id="Graphic 52" o:spid="_x0000_s1027" style="position:absolute;left:47;width:26022;height:914;visibility:visible;mso-wrap-style:square;v-text-anchor:top" coordsize="2602230,91440" o:gfxdata="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" path="m,45720r2602230,em,91439l,em2602230,91439r,-91439e" filled="f" strokecolor="#1563be">
-                        <v:path arrowok="t"/>
-                      </v:shape>
-                    </v:group>
-                  </w:pict>
-                </mc:Fallback>
-              </mc:AlternateContent>
-            </w:r>
-            <w:r>
-              <w:rPr>
-                <w:b/>
-                <w:color w:val="1563BE"/>
-                <w:spacing w:val="-10"/>
-                <w:w w:val="110"/>
-                <w:sz w:val="13"/>
-              </w:rPr>
-              <w:t>A</w:t>
-            </w:r>
-          </w:p>
-          <w:p>
-            <w:pPr>
-              <w:pStyle w:val="TableParagraph"/>
-              <w:spacing w:before="132"/>
-              <w:ind w:right="1911"/>
-              <w:jc w:val="right"/>
-              <w:rPr>
-                <w:b/>
-                <w:sz w:val="13"/>
-              </w:rPr>
-            </w:pPr>
-            <w:r>
-              <w:rPr>
-                <w:b/>
-                <w:noProof/>
-                <w:sz w:val="13"/>
-              </w:rPr>
-              <mc:AlternateContent>
-                <mc:Choice Requires="wpg">
-                  <w:drawing>
-                    <wp:anchor distT="0" distB="0" distL="0" distR="0" simplePos="0" relativeHeight="486015488" behindDoc="1" locked="0" layoutInCell="1" allowOverlap="1" wp14:anchorId="5F6EEC4D" wp14:editId="3D6C29DA">
-                      <wp:simplePos x="0" y="0"/>
-                      <wp:positionH relativeFrom="column">
-                        <wp:posOffset>3716782</wp:posOffset>
-                      </wp:positionH>
-                      <wp:positionV relativeFrom="paragraph">
-                        <wp:posOffset>65828</wp:posOffset>
-                      </wp:positionV>
-                      <wp:extent cx="91440" cy="194945"/>
-                      <wp:effectExtent l="0" t="0" r="0" b="0"/>
-                      <wp:wrapNone/>
-                      <wp:docPr id="53" name="Group 53"/>
-                      <wp:cNvGraphicFramePr>
-                        <a:graphicFrameLocks xmlns:a="http://schemas.openxmlformats.org/drawingml/2006/main"/>
-                      </wp:cNvGraphicFramePr>
-                      <a:graphic xmlns:a="http://schemas.openxmlformats.org/drawingml/2006/main">
-                        <a:graphicData uri="http://schemas.microsoft.com/office/word/2010/wordprocessingGroup">
-                          <wpg:wgp>
-                            <wpg:cNvGrpSpPr>
-                              <a:grpSpLocks/>
-                            </wpg:cNvGrpSpPr>
-                            <wpg:grpSpPr>
-                              <a:xfrm>
-                                <a:off x="0" y="0"/>
-                                <a:ext cx="91440" cy="194945"/>
-                                <a:chOff x="0" y="0"/>
-                                <a:chExt cx="91440" cy="194945"/>
-                              </a:xfrm>
-                            </wpg:grpSpPr>
-                            <wps:wsp>
-                              <wps:cNvPr id="54" name="Graphic 54"/>
-                              <wps:cNvSpPr/>
-                              <wps:spPr>
-                                <a:xfrm>
-                                  <a:off x="0" y="4762"/>
-                                  <a:ext cx="91440" cy="185420"/>
-                                </a:xfrm>
-                                <a:custGeom>
-                                  <a:avLst/>
-                                  <a:gdLst/>
-                                  <a:ahLst/>
-                                  <a:cxnLst/>
-                                  <a:rect l="l" t="t" r="r" b="b"/>
-                                  <a:pathLst>
-                                    <a:path w="91440" h="185420">
-                                      <a:moveTo>
-                                        <a:pt x="45720" y="0"/>
-                                      </a:moveTo>
-                                      <a:lnTo>
-                                        <a:pt x="45720" y="185420"/>
-                                      </a:lnTo>
-                                    </a:path>
-                                    <a:path w="91440" h="185420">
-                                      <a:moveTo>
-                                        <a:pt x="0" y="0"/>
-                                      </a:moveTo>
-                                      <a:lnTo>
-                                        <a:pt x="91439" y="0"/>
-                                      </a:lnTo>
-                                    </a:path>
-                                    <a:path w="91440" h="185420">
-                                      <a:moveTo>
-                                        <a:pt x="0" y="185420"/>
-                                      </a:moveTo>
-                                      <a:lnTo>
-                                        <a:pt x="91439" y="185420"/>
-                                      </a:lnTo>
-                                    </a:path>
-                                  </a:pathLst>
-                                </a:custGeom>
-                                <a:ln w="9525">
-                                  <a:solidFill>
-                                    <a:srgbClr val="1563BE"/>
-                                  </a:solidFill>
-                                  <a:prstDash val="solid"/>
-                                </a:ln>
-                              </wps:spPr>
-                              <wps:bodyPr wrap="square" lIns="0" tIns="0" rIns="0" bIns="0" rtlCol="0">
-                                <a:prstTxWarp prst="textNoShape">
-                                  <a:avLst/>
-                                </a:prstTxWarp>
-                                <a:noAutofit/>
-                              </wps:bodyPr>
-                            </wps:wsp>
-                          </wpg:wgp>
-                        </a:graphicData>
-                      </a:graphic>
-                    </wp:anchor>
-                  </w:drawing>
-                </mc:Choice>
-                <mc:Fallback>
-                  <w:pict>
-                    <v:group w14:anchorId="2A779BD7" id="Group 53" o:spid="_x0000_s1026" style="position:absolute;margin-left:292.65pt;margin-top:5.2pt;width:7.2pt;height:15.35pt;z-index:-17300992;mso-wrap-distance-left:0;mso-wrap-distance-right:0" coordsize="91440,194945" o:gfxdata="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">
-                      <v:shape id="Graphic 54" o:spid="_x0000_s1027" style="position:absolute;top:4762;width:91440;height:185420;visibility:visible;mso-wrap-style:square;v-text-anchor:top" coordsize="91440,185420" o:gfxdata="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" path="m45720,r,185420em,l91439,em,185420r91439,e" filled="f" strokecolor="#1563be">
-                        <v:path arrowok="t"/>
-                      </v:shape>
-                    </v:group>
-                  </w:pict>
-                </mc:Fallback>
-              </mc:AlternateContent>
-            </w:r>
-            <w:r>
-              <w:rPr>
-                <w:b/>
-                <w:noProof/>
-                <w:sz w:val="13"/>
-              </w:rPr>
-              <mc:AlternateContent>
-                <mc:Choice Requires="wpg">
-                  <w:drawing>
-                    <wp:anchor distT="0" distB="0" distL="0" distR="0" simplePos="0" relativeHeight="486016000" behindDoc="1" locked="0" layoutInCell="1" allowOverlap="1" wp14:anchorId="798E6EE7" wp14:editId="68418488">
-                      <wp:simplePos x="0" y="0"/>
-                      <wp:positionH relativeFrom="column">
-                        <wp:posOffset>3902836</wp:posOffset>
-                      </wp:positionH>
-                      <wp:positionV relativeFrom="paragraph">
-                        <wp:posOffset>178858</wp:posOffset>
-                      </wp:positionV>
-                      <wp:extent cx="91440" cy="1124585"/>
-                      <wp:effectExtent l="0" t="0" r="0" b="0"/>
-                      <wp:wrapNone/>
-                      <wp:docPr id="55" name="Group 55"/>
-                      <wp:cNvGraphicFramePr>
-                        <a:graphicFrameLocks xmlns:a="http://schemas.openxmlformats.org/drawingml/2006/main"/>
-                      </wp:cNvGraphicFramePr>
-                      <a:graphic xmlns:a="http://schemas.openxmlformats.org/drawingml/2006/main">
-                        <a:graphicData uri="http://schemas.microsoft.com/office/word/2010/wordprocessingGroup">
-                          <wpg:wgp>
-                            <wpg:cNvGrpSpPr>
-                              <a:grpSpLocks/>
-                            </wpg:cNvGrpSpPr>
-                            <wpg:grpSpPr>
-                              <a:xfrm>
-                                <a:off x="0" y="0"/>
-                                <a:ext cx="91440" cy="1124585"/>
-                                <a:chOff x="0" y="0"/>
-                                <a:chExt cx="91440" cy="1124585"/>
-                              </a:xfrm>
-                            </wpg:grpSpPr>
-                            <wps:wsp>
-                              <wps:cNvPr id="56" name="Graphic 56"/>
-                              <wps:cNvSpPr/>
-                              <wps:spPr>
-                                <a:xfrm>
-                                  <a:off x="0" y="4762"/>
-                                  <a:ext cx="91440" cy="1115060"/>
-                                </a:xfrm>
-                                <a:custGeom>
-                                  <a:avLst/>
-                                  <a:gdLst/>
-                                  <a:ahLst/>
-                                  <a:cxnLst/>
-                                  <a:rect l="l" t="t" r="r" b="b"/>
-                                  <a:pathLst>
-                                    <a:path w="91440" h="1115060">
-                                      <a:moveTo>
-                                        <a:pt x="45720" y="0"/>
-                                      </a:moveTo>
-                                      <a:lnTo>
-                                        <a:pt x="45720" y="1115060"/>
-                                      </a:lnTo>
-                                    </a:path>
-                                    <a:path w="91440" h="1115060">
-                                      <a:moveTo>
-                                        <a:pt x="0" y="0"/>
-                                      </a:moveTo>
-                                      <a:lnTo>
-                                        <a:pt x="91440" y="0"/>
-                                      </a:lnTo>
-                                    </a:path>
-                                    <a:path w="91440" h="1115060">
-                                      <a:moveTo>
-                                        <a:pt x="0" y="1115060"/>
-                                      </a:moveTo>
-                                      <a:lnTo>
-                                        <a:pt x="91440" y="1115060"/>
-                                      </a:lnTo>
-                                    </a:path>
-                                  </a:pathLst>
-                                </a:custGeom>
-                                <a:ln w="9525">
-                                  <a:solidFill>
-                                    <a:srgbClr val="1563BE"/>
-                                  </a:solidFill>
-                                  <a:prstDash val="solid"/>
-                                </a:ln>
-                              </wps:spPr>
-                              <wps:bodyPr wrap="square" lIns="0" tIns="0" rIns="0" bIns="0" rtlCol="0">
-                                <a:prstTxWarp prst="textNoShape">
-                                  <a:avLst/>
-                                </a:prstTxWarp>
-                                <a:noAutofit/>
-                              </wps:bodyPr>
-                            </wps:wsp>
-                          </wpg:wgp>
-                        </a:graphicData>
-                      </a:graphic>
-                    </wp:anchor>
-                  </w:drawing>
-                </mc:Choice>
-                <mc:Fallback>
-                  <w:pict>
-                    <v:group w14:anchorId="4FD0A9A4" id="Group 55" o:spid="_x0000_s1026" style="position:absolute;margin-left:307.3pt;margin-top:14.1pt;width:7.2pt;height:88.55pt;z-index:-17300480;mso-wrap-distance-left:0;mso-wrap-distance-right:0" coordsize="914,11245" o:gfxdata="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">
-                      <v:shape id="Graphic 56" o:spid="_x0000_s1027" style="position:absolute;top:47;width:914;height:11151;visibility:visible;mso-wrap-style:square;v-text-anchor:top" coordsize="91440,1115060" o:gfxdata="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" path="m45720,r,1115060em,l91440,em,1115060r91440,e" filled="f" strokecolor="#1563be">
-                        <v:path arrowok="t"/>
-                      </v:shape>
-                    </v:group>
-                  </w:pict>
-                </mc:Fallback>
-              </mc:AlternateContent>
-            </w:r>
-            <w:r>
-              <w:rPr>
-                <w:b/>
-                <w:color w:val="1563BE"/>
-                <w:spacing w:val="-10"/>
-                <w:w w:val="105"/>
-                <w:sz w:val="13"/>
-              </w:rPr>
-              <w:t>C</w:t>
-            </w:r>
-          </w:p>
-          <w:p>
-            <w:pPr>
-              <w:pStyle w:val="TableParagraph"/>
-              <w:spacing w:before="0"/>
-              <w:rPr>
-                <w:sz w:val="13"/>
-              </w:rPr>
-            </w:pPr>
-          </w:p>
-          <w:p>
-            <w:pPr>
-              <w:pStyle w:val="TableParagraph"/>
-              <w:spacing w:before="0"/>
-              <w:rPr>
-                <w:sz w:val="13"/>
-              </w:rPr>
-            </w:pPr>
-          </w:p>
-          <w:p>
-            <w:pPr>
-              <w:pStyle w:val="TableParagraph"/>
-              <w:spacing w:before="131"/>
-              <w:rPr>
-                <w:sz w:val="13"/>
-              </w:rPr>
-            </w:pPr>
-          </w:p>
-          <w:p>
-            <w:pPr>
-              <w:pStyle w:val="TableParagraph"/>
-              <w:spacing w:before="0"/>
-              <w:ind w:right="1613"/>
-              <w:jc w:val="right"/>
-              <w:rPr>
-                <w:b/>
-                <w:sz w:val="13"/>
-              </w:rPr>
-            </w:pPr>
-            <w:r>
-              <w:rPr>
-                <w:b/>
-                <w:noProof/>
-                <w:sz w:val="13"/>
-              </w:rPr>
-              <mc:AlternateContent>
-                <mc:Choice Requires="wpg">
-                  <w:drawing>
-                    <wp:anchor distT="0" distB="0" distL="0" distR="0" simplePos="0" relativeHeight="486016512" behindDoc="1" locked="0" layoutInCell="1" allowOverlap="1" wp14:anchorId="348655E9" wp14:editId="209A92D4">
-                      <wp:simplePos x="0" y="0"/>
-                      <wp:positionH relativeFrom="column">
-                        <wp:posOffset>4088891</wp:posOffset>
-                      </wp:positionH>
-                      <wp:positionV relativeFrom="paragraph">
-                        <wp:posOffset>-368257</wp:posOffset>
-                      </wp:positionV>
-                      <wp:extent cx="91440" cy="1682114"/>
-                      <wp:effectExtent l="0" t="0" r="0" b="0"/>
-                      <wp:wrapNone/>
-                      <wp:docPr id="57" name="Group 57"/>
-                      <wp:cNvGraphicFramePr>
-                        <a:graphicFrameLocks xmlns:a="http://schemas.openxmlformats.org/drawingml/2006/main"/>
-                      </wp:cNvGraphicFramePr>
-                      <a:graphic xmlns:a="http://schemas.openxmlformats.org/drawingml/2006/main">
-                        <a:graphicData uri="http://schemas.microsoft.com/office/word/2010/wordprocessingGroup">
-                          <wpg:wgp>
-                            <wpg:cNvGrpSpPr>
-                              <a:grpSpLocks/>
-                            </wpg:cNvGrpSpPr>
-                            <wpg:grpSpPr>
-                              <a:xfrm>
-                                <a:off x="0" y="0"/>
-                                <a:ext cx="91440" cy="1682114"/>
-                                <a:chOff x="0" y="0"/>
-                                <a:chExt cx="91440" cy="1682114"/>
-                              </a:xfrm>
-                            </wpg:grpSpPr>
-                            <wps:wsp>
-                              <wps:cNvPr id="58" name="Graphic 58"/>
-                              <wps:cNvSpPr/>
-                              <wps:spPr>
-                                <a:xfrm>
-                                  <a:off x="0" y="4762"/>
-                                  <a:ext cx="91440" cy="1672589"/>
-                                </a:xfrm>
-                                <a:custGeom>
-                                  <a:avLst/>
-                                  <a:gdLst/>
-                                  <a:ahLst/>
-                                  <a:cxnLst/>
-                                  <a:rect l="l" t="t" r="r" b="b"/>
-                                  <a:pathLst>
-                                    <a:path w="91440" h="1672589">
-                                      <a:moveTo>
-                                        <a:pt x="45719" y="0"/>
-                                      </a:moveTo>
-                                      <a:lnTo>
-                                        <a:pt x="45719" y="1672590"/>
-                                      </a:lnTo>
-                                    </a:path>
-                                    <a:path w="91440" h="1672589">
-                                      <a:moveTo>
-                                        <a:pt x="0" y="0"/>
-                                      </a:moveTo>
-                                      <a:lnTo>
-                                        <a:pt x="91439" y="0"/>
-                                      </a:lnTo>
-                                    </a:path>
-                                    <a:path w="91440" h="1672589">
-                                      <a:moveTo>
-                                        <a:pt x="0" y="1672590"/>
-                                      </a:moveTo>
-                                      <a:lnTo>
-                                        <a:pt x="91439" y="1672590"/>
-                                      </a:lnTo>
-                                    </a:path>
-                                  </a:pathLst>
-                                </a:custGeom>
-                                <a:ln w="9525">
-                                  <a:solidFill>
-                                    <a:srgbClr val="1563BE"/>
-                                  </a:solidFill>
-                                  <a:prstDash val="solid"/>
-                                </a:ln>
-                              </wps:spPr>
-                              <wps:bodyPr wrap="square" lIns="0" tIns="0" rIns="0" bIns="0" rtlCol="0">
-                                <a:prstTxWarp prst="textNoShape">
-                                  <a:avLst/>
-                                </a:prstTxWarp>
-                                <a:noAutofit/>
-                              </wps:bodyPr>
-                            </wps:wsp>
-                          </wpg:wgp>
-                        </a:graphicData>
-                      </a:graphic>
-                    </wp:anchor>
-                  </w:drawing>
-                </mc:Choice>
-                <mc:Fallback>
-                  <w:pict>
-                    <v:group w14:anchorId="1FEBB3F7" id="Group 57" o:spid="_x0000_s1026" style="position:absolute;margin-left:321.95pt;margin-top:-29pt;width:7.2pt;height:132.45pt;z-index:-17299968;mso-wrap-distance-left:0;mso-wrap-distance-right:0" coordsize="914,16821" o:gfxdata="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">
-                      <v:shape id="Graphic 58" o:spid="_x0000_s1027" style="position:absolute;top:47;width:914;height:16726;visibility:visible;mso-wrap-style:square;v-text-anchor:top" coordsize="91440,1672589" o:gfxdata="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" path="m45719,r,1672590em,l91439,em,1672590r91439,e" filled="f" strokecolor="#1563be">
-                        <v:path arrowok="t"/>
-                      </v:shape>
-                    </v:group>
-                  </w:pict>
-                </mc:Fallback>
-              </mc:AlternateContent>
-            </w:r>
-            <w:r>
-              <w:rPr>
-                <w:b/>
-                <w:color w:val="1563BE"/>
-                <w:spacing w:val="-10"/>
-                <w:w w:val="115"/>
-                <w:sz w:val="13"/>
-              </w:rPr>
-              <w:t>D</w:t>
-            </w:r>
-          </w:p>
-          <w:p>
-            <w:pPr>
-              <w:pStyle w:val="TableParagraph"/>
-              <w:spacing w:before="143"/>
-              <w:rPr>
-                <w:sz w:val="13"/>
-              </w:rPr>
-            </w:pPr>
-          </w:p>
-          <w:p>
-            <w:pPr>
-              <w:pStyle w:val="TableParagraph"/>
-              <w:spacing w:before="0"/>
-              <w:ind w:right="1328"/>
-              <w:jc w:val="right"/>
-              <w:rPr>
-                <w:b/>
-                <w:sz w:val="13"/>
-              </w:rPr>
-            </w:pPr>
-            <w:r>
-              <w:rPr>
-                <w:b/>
-                <w:color w:val="1563BE"/>
-                <w:spacing w:val="-10"/>
-                <w:w w:val="105"/>
-                <w:sz w:val="13"/>
-              </w:rPr>
-              <w:t>E</w:t>
-            </w:r>
-          </w:p>
-          <w:p>
-            <w:pPr>
-              <w:pStyle w:val="TableParagraph"/>
-              <w:spacing w:before="0"/>
-              <w:rPr>
-                <w:sz w:val="13"/>
-              </w:rPr>
-            </w:pPr>
-          </w:p>
-          <w:p>
-            <w:pPr>
-              <w:pStyle w:val="TableParagraph"/>
-              <w:spacing w:before="0"/>
-              <w:rPr>
-                <w:sz w:val="13"/>
-              </w:rPr>
-            </w:pPr>
-          </w:p>
-          <w:p>
-            <w:pPr>
-              <w:pStyle w:val="TableParagraph"/>
-              <w:spacing w:before="0"/>
-              <w:rPr>
-                <w:sz w:val="13"/>
-              </w:rPr>
-            </w:pPr>
-          </w:p>
-          <w:p>
-            <w:pPr>
-              <w:pStyle w:val="TableParagraph"/>
-              <w:spacing w:before="131"/>
-              <w:rPr>
-                <w:sz w:val="13"/>
-              </w:rPr>
-            </w:pPr>
-          </w:p>
-          <w:p>
-            <w:pPr>
-              <w:pStyle w:val="TableParagraph"/>
-              <w:spacing w:before="0"/>
-              <w:ind w:left="1034"/>
-              <w:rPr>
-                <w:b/>
-                <w:sz w:val="13"/>
-              </w:rPr>
-            </w:pPr>
-            <w:r>
-              <w:rPr>
-                <w:b/>
-                <w:noProof/>
-                <w:sz w:val="13"/>
-              </w:rPr>
-              <mc:AlternateContent>
-                <mc:Choice Requires="wpg">
-                  <w:drawing>
-                    <wp:anchor distT="0" distB="0" distL="0" distR="0" simplePos="0" relativeHeight="486013952" behindDoc="1" locked="0" layoutInCell="1" allowOverlap="1" wp14:anchorId="64FF97EB" wp14:editId="3C740875">
-                      <wp:simplePos x="0" y="0"/>
-                      <wp:positionH relativeFrom="column">
-                        <wp:posOffset>969136</wp:posOffset>
-                      </wp:positionH>
-                      <wp:positionV relativeFrom="paragraph">
-                        <wp:posOffset>-1207663</wp:posOffset>
-                      </wp:positionV>
-                      <wp:extent cx="2613660" cy="2799715"/>
-                      <wp:effectExtent l="0" t="0" r="0" b="0"/>
-                      <wp:wrapNone/>
-                      <wp:docPr id="59" name="Group 59"/>
-                      <wp:cNvGraphicFramePr>
-                        <a:graphicFrameLocks xmlns:a="http://schemas.openxmlformats.org/drawingml/2006/main"/>
-                      </wp:cNvGraphicFramePr>
-                      <a:graphic xmlns:a="http://schemas.openxmlformats.org/drawingml/2006/main">
-                        <a:graphicData uri="http://schemas.microsoft.com/office/word/2010/wordprocessingGroup">
-                          <wpg:wgp>
-                            <wpg:cNvGrpSpPr>
-                              <a:grpSpLocks/>
-                            </wpg:cNvGrpSpPr>
-                            <wpg:grpSpPr>
-                              <a:xfrm>
-                                <a:off x="0" y="0"/>
-                                <a:ext cx="2613660" cy="2799715"/>
-                                <a:chOff x="0" y="0"/>
-                                <a:chExt cx="2613660" cy="2799715"/>
-                              </a:xfrm>
-                            </wpg:grpSpPr>
-                            <wps:wsp>
-                              <wps:cNvPr id="60" name="Graphic 60"/>
-                              <wps:cNvSpPr/>
-                              <wps:spPr>
-                                <a:xfrm>
-                                  <a:off x="5714" y="5714"/>
-                                  <a:ext cx="2602230" cy="2788285"/>
-                                </a:xfrm>
-                                <a:custGeom>
-                                  <a:avLst/>
-                                  <a:gdLst/>
-                                  <a:ahLst/>
-                                  <a:cxnLst/>
-                                  <a:rect l="l" t="t" r="r" b="b"/>
-                                  <a:pathLst>
-                                    <a:path w="2602230" h="2788285">
-                                      <a:moveTo>
-                                        <a:pt x="0" y="186054"/>
-                                      </a:moveTo>
-                                      <a:lnTo>
-                                        <a:pt x="2602230" y="186054"/>
-                                      </a:lnTo>
-                                      <a:lnTo>
-                                        <a:pt x="2602230" y="0"/>
-                                      </a:lnTo>
-                                      <a:lnTo>
-                                        <a:pt x="0" y="0"/>
-                                      </a:lnTo>
-                                      <a:lnTo>
-                                        <a:pt x="0" y="186054"/>
-                                      </a:lnTo>
-                                      <a:close/>
-                                    </a:path>
-                                    <a:path w="2602230" h="2788285">
-                                      <a:moveTo>
-                                        <a:pt x="0" y="2788284"/>
-                                      </a:moveTo>
-                                      <a:lnTo>
-                                        <a:pt x="186055" y="2788284"/>
-                                      </a:lnTo>
-                                      <a:lnTo>
-                                        <a:pt x="186055" y="186054"/>
-                                      </a:lnTo>
-                                      <a:lnTo>
-                                        <a:pt x="0" y="186054"/>
-                                      </a:lnTo>
-                                      <a:lnTo>
-                                        <a:pt x="0" y="2788284"/>
-                                      </a:lnTo>
-                                      <a:close/>
-                                    </a:path>
-                                    <a:path w="2602230" h="2788285">
-                                      <a:moveTo>
-                                        <a:pt x="2416175" y="929639"/>
-                                      </a:moveTo>
-                                      <a:lnTo>
-                                        <a:pt x="2602230" y="929639"/>
-                                      </a:lnTo>
-                                      <a:lnTo>
-                                        <a:pt x="2602230" y="186054"/>
-                                      </a:lnTo>
-                                      <a:lnTo>
-                                        <a:pt x="2416175" y="186054"/>
-                                      </a:lnTo>
-                                      <a:lnTo>
-                                        <a:pt x="2416175" y="929639"/>
-                                      </a:lnTo>
-                                      <a:close/>
-                                    </a:path>
-                                    <a:path w="2602230" h="2788285">
-                                      <a:moveTo>
-                                        <a:pt x="1672590" y="1115059"/>
-                                      </a:moveTo>
-                                      <a:lnTo>
-                                        <a:pt x="2602230" y="1115059"/>
-                                      </a:lnTo>
-                                      <a:lnTo>
-                                        <a:pt x="2602230" y="929639"/>
-                                      </a:lnTo>
-                                      <a:lnTo>
-                                        <a:pt x="1672590" y="929639"/>
-                                      </a:lnTo>
-                                      <a:lnTo>
-                                        <a:pt x="1672590" y="1115059"/>
-                                      </a:lnTo>
-                                      <a:close/>
-                                    </a:path>
-                                    <a:path w="2602230" h="2788285">
-                                      <a:moveTo>
-                                        <a:pt x="1487170" y="1672589"/>
-                                      </a:moveTo>
-                                      <a:lnTo>
-                                        <a:pt x="1672590" y="1672589"/>
-                                      </a:lnTo>
-                                      <a:lnTo>
-                                        <a:pt x="1672590" y="929639"/>
-                                      </a:lnTo>
-                                      <a:lnTo>
-                                        <a:pt x="1487170" y="929639"/>
-                                      </a:lnTo>
-                                      <a:lnTo>
-                                        <a:pt x="1487170" y="1672589"/>
-                                      </a:lnTo>
-                                      <a:close/>
-                                    </a:path>
-                                    <a:path w="2602230" h="2788285">
-                                      <a:moveTo>
-                                        <a:pt x="186055" y="1672589"/>
-                                      </a:moveTo>
-                                      <a:lnTo>
-                                        <a:pt x="1487170" y="1672589"/>
-                                      </a:lnTo>
-                                      <a:lnTo>
-                                        <a:pt x="1487170" y="1487169"/>
-                                      </a:lnTo>
-                                      <a:lnTo>
-                                        <a:pt x="186055" y="1487169"/>
-                                      </a:lnTo>
-                                      <a:lnTo>
-                                        <a:pt x="186055" y="1672589"/>
-                                      </a:lnTo>
-                                      <a:close/>
-                                    </a:path>
-                                  </a:pathLst>
-                                </a:custGeom>
-                                <a:ln w="11430">
-                                  <a:solidFill>
-                                    <a:srgbClr val="000000"/>
-                                  </a:solidFill>
-                                  <a:prstDash val="solid"/>
-                                </a:ln>
-                              </wps:spPr>
-                              <wps:bodyPr wrap="square" lIns="0" tIns="0" rIns="0" bIns="0" rtlCol="0">
-                                <a:prstTxWarp prst="textNoShape">
-                                  <a:avLst/>
-                                </a:prstTxWarp>
-                                <a:noAutofit/>
-                              </wps:bodyPr>
-                            </wps:wsp>
-                          </wpg:wgp>
-                        </a:graphicData>
-                      </a:graphic>
-                    </wp:anchor>
-                  </w:drawing>
-                </mc:Choice>
-                <mc:Fallback>
-                  <w:pict>
-                    <v:group w14:anchorId="17CDCCE5" id="Group 59" o:spid="_x0000_s1026" style="position:absolute;margin-left:76.3pt;margin-top:-95.1pt;width:205.8pt;height:220.45pt;z-index:-17302528;mso-wrap-distance-left:0;mso-wrap-distance-right:0" coordsize="26136,27997" o:gfxdata="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">
-                      <v:shape id="Graphic 60" o:spid="_x0000_s1027" style="position:absolute;left:57;top:57;width:26022;height:27882;visibility:visible;mso-wrap-style:square;v-text-anchor:top" coordsize="2602230,2788285" o:gfxdata="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" path="m,186054r2602230,l2602230,,,,,186054xem,2788284r186055,l186055,186054,,186054,,2788284xem2416175,929639r186055,l2602230,186054r-186055,l2416175,929639xem1672590,1115059r929640,l2602230,929639r-929640,l1672590,1115059xem1487170,1672589r185420,l1672590,929639r-185420,l1487170,1672589xem186055,1672589r1301115,l1487170,1487169r-1301115,l186055,1672589xe" filled="f" strokeweight=".9pt">
-                        <v:path arrowok="t"/>
-                      </v:shape>
-                    </v:group>
-                  </w:pict>
-                </mc:Fallback>
-              </mc:AlternateContent>
-            </w:r>
-            <w:r>
-              <w:rPr>
-                <w:b/>
-                <w:noProof/>
-                <w:sz w:val="13"/>
-              </w:rPr>
-              <mc:AlternateContent>
-                <mc:Choice Requires="wpg">
-                  <w:drawing>
-                    <wp:anchor distT="0" distB="0" distL="0" distR="0" simplePos="0" relativeHeight="486014976" behindDoc="1" locked="0" layoutInCell="1" allowOverlap="1" wp14:anchorId="4A755488" wp14:editId="1238D20E">
-                      <wp:simplePos x="0" y="0"/>
-                      <wp:positionH relativeFrom="column">
-                        <wp:posOffset>743712</wp:posOffset>
-                      </wp:positionH>
-                      <wp:positionV relativeFrom="paragraph">
-                        <wp:posOffset>-1206711</wp:posOffset>
-                      </wp:positionV>
-                      <wp:extent cx="91440" cy="2797810"/>
-                      <wp:effectExtent l="0" t="0" r="0" b="0"/>
-                      <wp:wrapNone/>
-                      <wp:docPr id="61" name="Group 61"/>
-                      <wp:cNvGraphicFramePr>
-                        <a:graphicFrameLocks xmlns:a="http://schemas.openxmlformats.org/drawingml/2006/main"/>
-                      </wp:cNvGraphicFramePr>
-                      <a:graphic xmlns:a="http://schemas.openxmlformats.org/drawingml/2006/main">
-                        <a:graphicData uri="http://schemas.microsoft.com/office/word/2010/wordprocessingGroup">
-                          <wpg:wgp>
-                            <wpg:cNvGrpSpPr>
-                              <a:grpSpLocks/>
-                            </wpg:cNvGrpSpPr>
-                            <wpg:grpSpPr>
-                              <a:xfrm>
-                                <a:off x="0" y="0"/>
-                                <a:ext cx="91440" cy="2797810"/>
-                                <a:chOff x="0" y="0"/>
-                                <a:chExt cx="91440" cy="2797810"/>
-                              </a:xfrm>
-                            </wpg:grpSpPr>
-                            <wps:wsp>
-                              <wps:cNvPr id="62" name="Graphic 62"/>
-                              <wps:cNvSpPr/>
-                              <wps:spPr>
-                                <a:xfrm>
-                                  <a:off x="0" y="4762"/>
-                                  <a:ext cx="91440" cy="2788285"/>
-                                </a:xfrm>
-                                <a:custGeom>
-                                  <a:avLst/>
-                                  <a:gdLst/>
-                                  <a:ahLst/>
-                                  <a:cxnLst/>
-                                  <a:rect l="l" t="t" r="r" b="b"/>
-                                  <a:pathLst>
-                                    <a:path w="91440" h="2788285">
-                                      <a:moveTo>
-                                        <a:pt x="45719" y="0"/>
-                                      </a:moveTo>
-                                      <a:lnTo>
-                                        <a:pt x="45719" y="2788285"/>
-                                      </a:lnTo>
-                                    </a:path>
-                                    <a:path w="91440" h="2788285">
-                                      <a:moveTo>
-                                        <a:pt x="0" y="0"/>
-                                      </a:moveTo>
-                                      <a:lnTo>
-                                        <a:pt x="91439" y="0"/>
-                                      </a:lnTo>
-                                    </a:path>
-                                    <a:path w="91440" h="2788285">
-                                      <a:moveTo>
-                                        <a:pt x="0" y="2788285"/>
-                                      </a:moveTo>
-                                      <a:lnTo>
-                                        <a:pt x="91439" y="2788285"/>
-                                      </a:lnTo>
-                                    </a:path>
-                                  </a:pathLst>
-                                </a:custGeom>
-                                <a:ln w="9525">
-                                  <a:solidFill>
-                                    <a:srgbClr val="1563BE"/>
-                                  </a:solidFill>
-                                  <a:prstDash val="solid"/>
-                                </a:ln>
-                              </wps:spPr>
-                              <wps:bodyPr wrap="square" lIns="0" tIns="0" rIns="0" bIns="0" rtlCol="0">
-                                <a:prstTxWarp prst="textNoShape">
-                                  <a:avLst/>
-                                </a:prstTxWarp>
-                                <a:noAutofit/>
-                              </wps:bodyPr>
-                            </wps:wsp>
-                          </wpg:wgp>
-                        </a:graphicData>
-                      </a:graphic>
-                    </wp:anchor>
-                  </w:drawing>
-                </mc:Choice>
-                <mc:Fallback>
-                  <w:pict>
-                    <v:group w14:anchorId="03AF13CB" id="Group 61" o:spid="_x0000_s1026" style="position:absolute;margin-left:58.55pt;margin-top:-95pt;width:7.2pt;height:220.3pt;z-index:-17301504;mso-wrap-distance-left:0;mso-wrap-distance-right:0" coordsize="914,27978" o:gfxdata="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">
-                      <v:shape id="Graphic 62" o:spid="_x0000_s1027" style="position:absolute;top:47;width:914;height:27883;visibility:visible;mso-wrap-style:square;v-text-anchor:top" coordsize="91440,2788285" o:gfxdata="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" path="m45719,r,2788285em,l91439,em,2788285r91439,e" filled="f" strokecolor="#1563be">
-                        <v:path arrowok="t"/>
-                      </v:shape>
-                    </v:group>
-                  </w:pict>
-                </mc:Fallback>
-              </mc:AlternateContent>
-            </w:r>
-            <w:r>
-              <w:rPr>
-                <w:b/>
-                <w:color w:val="1563BE"/>
-                <w:spacing w:val="-10"/>
-                <w:w w:val="115"/>
-                <w:sz w:val="13"/>
-              </w:rPr>
-              <w:t>B</w:t>
-            </w:r>
-          </w:p>
-          <w:p>
-            <w:pPr>
-              <w:pStyle w:val="TableParagraph"/>
-              <w:spacing w:before="0"/>
-              <w:rPr>
-                <w:sz w:val="13"/>
-              </w:rPr>
-            </w:pPr>
-          </w:p>
-          <w:p>
-            <w:pPr>
-              <w:pStyle w:val="TableParagraph"/>
-              <w:spacing w:before="0"/>
-              <w:rPr>
-                <w:sz w:val="13"/>
-              </w:rPr>
-            </w:pPr>
-          </w:p>
-          <w:p>
-            <w:pPr>
-              <w:pStyle w:val="TableParagraph"/>
-              <w:spacing w:before="0"/>
-              <w:rPr>
-                <w:sz w:val="13"/>
-              </w:rPr>
-            </w:pPr>
-          </w:p>
-          <w:p>
-            <w:pPr>
-              <w:pStyle w:val="TableParagraph"/>
-              <w:spacing w:before="0"/>
-              <w:rPr>
-                <w:sz w:val="13"/>
-              </w:rPr>
-            </w:pPr>
-          </w:p>
-          <w:p>
-            <w:pPr>
-              <w:pStyle w:val="TableParagraph"/>
-              <w:spacing w:before="0"/>
-              <w:rPr>
-                <w:sz w:val="13"/>
-              </w:rPr>
-            </w:pPr>
-          </w:p>
-          <w:p>
-            <w:pPr>
-              <w:pStyle w:val="TableParagraph"/>
-              <w:spacing w:before="0"/>
-              <w:rPr>
-                <w:sz w:val="13"/>
-              </w:rPr>
-            </w:pPr>
-          </w:p>
-          <w:p>
-            <w:pPr>
-              <w:pStyle w:val="TableParagraph"/>
-              <w:spacing w:before="0"/>
-              <w:rPr>
-                <w:sz w:val="13"/>
-              </w:rPr>
-            </w:pPr>
-          </w:p>
-          <w:p>
-            <w:pPr>
-              <w:pStyle w:val="TableParagraph"/>
-              <w:spacing w:before="0"/>
-              <w:rPr>
-                <w:sz w:val="13"/>
-              </w:rPr>
-            </w:pPr>
-          </w:p>
-          <w:p>
-            <w:pPr>
-              <w:pStyle w:val="TableParagraph"/>
-              <w:spacing w:before="0"/>
-              <w:rPr>
-                <w:sz w:val="13"/>
-              </w:rPr>
-            </w:pPr>
-          </w:p>
-          <w:p>
-            <w:pPr>
-              <w:pStyle w:val="TableParagraph"/>
-              <w:spacing w:before="0"/>
-              <w:rPr>
-                <w:sz w:val="13"/>
-              </w:rPr>
-            </w:pPr>
-          </w:p>
-          <w:p>
-            <w:pPr>
-              <w:pStyle w:val="TableParagraph"/>
-              <w:spacing w:before="0"/>
-              <w:rPr>
-                <w:sz w:val="13"/>
-              </w:rPr>
-            </w:pPr>
-          </w:p>
-          <w:p>
-            <w:pPr>
-              <w:pStyle w:val="TableParagraph"/>
-              <w:spacing w:before="0"/>
-              <w:rPr>
-                <w:sz w:val="13"/>
-              </w:rPr>
-            </w:pPr>
-          </w:p>
-          <w:p>
-            <w:pPr>
-              <w:pStyle w:val="TableParagraph"/>
-              <w:spacing w:before="0"/>
-              <w:rPr>
-                <w:sz w:val="13"/>
-              </w:rPr>
-            </w:pPr>
-          </w:p>
-          <w:p>
-            <w:pPr>
-              <w:pStyle w:val="TableParagraph"/>
-              <w:spacing w:before="0"/>
-              <w:rPr>
-                <w:sz w:val="13"/>
-              </w:rPr>
-            </w:pPr>
-          </w:p>
-          <w:p>
-            <w:pPr>
-              <w:pStyle w:val="TableParagraph"/>
-              <w:spacing w:before="0"/>
-              <w:rPr>
-                <w:sz w:val="13"/>
-              </w:rPr>
-            </w:pPr>
-          </w:p>
-          <w:p>
-            <w:pPr>
-              <w:pStyle w:val="TableParagraph"/>
-              <w:spacing w:before="0"/>
-              <w:rPr>
-                <w:sz w:val="13"/>
-              </w:rPr>
-            </w:pPr>
-          </w:p>
-          <w:p>
-            <w:pPr>
-              <w:pStyle w:val="TableParagraph"/>
-              <w:spacing w:before="49"/>
-              <w:rPr>
-                <w:sz w:val="13"/>
-              </w:rPr>
-            </w:pPr>
-          </w:p>
-          <w:p>
-            <w:pPr>
-              <w:pStyle w:val="TableParagraph"/>
-              <w:tabs>
-                <w:tab w:val="left" w:pos="2476"/>
-                <w:tab w:val="left" w:pos="3664"/>
-                <w:tab w:val="left" w:pos="4848"/>
-                <w:tab w:val="left" w:pos="5837"/>
-              </w:tabs>
-              <w:spacing w:before="0"/>
-              <w:ind w:left="868"/>
-              <w:rPr>
-                <w:sz w:val="15"/>
-              </w:rPr>
-            </w:pPr>
-            <w:r>
-              <w:rPr>
-                <w:b/>
-                <w:color w:val="1563BE"/>
-                <w:spacing w:val="-2"/>
-                <w:w w:val="115"/>
-                <w:sz w:val="15"/>
-              </w:rPr>
-              <w:t>Measurements:</w:t>
-            </w:r>
-            <w:r>
-              <w:rPr>
-                <w:b/>
-                <w:color w:val="1563BE"/>
-                <w:sz w:val="15"/>
-              </w:rPr>
-              <w:tab/>
-            </w:r>
-            <w:r>
-              <w:rPr>
-                <w:b/>
-                <w:color w:val="1563BE"/>
-                <w:w w:val="110"/>
-                <w:sz w:val="15"/>
-              </w:rPr>
-              <w:t>A: {r_right_A}mm</w:t>
-            </w:r>
-            <w:r>
-              <w:rPr>
-                <w:color w:val="1563BE"/>
-                <w:w w:val="110"/>
-                <w:sz w:val="15"/>
-              </w:rPr>
-            </w:r>
-            <w:r>
-              <w:rPr>
-                <w:color w:val="1563BE"/>
-                <w:spacing w:val="2"/>
-                <w:w w:val="115"/>
-                <w:sz w:val="15"/>
-              </w:rPr>
-            </w:r>
-            <w:r>
-              <w:rPr>
-                <w:color w:val="1563BE"/>
-                <w:spacing w:val="-2"/>
-                <w:w w:val="115"/>
-                <w:sz w:val="15"/>
-              </w:rPr>
-            </w:r>
-            <w:r>
-              <w:rPr>
-                <w:color w:val="1563BE"/>
-                <w:sz w:val="15"/>
-              </w:rPr>
-              <w:tab/>
-            </w:r>
-            <w:r>
-              <w:rPr>
-                <w:b/>
-                <w:color w:val="1563BE"/>
-                <w:w w:val="115"/>
-                <w:sz w:val="15"/>
-              </w:rPr>
-              <w:t>B: {r_right_B}mm</w:t>
-            </w:r>
-            <w:r>
-              <w:rPr>
-                <w:color w:val="1563BE"/>
-                <w:w w:val="115"/>
-                <w:sz w:val="15"/>
-              </w:rPr>
-            </w:r>
-            <w:r>
-              <w:rPr>
-                <w:color w:val="1563BE"/>
-                <w:spacing w:val="2"/>
-                <w:w w:val="115"/>
-                <w:sz w:val="15"/>
-              </w:rPr>
-            </w:r>
-            <w:r>
-              <w:rPr>
-                <w:color w:val="1563BE"/>
-                <w:spacing w:val="-2"/>
-                <w:w w:val="115"/>
-                <w:sz w:val="15"/>
-              </w:rPr>
-            </w:r>
-            <w:r>
-              <w:rPr>
-                <w:color w:val="1563BE"/>
-                <w:sz w:val="15"/>
-              </w:rPr>
-              <w:tab/>
-            </w:r>
-            <w:r>
-              <w:rPr>
-                <w:b/>
-                <w:color w:val="1563BE"/>
-                <w:w w:val="110"/>
-                <w:sz w:val="15"/>
-              </w:rPr>
-              <w:t>C: {r_right_C}mm</w:t>
-            </w:r>
-            <w:r>
-              <w:rPr>
-                <w:color w:val="1563BE"/>
-                <w:w w:val="110"/>
-                <w:sz w:val="15"/>
-              </w:rPr>
-            </w:r>
-            <w:r>
-              <w:rPr>
-                <w:color w:val="1563BE"/>
-                <w:spacing w:val="-1"/>
-                <w:w w:val="110"/>
-                <w:sz w:val="15"/>
-              </w:rPr>
-            </w:r>
-            <w:r>
-              <w:rPr>
-                <w:color w:val="1563BE"/>
-                <w:spacing w:val="-4"/>
-                <w:w w:val="115"/>
-                <w:sz w:val="15"/>
-              </w:rPr>
-            </w:r>
-            <w:r>
-              <w:rPr>
-                <w:color w:val="1563BE"/>
-                <w:sz w:val="15"/>
-              </w:rPr>
-              <w:tab/>
-            </w:r>
-            <w:r>
-              <w:rPr>
-                <w:b/>
-                <w:color w:val="1563BE"/>
-                <w:w w:val="115"/>
-                <w:sz w:val="15"/>
-              </w:rPr>
-              <w:t>D: {r_right_D}mm</w:t>
-            </w:r>
-            <w:r>
-              <w:rPr>
-                <w:color w:val="1563BE"/>
-                <w:w w:val="115"/>
-                <w:sz w:val="15"/>
-              </w:rPr>
-            </w:r>
-            <w:r>
-              <w:rPr>
-                <w:color w:val="1563BE"/>
-                <w:spacing w:val="4"/>
-                <w:w w:val="115"/>
-                <w:sz w:val="15"/>
-              </w:rPr>
-            </w:r>
-            <w:r>
-              <w:rPr>
-                <w:color w:val="1563BE"/>
-                <w:spacing w:val="-2"/>
-                <w:w w:val="115"/>
-                <w:sz w:val="15"/>
-              </w:rPr>
-            </w:r>
-          </w:p>
-          <w:p>
-            <w:pPr>
-              <w:pStyle w:val="TableParagraph"/>
-              <w:spacing w:before="96"/>
-              <w:ind w:left="868"/>
-              <w:rPr>
-                <w:sz w:val="15"/>
-              </w:rPr>
-            </w:pPr>
-            <w:r>
-              <w:rPr>
-                <w:b/>
-                <w:color w:val="1563BE"/>
-                <w:w w:val="110"/>
-                <w:sz w:val="15"/>
-              </w:rPr>
-              <w:t>E: {r_right_E}mm</w:t>
-            </w:r>
-            <w:r>
-              <w:rPr>
-                <w:color w:val="1563BE"/>
-                <w:w w:val="110"/>
-                <w:sz w:val="15"/>
-              </w:rPr>
-            </w:r>
-            <w:r>
-              <w:rPr>
-                <w:color w:val="1563BE"/>
-                <w:spacing w:val="-1"/>
-                <w:w w:val="115"/>
-                <w:sz w:val="15"/>
-              </w:rPr>
-            </w:r>
-            <w:r>
-              <w:rPr>
-                <w:color w:val="1563BE"/>
-                <w:spacing w:val="-2"/>
-                <w:w w:val="115"/>
-                <w:sz w:val="15"/>
-              </w:rPr>
-            </w:r>
-          </w:p>
-        </w:tc>
-      </w:tr>
-      <w:tr>
-        <w:trPr>
-          <w:trHeight w:val="599"/>
-        </w:trPr>
-        <w:tc>
-          <w:tcPr>
-            <w:tcW w:w="3013" w:type="dxa"/>
-            <w:shd w:val="clear" w:color="auto" w:fill="EEEEEE"/>
-          </w:tcPr>
-          <w:p>
-            <w:pPr>
-              <w:pStyle w:val="TableParagraph"/>
-              <w:spacing w:before="107"/>
-              <w:ind w:left="155"/>
-              <w:rPr>
-                <w:b/>
-                <w:sz w:val="18"/>
-              </w:rPr>
-            </w:pPr>
-            <w:r>
-              <w:rPr>
-                <w:b/>
-                <w:spacing w:val="-4"/>
-                <w:w w:val="135"/>
-                <w:sz w:val="18"/>
-              </w:rPr>
-              <w:t>Notes</w:t>
-            </w:r>
-          </w:p>
-        </w:tc>
-        <w:tc>
-          <w:tcPr>
-            <w:tcW w:w="7746" w:type="dxa"/>
-          </w:tcPr>
-          <w:p>
-            <w:pPr>
-              <w:pStyle w:val="TableParagraph"/>
-              <w:spacing w:before="64" w:line="250" w:lineRule="atLeast"/>
-              <w:ind w:left="155" w:right="413"/>
-              <w:rPr>
-                <w:sz w:val="18"/>
-              </w:rPr>
-            </w:pPr>
-            <w:r>
-              <w:rPr>
-                <w:color w:val="1F2836"/>
-                <w:w w:val="115"/>
-                <w:sz w:val="18"/>
-              </w:rPr>
-              <w:t>{rail_note}</w:t>
+        <w:tc>
+          <w:tcPr>
+            <w:tcW w:type="dxa" w:w="3646"/>
+          </w:tcPr>
+          <w:p>
+            <w:r>
+              <w:t>{#rail_all}{railing}</w:t>
+            </w:r>
+          </w:p>
+        </w:tc>
+        <w:tc>
+          <w:tcPr>
+            <w:tcW w:type="dxa" w:w="3646"/>
+          </w:tcPr>
+          <w:p>
+            <w:r>
+              <w:t>{L}</w:t>
+            </w:r>
+          </w:p>
+        </w:tc>
+        <w:tc>
+          <w:tcPr>
+            <w:tcW w:type="dxa" w:w="3646"/>
+          </w:tcPr>
+          <w:p>
+            <w:r>
+              <w:t>{v}{/rail_all}</w:t>
             </w:r>
           </w:p>
         </w:tc>
       </w:tr>
     </w:tbl>
+    <w:p>
+      <w:r>
+        <w:t xml:space="preserve">Notes: {rail_note}</w:t>
+      </w:r>
+    </w:p>
     <w:p>
       <w:pPr>
         <w:spacing w:before="182"/>
@@ -16499,7 +11566,7 @@
           <w:color w:val="1F2836"/>
           <w:w w:val="130"/>
         </w:rPr>
-        <w:t>5.</w:t>
+        <w:t>5. Photos</w:t>
       </w:r>
       <w:r>
         <w:rPr>
@@ -16507,14 +11574,12 @@
           <w:spacing w:val="21"/>
           <w:w w:val="130"/>
         </w:rPr>
-        <w:t xml:space="preserve"> </w:t>
       </w:r>
       <w:r>
         <w:rPr>
           <w:color w:val="1F2836"/>
           <w:w w:val="130"/>
         </w:rPr>
-        <w:t>5.</w:t>
       </w:r>
       <w:r>
         <w:rPr>
@@ -16522,14 +11587,12 @@
           <w:spacing w:val="23"/>
           <w:w w:val="130"/>
         </w:rPr>
-        <w:t xml:space="preserve"> </w:t>
       </w:r>
       <w:r>
         <w:rPr>
           <w:color w:val="1F2836"/>
           <w:w w:val="130"/>
         </w:rPr>
-        <w:t>Photos</w:t>
       </w:r>
       <w:r>
         <w:rPr>

--- a/template.docx
+++ b/template.docx
@@ -4124,1212 +4124,6 @@
         </w:tc>
       </w:tr>
     </w:tbl>
-    <w:p>
-      <w:pPr>
-        <w:spacing w:before="29"/>
-        <w:rPr>
-          <w:b/>
-          <w:sz w:val="19"/>
-        </w:rPr>
-      </w:pPr>
-    </w:p>
-    <w:p>
-      <w:pPr>
-        <w:ind w:left="3123" w:right="2986"/>
-        <w:jc w:val="center"/>
-        <w:rPr>
-          <w:sz w:val="13"/>
-        </w:rPr>
-      </w:pPr>
-      <w:r>
-        <w:rPr>
-          <w:color w:val="6B7180"/>
-          <w:w w:val="125"/>
-          <w:sz w:val="13"/>
-        </w:rPr>
-        <w:t>Page</w:t>
-      </w:r>
-      <w:r>
-        <w:rPr>
-          <w:color w:val="6B7180"/>
-          <w:spacing w:val="10"/>
-          <w:w w:val="125"/>
-          <w:sz w:val="13"/>
-        </w:rPr>
-        <w:t xml:space="preserve"> </w:t>
-      </w:r>
-      <w:r>
-        <w:rPr>
-          <w:color w:val="6B7180"/>
-          <w:w w:val="125"/>
-          <w:sz w:val="13"/>
-        </w:rPr>
-        <w:t>1</w:t>
-      </w:r>
-      <w:r>
-        <w:rPr>
-          <w:color w:val="6B7180"/>
-          <w:spacing w:val="5"/>
-          <w:w w:val="125"/>
-          <w:sz w:val="13"/>
-        </w:rPr>
-        <w:t xml:space="preserve"> </w:t>
-      </w:r>
-      <w:r>
-        <w:rPr>
-          <w:color w:val="6B7180"/>
-          <w:w w:val="125"/>
-          <w:sz w:val="13"/>
-        </w:rPr>
-        <w:t>of</w:t>
-      </w:r>
-      <w:r>
-        <w:rPr>
-          <w:color w:val="6B7180"/>
-          <w:spacing w:val="-11"/>
-          <w:w w:val="125"/>
-          <w:sz w:val="13"/>
-        </w:rPr>
-        <w:t xml:space="preserve"> </w:t>
-      </w:r>
-      <w:r>
-        <w:rPr>
-          <w:color w:val="6B7180"/>
-          <w:spacing w:val="-10"/>
-          <w:w w:val="125"/>
-          <w:sz w:val="13"/>
-        </w:rPr>
-        <w:t>6</w:t>
-      </w:r>
-    </w:p>
-    <w:p>
-      <w:pPr>
-        <w:jc w:val="center"/>
-        <w:rPr>
-          <w:sz w:val="13"/>
-        </w:rPr>
-        <w:sectPr>
-          <w:type w:val="continuous"/>
-          <w:pgSz w:w="11930" w:h="16850"/>
-          <w:pgMar w:top="380" w:right="566" w:bottom="280" w:left="425" w:header="720" w:footer="720" w:gutter="0"/>
-          <w:cols w:space="720"/>
-        </w:sectPr>
-      </w:pPr>
-    </w:p>
-    <w:p>
-      <w:pPr>
-        <w:pStyle w:val="Heading3"/>
-        <w:spacing w:before="85"/>
-        <w:ind w:right="2852"/>
-      </w:pPr>
-      <w:r>
-        <w:rPr>
-          <w:noProof/>
-        </w:rPr>
-        <w:lastRenderedPageBreak/>
-        <mc:AlternateContent>
-          <mc:Choice Requires="wpg">
-            <w:drawing>
-              <wp:anchor distT="0" distB="0" distL="0" distR="0" simplePos="0" relativeHeight="486007296" behindDoc="1" locked="0" layoutInCell="1" allowOverlap="1" wp14:anchorId="257930B3" wp14:editId="354E080A">
-                <wp:simplePos x="0" y="0"/>
-                <wp:positionH relativeFrom="page">
-                  <wp:posOffset>356615</wp:posOffset>
-                </wp:positionH>
-                <wp:positionV relativeFrom="page">
-                  <wp:posOffset>167639</wp:posOffset>
-                </wp:positionV>
-                <wp:extent cx="7098665" cy="6567805"/>
-                <wp:effectExtent l="0" t="0" r="0" b="0"/>
-                <wp:wrapNone/>
-                <wp:docPr id="13" name="Group 13"/>
-                <wp:cNvGraphicFramePr>
-                  <a:graphicFrameLocks xmlns:a="http://schemas.openxmlformats.org/drawingml/2006/main"/>
-                </wp:cNvGraphicFramePr>
-                <a:graphic xmlns:a="http://schemas.openxmlformats.org/drawingml/2006/main">
-                  <a:graphicData uri="http://schemas.microsoft.com/office/word/2010/wordprocessingGroup">
-                    <wpg:wgp>
-                      <wpg:cNvGrpSpPr>
-                        <a:grpSpLocks/>
-                      </wpg:cNvGrpSpPr>
-                      <wpg:grpSpPr>
-                        <a:xfrm>
-                          <a:off x="0" y="0"/>
-                          <a:ext cx="7098665" cy="6567805"/>
-                          <a:chOff x="0" y="0"/>
-                          <a:chExt cx="7098665" cy="6567805"/>
-                        </a:xfrm>
-                      </wpg:grpSpPr>
-                      <wps:wsp>
-                        <wps:cNvPr id="14" name="Graphic 14"/>
-                        <wps:cNvSpPr/>
-                        <wps:spPr>
-                          <a:xfrm>
-                            <a:off x="2844419" y="643255"/>
-                            <a:ext cx="3070860" cy="2274570"/>
-                          </a:xfrm>
-                          <a:custGeom>
-                            <a:avLst/>
-                            <a:gdLst/>
-                            <a:ahLst/>
-                            <a:cxnLst/>
-                            <a:rect l="l" t="t" r="r" b="b"/>
-                            <a:pathLst>
-                              <a:path w="3070860" h="2274570">
-                                <a:moveTo>
-                                  <a:pt x="0" y="114300"/>
-                                </a:moveTo>
-                                <a:lnTo>
-                                  <a:pt x="3070860" y="114300"/>
-                                </a:lnTo>
-                                <a:lnTo>
-                                  <a:pt x="3070860" y="0"/>
-                                </a:lnTo>
-                                <a:lnTo>
-                                  <a:pt x="0" y="0"/>
-                                </a:lnTo>
-                                <a:lnTo>
-                                  <a:pt x="0" y="114300"/>
-                                </a:lnTo>
-                                <a:close/>
-                              </a:path>
-                              <a:path w="3070860" h="2274570">
-                                <a:moveTo>
-                                  <a:pt x="0" y="2274570"/>
-                                </a:moveTo>
-                                <a:lnTo>
-                                  <a:pt x="113664" y="2274570"/>
-                                </a:lnTo>
-                                <a:lnTo>
-                                  <a:pt x="113664" y="114300"/>
-                                </a:lnTo>
-                                <a:lnTo>
-                                  <a:pt x="0" y="114300"/>
-                                </a:lnTo>
-                                <a:lnTo>
-                                  <a:pt x="0" y="2274570"/>
-                                </a:lnTo>
-                                <a:close/>
-                              </a:path>
-                              <a:path w="3070860" h="2274570">
-                                <a:moveTo>
-                                  <a:pt x="2956560" y="2274570"/>
-                                </a:moveTo>
-                                <a:lnTo>
-                                  <a:pt x="3070860" y="2274570"/>
-                                </a:lnTo>
-                                <a:lnTo>
-                                  <a:pt x="3070860" y="114300"/>
-                                </a:lnTo>
-                                <a:lnTo>
-                                  <a:pt x="2956560" y="114300"/>
-                                </a:lnTo>
-                                <a:lnTo>
-                                  <a:pt x="2956560" y="2274570"/>
-                                </a:lnTo>
-                                <a:close/>
-                              </a:path>
-                              <a:path w="3070860" h="2274570">
-                                <a:moveTo>
-                                  <a:pt x="113664" y="1137285"/>
-                                </a:moveTo>
-                                <a:lnTo>
-                                  <a:pt x="2956560" y="1137285"/>
-                                </a:lnTo>
-                                <a:lnTo>
-                                  <a:pt x="2956560" y="1023620"/>
-                                </a:lnTo>
-                                <a:lnTo>
-                                  <a:pt x="113664" y="1023620"/>
-                                </a:lnTo>
-                                <a:lnTo>
-                                  <a:pt x="113664" y="1137285"/>
-                                </a:lnTo>
-                                <a:close/>
-                              </a:path>
-                            </a:pathLst>
-                          </a:custGeom>
-                          <a:ln w="11430">
-                            <a:solidFill>
-                              <a:srgbClr val="000000"/>
-                            </a:solidFill>
-                            <a:prstDash val="solid"/>
-                          </a:ln>
-                        </wps:spPr>
-                        <wps:bodyPr wrap="square" lIns="0" tIns="0" rIns="0" bIns="0" rtlCol="0">
-                          <a:prstTxWarp prst="textNoShape">
-                            <a:avLst/>
-                          </a:prstTxWarp>
-                          <a:noAutofit/>
-                        </wps:bodyPr>
-                      </wps:wsp>
-                      <wps:wsp>
-                        <wps:cNvPr id="15" name="Graphic 15"/>
-                        <wps:cNvSpPr/>
-                        <wps:spPr>
-                          <a:xfrm>
-                            <a:off x="2844419" y="370204"/>
-                            <a:ext cx="3070860" cy="2547620"/>
-                          </a:xfrm>
-                          <a:custGeom>
-                            <a:avLst/>
-                            <a:gdLst/>
-                            <a:ahLst/>
-                            <a:cxnLst/>
-                            <a:rect l="l" t="t" r="r" b="b"/>
-                            <a:pathLst>
-                              <a:path w="3070860" h="2547620">
-                                <a:moveTo>
-                                  <a:pt x="340994" y="1410335"/>
-                                </a:moveTo>
-                                <a:lnTo>
-                                  <a:pt x="340994" y="2547620"/>
-                                </a:lnTo>
-                              </a:path>
-                              <a:path w="3070860" h="2547620">
-                                <a:moveTo>
-                                  <a:pt x="295275" y="1410335"/>
-                                </a:moveTo>
-                                <a:lnTo>
-                                  <a:pt x="386714" y="1410335"/>
-                                </a:lnTo>
-                              </a:path>
-                              <a:path w="3070860" h="2547620">
-                                <a:moveTo>
-                                  <a:pt x="295275" y="2547620"/>
-                                </a:moveTo>
-                                <a:lnTo>
-                                  <a:pt x="386714" y="2547620"/>
-                                </a:lnTo>
-                              </a:path>
-                              <a:path w="3070860" h="2547620">
-                                <a:moveTo>
-                                  <a:pt x="340994" y="1296670"/>
-                                </a:moveTo>
-                                <a:lnTo>
-                                  <a:pt x="340994" y="387350"/>
-                                </a:lnTo>
-                              </a:path>
-                              <a:path w="3070860" h="2547620">
-                                <a:moveTo>
-                                  <a:pt x="386714" y="1296670"/>
-                                </a:moveTo>
-                                <a:lnTo>
-                                  <a:pt x="295275" y="1296670"/>
-                                </a:lnTo>
-                              </a:path>
-                              <a:path w="3070860" h="2547620">
-                                <a:moveTo>
-                                  <a:pt x="386714" y="387350"/>
-                                </a:moveTo>
-                                <a:lnTo>
-                                  <a:pt x="295275" y="387350"/>
-                                </a:lnTo>
-                              </a:path>
-                              <a:path w="3070860" h="2547620">
-                                <a:moveTo>
-                                  <a:pt x="0" y="45720"/>
-                                </a:moveTo>
-                                <a:lnTo>
-                                  <a:pt x="3070860" y="45720"/>
-                                </a:lnTo>
-                              </a:path>
-                              <a:path w="3070860" h="2547620">
-                                <a:moveTo>
-                                  <a:pt x="0" y="91440"/>
-                                </a:moveTo>
-                                <a:lnTo>
-                                  <a:pt x="0" y="0"/>
-                                </a:lnTo>
-                              </a:path>
-                              <a:path w="3070860" h="2547620">
-                                <a:moveTo>
-                                  <a:pt x="3070860" y="91440"/>
-                                </a:moveTo>
-                                <a:lnTo>
-                                  <a:pt x="3070860" y="0"/>
-                                </a:lnTo>
-                              </a:path>
-                            </a:pathLst>
-                          </a:custGeom>
-                          <a:ln w="9525">
-                            <a:solidFill>
-                              <a:srgbClr val="1563BE"/>
-                            </a:solidFill>
-                            <a:prstDash val="solid"/>
-                          </a:ln>
-                        </wps:spPr>
-                        <wps:bodyPr wrap="square" lIns="0" tIns="0" rIns="0" bIns="0" rtlCol="0">
-                          <a:prstTxWarp prst="textNoShape">
-                            <a:avLst/>
-                          </a:prstTxWarp>
-                          <a:noAutofit/>
-                        </wps:bodyPr>
-                      </wps:wsp>
-                      <wps:wsp>
-                        <wps:cNvPr id="16" name="Graphic 16"/>
-                        <wps:cNvSpPr/>
-                        <wps:spPr>
-                          <a:xfrm>
-                            <a:off x="7620" y="251459"/>
-                            <a:ext cx="1904364" cy="3149600"/>
-                          </a:xfrm>
-                          <a:custGeom>
-                            <a:avLst/>
-                            <a:gdLst/>
-                            <a:ahLst/>
-                            <a:cxnLst/>
-                            <a:rect l="l" t="t" r="r" b="b"/>
-                            <a:pathLst>
-                              <a:path w="1904364" h="3149600">
-                                <a:moveTo>
-                                  <a:pt x="1904111" y="0"/>
-                                </a:moveTo>
-                                <a:lnTo>
-                                  <a:pt x="0" y="0"/>
-                                </a:lnTo>
-                                <a:lnTo>
-                                  <a:pt x="0" y="3149219"/>
-                                </a:lnTo>
-                                <a:lnTo>
-                                  <a:pt x="1904111" y="3149219"/>
-                                </a:lnTo>
-                                <a:lnTo>
-                                  <a:pt x="1904111" y="0"/>
-                                </a:lnTo>
-                                <a:close/>
-                              </a:path>
-                            </a:pathLst>
-                          </a:custGeom>
-                          <a:solidFill>
-                            <a:srgbClr val="EEEEEE"/>
-                          </a:solidFill>
-                        </wps:spPr>
-                        <wps:bodyPr wrap="square" lIns="0" tIns="0" rIns="0" bIns="0" rtlCol="0">
-                          <a:prstTxWarp prst="textNoShape">
-                            <a:avLst/>
-                          </a:prstTxWarp>
-                          <a:noAutofit/>
-                        </wps:bodyPr>
-                      </wps:wsp>
-                      <wps:wsp>
-                        <wps:cNvPr id="17" name="Graphic 17"/>
-                        <wps:cNvSpPr/>
-                        <wps:spPr>
-                          <a:xfrm>
-                            <a:off x="0" y="242315"/>
-                            <a:ext cx="6841490" cy="3158490"/>
-                          </a:xfrm>
-                          <a:custGeom>
-                            <a:avLst/>
-                            <a:gdLst/>
-                            <a:ahLst/>
-                            <a:cxnLst/>
-                            <a:rect l="l" t="t" r="r" b="b"/>
-                            <a:pathLst>
-                              <a:path w="6841490" h="3158490">
-                                <a:moveTo>
-                                  <a:pt x="9131" y="0"/>
-                                </a:moveTo>
-                                <a:lnTo>
-                                  <a:pt x="0" y="0"/>
-                                </a:lnTo>
-                                <a:lnTo>
-                                  <a:pt x="0" y="9144"/>
-                                </a:lnTo>
-                                <a:lnTo>
-                                  <a:pt x="0" y="3158363"/>
-                                </a:lnTo>
-                                <a:lnTo>
-                                  <a:pt x="9131" y="3158363"/>
-                                </a:lnTo>
-                                <a:lnTo>
-                                  <a:pt x="9131" y="9144"/>
-                                </a:lnTo>
-                                <a:lnTo>
-                                  <a:pt x="9131" y="0"/>
-                                </a:lnTo>
-                                <a:close/>
-                              </a:path>
-                              <a:path w="6841490" h="3158490">
-                                <a:moveTo>
-                                  <a:pt x="1937004" y="0"/>
-                                </a:moveTo>
-                                <a:lnTo>
-                                  <a:pt x="1922399" y="0"/>
-                                </a:lnTo>
-                                <a:lnTo>
-                                  <a:pt x="1913255" y="0"/>
-                                </a:lnTo>
-                                <a:lnTo>
-                                  <a:pt x="9144" y="0"/>
-                                </a:lnTo>
-                                <a:lnTo>
-                                  <a:pt x="9144" y="9144"/>
-                                </a:lnTo>
-                                <a:lnTo>
-                                  <a:pt x="1913255" y="9144"/>
-                                </a:lnTo>
-                                <a:lnTo>
-                                  <a:pt x="1913255" y="3158363"/>
-                                </a:lnTo>
-                                <a:lnTo>
-                                  <a:pt x="1922399" y="3158363"/>
-                                </a:lnTo>
-                                <a:lnTo>
-                                  <a:pt x="1922399" y="9144"/>
-                                </a:lnTo>
-                                <a:lnTo>
-                                  <a:pt x="1937004" y="9144"/>
-                                </a:lnTo>
-                                <a:lnTo>
-                                  <a:pt x="1937004" y="0"/>
-                                </a:lnTo>
-                                <a:close/>
-                              </a:path>
-                              <a:path w="6841490" h="3158490">
-                                <a:moveTo>
-                                  <a:pt x="6841236" y="0"/>
-                                </a:moveTo>
-                                <a:lnTo>
-                                  <a:pt x="6832092" y="0"/>
-                                </a:lnTo>
-                                <a:lnTo>
-                                  <a:pt x="6777609" y="0"/>
-                                </a:lnTo>
-                                <a:lnTo>
-                                  <a:pt x="6777609" y="9144"/>
-                                </a:lnTo>
-                                <a:lnTo>
-                                  <a:pt x="6832092" y="9144"/>
-                                </a:lnTo>
-                                <a:lnTo>
-                                  <a:pt x="6832092" y="3158363"/>
-                                </a:lnTo>
-                                <a:lnTo>
-                                  <a:pt x="6841236" y="3158363"/>
-                                </a:lnTo>
-                                <a:lnTo>
-                                  <a:pt x="6841236" y="9144"/>
-                                </a:lnTo>
-                                <a:lnTo>
-                                  <a:pt x="6841236" y="0"/>
-                                </a:lnTo>
-                                <a:close/>
-                              </a:path>
-                            </a:pathLst>
-                          </a:custGeom>
-                          <a:solidFill>
-                            <a:srgbClr val="D1D3DB"/>
-                          </a:solidFill>
-                        </wps:spPr>
-                        <wps:bodyPr wrap="square" lIns="0" tIns="0" rIns="0" bIns="0" rtlCol="0">
-                          <a:prstTxWarp prst="textNoShape">
-                            <a:avLst/>
-                          </a:prstTxWarp>
-                          <a:noAutofit/>
-                        </wps:bodyPr>
-                      </wps:wsp>
-                      <wps:wsp>
-                        <wps:cNvPr id="18" name="Graphic 18"/>
-                        <wps:cNvSpPr/>
-                        <wps:spPr>
-                          <a:xfrm>
-                            <a:off x="7620" y="3409822"/>
-                            <a:ext cx="1904364" cy="3148965"/>
-                          </a:xfrm>
-                          <a:custGeom>
-                            <a:avLst/>
-                            <a:gdLst/>
-                            <a:ahLst/>
-                            <a:cxnLst/>
-                            <a:rect l="l" t="t" r="r" b="b"/>
-                            <a:pathLst>
-                              <a:path w="1904364" h="3148965">
-                                <a:moveTo>
-                                  <a:pt x="1904111" y="0"/>
-                                </a:moveTo>
-                                <a:lnTo>
-                                  <a:pt x="0" y="0"/>
-                                </a:lnTo>
-                                <a:lnTo>
-                                  <a:pt x="0" y="3148838"/>
-                                </a:lnTo>
-                                <a:lnTo>
-                                  <a:pt x="1904111" y="3148838"/>
-                                </a:lnTo>
-                                <a:lnTo>
-                                  <a:pt x="1904111" y="0"/>
-                                </a:lnTo>
-                                <a:close/>
-                              </a:path>
-                            </a:pathLst>
-                          </a:custGeom>
-                          <a:solidFill>
-                            <a:srgbClr val="EEEEEE"/>
-                          </a:solidFill>
-                        </wps:spPr>
-                        <wps:bodyPr wrap="square" lIns="0" tIns="0" rIns="0" bIns="0" rtlCol="0">
-                          <a:prstTxWarp prst="textNoShape">
-                            <a:avLst/>
-                          </a:prstTxWarp>
-                          <a:noAutofit/>
-                        </wps:bodyPr>
-                      </wps:wsp>
-                      <wps:wsp>
-                        <wps:cNvPr id="19" name="Graphic 19"/>
-                        <wps:cNvSpPr/>
-                        <wps:spPr>
-                          <a:xfrm>
-                            <a:off x="0" y="3400691"/>
-                            <a:ext cx="6841490" cy="3167380"/>
-                          </a:xfrm>
-                          <a:custGeom>
-                            <a:avLst/>
-                            <a:gdLst/>
-                            <a:ahLst/>
-                            <a:cxnLst/>
-                            <a:rect l="l" t="t" r="r" b="b"/>
-                            <a:pathLst>
-                              <a:path w="6841490" h="3167380">
-                                <a:moveTo>
-                                  <a:pt x="9131" y="3157982"/>
-                                </a:moveTo>
-                                <a:lnTo>
-                                  <a:pt x="0" y="3157982"/>
-                                </a:lnTo>
-                                <a:lnTo>
-                                  <a:pt x="0" y="3167113"/>
-                                </a:lnTo>
-                                <a:lnTo>
-                                  <a:pt x="9131" y="3167113"/>
-                                </a:lnTo>
-                                <a:lnTo>
-                                  <a:pt x="9131" y="3157982"/>
-                                </a:lnTo>
-                                <a:close/>
-                              </a:path>
-                              <a:path w="6841490" h="3167380">
-                                <a:moveTo>
-                                  <a:pt x="9131" y="0"/>
-                                </a:moveTo>
-                                <a:lnTo>
-                                  <a:pt x="0" y="0"/>
-                                </a:lnTo>
-                                <a:lnTo>
-                                  <a:pt x="0" y="9131"/>
-                                </a:lnTo>
-                                <a:lnTo>
-                                  <a:pt x="0" y="3157969"/>
-                                </a:lnTo>
-                                <a:lnTo>
-                                  <a:pt x="9131" y="3157969"/>
-                                </a:lnTo>
-                                <a:lnTo>
-                                  <a:pt x="9131" y="9131"/>
-                                </a:lnTo>
-                                <a:lnTo>
-                                  <a:pt x="9131" y="0"/>
-                                </a:lnTo>
-                                <a:close/>
-                              </a:path>
-                              <a:path w="6841490" h="3167380">
-                                <a:moveTo>
-                                  <a:pt x="6841236" y="3157982"/>
-                                </a:moveTo>
-                                <a:lnTo>
-                                  <a:pt x="6832092" y="3157982"/>
-                                </a:lnTo>
-                                <a:lnTo>
-                                  <a:pt x="1922399" y="3157982"/>
-                                </a:lnTo>
-                                <a:lnTo>
-                                  <a:pt x="1913255" y="3157982"/>
-                                </a:lnTo>
-                                <a:lnTo>
-                                  <a:pt x="9144" y="3157982"/>
-                                </a:lnTo>
-                                <a:lnTo>
-                                  <a:pt x="9144" y="3167113"/>
-                                </a:lnTo>
-                                <a:lnTo>
-                                  <a:pt x="1913255" y="3167113"/>
-                                </a:lnTo>
-                                <a:lnTo>
-                                  <a:pt x="1922399" y="3167113"/>
-                                </a:lnTo>
-                                <a:lnTo>
-                                  <a:pt x="6832092" y="3167113"/>
-                                </a:lnTo>
-                                <a:lnTo>
-                                  <a:pt x="6841236" y="3167113"/>
-                                </a:lnTo>
-                                <a:lnTo>
-                                  <a:pt x="6841236" y="3157982"/>
-                                </a:lnTo>
-                                <a:close/>
-                              </a:path>
-                              <a:path w="6841490" h="3167380">
-                                <a:moveTo>
-                                  <a:pt x="6841236" y="0"/>
-                                </a:moveTo>
-                                <a:lnTo>
-                                  <a:pt x="6832092" y="0"/>
-                                </a:lnTo>
-                                <a:lnTo>
-                                  <a:pt x="1922399" y="0"/>
-                                </a:lnTo>
-                                <a:lnTo>
-                                  <a:pt x="1913255" y="0"/>
-                                </a:lnTo>
-                                <a:lnTo>
-                                  <a:pt x="9144" y="0"/>
-                                </a:lnTo>
-                                <a:lnTo>
-                                  <a:pt x="9144" y="9131"/>
-                                </a:lnTo>
-                                <a:lnTo>
-                                  <a:pt x="1913255" y="9131"/>
-                                </a:lnTo>
-                                <a:lnTo>
-                                  <a:pt x="1913255" y="3157969"/>
-                                </a:lnTo>
-                                <a:lnTo>
-                                  <a:pt x="1922399" y="3157969"/>
-                                </a:lnTo>
-                                <a:lnTo>
-                                  <a:pt x="1922399" y="9131"/>
-                                </a:lnTo>
-                                <a:lnTo>
-                                  <a:pt x="6832092" y="9131"/>
-                                </a:lnTo>
-                                <a:lnTo>
-                                  <a:pt x="6832092" y="3157969"/>
-                                </a:lnTo>
-                                <a:lnTo>
-                                  <a:pt x="6841236" y="3157969"/>
-                                </a:lnTo>
-                                <a:lnTo>
-                                  <a:pt x="6841236" y="9131"/>
-                                </a:lnTo>
-                                <a:lnTo>
-                                  <a:pt x="6841236" y="0"/>
-                                </a:lnTo>
-                                <a:close/>
-                              </a:path>
-                            </a:pathLst>
-                          </a:custGeom>
-                          <a:solidFill>
-                            <a:srgbClr val="D1D3DB"/>
-                          </a:solidFill>
-                        </wps:spPr>
-                        <wps:bodyPr wrap="square" lIns="0" tIns="0" rIns="0" bIns="0" rtlCol="0">
-                          <a:prstTxWarp prst="textNoShape">
-                            <a:avLst/>
-                          </a:prstTxWarp>
-                          <a:noAutofit/>
-                        </wps:bodyPr>
-                      </wps:wsp>
-                      <pic:pic xmlns:pic="http://schemas.openxmlformats.org/drawingml/2006/picture">
-                        <pic:nvPicPr>
-                          <pic:cNvPr id="20" name="Image 20"/>
-                          <pic:cNvPicPr/>
-                        </pic:nvPicPr>
-                        <pic:blipFill>
-                          <a:blip r:embed="rId8" cstate="print"/>
-                          <a:stretch>
-                            <a:fillRect/>
-                          </a:stretch>
-                        </pic:blipFill>
-                        <pic:spPr>
-                          <a:xfrm>
-                            <a:off x="1912620" y="185978"/>
-                            <a:ext cx="4902708" cy="134061"/>
-                          </a:xfrm>
-                          <a:prstGeom prst="rect">
-                            <a:avLst/>
-                          </a:prstGeom>
-                        </pic:spPr>
-                      </pic:pic>
-                      <wps:wsp>
-                        <wps:cNvPr id="21" name="Graphic 21"/>
-                        <wps:cNvSpPr/>
-                        <wps:spPr>
-                          <a:xfrm>
-                            <a:off x="1956054" y="224154"/>
-                            <a:ext cx="4802505" cy="15240"/>
-                          </a:xfrm>
-                          <a:custGeom>
-                            <a:avLst/>
-                            <a:gdLst/>
-                            <a:ahLst/>
-                            <a:cxnLst/>
-                            <a:rect l="l" t="t" r="r" b="b"/>
-                            <a:pathLst>
-                              <a:path w="4802505" h="15240">
-                                <a:moveTo>
-                                  <a:pt x="0" y="15240"/>
-                                </a:moveTo>
-                                <a:lnTo>
-                                  <a:pt x="4802505" y="0"/>
-                                </a:lnTo>
-                              </a:path>
-                            </a:pathLst>
-                          </a:custGeom>
-                          <a:ln w="38100">
-                            <a:solidFill>
-                              <a:srgbClr val="000000"/>
-                            </a:solidFill>
-                            <a:prstDash val="solid"/>
-                          </a:ln>
-                        </wps:spPr>
-                        <wps:bodyPr wrap="square" lIns="0" tIns="0" rIns="0" bIns="0" rtlCol="0">
-                          <a:prstTxWarp prst="textNoShape">
-                            <a:avLst/>
-                          </a:prstTxWarp>
-                          <a:noAutofit/>
-                        </wps:bodyPr>
-                      </wps:wsp>
-                      <wps:wsp>
-                        <wps:cNvPr id="22" name="Graphic 22"/>
-                        <wps:cNvSpPr/>
-                        <wps:spPr>
-                          <a:xfrm>
-                            <a:off x="4700523" y="3175"/>
-                            <a:ext cx="561340" cy="231775"/>
-                          </a:xfrm>
-                          <a:custGeom>
-                            <a:avLst/>
-                            <a:gdLst/>
-                            <a:ahLst/>
-                            <a:cxnLst/>
-                            <a:rect l="l" t="t" r="r" b="b"/>
-                            <a:pathLst>
-                              <a:path w="561340" h="231775">
-                                <a:moveTo>
-                                  <a:pt x="561339" y="0"/>
-                                </a:moveTo>
-                                <a:lnTo>
-                                  <a:pt x="0" y="0"/>
-                                </a:lnTo>
-                                <a:lnTo>
-                                  <a:pt x="0" y="231775"/>
-                                </a:lnTo>
-                                <a:lnTo>
-                                  <a:pt x="561339" y="231775"/>
-                                </a:lnTo>
-                                <a:lnTo>
-                                  <a:pt x="561339" y="0"/>
-                                </a:lnTo>
-                                <a:close/>
-                              </a:path>
-                            </a:pathLst>
-                          </a:custGeom>
-                          <a:solidFill>
-                            <a:srgbClr val="FFFFFF"/>
-                          </a:solidFill>
-                        </wps:spPr>
-                        <wps:bodyPr wrap="square" lIns="0" tIns="0" rIns="0" bIns="0" rtlCol="0">
-                          <a:prstTxWarp prst="textNoShape">
-                            <a:avLst/>
-                          </a:prstTxWarp>
-                          <a:noAutofit/>
-                        </wps:bodyPr>
-                      </wps:wsp>
-                      <wps:wsp>
-                        <wps:cNvPr id="23" name="Graphic 23"/>
-                        <wps:cNvSpPr/>
-                        <wps:spPr>
-                          <a:xfrm>
-                            <a:off x="4700523" y="3175"/>
-                            <a:ext cx="561340" cy="231775"/>
-                          </a:xfrm>
-                          <a:custGeom>
-                            <a:avLst/>
-                            <a:gdLst/>
-                            <a:ahLst/>
-                            <a:cxnLst/>
-                            <a:rect l="l" t="t" r="r" b="b"/>
-                            <a:pathLst>
-                              <a:path w="561340" h="231775">
-                                <a:moveTo>
-                                  <a:pt x="0" y="231775"/>
-                                </a:moveTo>
-                                <a:lnTo>
-                                  <a:pt x="561339" y="231775"/>
-                                </a:lnTo>
-                                <a:lnTo>
-                                  <a:pt x="561339" y="0"/>
-                                </a:lnTo>
-                                <a:lnTo>
-                                  <a:pt x="0" y="0"/>
-                                </a:lnTo>
-                                <a:lnTo>
-                                  <a:pt x="0" y="231775"/>
-                                </a:lnTo>
-                                <a:close/>
-                              </a:path>
-                            </a:pathLst>
-                          </a:custGeom>
-                          <a:ln w="6350">
-                            <a:solidFill>
-                              <a:srgbClr val="000000"/>
-                            </a:solidFill>
-                            <a:prstDash val="solid"/>
-                          </a:ln>
-                        </wps:spPr>
-                        <wps:bodyPr wrap="square" lIns="0" tIns="0" rIns="0" bIns="0" rtlCol="0">
-                          <a:prstTxWarp prst="textNoShape">
-                            <a:avLst/>
-                          </a:prstTxWarp>
-                          <a:noAutofit/>
-                        </wps:bodyPr>
-                      </wps:wsp>
-                      <wps:wsp>
-                        <wps:cNvPr id="24" name="Graphic 24"/>
-                        <wps:cNvSpPr/>
-                        <wps:spPr>
-                          <a:xfrm>
-                            <a:off x="6863333" y="1213485"/>
-                            <a:ext cx="231775" cy="561340"/>
-                          </a:xfrm>
-                          <a:custGeom>
-                            <a:avLst/>
-                            <a:gdLst/>
-                            <a:ahLst/>
-                            <a:cxnLst/>
-                            <a:rect l="l" t="t" r="r" b="b"/>
-                            <a:pathLst>
-                              <a:path w="231775" h="561340">
-                                <a:moveTo>
-                                  <a:pt x="0" y="561340"/>
-                                </a:moveTo>
-                                <a:lnTo>
-                                  <a:pt x="231775" y="561340"/>
-                                </a:lnTo>
-                                <a:lnTo>
-                                  <a:pt x="231775" y="0"/>
-                                </a:lnTo>
-                                <a:lnTo>
-                                  <a:pt x="0" y="0"/>
-                                </a:lnTo>
-                                <a:lnTo>
-                                  <a:pt x="0" y="561340"/>
-                                </a:lnTo>
-                                <a:close/>
-                              </a:path>
-                            </a:pathLst>
-                          </a:custGeom>
-                          <a:ln w="6350">
-                            <a:solidFill>
-                              <a:srgbClr val="000000"/>
-                            </a:solidFill>
-                            <a:prstDash val="solid"/>
-                          </a:ln>
-                        </wps:spPr>
-                        <wps:bodyPr wrap="square" lIns="0" tIns="0" rIns="0" bIns="0" rtlCol="0">
-                          <a:prstTxWarp prst="textNoShape">
-                            <a:avLst/>
-                          </a:prstTxWarp>
-                          <a:noAutofit/>
-                        </wps:bodyPr>
-                      </wps:wsp>
-                      <pic:pic xmlns:pic="http://schemas.openxmlformats.org/drawingml/2006/picture">
-                        <pic:nvPicPr>
-                          <pic:cNvPr id="25" name="Image 25"/>
-                          <pic:cNvPicPr/>
-                        </pic:nvPicPr>
-                        <pic:blipFill>
-                          <a:blip r:embed="rId9" cstate="print"/>
-                          <a:stretch>
-                            <a:fillRect/>
-                          </a:stretch>
-                        </pic:blipFill>
-                        <pic:spPr>
-                          <a:xfrm>
-                            <a:off x="6688835" y="228600"/>
-                            <a:ext cx="129641" cy="2734055"/>
-                          </a:xfrm>
-                          <a:prstGeom prst="rect">
-                            <a:avLst/>
-                          </a:prstGeom>
-                        </pic:spPr>
-                      </pic:pic>
-                      <wps:wsp>
-                        <wps:cNvPr id="26" name="Graphic 26"/>
-                        <wps:cNvSpPr/>
-                        <wps:spPr>
-                          <a:xfrm>
-                            <a:off x="6750939" y="247650"/>
-                            <a:ext cx="10795" cy="2635250"/>
-                          </a:xfrm>
-                          <a:custGeom>
-                            <a:avLst/>
-                            <a:gdLst/>
-                            <a:ahLst/>
-                            <a:cxnLst/>
-                            <a:rect l="l" t="t" r="r" b="b"/>
-                            <a:pathLst>
-                              <a:path w="10795" h="2635250">
-                                <a:moveTo>
-                                  <a:pt x="0" y="0"/>
-                                </a:moveTo>
-                                <a:lnTo>
-                                  <a:pt x="10795" y="2635250"/>
-                                </a:lnTo>
-                              </a:path>
-                            </a:pathLst>
-                          </a:custGeom>
-                          <a:ln w="38099">
-                            <a:solidFill>
-                              <a:srgbClr val="000000"/>
-                            </a:solidFill>
-                            <a:prstDash val="solid"/>
-                          </a:ln>
-                        </wps:spPr>
-                        <wps:bodyPr wrap="square" lIns="0" tIns="0" rIns="0" bIns="0" rtlCol="0">
-                          <a:prstTxWarp prst="textNoShape">
-                            <a:avLst/>
-                          </a:prstTxWarp>
-                          <a:noAutofit/>
-                        </wps:bodyPr>
-                      </wps:wsp>
-                      <wps:wsp>
-                        <wps:cNvPr id="27" name="Graphic 27"/>
-                        <wps:cNvSpPr/>
-                        <wps:spPr>
-                          <a:xfrm>
-                            <a:off x="5797803" y="239395"/>
-                            <a:ext cx="963930" cy="791845"/>
-                          </a:xfrm>
-                          <a:custGeom>
-                            <a:avLst/>
-                            <a:gdLst/>
-                            <a:ahLst/>
-                            <a:cxnLst/>
-                            <a:rect l="l" t="t" r="r" b="b"/>
-                            <a:pathLst>
-                              <a:path w="963930" h="791845">
-                                <a:moveTo>
-                                  <a:pt x="123189" y="791464"/>
-                                </a:moveTo>
-                                <a:lnTo>
-                                  <a:pt x="963929" y="791464"/>
-                                </a:lnTo>
-                              </a:path>
-                              <a:path w="963930" h="791845">
-                                <a:moveTo>
-                                  <a:pt x="0" y="0"/>
-                                </a:moveTo>
-                                <a:lnTo>
-                                  <a:pt x="7619" y="376554"/>
-                                </a:lnTo>
-                              </a:path>
-                            </a:pathLst>
-                          </a:custGeom>
-                          <a:ln w="9525">
-                            <a:solidFill>
-                              <a:srgbClr val="497DBA"/>
-                            </a:solidFill>
-                            <a:prstDash val="solid"/>
-                          </a:ln>
-                        </wps:spPr>
-                        <wps:bodyPr wrap="square" lIns="0" tIns="0" rIns="0" bIns="0" rtlCol="0">
-                          <a:prstTxWarp prst="textNoShape">
-                            <a:avLst/>
-                          </a:prstTxWarp>
-                          <a:noAutofit/>
-                        </wps:bodyPr>
-                      </wps:wsp>
-                    </wpg:wgp>
-                  </a:graphicData>
-                </a:graphic>
-              </wp:anchor>
-            </w:drawing>
-          </mc:Choice>
-          <mc:Fallback>
-            <w:pict>
-              <v:group w14:anchorId="7E0E507D" id="Group 13" o:spid="_x0000_s1026" style="position:absolute;margin-left:28.1pt;margin-top:13.2pt;width:558.95pt;height:517.15pt;z-index:-17309184;mso-wrap-distance-left:0;mso-wrap-distance-right:0;mso-position-horizontal-relative:page;mso-position-vertical-relative:page" coordsize="70986,65678" o:gfxdata="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">
-                <v:shape id="Graphic 14" o:spid="_x0000_s1027" style="position:absolute;left:28444;top:6432;width:30708;height:22746;visibility:visible;mso-wrap-style:square;v-text-anchor:top" coordsize="3070860,2274570" o:gfxdata="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" path="m,114300r3070860,l3070860,,,,,114300xem,2274570r113664,l113664,114300,,114300,,2274570xem2956560,2274570r114300,l3070860,114300r-114300,l2956560,2274570xem113664,1137285r2842896,l2956560,1023620r-2842896,l113664,1137285xe" filled="f" strokeweight=".9pt">
-                  <v:path arrowok="t"/>
-                </v:shape>
-                <v:shape id="Graphic 15" o:spid="_x0000_s1028" style="position:absolute;left:28444;top:3702;width:30708;height:25476;visibility:visible;mso-wrap-style:square;v-text-anchor:top" coordsize="3070860,2547620" o:gfxdata="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" path="m340994,1410335r,1137285em295275,1410335r91439,em295275,2547620r91439,em340994,1296670r,-909320em386714,1296670r-91439,em386714,387350r-91439,em,45720r3070860,em,91440l,em3070860,91440r,-91440e" filled="f" strokecolor="#1563be">
-                  <v:path arrowok="t"/>
-                </v:shape>
-                <v:shape id="Graphic 16" o:spid="_x0000_s1029" style="position:absolute;left:76;top:2514;width:19043;height:31496;visibility:visible;mso-wrap-style:square;v-text-anchor:top" coordsize="1904364,3149600" o:gfxdata="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" path="m1904111,l,,,3149219r1904111,l1904111,xe" fillcolor="#eee" stroked="f">
-                  <v:path arrowok="t"/>
-                </v:shape>
-                <v:shape id="Graphic 17" o:spid="_x0000_s1030" style="position:absolute;top:2423;width:68414;height:31585;visibility:visible;mso-wrap-style:square;v-text-anchor:top" coordsize="6841490,3158490" o:gfxdata="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" path="m9131,l,,,9144,,3158363r9131,l9131,9144,9131,xem1937004,r-14605,l1913255,,9144,r,9144l1913255,9144r,3149219l1922399,3158363r,-3149219l1937004,9144r,-9144xem6841236,r-9144,l6777609,r,9144l6832092,9144r,3149219l6841236,3158363r,-3149219l6841236,xe" fillcolor="#d1d3db" stroked="f">
-                  <v:path arrowok="t"/>
-                </v:shape>
-                <v:shape id="Graphic 18" o:spid="_x0000_s1031" style="position:absolute;left:76;top:34098;width:19043;height:31489;visibility:visible;mso-wrap-style:square;v-text-anchor:top" coordsize="1904364,3148965" o:gfxdata="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" path="m1904111,l,,,3148838r1904111,l1904111,xe" fillcolor="#eee" stroked="f">
-                  <v:path arrowok="t"/>
-                </v:shape>
-                <v:shape id="Graphic 19" o:spid="_x0000_s1032" style="position:absolute;top:34006;width:68414;height:31674;visibility:visible;mso-wrap-style:square;v-text-anchor:top" coordsize="6841490,3167380" o:gfxdata="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" path="m9131,3157982r-9131,l,3167113r9131,l9131,3157982xem9131,l,,,9131,,3157969r9131,l9131,9131,9131,xem6841236,3157982r-9144,l1922399,3157982r-9144,l9144,3157982r,9131l1913255,3167113r9144,l6832092,3167113r9144,l6841236,3157982xem6841236,r-9144,l1922399,r-9144,l9144,r,9131l1913255,9131r,3148838l1922399,3157969r,-3148838l6832092,9131r,3148838l6841236,3157969r,-3148838l6841236,xe" fillcolor="#d1d3db" stroked="f">
-                  <v:path arrowok="t"/>
-                </v:shape>
-                <v:shapetype id="_x0000_t75" coordsize="21600,21600" o:spt="75" o:preferrelative="t" path="m@4@5l@4@11@9@11@9@5xe" filled="f" stroked="f">
-                  <v:stroke joinstyle="miter"/>
-                  <v:formulas>
-                    <v:f eqn="if lineDrawn pixelLineWidth 0"/>
-                    <v:f eqn="sum @0 1 0"/>
-                    <v:f eqn="sum 0 0 @1"/>
-                    <v:f eqn="prod @2 1 2"/>
-                    <v:f eqn="prod @3 21600 pixelWidth"/>
-                    <v:f eqn="prod @3 21600 pixelHeight"/>
-                    <v:f eqn="sum @0 0 1"/>
-                    <v:f eqn="prod @6 1 2"/>
-                    <v:f eqn="prod @7 21600 pixelWidth"/>
-                    <v:f eqn="sum @8 21600 0"/>
-                    <v:f eqn="prod @7 21600 pixelHeight"/>
-                    <v:f eqn="sum @10 21600 0"/>
-                  </v:formulas>
-                  <v:path o:extrusionok="f" gradientshapeok="t" o:connecttype="rect"/>
-                  <o:lock v:ext="edit" aspectratio="t"/>
-                </v:shapetype>
-                <v:shape id="Image 20" o:spid="_x0000_s1033" type="#_x0000_t75" style="position:absolute;left:19126;top:1859;width:49027;height:1341;visibility:visible;mso-wrap-style:square" o:gfxdata="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">
-                  <v:imagedata r:id="rId10" o:title=""/>
-                </v:shape>
-                <v:shape id="Graphic 21" o:spid="_x0000_s1034" style="position:absolute;left:19560;top:2241;width:48025;height:152;visibility:visible;mso-wrap-style:square;v-text-anchor:top" coordsize="4802505,15240" o:gfxdata="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" path="m,15240l4802505,e" filled="f" strokeweight="3pt">
-                  <v:path arrowok="t"/>
-                </v:shape>
-                <v:shape id="Graphic 22" o:spid="_x0000_s1035" style="position:absolute;left:47005;top:31;width:5613;height:2318;visibility:visible;mso-wrap-style:square;v-text-anchor:top" coordsize="561340,231775" o:gfxdata="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" path="m561339,l,,,231775r561339,l561339,xe" stroked="f">
-                  <v:path arrowok="t"/>
-                </v:shape>
-                <v:shape id="Graphic 23" o:spid="_x0000_s1036" style="position:absolute;left:47005;top:31;width:5613;height:2318;visibility:visible;mso-wrap-style:square;v-text-anchor:top" coordsize="561340,231775" o:gfxdata="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" path="m,231775r561339,l561339,,,,,231775xe" filled="f" strokeweight=".5pt">
-                  <v:path arrowok="t"/>
-                </v:shape>
-                <v:shape id="Graphic 24" o:spid="_x0000_s1037" style="position:absolute;left:68633;top:12134;width:2318;height:5614;visibility:visible;mso-wrap-style:square;v-text-anchor:top" coordsize="231775,561340" o:gfxdata="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" path="m,561340r231775,l231775,,,,,561340xe" filled="f" strokeweight=".5pt">
-                  <v:path arrowok="t"/>
-                </v:shape>
-                <v:shape id="Image 25" o:spid="_x0000_s1038" type="#_x0000_t75" style="position:absolute;left:66888;top:2286;width:1296;height:27340;visibility:visible;mso-wrap-style:square" o:gfxdata="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">
-                  <v:imagedata r:id="rId11" o:title=""/>
-                </v:shape>
-                <v:shape id="Graphic 26" o:spid="_x0000_s1039" style="position:absolute;left:67509;top:2476;width:108;height:26353;visibility:visible;mso-wrap-style:square;v-text-anchor:top" coordsize="10795,2635250" o:gfxdata="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" path="m,l10795,2635250e" filled="f" strokeweight="1.0583mm">
-                  <v:path arrowok="t"/>
-                </v:shape>
-                <v:shape id="Graphic 27" o:spid="_x0000_s1040" style="position:absolute;left:57978;top:2393;width:9639;height:7919;visibility:visible;mso-wrap-style:square;v-text-anchor:top" coordsize="963930,791845" o:gfxdata="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" path="m123189,791464r840740,em,l7619,376554e" filled="f" strokecolor="#497dba">
-                  <v:path arrowok="t"/>
-                </v:shape>
-                <w10:wrap anchorx="page" anchory="page"/>
-              </v:group>
-            </w:pict>
-          </mc:Fallback>
-        </mc:AlternateContent>
-      </w:r>
-      <w:r>
-        <w:rPr>
-          <w:noProof/>
-        </w:rPr>
-        <mc:AlternateContent>
-          <mc:Choice Requires="wps">
-            <w:drawing>
-              <wp:anchor distT="0" distB="0" distL="0" distR="0" simplePos="0" relativeHeight="15733760" behindDoc="0" locked="0" layoutInCell="1" allowOverlap="1" wp14:anchorId="0D972647" wp14:editId="7AA41F92">
-                <wp:simplePos x="0" y="0"/>
-                <wp:positionH relativeFrom="page">
-                  <wp:posOffset>7246436</wp:posOffset>
-                </wp:positionH>
-                <wp:positionV relativeFrom="page">
-                  <wp:posOffset>1462531</wp:posOffset>
-                </wp:positionV>
-                <wp:extent cx="165735" cy="271145"/>
-                <wp:effectExtent l="0" t="0" r="0" b="0"/>
-                <wp:wrapNone/>
-                <wp:docPr id="28" name="Textbox 28"/>
-                <wp:cNvGraphicFramePr>
-                  <a:graphicFrameLocks xmlns:a="http://schemas.openxmlformats.org/drawingml/2006/main"/>
-                </wp:cNvGraphicFramePr>
-                <a:graphic xmlns:a="http://schemas.openxmlformats.org/drawingml/2006/main">
-                  <a:graphicData uri="http://schemas.microsoft.com/office/word/2010/wordprocessingShape">
-                    <wps:wsp>
-                      <wps:cNvSpPr txBox="1">
-                        <a:spLocks/>
-                      </wps:cNvSpPr>
-                      <wps:spPr>
-                        <a:xfrm>
-                          <a:off x="0" y="0"/>
-                          <a:ext cx="165735" cy="271145"/>
-                        </a:xfrm>
-                        <a:prstGeom prst="rect">
-                          <a:avLst/>
-                        </a:prstGeom>
-                      </wps:spPr>
-                      <wps:txbx>
-                        <w:txbxContent>
-                          <w:p>
-                            <w:pPr>
-                              <w:spacing w:before="10"/>
-                              <w:ind w:left="20"/>
-                              <w:rPr>
-                                <w:sz w:val="20"/>
-                              </w:rPr>
-                            </w:pPr>
-                            <w:r>
-                              <w:rPr>
-                                <w:spacing w:val="-4"/>
-                                <w:sz w:val="20"/>
-                              </w:rPr>
-                              <w:t>Wall</w:t>
-                            </w:r>
-                          </w:p>
-                        </w:txbxContent>
-                      </wps:txbx>
-                      <wps:bodyPr vert="vert" wrap="square" lIns="0" tIns="0" rIns="0" bIns="0" rtlCol="0">
-                        <a:noAutofit/>
-                      </wps:bodyPr>
-                    </wps:wsp>
-                  </a:graphicData>
-                </a:graphic>
-              </wp:anchor>
-            </w:drawing>
-          </mc:Choice>
-          <mc:Fallback>
-            <w:pict>
-              <v:shapetype w14:anchorId="0D972647" id="_x0000_t202" coordsize="21600,21600" o:spt="202" path="m,l,21600r21600,l21600,xe">
-                <v:stroke joinstyle="miter"/>
-                <v:path gradientshapeok="t" o:connecttype="rect"/>
-              </v:shapetype>
-              <v:shape id="Textbox 28" o:spid="_x0000_s1026" type="#_x0000_t202" style="position:absolute;left:0;text-align:left;margin-left:570.6pt;margin-top:115.15pt;width:13.05pt;height:21.35pt;z-index:15733760;visibility:visible;mso-wrap-style:square;mso-wrap-distance-left:0;mso-wrap-distance-top:0;mso-wrap-distance-right:0;mso-wrap-distance-bottom:0;mso-position-horizontal:absolute;mso-position-horizontal-relative:page;mso-position-vertical:absolute;mso-position-vertical-relative:page;v-text-anchor:top" o:gfxdata="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" filled="f" stroked="f">
-                <v:textbox style="layout-flow:vertical" inset="0,0,0,0">
-                  <w:txbxContent>
-                    <w:p>
-                      <w:pPr>
-                        <w:spacing w:before="10"/>
-                        <w:ind w:left="20"/>
-                        <w:rPr>
-                          <w:sz w:val="20"/>
-                        </w:rPr>
-                      </w:pPr>
-                      <w:r>
-                        <w:rPr>
-                          <w:spacing w:val="-4"/>
-                          <w:sz w:val="20"/>
-                        </w:rPr>
-                        <w:t>Wall</w:t>
-                      </w:r>
-                    </w:p>
-                  </w:txbxContent>
-                </v:textbox>
-                <w10:wrap anchorx="page" anchory="page"/>
-              </v:shape>
-            </w:pict>
-          </mc:Fallback>
-        </mc:AlternateContent>
-      </w:r>
-      <w:r>
-        <w:rPr>
-          <w:spacing w:val="-4"/>
-        </w:rPr>
-        <w:t>Wall</w:t>
-      </w:r>
-    </w:p>
-    <w:p>
-      <w:pPr>
-        <w:spacing w:before="16"/>
-        <w:rPr>
-          <w:sz w:val="15"/>
-        </w:rPr>
-      </w:pPr>
-    </w:p>
     <w:p>
       <w:r>
         <w:rPr>
